--- a/template.docx
+++ b/template.docx
@@ -582,6 +582,7 @@
                               </w:rPr>
                               <w:t xml:space="preserve">{{ </w:t>
                             </w:r>
+                            <w:proofErr w:type="spellStart"/>
                             <w:r>
                               <w:rPr>
                                 <w:rFonts w:asciiTheme="minorHAnsi" w:hAnsiTheme="minorHAnsi" w:cs="Calibri"/>
@@ -602,9 +603,46 @@
                                 <w:color w:val="595959" w:themeColor="text1" w:themeTint="A6"/>
                                 <w:sz w:val="28"/>
                                 <w:szCs w:val="28"/>
+                              </w:rPr>
+                              <w:t>_</w:t>
+                            </w:r>
+                            <w:proofErr w:type="gramStart"/>
+                            <w:r>
+                              <w:rPr>
+                                <w:rFonts w:asciiTheme="minorHAnsi" w:hAnsiTheme="minorHAnsi" w:cs="Calibri"/>
+                                <w:b/>
+                                <w:bCs/>
+                                <w:color w:val="595959" w:themeColor="text1" w:themeTint="A6"/>
+                                <w:sz w:val="28"/>
+                                <w:szCs w:val="28"/>
+                              </w:rPr>
+                              <w:t>name</w:t>
+                            </w:r>
+                            <w:proofErr w:type="spellEnd"/>
+                            <w:r>
+                              <w:rPr>
+                                <w:rFonts w:asciiTheme="minorHAnsi" w:hAnsiTheme="minorHAnsi" w:cs="Calibri"/>
+                                <w:b/>
+                                <w:bCs/>
+                                <w:color w:val="595959" w:themeColor="text1" w:themeTint="A6"/>
+                                <w:sz w:val="28"/>
+                                <w:szCs w:val="28"/>
                                 <w:rtl/>
                               </w:rPr>
-                              <w:t xml:space="preserve"> }}</w:t>
+                              <w:t xml:space="preserve"> }</w:t>
+                            </w:r>
+                            <w:proofErr w:type="gramEnd"/>
+                            <w:r>
+                              <w:rPr>
+                                <w:rFonts w:asciiTheme="minorHAnsi" w:hAnsiTheme="minorHAnsi" w:cs="Calibri"/>
+                                <w:b/>
+                                <w:bCs/>
+                                <w:color w:val="595959" w:themeColor="text1" w:themeTint="A6"/>
+                                <w:sz w:val="28"/>
+                                <w:szCs w:val="28"/>
+                                <w:rtl/>
+                              </w:rPr>
+                              <w:t>}</w:t>
                             </w:r>
                           </w:p>
                           <w:p>
@@ -1004,6 +1042,7 @@
                         </w:rPr>
                         <w:t xml:space="preserve">{{ </w:t>
                       </w:r>
+                      <w:proofErr w:type="spellStart"/>
                       <w:r>
                         <w:rPr>
                           <w:rFonts w:asciiTheme="minorHAnsi" w:hAnsiTheme="minorHAnsi" w:cs="Calibri"/>
@@ -1024,9 +1063,46 @@
                           <w:color w:val="595959" w:themeColor="text1" w:themeTint="A6"/>
                           <w:sz w:val="28"/>
                           <w:szCs w:val="28"/>
+                        </w:rPr>
+                        <w:t>_</w:t>
+                      </w:r>
+                      <w:proofErr w:type="gramStart"/>
+                      <w:r>
+                        <w:rPr>
+                          <w:rFonts w:asciiTheme="minorHAnsi" w:hAnsiTheme="minorHAnsi" w:cs="Calibri"/>
+                          <w:b/>
+                          <w:bCs/>
+                          <w:color w:val="595959" w:themeColor="text1" w:themeTint="A6"/>
+                          <w:sz w:val="28"/>
+                          <w:szCs w:val="28"/>
+                        </w:rPr>
+                        <w:t>name</w:t>
+                      </w:r>
+                      <w:proofErr w:type="spellEnd"/>
+                      <w:r>
+                        <w:rPr>
+                          <w:rFonts w:asciiTheme="minorHAnsi" w:hAnsiTheme="minorHAnsi" w:cs="Calibri"/>
+                          <w:b/>
+                          <w:bCs/>
+                          <w:color w:val="595959" w:themeColor="text1" w:themeTint="A6"/>
+                          <w:sz w:val="28"/>
+                          <w:szCs w:val="28"/>
                           <w:rtl/>
                         </w:rPr>
-                        <w:t xml:space="preserve"> }}</w:t>
+                        <w:t xml:space="preserve"> }</w:t>
+                      </w:r>
+                      <w:proofErr w:type="gramEnd"/>
+                      <w:r>
+                        <w:rPr>
+                          <w:rFonts w:asciiTheme="minorHAnsi" w:hAnsiTheme="minorHAnsi" w:cs="Calibri"/>
+                          <w:b/>
+                          <w:bCs/>
+                          <w:color w:val="595959" w:themeColor="text1" w:themeTint="A6"/>
+                          <w:sz w:val="28"/>
+                          <w:szCs w:val="28"/>
+                          <w:rtl/>
+                        </w:rPr>
+                        <w:t>}</w:t>
                       </w:r>
                     </w:p>
                     <w:p>
@@ -1318,7 +1394,7 @@
             </w:r>
             <w:r>
               <w:rPr>
-                <w:rFonts w:asciiTheme="majorHAnsi" w:hAnsiTheme="majorHAnsi" w:cstheme="majorHAnsi" w:hint="cs"/>
+                <w:rFonts w:asciiTheme="majorHAnsi" w:hAnsiTheme="majorHAnsi" w:cstheme="majorHAnsi"/>
                 <w:sz w:val="22"/>
                 <w:szCs w:val="22"/>
                 <w:rtl/>
@@ -1401,7 +1477,7 @@
             <w:proofErr w:type="gramStart"/>
             <w:r>
               <w:rPr>
-                <w:rFonts w:asciiTheme="majorHAnsi" w:hAnsiTheme="majorHAnsi" w:cs="Calibri Light"/>
+                <w:rFonts w:asciiTheme="majorHAnsi" w:hAnsiTheme="majorHAnsi" w:cstheme="majorHAnsi"/>
                 <w:sz w:val="22"/>
                 <w:szCs w:val="22"/>
                 <w:rtl/>
@@ -1432,7 +1508,7 @@
             <w:proofErr w:type="spellEnd"/>
             <w:r>
               <w:rPr>
-                <w:rFonts w:asciiTheme="majorHAnsi" w:hAnsiTheme="majorHAnsi" w:cs="Calibri Light"/>
+                <w:rFonts w:asciiTheme="majorHAnsi" w:hAnsiTheme="majorHAnsi" w:cstheme="majorHAnsi"/>
                 <w:sz w:val="22"/>
                 <w:szCs w:val="22"/>
                 <w:rtl/>
@@ -1505,7 +1581,7 @@
             <w:proofErr w:type="gramStart"/>
             <w:r>
               <w:rPr>
-                <w:rFonts w:asciiTheme="majorHAnsi" w:hAnsiTheme="majorHAnsi" w:cs="Calibri Light"/>
+                <w:rFonts w:asciiTheme="majorHAnsi" w:hAnsiTheme="majorHAnsi" w:cstheme="majorHAnsi"/>
                 <w:sz w:val="22"/>
                 <w:szCs w:val="22"/>
                 <w:rtl/>
@@ -1513,6 +1589,7 @@
               </w:rPr>
               <w:t xml:space="preserve">{{ </w:t>
             </w:r>
+            <w:proofErr w:type="spellStart"/>
             <w:r>
               <w:rPr>
                 <w:rFonts w:asciiTheme="majorHAnsi" w:hAnsiTheme="majorHAnsi" w:cstheme="majorHAnsi"/>
@@ -1525,7 +1602,17 @@
             <w:proofErr w:type="gramEnd"/>
             <w:r>
               <w:rPr>
-                <w:rFonts w:asciiTheme="majorHAnsi" w:hAnsiTheme="majorHAnsi" w:cs="Calibri Light"/>
+                <w:rFonts w:asciiTheme="majorHAnsi" w:hAnsiTheme="majorHAnsi" w:cstheme="majorHAnsi"/>
+                <w:sz w:val="22"/>
+                <w:szCs w:val="22"/>
+                <w:lang w:val="en-US"/>
+              </w:rPr>
+              <w:t>_name</w:t>
+            </w:r>
+            <w:proofErr w:type="spellEnd"/>
+            <w:r>
+              <w:rPr>
+                <w:rFonts w:asciiTheme="majorHAnsi" w:hAnsiTheme="majorHAnsi" w:cstheme="majorHAnsi"/>
                 <w:sz w:val="22"/>
                 <w:szCs w:val="22"/>
                 <w:rtl/>
@@ -1576,7 +1663,7 @@
         <w:sdt>
           <w:sdtPr>
             <w:rPr>
-              <w:rFonts w:asciiTheme="majorHAnsi" w:hAnsiTheme="majorHAnsi" w:cs="Calibri Light"/>
+              <w:rFonts w:asciiTheme="majorHAnsi" w:hAnsiTheme="majorHAnsi" w:cstheme="majorHAnsi"/>
               <w:sz w:val="22"/>
               <w:szCs w:val="22"/>
               <w:rtl/>
@@ -1614,7 +1701,7 @@
                 <w:proofErr w:type="gramStart"/>
                 <w:r>
                   <w:rPr>
-                    <w:rFonts w:asciiTheme="majorHAnsi" w:hAnsiTheme="majorHAnsi" w:cs="Calibri Light"/>
+                    <w:rFonts w:asciiTheme="majorHAnsi" w:hAnsiTheme="majorHAnsi" w:cstheme="majorHAnsi"/>
                     <w:sz w:val="22"/>
                     <w:szCs w:val="22"/>
                   </w:rPr>
@@ -1623,7 +1710,7 @@
                 <w:proofErr w:type="spellStart"/>
                 <w:r>
                   <w:rPr>
-                    <w:rFonts w:asciiTheme="majorHAnsi" w:hAnsiTheme="majorHAnsi" w:cs="Calibri Light"/>
+                    <w:rFonts w:asciiTheme="majorHAnsi" w:hAnsiTheme="majorHAnsi" w:cstheme="majorHAnsi"/>
                     <w:sz w:val="22"/>
                     <w:szCs w:val="22"/>
                   </w:rPr>
@@ -1633,7 +1720,7 @@
                 <w:proofErr w:type="gramEnd"/>
                 <w:r>
                   <w:rPr>
-                    <w:rFonts w:asciiTheme="majorHAnsi" w:hAnsiTheme="majorHAnsi" w:cs="Calibri Light"/>
+                    <w:rFonts w:asciiTheme="majorHAnsi" w:hAnsiTheme="majorHAnsi" w:cstheme="majorHAnsi"/>
                     <w:sz w:val="22"/>
                     <w:szCs w:val="22"/>
                   </w:rPr>
@@ -1641,7 +1728,7 @@
                 </w:r>
                 <w:r>
                   <w:rPr>
-                    <w:rFonts w:asciiTheme="majorHAnsi" w:hAnsiTheme="majorHAnsi" w:cs="Calibri Light" w:hint="cs"/>
+                    <w:rFonts w:asciiTheme="majorHAnsi" w:hAnsiTheme="majorHAnsi" w:cstheme="majorHAnsi"/>
                     <w:sz w:val="22"/>
                     <w:szCs w:val="22"/>
                     <w:rtl/>
@@ -1651,7 +1738,7 @@
                 <w:proofErr w:type="gramStart"/>
                 <w:r>
                   <w:rPr>
-                    <w:rFonts w:asciiTheme="majorHAnsi" w:hAnsiTheme="majorHAnsi" w:cs="Calibri Light"/>
+                    <w:rFonts w:asciiTheme="majorHAnsi" w:hAnsiTheme="majorHAnsi" w:cstheme="majorHAnsi"/>
                     <w:sz w:val="22"/>
                     <w:szCs w:val="22"/>
                   </w:rPr>
@@ -1660,7 +1747,7 @@
                 <w:proofErr w:type="spellStart"/>
                 <w:r>
                   <w:rPr>
-                    <w:rFonts w:asciiTheme="majorHAnsi" w:hAnsiTheme="majorHAnsi" w:cs="Calibri Light"/>
+                    <w:rFonts w:asciiTheme="majorHAnsi" w:hAnsiTheme="majorHAnsi" w:cstheme="majorHAnsi"/>
                     <w:sz w:val="22"/>
                     <w:szCs w:val="22"/>
                   </w:rPr>
@@ -1670,7 +1757,7 @@
                 <w:proofErr w:type="gramEnd"/>
                 <w:r>
                   <w:rPr>
-                    <w:rFonts w:asciiTheme="majorHAnsi" w:hAnsiTheme="majorHAnsi" w:cs="Calibri Light"/>
+                    <w:rFonts w:asciiTheme="majorHAnsi" w:hAnsiTheme="majorHAnsi" w:cstheme="majorHAnsi"/>
                     <w:sz w:val="22"/>
                     <w:szCs w:val="22"/>
                   </w:rPr>
@@ -1678,7 +1765,7 @@
                 </w:r>
                 <w:r>
                   <w:rPr>
-                    <w:rFonts w:asciiTheme="majorHAnsi" w:hAnsiTheme="majorHAnsi" w:cs="Calibri Light" w:hint="cs"/>
+                    <w:rFonts w:asciiTheme="majorHAnsi" w:hAnsiTheme="majorHAnsi" w:cstheme="majorHAnsi"/>
                     <w:sz w:val="22"/>
                     <w:szCs w:val="22"/>
                     <w:rtl/>
@@ -1745,7 +1832,7 @@
             <w:proofErr w:type="gramStart"/>
             <w:r>
               <w:rPr>
-                <w:rFonts w:asciiTheme="majorHAnsi" w:hAnsiTheme="majorHAnsi" w:cs="Calibri Light"/>
+                <w:rFonts w:asciiTheme="majorHAnsi" w:hAnsiTheme="majorHAnsi" w:cstheme="majorHAnsi"/>
                 <w:sz w:val="22"/>
                 <w:szCs w:val="22"/>
                 <w:rtl/>
@@ -1765,7 +1852,7 @@
             <w:proofErr w:type="gramEnd"/>
             <w:r>
               <w:rPr>
-                <w:rFonts w:asciiTheme="majorHAnsi" w:hAnsiTheme="majorHAnsi" w:cs="Calibri Light"/>
+                <w:rFonts w:asciiTheme="majorHAnsi" w:hAnsiTheme="majorHAnsi" w:cstheme="majorHAnsi"/>
                 <w:sz w:val="22"/>
                 <w:szCs w:val="22"/>
                 <w:rtl/>
@@ -1798,7 +1885,7 @@
             </w:pPr>
             <w:r>
               <w:rPr>
-                <w:rFonts w:asciiTheme="majorHAnsi" w:hAnsiTheme="majorHAnsi" w:cstheme="majorHAnsi" w:hint="cs"/>
+                <w:rFonts w:asciiTheme="majorHAnsi" w:hAnsiTheme="majorHAnsi" w:cstheme="majorHAnsi"/>
                 <w:b/>
                 <w:bCs/>
                 <w:szCs w:val="22"/>
@@ -1944,7 +2031,7 @@
             </w:r>
             <w:r>
               <w:rPr>
-                <w:rFonts w:asciiTheme="majorHAnsi" w:hAnsiTheme="majorHAnsi" w:cstheme="majorHAnsi" w:hint="cs"/>
+                <w:rFonts w:asciiTheme="majorHAnsi" w:hAnsiTheme="majorHAnsi" w:cstheme="majorHAnsi"/>
                 <w:sz w:val="22"/>
                 <w:szCs w:val="22"/>
               </w:rPr>
@@ -1952,7 +2039,7 @@
             </w:r>
             <w:r>
               <w:rPr>
-                <w:rFonts w:asciiTheme="majorHAnsi" w:hAnsiTheme="majorHAnsi" w:cstheme="majorHAnsi" w:hint="cs"/>
+                <w:rFonts w:asciiTheme="majorHAnsi" w:hAnsiTheme="majorHAnsi" w:cstheme="majorHAnsi"/>
                 <w:sz w:val="22"/>
                 <w:szCs w:val="22"/>
                 <w:rtl/>
@@ -1961,7 +2048,7 @@
             </w:r>
             <w:r>
               <w:rPr>
-                <w:rFonts w:asciiTheme="majorHAnsi" w:hAnsiTheme="majorHAnsi" w:cstheme="majorHAnsi" w:hint="cs"/>
+                <w:rFonts w:asciiTheme="majorHAnsi" w:hAnsiTheme="majorHAnsi" w:cstheme="majorHAnsi"/>
                 <w:sz w:val="22"/>
                 <w:szCs w:val="22"/>
               </w:rPr>
@@ -1969,21 +2056,12 @@
             </w:r>
             <w:r>
               <w:rPr>
-                <w:rFonts w:asciiTheme="majorHAnsi" w:hAnsiTheme="majorHAnsi" w:cstheme="majorHAnsi" w:hint="cs"/>
+                <w:rFonts w:asciiTheme="majorHAnsi" w:hAnsiTheme="majorHAnsi" w:cstheme="majorHAnsi"/>
                 <w:sz w:val="22"/>
                 <w:szCs w:val="22"/>
                 <w:rtl/>
               </w:rPr>
-              <w:instrText>"</w:instrText>
-            </w:r>
-            <w:r>
-              <w:rPr>
-                <w:rFonts w:asciiTheme="majorHAnsi" w:hAnsiTheme="majorHAnsi" w:cstheme="majorHAnsi"/>
-                <w:sz w:val="22"/>
-                <w:szCs w:val="22"/>
-                <w:rtl/>
-              </w:rPr>
-              <w:instrText xml:space="preserve"> </w:instrText>
+              <w:instrText xml:space="preserve">" </w:instrText>
             </w:r>
             <w:r>
               <w:rPr>
@@ -2250,7 +2328,7 @@
             </w:r>
             <w:r>
               <w:rPr>
-                <w:rFonts w:asciiTheme="majorHAnsi" w:hAnsiTheme="majorHAnsi" w:cstheme="majorHAnsi" w:hint="cs"/>
+                <w:rFonts w:asciiTheme="majorHAnsi" w:hAnsiTheme="majorHAnsi" w:cstheme="majorHAnsi"/>
                 <w:sz w:val="22"/>
                 <w:szCs w:val="22"/>
               </w:rPr>
@@ -2258,7 +2336,7 @@
             </w:r>
             <w:r>
               <w:rPr>
-                <w:rFonts w:asciiTheme="majorHAnsi" w:hAnsiTheme="majorHAnsi" w:cstheme="majorHAnsi" w:hint="cs"/>
+                <w:rFonts w:asciiTheme="majorHAnsi" w:hAnsiTheme="majorHAnsi" w:cstheme="majorHAnsi"/>
                 <w:sz w:val="22"/>
                 <w:szCs w:val="22"/>
                 <w:rtl/>
@@ -2267,7 +2345,7 @@
             </w:r>
             <w:r>
               <w:rPr>
-                <w:rFonts w:asciiTheme="majorHAnsi" w:hAnsiTheme="majorHAnsi" w:cstheme="majorHAnsi" w:hint="cs"/>
+                <w:rFonts w:asciiTheme="majorHAnsi" w:hAnsiTheme="majorHAnsi" w:cstheme="majorHAnsi"/>
                 <w:sz w:val="22"/>
                 <w:szCs w:val="22"/>
               </w:rPr>
@@ -2275,21 +2353,12 @@
             </w:r>
             <w:r>
               <w:rPr>
-                <w:rFonts w:asciiTheme="majorHAnsi" w:hAnsiTheme="majorHAnsi" w:cstheme="majorHAnsi" w:hint="cs"/>
+                <w:rFonts w:asciiTheme="majorHAnsi" w:hAnsiTheme="majorHAnsi" w:cstheme="majorHAnsi"/>
                 <w:sz w:val="22"/>
                 <w:szCs w:val="22"/>
                 <w:rtl/>
               </w:rPr>
-              <w:instrText>"</w:instrText>
-            </w:r>
-            <w:r>
-              <w:rPr>
-                <w:rFonts w:asciiTheme="majorHAnsi" w:hAnsiTheme="majorHAnsi" w:cstheme="majorHAnsi"/>
-                <w:sz w:val="22"/>
-                <w:szCs w:val="22"/>
-                <w:rtl/>
-              </w:rPr>
-              <w:instrText xml:space="preserve"> </w:instrText>
+              <w:instrText xml:space="preserve">" </w:instrText>
             </w:r>
             <w:r>
               <w:rPr>
@@ -2461,7 +2530,7 @@
             </w:pPr>
             <w:r>
               <w:rPr>
-                <w:rFonts w:asciiTheme="majorHAnsi" w:hAnsiTheme="majorHAnsi" w:cstheme="majorHAnsi" w:hint="cs"/>
+                <w:rFonts w:asciiTheme="majorHAnsi" w:hAnsiTheme="majorHAnsi" w:cstheme="majorHAnsi"/>
                 <w:b/>
                 <w:bCs/>
                 <w:szCs w:val="22"/>
@@ -2505,21 +2574,12 @@
             </w:pPr>
             <w:r>
               <w:rPr>
-                <w:rFonts w:asciiTheme="majorHAnsi" w:hAnsiTheme="majorHAnsi" w:cstheme="majorHAnsi" w:hint="cs"/>
+                <w:rFonts w:asciiTheme="majorHAnsi" w:hAnsiTheme="majorHAnsi" w:cstheme="majorHAnsi"/>
                 <w:szCs w:val="22"/>
                 <w:rtl/>
                 <w:lang w:val="en-CA"/>
               </w:rPr>
-              <w:t xml:space="preserve">م. </w:t>
-            </w:r>
-            <w:r>
-              <w:rPr>
-                <w:rFonts w:asciiTheme="majorHAnsi" w:hAnsiTheme="majorHAnsi" w:cstheme="majorHAnsi"/>
-                <w:szCs w:val="22"/>
-                <w:rtl/>
-                <w:lang w:val="en-CA"/>
-              </w:rPr>
-              <w:t>وليد العفيف</w:t>
+              <w:t>م. وليد العفيف</w:t>
             </w:r>
           </w:p>
         </w:tc>
@@ -2572,6 +2632,7 @@
       <w:pPr>
         <w:bidi/>
         <w:rPr>
+          <w:rFonts w:asciiTheme="majorHAnsi" w:hAnsiTheme="majorHAnsi" w:cstheme="majorHAnsi"/>
           <w:rtl/>
         </w:rPr>
       </w:pPr>
@@ -2580,6 +2641,7 @@
       <w:pPr>
         <w:bidi/>
         <w:rPr>
+          <w:rFonts w:asciiTheme="majorHAnsi" w:hAnsiTheme="majorHAnsi" w:cstheme="majorHAnsi"/>
           <w:rtl/>
         </w:rPr>
       </w:pPr>
@@ -2588,6 +2650,7 @@
       <w:pPr>
         <w:bidi/>
         <w:rPr>
+          <w:rFonts w:asciiTheme="majorHAnsi" w:hAnsiTheme="majorHAnsi" w:cstheme="majorHAnsi"/>
           <w:rtl/>
         </w:rPr>
       </w:pPr>
@@ -2596,6 +2659,7 @@
       <w:pPr>
         <w:bidi/>
         <w:rPr>
+          <w:rFonts w:asciiTheme="majorHAnsi" w:hAnsiTheme="majorHAnsi" w:cstheme="majorHAnsi"/>
           <w:rtl/>
         </w:rPr>
       </w:pPr>
@@ -2604,6 +2668,7 @@
       <w:pPr>
         <w:bidi/>
         <w:rPr>
+          <w:rFonts w:asciiTheme="majorHAnsi" w:hAnsiTheme="majorHAnsi" w:cstheme="majorHAnsi"/>
           <w:rtl/>
         </w:rPr>
       </w:pPr>
@@ -2612,6 +2677,7 @@
       <w:pPr>
         <w:bidi/>
         <w:rPr>
+          <w:rFonts w:asciiTheme="majorHAnsi" w:hAnsiTheme="majorHAnsi" w:cstheme="majorHAnsi"/>
           <w:rtl/>
         </w:rPr>
       </w:pPr>
@@ -2742,7 +2808,7 @@
       <w:proofErr w:type="gramStart"/>
       <w:r>
         <w:rPr>
-          <w:rFonts w:asciiTheme="majorHAnsi" w:hAnsiTheme="majorHAnsi" w:cs="Calibri Light"/>
+          <w:rFonts w:asciiTheme="majorHAnsi" w:hAnsiTheme="majorHAnsi" w:cstheme="majorHAnsi"/>
           <w:bCs/>
           <w:color w:val="1F3864"/>
           <w:sz w:val="28"/>
@@ -2787,7 +2853,7 @@
       <w:proofErr w:type="spellEnd"/>
       <w:r>
         <w:rPr>
-          <w:rFonts w:asciiTheme="majorHAnsi" w:hAnsiTheme="majorHAnsi" w:cs="Calibri Light"/>
+          <w:rFonts w:asciiTheme="majorHAnsi" w:hAnsiTheme="majorHAnsi" w:cstheme="majorHAnsi"/>
           <w:bCs/>
           <w:color w:val="1F3864"/>
           <w:sz w:val="28"/>
@@ -2799,7 +2865,7 @@
       <w:proofErr w:type="gramEnd"/>
       <w:r>
         <w:rPr>
-          <w:rFonts w:asciiTheme="majorHAnsi" w:hAnsiTheme="majorHAnsi" w:cs="Calibri Light"/>
+          <w:rFonts w:asciiTheme="majorHAnsi" w:hAnsiTheme="majorHAnsi" w:cstheme="majorHAnsi"/>
           <w:bCs/>
           <w:color w:val="1F3864"/>
           <w:sz w:val="28"/>
@@ -2810,7 +2876,7 @@
       </w:r>
       <w:r>
         <w:rPr>
-          <w:rFonts w:asciiTheme="majorHAnsi" w:hAnsiTheme="majorHAnsi" w:cstheme="majorHAnsi" w:hint="cs"/>
+          <w:rFonts w:asciiTheme="majorHAnsi" w:hAnsiTheme="majorHAnsi" w:cstheme="majorHAnsi"/>
           <w:bCs/>
           <w:color w:val="1F3864"/>
           <w:sz w:val="28"/>
@@ -2821,7 +2887,7 @@
       </w:r>
       <w:r>
         <w:rPr>
-          <w:rFonts w:asciiTheme="majorHAnsi" w:hAnsiTheme="majorHAnsi" w:cstheme="majorHAnsi" w:hint="cs"/>
+          <w:rFonts w:asciiTheme="majorHAnsi" w:hAnsiTheme="majorHAnsi" w:cstheme="majorHAnsi"/>
           <w:bCs/>
           <w:color w:val="1F3864"/>
           <w:sz w:val="28"/>
@@ -2833,7 +2899,7 @@
       <w:proofErr w:type="gramStart"/>
       <w:r>
         <w:rPr>
-          <w:rFonts w:asciiTheme="majorHAnsi" w:hAnsiTheme="majorHAnsi" w:cs="Calibri Light"/>
+          <w:rFonts w:asciiTheme="majorHAnsi" w:hAnsiTheme="majorHAnsi" w:cstheme="majorHAnsi"/>
           <w:bCs/>
           <w:color w:val="1F3864"/>
           <w:sz w:val="28"/>
@@ -2855,7 +2921,7 @@
       <w:proofErr w:type="gramEnd"/>
       <w:r>
         <w:rPr>
-          <w:rFonts w:asciiTheme="majorHAnsi" w:hAnsiTheme="majorHAnsi" w:cs="Calibri Light"/>
+          <w:rFonts w:asciiTheme="majorHAnsi" w:hAnsiTheme="majorHAnsi" w:cstheme="majorHAnsi"/>
           <w:bCs/>
           <w:color w:val="1F3864"/>
           <w:sz w:val="28"/>
@@ -2889,7 +2955,7 @@
       <w:sdt>
         <w:sdtPr>
           <w:rPr>
-            <w:rFonts w:asciiTheme="majorHAnsi" w:hAnsiTheme="majorHAnsi" w:cs="Calibri Light"/>
+            <w:rFonts w:asciiTheme="majorHAnsi" w:hAnsiTheme="majorHAnsi" w:cstheme="majorHAnsi"/>
             <w:bCs/>
             <w:color w:val="1F3864"/>
             <w:sz w:val="28"/>
@@ -2908,7 +2974,7 @@
           <w:proofErr w:type="gramStart"/>
           <w:r>
             <w:rPr>
-              <w:rFonts w:asciiTheme="majorHAnsi" w:hAnsiTheme="majorHAnsi" w:cs="Calibri Light"/>
+              <w:rFonts w:asciiTheme="majorHAnsi" w:hAnsiTheme="majorHAnsi" w:cstheme="majorHAnsi"/>
               <w:bCs/>
               <w:color w:val="1F3864"/>
               <w:sz w:val="28"/>
@@ -2920,7 +2986,7 @@
           <w:proofErr w:type="spellStart"/>
           <w:r>
             <w:rPr>
-              <w:rFonts w:asciiTheme="majorHAnsi" w:hAnsiTheme="majorHAnsi" w:cs="Calibri Light"/>
+              <w:rFonts w:asciiTheme="majorHAnsi" w:hAnsiTheme="majorHAnsi" w:cstheme="majorHAnsi"/>
               <w:bCs/>
               <w:color w:val="1F3864"/>
               <w:sz w:val="28"/>
@@ -2932,7 +2998,7 @@
           <w:proofErr w:type="gramEnd"/>
           <w:r>
             <w:rPr>
-              <w:rFonts w:asciiTheme="majorHAnsi" w:hAnsiTheme="majorHAnsi" w:cs="Calibri Light"/>
+              <w:rFonts w:asciiTheme="majorHAnsi" w:hAnsiTheme="majorHAnsi" w:cstheme="majorHAnsi"/>
               <w:bCs/>
               <w:color w:val="1F3864"/>
               <w:sz w:val="28"/>
@@ -2944,7 +3010,7 @@
           <w:proofErr w:type="gramStart"/>
           <w:r>
             <w:rPr>
-              <w:rFonts w:asciiTheme="majorHAnsi" w:hAnsiTheme="majorHAnsi" w:cs="Calibri Light"/>
+              <w:rFonts w:asciiTheme="majorHAnsi" w:hAnsiTheme="majorHAnsi" w:cstheme="majorHAnsi"/>
               <w:bCs/>
               <w:color w:val="1F3864"/>
               <w:sz w:val="28"/>
@@ -2956,7 +3022,7 @@
           <w:proofErr w:type="gramEnd"/>
           <w:r>
             <w:rPr>
-              <w:rFonts w:asciiTheme="majorHAnsi" w:hAnsiTheme="majorHAnsi" w:cs="Calibri Light"/>
+              <w:rFonts w:asciiTheme="majorHAnsi" w:hAnsiTheme="majorHAnsi" w:cstheme="majorHAnsi"/>
               <w:bCs/>
               <w:color w:val="1F3864"/>
               <w:sz w:val="28"/>
@@ -2968,7 +3034,7 @@
           <w:proofErr w:type="gramStart"/>
           <w:r>
             <w:rPr>
-              <w:rFonts w:asciiTheme="majorHAnsi" w:hAnsiTheme="majorHAnsi" w:cs="Calibri Light"/>
+              <w:rFonts w:asciiTheme="majorHAnsi" w:hAnsiTheme="majorHAnsi" w:cstheme="majorHAnsi"/>
               <w:bCs/>
               <w:color w:val="1F3864"/>
               <w:sz w:val="28"/>
@@ -2980,7 +3046,7 @@
           <w:proofErr w:type="spellStart"/>
           <w:r>
             <w:rPr>
-              <w:rFonts w:asciiTheme="majorHAnsi" w:hAnsiTheme="majorHAnsi" w:cs="Calibri Light"/>
+              <w:rFonts w:asciiTheme="majorHAnsi" w:hAnsiTheme="majorHAnsi" w:cstheme="majorHAnsi"/>
               <w:bCs/>
               <w:color w:val="1F3864"/>
               <w:sz w:val="28"/>
@@ -2992,7 +3058,7 @@
           <w:proofErr w:type="gramEnd"/>
           <w:r>
             <w:rPr>
-              <w:rFonts w:asciiTheme="majorHAnsi" w:hAnsiTheme="majorHAnsi" w:cs="Calibri Light"/>
+              <w:rFonts w:asciiTheme="majorHAnsi" w:hAnsiTheme="majorHAnsi" w:cstheme="majorHAnsi"/>
               <w:bCs/>
               <w:color w:val="1F3864"/>
               <w:sz w:val="28"/>
@@ -3012,9 +3078,12 @@
           <w:szCs w:val="28"/>
           <w:rtl/>
         </w:rPr>
-        <w:t>.</w:t>
-      </w:r>
-      <w:r>
+        <w:t xml:space="preserve">. </w:t>
+      </w:r>
+    </w:p>
+    <w:p>
+      <w:pPr>
+        <w:bidi/>
         <w:rPr>
           <w:rFonts w:asciiTheme="majorHAnsi" w:hAnsiTheme="majorHAnsi" w:cstheme="majorHAnsi"/>
           <w:b/>
@@ -3023,8 +3092,7 @@
           <w:szCs w:val="28"/>
           <w:rtl/>
         </w:rPr>
-        <w:t xml:space="preserve"> </w:t>
-      </w:r>
+      </w:pPr>
     </w:p>
     <w:p>
       <w:pPr>
@@ -3048,7 +3116,6 @@
           <w:color w:val="1F3864"/>
           <w:sz w:val="28"/>
           <w:szCs w:val="28"/>
-          <w:rtl/>
         </w:rPr>
       </w:pPr>
     </w:p>
@@ -3061,12 +3128,10 @@
           <w:color w:val="1F3864"/>
           <w:sz w:val="28"/>
           <w:szCs w:val="28"/>
-        </w:rPr>
-      </w:pPr>
-    </w:p>
-    <w:p>
-      <w:pPr>
-        <w:bidi/>
+          <w:rtl/>
+        </w:rPr>
+      </w:pPr>
+      <w:r>
         <w:rPr>
           <w:rFonts w:asciiTheme="majorHAnsi" w:hAnsiTheme="majorHAnsi" w:cstheme="majorHAnsi"/>
           <w:b/>
@@ -3075,23 +3140,13 @@
           <w:szCs w:val="28"/>
           <w:rtl/>
         </w:rPr>
-      </w:pPr>
-      <w:r>
-        <w:rPr>
-          <w:rFonts w:asciiTheme="majorHAnsi" w:hAnsiTheme="majorHAnsi" w:cstheme="majorHAnsi"/>
-          <w:b/>
-          <w:color w:val="1F3864"/>
-          <w:sz w:val="28"/>
-          <w:szCs w:val="28"/>
-          <w:rtl/>
-        </w:rPr>
         <w:br w:type="page"/>
       </w:r>
     </w:p>
     <w:sdt>
       <w:sdtPr>
         <w:rPr>
-          <w:rFonts w:ascii="Times New Roman" w:eastAsia="Times New Roman" w:hAnsi="Times New Roman" w:cs="Times New Roman"/>
+          <w:rFonts w:eastAsia="Times New Roman" w:cstheme="majorHAnsi"/>
           <w:color w:val="auto"/>
           <w:sz w:val="24"/>
           <w:szCs w:val="24"/>
@@ -3106,7 +3161,6 @@
       </w:sdtPr>
       <w:sdtEndPr>
         <w:rPr>
-          <w:rFonts w:asciiTheme="minorHAnsi" w:hAnsiTheme="minorHAnsi" w:cstheme="minorHAnsi"/>
           <w:sz w:val="22"/>
           <w:szCs w:val="22"/>
           <w:lang w:val="en-US"/>
@@ -3119,13 +3173,14 @@
             <w:bidi/>
             <w:jc w:val="center"/>
             <w:rPr>
+              <w:rFonts w:cstheme="majorHAnsi"/>
               <w:color w:val="385623" w:themeColor="accent6" w:themeShade="80"/>
               <w:rtl/>
             </w:rPr>
           </w:pPr>
           <w:r>
             <w:rPr>
-              <w:rFonts w:hint="cs"/>
+              <w:rFonts w:cstheme="majorHAnsi"/>
               <w:color w:val="385623" w:themeColor="accent6" w:themeShade="80"/>
               <w:rtl/>
             </w:rPr>
@@ -3174,7 +3229,7 @@
                 </w:pPr>
                 <w:r>
                   <w:rPr>
-                    <w:rFonts w:asciiTheme="majorHAnsi" w:hAnsiTheme="majorHAnsi" w:cstheme="majorHAnsi" w:hint="cs"/>
+                    <w:rFonts w:asciiTheme="majorHAnsi" w:hAnsiTheme="majorHAnsi" w:cstheme="majorHAnsi"/>
                     <w:b/>
                     <w:color w:val="385623" w:themeColor="accent6" w:themeShade="80"/>
                     <w:sz w:val="20"/>
@@ -3206,7 +3261,7 @@
                 </w:pPr>
                 <w:r>
                   <w:rPr>
-                    <w:rFonts w:asciiTheme="majorHAnsi" w:hAnsiTheme="majorHAnsi" w:cstheme="majorHAnsi" w:hint="cs"/>
+                    <w:rFonts w:asciiTheme="majorHAnsi" w:hAnsiTheme="majorHAnsi" w:cstheme="majorHAnsi"/>
                     <w:b/>
                     <w:color w:val="385623" w:themeColor="accent6" w:themeShade="80"/>
                     <w:sz w:val="20"/>
@@ -3238,7 +3293,7 @@
                 </w:pPr>
                 <w:r>
                   <w:rPr>
-                    <w:rFonts w:asciiTheme="majorHAnsi" w:hAnsiTheme="majorHAnsi" w:cstheme="majorHAnsi" w:hint="cs"/>
+                    <w:rFonts w:asciiTheme="majorHAnsi" w:hAnsiTheme="majorHAnsi" w:cstheme="majorHAnsi"/>
                     <w:b/>
                     <w:color w:val="385623" w:themeColor="accent6" w:themeShade="80"/>
                     <w:sz w:val="20"/>
@@ -3256,7 +3311,7 @@
             <w:pStyle w:val="TOC1"/>
             <w:spacing w:after="0" w:line="240" w:lineRule="auto"/>
             <w:rPr>
-              <w:rFonts w:asciiTheme="minorHAnsi" w:eastAsiaTheme="minorEastAsia" w:hAnsiTheme="minorHAnsi" w:cstheme="minorHAnsi"/>
+              <w:rFonts w:asciiTheme="majorHAnsi" w:eastAsiaTheme="minorEastAsia" w:hAnsiTheme="majorHAnsi" w:cstheme="majorHAnsi"/>
               <w:noProof/>
               <w:kern w:val="2"/>
               <w:sz w:val="22"/>
@@ -3267,7 +3322,7 @@
           </w:pPr>
           <w:r>
             <w:rPr>
-              <w:rFonts w:asciiTheme="minorHAnsi" w:hAnsiTheme="minorHAnsi" w:cstheme="minorHAnsi"/>
+              <w:rFonts w:asciiTheme="majorHAnsi" w:hAnsiTheme="majorHAnsi" w:cstheme="majorHAnsi"/>
               <w:sz w:val="20"/>
               <w:szCs w:val="20"/>
             </w:rPr>
@@ -3275,7 +3330,7 @@
           </w:r>
           <w:r>
             <w:rPr>
-              <w:rFonts w:asciiTheme="minorHAnsi" w:hAnsiTheme="minorHAnsi" w:cstheme="minorHAnsi"/>
+              <w:rFonts w:asciiTheme="majorHAnsi" w:hAnsiTheme="majorHAnsi" w:cstheme="majorHAnsi"/>
               <w:sz w:val="20"/>
               <w:szCs w:val="20"/>
             </w:rPr>
@@ -3283,7 +3338,7 @@
           </w:r>
           <w:r>
             <w:rPr>
-              <w:rFonts w:asciiTheme="minorHAnsi" w:hAnsiTheme="minorHAnsi" w:cstheme="minorHAnsi"/>
+              <w:rFonts w:asciiTheme="majorHAnsi" w:hAnsiTheme="majorHAnsi" w:cstheme="majorHAnsi"/>
               <w:sz w:val="20"/>
               <w:szCs w:val="20"/>
             </w:rPr>
@@ -3293,7 +3348,7 @@
             <w:r>
               <w:rPr>
                 <w:rStyle w:val="Hyperlink"/>
-                <w:rFonts w:asciiTheme="minorHAnsi" w:hAnsiTheme="minorHAnsi" w:cstheme="minorHAnsi"/>
+                <w:rFonts w:asciiTheme="majorHAnsi" w:hAnsiTheme="majorHAnsi" w:cstheme="majorHAnsi"/>
                 <w:noProof/>
                 <w:sz w:val="22"/>
                 <w:szCs w:val="22"/>
@@ -3302,7 +3357,7 @@
             </w:r>
             <w:r>
               <w:rPr>
-                <w:rFonts w:asciiTheme="minorHAnsi" w:eastAsiaTheme="minorEastAsia" w:hAnsiTheme="minorHAnsi" w:cstheme="minorHAnsi"/>
+                <w:rFonts w:asciiTheme="majorHAnsi" w:eastAsiaTheme="minorEastAsia" w:hAnsiTheme="majorHAnsi" w:cstheme="majorHAnsi"/>
                 <w:noProof/>
                 <w:kern w:val="2"/>
                 <w:sz w:val="22"/>
@@ -3315,7 +3370,7 @@
             <w:r>
               <w:rPr>
                 <w:rStyle w:val="Hyperlink"/>
-                <w:rFonts w:asciiTheme="minorHAnsi" w:hAnsiTheme="minorHAnsi" w:cstheme="minorHAnsi"/>
+                <w:rFonts w:asciiTheme="majorHAnsi" w:hAnsiTheme="majorHAnsi" w:cstheme="majorHAnsi"/>
                 <w:noProof/>
                 <w:sz w:val="22"/>
                 <w:szCs w:val="22"/>
@@ -3325,7 +3380,7 @@
             </w:r>
             <w:r>
               <w:rPr>
-                <w:rFonts w:asciiTheme="minorHAnsi" w:hAnsiTheme="minorHAnsi" w:cstheme="minorHAnsi"/>
+                <w:rFonts w:asciiTheme="majorHAnsi" w:hAnsiTheme="majorHAnsi" w:cstheme="majorHAnsi"/>
                 <w:noProof/>
                 <w:webHidden/>
                 <w:sz w:val="22"/>
@@ -3335,7 +3390,7 @@
             </w:r>
             <w:r>
               <w:rPr>
-                <w:rFonts w:asciiTheme="minorHAnsi" w:hAnsiTheme="minorHAnsi" w:cstheme="minorHAnsi"/>
+                <w:rFonts w:asciiTheme="majorHAnsi" w:hAnsiTheme="majorHAnsi" w:cstheme="majorHAnsi"/>
                 <w:noProof/>
                 <w:webHidden/>
                 <w:sz w:val="22"/>
@@ -3345,7 +3400,7 @@
             </w:r>
             <w:r>
               <w:rPr>
-                <w:rFonts w:asciiTheme="minorHAnsi" w:hAnsiTheme="minorHAnsi" w:cstheme="minorHAnsi"/>
+                <w:rFonts w:asciiTheme="majorHAnsi" w:hAnsiTheme="majorHAnsi" w:cstheme="majorHAnsi"/>
                 <w:noProof/>
                 <w:webHidden/>
                 <w:sz w:val="22"/>
@@ -3355,16 +3410,16 @@
             </w:r>
             <w:r>
               <w:rPr>
-                <w:rFonts w:asciiTheme="minorHAnsi" w:hAnsiTheme="minorHAnsi" w:cstheme="minorHAnsi"/>
-                <w:noProof/>
-                <w:webHidden/>
-                <w:sz w:val="22"/>
-                <w:szCs w:val="22"/>
-              </w:rPr>
-            </w:r>
-            <w:r>
-              <w:rPr>
-                <w:rFonts w:asciiTheme="minorHAnsi" w:hAnsiTheme="minorHAnsi" w:cstheme="minorHAnsi"/>
+                <w:rFonts w:asciiTheme="majorHAnsi" w:hAnsiTheme="majorHAnsi" w:cstheme="majorHAnsi"/>
+                <w:noProof/>
+                <w:webHidden/>
+                <w:sz w:val="22"/>
+                <w:szCs w:val="22"/>
+              </w:rPr>
+            </w:r>
+            <w:r>
+              <w:rPr>
+                <w:rFonts w:asciiTheme="majorHAnsi" w:hAnsiTheme="majorHAnsi" w:cstheme="majorHAnsi"/>
                 <w:noProof/>
                 <w:webHidden/>
                 <w:sz w:val="22"/>
@@ -3374,7 +3429,7 @@
             </w:r>
             <w:r>
               <w:rPr>
-                <w:rFonts w:asciiTheme="minorHAnsi" w:hAnsiTheme="minorHAnsi" w:cstheme="minorHAnsi"/>
+                <w:rFonts w:asciiTheme="majorHAnsi" w:hAnsiTheme="majorHAnsi" w:cstheme="majorHAnsi"/>
                 <w:noProof/>
                 <w:webHidden/>
                 <w:sz w:val="22"/>
@@ -3385,7 +3440,7 @@
             </w:r>
             <w:r>
               <w:rPr>
-                <w:rFonts w:asciiTheme="minorHAnsi" w:hAnsiTheme="minorHAnsi" w:cstheme="minorHAnsi"/>
+                <w:rFonts w:asciiTheme="majorHAnsi" w:hAnsiTheme="majorHAnsi" w:cstheme="majorHAnsi"/>
                 <w:noProof/>
                 <w:webHidden/>
                 <w:sz w:val="22"/>
@@ -3403,7 +3458,7 @@
             </w:tabs>
             <w:spacing w:after="0" w:line="240" w:lineRule="auto"/>
             <w:rPr>
-              <w:rFonts w:asciiTheme="minorHAnsi" w:eastAsiaTheme="minorEastAsia" w:hAnsiTheme="minorHAnsi" w:cstheme="minorHAnsi"/>
+              <w:rFonts w:asciiTheme="majorHAnsi" w:eastAsiaTheme="minorEastAsia" w:hAnsiTheme="majorHAnsi" w:cstheme="majorHAnsi"/>
               <w:noProof/>
               <w:kern w:val="2"/>
               <w:sz w:val="22"/>
@@ -3416,7 +3471,7 @@
             <w:r>
               <w:rPr>
                 <w:rStyle w:val="Hyperlink"/>
-                <w:rFonts w:asciiTheme="minorHAnsi" w:hAnsiTheme="minorHAnsi" w:cstheme="minorHAnsi"/>
+                <w:rFonts w:asciiTheme="majorHAnsi" w:hAnsiTheme="majorHAnsi" w:cstheme="majorHAnsi"/>
                 <w:noProof/>
                 <w:sz w:val="22"/>
                 <w:szCs w:val="22"/>
@@ -3426,7 +3481,7 @@
             </w:r>
             <w:r>
               <w:rPr>
-                <w:rFonts w:asciiTheme="minorHAnsi" w:eastAsiaTheme="minorEastAsia" w:hAnsiTheme="minorHAnsi" w:cstheme="minorHAnsi"/>
+                <w:rFonts w:asciiTheme="majorHAnsi" w:eastAsiaTheme="minorEastAsia" w:hAnsiTheme="majorHAnsi" w:cstheme="majorHAnsi"/>
                 <w:noProof/>
                 <w:kern w:val="2"/>
                 <w:sz w:val="22"/>
@@ -3439,7 +3494,7 @@
             <w:r>
               <w:rPr>
                 <w:rStyle w:val="Hyperlink"/>
-                <w:rFonts w:asciiTheme="minorHAnsi" w:hAnsiTheme="minorHAnsi" w:cstheme="minorHAnsi"/>
+                <w:rFonts w:asciiTheme="majorHAnsi" w:hAnsiTheme="majorHAnsi" w:cstheme="majorHAnsi"/>
                 <w:noProof/>
                 <w:sz w:val="22"/>
                 <w:szCs w:val="22"/>
@@ -3450,7 +3505,7 @@
             <w:r>
               <w:rPr>
                 <w:rStyle w:val="Hyperlink"/>
-                <w:rFonts w:asciiTheme="minorHAnsi" w:hAnsiTheme="minorHAnsi" w:cs="Calibri"/>
+                <w:rFonts w:asciiTheme="majorHAnsi" w:hAnsiTheme="majorHAnsi" w:cstheme="majorHAnsi"/>
                 <w:noProof/>
                 <w:webHidden/>
                 <w:sz w:val="22"/>
@@ -3461,7 +3516,7 @@
             </w:r>
             <w:r>
               <w:rPr>
-                <w:rFonts w:asciiTheme="minorHAnsi" w:hAnsiTheme="minorHAnsi" w:cstheme="minorHAnsi"/>
+                <w:rFonts w:asciiTheme="majorHAnsi" w:hAnsiTheme="majorHAnsi" w:cstheme="majorHAnsi"/>
                 <w:noProof/>
                 <w:webHidden/>
                 <w:sz w:val="22"/>
@@ -3471,7 +3526,7 @@
             </w:r>
             <w:r>
               <w:rPr>
-                <w:rFonts w:asciiTheme="minorHAnsi" w:hAnsiTheme="minorHAnsi" w:cstheme="minorHAnsi"/>
+                <w:rFonts w:asciiTheme="majorHAnsi" w:hAnsiTheme="majorHAnsi" w:cstheme="majorHAnsi"/>
                 <w:noProof/>
                 <w:webHidden/>
                 <w:sz w:val="22"/>
@@ -3481,7 +3536,7 @@
             </w:r>
             <w:r>
               <w:rPr>
-                <w:rFonts w:asciiTheme="minorHAnsi" w:hAnsiTheme="minorHAnsi" w:cstheme="minorHAnsi"/>
+                <w:rFonts w:asciiTheme="majorHAnsi" w:hAnsiTheme="majorHAnsi" w:cstheme="majorHAnsi"/>
                 <w:noProof/>
                 <w:webHidden/>
                 <w:sz w:val="22"/>
@@ -3491,16 +3546,16 @@
             </w:r>
             <w:r>
               <w:rPr>
-                <w:rFonts w:asciiTheme="minorHAnsi" w:hAnsiTheme="minorHAnsi" w:cstheme="minorHAnsi"/>
-                <w:noProof/>
-                <w:webHidden/>
-                <w:sz w:val="22"/>
-                <w:szCs w:val="22"/>
-              </w:rPr>
-            </w:r>
-            <w:r>
-              <w:rPr>
-                <w:rFonts w:asciiTheme="minorHAnsi" w:hAnsiTheme="minorHAnsi" w:cstheme="minorHAnsi"/>
+                <w:rFonts w:asciiTheme="majorHAnsi" w:hAnsiTheme="majorHAnsi" w:cstheme="majorHAnsi"/>
+                <w:noProof/>
+                <w:webHidden/>
+                <w:sz w:val="22"/>
+                <w:szCs w:val="22"/>
+              </w:rPr>
+            </w:r>
+            <w:r>
+              <w:rPr>
+                <w:rFonts w:asciiTheme="majorHAnsi" w:hAnsiTheme="majorHAnsi" w:cstheme="majorHAnsi"/>
                 <w:noProof/>
                 <w:webHidden/>
                 <w:sz w:val="22"/>
@@ -3510,7 +3565,7 @@
             </w:r>
             <w:r>
               <w:rPr>
-                <w:rFonts w:asciiTheme="minorHAnsi" w:hAnsiTheme="minorHAnsi" w:cstheme="minorHAnsi"/>
+                <w:rFonts w:asciiTheme="majorHAnsi" w:hAnsiTheme="majorHAnsi" w:cstheme="majorHAnsi"/>
                 <w:noProof/>
                 <w:webHidden/>
                 <w:sz w:val="22"/>
@@ -3521,7 +3576,7 @@
             </w:r>
             <w:r>
               <w:rPr>
-                <w:rFonts w:asciiTheme="minorHAnsi" w:hAnsiTheme="minorHAnsi" w:cstheme="minorHAnsi"/>
+                <w:rFonts w:asciiTheme="majorHAnsi" w:hAnsiTheme="majorHAnsi" w:cstheme="majorHAnsi"/>
                 <w:noProof/>
                 <w:webHidden/>
                 <w:sz w:val="22"/>
@@ -3539,7 +3594,7 @@
             </w:tabs>
             <w:spacing w:after="0" w:line="240" w:lineRule="auto"/>
             <w:rPr>
-              <w:rFonts w:asciiTheme="minorHAnsi" w:eastAsiaTheme="minorEastAsia" w:hAnsiTheme="minorHAnsi" w:cstheme="minorHAnsi"/>
+              <w:rFonts w:asciiTheme="majorHAnsi" w:eastAsiaTheme="minorEastAsia" w:hAnsiTheme="majorHAnsi" w:cstheme="majorHAnsi"/>
               <w:noProof/>
               <w:kern w:val="2"/>
               <w:sz w:val="22"/>
@@ -3552,7 +3607,7 @@
             <w:r>
               <w:rPr>
                 <w:rStyle w:val="Hyperlink"/>
-                <w:rFonts w:asciiTheme="minorHAnsi" w:hAnsiTheme="minorHAnsi" w:cstheme="minorHAnsi"/>
+                <w:rFonts w:asciiTheme="majorHAnsi" w:hAnsiTheme="majorHAnsi" w:cstheme="majorHAnsi"/>
                 <w:noProof/>
                 <w:sz w:val="22"/>
                 <w:szCs w:val="22"/>
@@ -3562,7 +3617,7 @@
             </w:r>
             <w:r>
               <w:rPr>
-                <w:rFonts w:asciiTheme="minorHAnsi" w:eastAsiaTheme="minorEastAsia" w:hAnsiTheme="minorHAnsi" w:cstheme="minorHAnsi"/>
+                <w:rFonts w:asciiTheme="majorHAnsi" w:eastAsiaTheme="minorEastAsia" w:hAnsiTheme="majorHAnsi" w:cstheme="majorHAnsi"/>
                 <w:noProof/>
                 <w:kern w:val="2"/>
                 <w:sz w:val="22"/>
@@ -3575,7 +3630,7 @@
             <w:r>
               <w:rPr>
                 <w:rStyle w:val="Hyperlink"/>
-                <w:rFonts w:asciiTheme="minorHAnsi" w:hAnsiTheme="minorHAnsi" w:cstheme="minorHAnsi"/>
+                <w:rFonts w:asciiTheme="majorHAnsi" w:hAnsiTheme="majorHAnsi" w:cstheme="majorHAnsi"/>
                 <w:noProof/>
                 <w:sz w:val="22"/>
                 <w:szCs w:val="22"/>
@@ -3585,7 +3640,7 @@
             </w:r>
             <w:r>
               <w:rPr>
-                <w:rFonts w:asciiTheme="minorHAnsi" w:hAnsiTheme="minorHAnsi" w:cstheme="minorHAnsi"/>
+                <w:rFonts w:asciiTheme="majorHAnsi" w:hAnsiTheme="majorHAnsi" w:cstheme="majorHAnsi"/>
                 <w:noProof/>
                 <w:webHidden/>
                 <w:sz w:val="22"/>
@@ -3595,7 +3650,7 @@
             </w:r>
             <w:r>
               <w:rPr>
-                <w:rFonts w:asciiTheme="minorHAnsi" w:hAnsiTheme="minorHAnsi" w:cstheme="minorHAnsi"/>
+                <w:rFonts w:asciiTheme="majorHAnsi" w:hAnsiTheme="majorHAnsi" w:cstheme="majorHAnsi"/>
                 <w:noProof/>
                 <w:webHidden/>
                 <w:sz w:val="22"/>
@@ -3605,7 +3660,7 @@
             </w:r>
             <w:r>
               <w:rPr>
-                <w:rFonts w:asciiTheme="minorHAnsi" w:hAnsiTheme="minorHAnsi" w:cstheme="minorHAnsi"/>
+                <w:rFonts w:asciiTheme="majorHAnsi" w:hAnsiTheme="majorHAnsi" w:cstheme="majorHAnsi"/>
                 <w:noProof/>
                 <w:webHidden/>
                 <w:sz w:val="22"/>
@@ -3615,16 +3670,16 @@
             </w:r>
             <w:r>
               <w:rPr>
-                <w:rFonts w:asciiTheme="minorHAnsi" w:hAnsiTheme="minorHAnsi" w:cstheme="minorHAnsi"/>
-                <w:noProof/>
-                <w:webHidden/>
-                <w:sz w:val="22"/>
-                <w:szCs w:val="22"/>
-              </w:rPr>
-            </w:r>
-            <w:r>
-              <w:rPr>
-                <w:rFonts w:asciiTheme="minorHAnsi" w:hAnsiTheme="minorHAnsi" w:cstheme="minorHAnsi"/>
+                <w:rFonts w:asciiTheme="majorHAnsi" w:hAnsiTheme="majorHAnsi" w:cstheme="majorHAnsi"/>
+                <w:noProof/>
+                <w:webHidden/>
+                <w:sz w:val="22"/>
+                <w:szCs w:val="22"/>
+              </w:rPr>
+            </w:r>
+            <w:r>
+              <w:rPr>
+                <w:rFonts w:asciiTheme="majorHAnsi" w:hAnsiTheme="majorHAnsi" w:cstheme="majorHAnsi"/>
                 <w:noProof/>
                 <w:webHidden/>
                 <w:sz w:val="22"/>
@@ -3634,7 +3689,7 @@
             </w:r>
             <w:r>
               <w:rPr>
-                <w:rFonts w:asciiTheme="minorHAnsi" w:hAnsiTheme="minorHAnsi" w:cstheme="minorHAnsi"/>
+                <w:rFonts w:asciiTheme="majorHAnsi" w:hAnsiTheme="majorHAnsi" w:cstheme="majorHAnsi"/>
                 <w:noProof/>
                 <w:webHidden/>
                 <w:sz w:val="22"/>
@@ -3645,7 +3700,7 @@
             </w:r>
             <w:r>
               <w:rPr>
-                <w:rFonts w:asciiTheme="minorHAnsi" w:hAnsiTheme="minorHAnsi" w:cstheme="minorHAnsi"/>
+                <w:rFonts w:asciiTheme="majorHAnsi" w:hAnsiTheme="majorHAnsi" w:cstheme="majorHAnsi"/>
                 <w:noProof/>
                 <w:webHidden/>
                 <w:sz w:val="22"/>
@@ -3663,7 +3718,7 @@
             </w:tabs>
             <w:spacing w:after="0" w:line="240" w:lineRule="auto"/>
             <w:rPr>
-              <w:rFonts w:asciiTheme="minorHAnsi" w:eastAsiaTheme="minorEastAsia" w:hAnsiTheme="minorHAnsi" w:cstheme="minorHAnsi"/>
+              <w:rFonts w:asciiTheme="majorHAnsi" w:eastAsiaTheme="minorEastAsia" w:hAnsiTheme="majorHAnsi" w:cstheme="majorHAnsi"/>
               <w:noProof/>
               <w:kern w:val="2"/>
               <w:sz w:val="22"/>
@@ -3676,7 +3731,7 @@
             <w:r>
               <w:rPr>
                 <w:rStyle w:val="Hyperlink"/>
-                <w:rFonts w:asciiTheme="minorHAnsi" w:hAnsiTheme="minorHAnsi" w:cstheme="minorHAnsi"/>
+                <w:rFonts w:asciiTheme="majorHAnsi" w:hAnsiTheme="majorHAnsi" w:cstheme="majorHAnsi"/>
                 <w:noProof/>
                 <w:sz w:val="22"/>
                 <w:szCs w:val="22"/>
@@ -3685,7 +3740,7 @@
             </w:r>
             <w:r>
               <w:rPr>
-                <w:rFonts w:asciiTheme="minorHAnsi" w:eastAsiaTheme="minorEastAsia" w:hAnsiTheme="minorHAnsi" w:cstheme="minorHAnsi"/>
+                <w:rFonts w:asciiTheme="majorHAnsi" w:eastAsiaTheme="minorEastAsia" w:hAnsiTheme="majorHAnsi" w:cstheme="majorHAnsi"/>
                 <w:noProof/>
                 <w:kern w:val="2"/>
                 <w:sz w:val="22"/>
@@ -3698,7 +3753,7 @@
             <w:r>
               <w:rPr>
                 <w:rStyle w:val="Hyperlink"/>
-                <w:rFonts w:asciiTheme="minorHAnsi" w:hAnsiTheme="minorHAnsi" w:cstheme="minorHAnsi"/>
+                <w:rFonts w:asciiTheme="majorHAnsi" w:hAnsiTheme="majorHAnsi" w:cstheme="majorHAnsi"/>
                 <w:noProof/>
                 <w:sz w:val="22"/>
                 <w:szCs w:val="22"/>
@@ -3708,7 +3763,7 @@
             </w:r>
             <w:r>
               <w:rPr>
-                <w:rFonts w:asciiTheme="minorHAnsi" w:hAnsiTheme="minorHAnsi" w:cstheme="minorHAnsi"/>
+                <w:rFonts w:asciiTheme="majorHAnsi" w:hAnsiTheme="majorHAnsi" w:cstheme="majorHAnsi"/>
                 <w:noProof/>
                 <w:webHidden/>
                 <w:sz w:val="22"/>
@@ -3718,7 +3773,7 @@
             </w:r>
             <w:r>
               <w:rPr>
-                <w:rFonts w:asciiTheme="minorHAnsi" w:hAnsiTheme="minorHAnsi" w:cs="Calibri"/>
+                <w:rFonts w:asciiTheme="majorHAnsi" w:hAnsiTheme="majorHAnsi" w:cstheme="majorHAnsi"/>
                 <w:noProof/>
                 <w:webHidden/>
                 <w:sz w:val="22"/>
@@ -3729,7 +3784,7 @@
             </w:r>
             <w:r>
               <w:rPr>
-                <w:rFonts w:asciiTheme="minorHAnsi" w:hAnsiTheme="minorHAnsi" w:cstheme="minorHAnsi"/>
+                <w:rFonts w:asciiTheme="majorHAnsi" w:hAnsiTheme="majorHAnsi" w:cstheme="majorHAnsi"/>
                 <w:noProof/>
                 <w:webHidden/>
                 <w:sz w:val="22"/>
@@ -3739,7 +3794,7 @@
             </w:r>
             <w:r>
               <w:rPr>
-                <w:rFonts w:asciiTheme="minorHAnsi" w:hAnsiTheme="minorHAnsi" w:cstheme="minorHAnsi"/>
+                <w:rFonts w:asciiTheme="majorHAnsi" w:hAnsiTheme="majorHAnsi" w:cstheme="majorHAnsi"/>
                 <w:noProof/>
                 <w:webHidden/>
                 <w:sz w:val="22"/>
@@ -3749,16 +3804,16 @@
             </w:r>
             <w:r>
               <w:rPr>
-                <w:rFonts w:asciiTheme="minorHAnsi" w:hAnsiTheme="minorHAnsi" w:cstheme="minorHAnsi"/>
-                <w:noProof/>
-                <w:webHidden/>
-                <w:sz w:val="22"/>
-                <w:szCs w:val="22"/>
-              </w:rPr>
-            </w:r>
-            <w:r>
-              <w:rPr>
-                <w:rFonts w:asciiTheme="minorHAnsi" w:hAnsiTheme="minorHAnsi" w:cstheme="minorHAnsi"/>
+                <w:rFonts w:asciiTheme="majorHAnsi" w:hAnsiTheme="majorHAnsi" w:cstheme="majorHAnsi"/>
+                <w:noProof/>
+                <w:webHidden/>
+                <w:sz w:val="22"/>
+                <w:szCs w:val="22"/>
+              </w:rPr>
+            </w:r>
+            <w:r>
+              <w:rPr>
+                <w:rFonts w:asciiTheme="majorHAnsi" w:hAnsiTheme="majorHAnsi" w:cstheme="majorHAnsi"/>
                 <w:noProof/>
                 <w:webHidden/>
                 <w:sz w:val="22"/>
@@ -3768,7 +3823,7 @@
             </w:r>
             <w:r>
               <w:rPr>
-                <w:rFonts w:asciiTheme="minorHAnsi" w:hAnsiTheme="minorHAnsi" w:cstheme="minorHAnsi"/>
+                <w:rFonts w:asciiTheme="majorHAnsi" w:hAnsiTheme="majorHAnsi" w:cstheme="majorHAnsi"/>
                 <w:noProof/>
                 <w:webHidden/>
                 <w:sz w:val="22"/>
@@ -3779,7 +3834,7 @@
             </w:r>
             <w:r>
               <w:rPr>
-                <w:rFonts w:asciiTheme="minorHAnsi" w:hAnsiTheme="minorHAnsi" w:cstheme="minorHAnsi"/>
+                <w:rFonts w:asciiTheme="majorHAnsi" w:hAnsiTheme="majorHAnsi" w:cstheme="majorHAnsi"/>
                 <w:noProof/>
                 <w:webHidden/>
                 <w:sz w:val="22"/>
@@ -3797,7 +3852,7 @@
             </w:tabs>
             <w:spacing w:after="0" w:line="240" w:lineRule="auto"/>
             <w:rPr>
-              <w:rFonts w:asciiTheme="minorHAnsi" w:eastAsiaTheme="minorEastAsia" w:hAnsiTheme="minorHAnsi" w:cstheme="minorHAnsi"/>
+              <w:rFonts w:asciiTheme="majorHAnsi" w:eastAsiaTheme="minorEastAsia" w:hAnsiTheme="majorHAnsi" w:cstheme="majorHAnsi"/>
               <w:noProof/>
               <w:kern w:val="2"/>
               <w:sz w:val="22"/>
@@ -3810,7 +3865,7 @@
             <w:r>
               <w:rPr>
                 <w:rStyle w:val="Hyperlink"/>
-                <w:rFonts w:asciiTheme="minorHAnsi" w:hAnsiTheme="minorHAnsi" w:cstheme="minorHAnsi"/>
+                <w:rFonts w:asciiTheme="majorHAnsi" w:hAnsiTheme="majorHAnsi" w:cstheme="majorHAnsi"/>
                 <w:noProof/>
                 <w:sz w:val="22"/>
                 <w:szCs w:val="22"/>
@@ -3820,7 +3875,7 @@
             </w:r>
             <w:r>
               <w:rPr>
-                <w:rFonts w:asciiTheme="minorHAnsi" w:eastAsiaTheme="minorEastAsia" w:hAnsiTheme="minorHAnsi" w:cstheme="minorHAnsi"/>
+                <w:rFonts w:asciiTheme="majorHAnsi" w:eastAsiaTheme="minorEastAsia" w:hAnsiTheme="majorHAnsi" w:cstheme="majorHAnsi"/>
                 <w:noProof/>
                 <w:kern w:val="2"/>
                 <w:sz w:val="22"/>
@@ -3833,7 +3888,7 @@
             <w:r>
               <w:rPr>
                 <w:rStyle w:val="Hyperlink"/>
-                <w:rFonts w:asciiTheme="minorHAnsi" w:hAnsiTheme="minorHAnsi" w:cstheme="minorHAnsi"/>
+                <w:rFonts w:asciiTheme="majorHAnsi" w:hAnsiTheme="majorHAnsi" w:cstheme="majorHAnsi"/>
                 <w:noProof/>
                 <w:sz w:val="22"/>
                 <w:szCs w:val="22"/>
@@ -3843,7 +3898,7 @@
             </w:r>
             <w:r>
               <w:rPr>
-                <w:rFonts w:asciiTheme="minorHAnsi" w:hAnsiTheme="minorHAnsi" w:cstheme="minorHAnsi"/>
+                <w:rFonts w:asciiTheme="majorHAnsi" w:hAnsiTheme="majorHAnsi" w:cstheme="majorHAnsi"/>
                 <w:noProof/>
                 <w:webHidden/>
                 <w:sz w:val="22"/>
@@ -3853,7 +3908,7 @@
             </w:r>
             <w:r>
               <w:rPr>
-                <w:rFonts w:asciiTheme="minorHAnsi" w:hAnsiTheme="minorHAnsi" w:cstheme="minorHAnsi"/>
+                <w:rFonts w:asciiTheme="majorHAnsi" w:hAnsiTheme="majorHAnsi" w:cstheme="majorHAnsi"/>
                 <w:noProof/>
                 <w:webHidden/>
                 <w:sz w:val="22"/>
@@ -3863,7 +3918,7 @@
             </w:r>
             <w:r>
               <w:rPr>
-                <w:rFonts w:asciiTheme="minorHAnsi" w:hAnsiTheme="minorHAnsi" w:cstheme="minorHAnsi"/>
+                <w:rFonts w:asciiTheme="majorHAnsi" w:hAnsiTheme="majorHAnsi" w:cstheme="majorHAnsi"/>
                 <w:noProof/>
                 <w:webHidden/>
                 <w:sz w:val="22"/>
@@ -3873,16 +3928,16 @@
             </w:r>
             <w:r>
               <w:rPr>
-                <w:rFonts w:asciiTheme="minorHAnsi" w:hAnsiTheme="minorHAnsi" w:cstheme="minorHAnsi"/>
-                <w:noProof/>
-                <w:webHidden/>
-                <w:sz w:val="22"/>
-                <w:szCs w:val="22"/>
-              </w:rPr>
-            </w:r>
-            <w:r>
-              <w:rPr>
-                <w:rFonts w:asciiTheme="minorHAnsi" w:hAnsiTheme="minorHAnsi" w:cstheme="minorHAnsi"/>
+                <w:rFonts w:asciiTheme="majorHAnsi" w:hAnsiTheme="majorHAnsi" w:cstheme="majorHAnsi"/>
+                <w:noProof/>
+                <w:webHidden/>
+                <w:sz w:val="22"/>
+                <w:szCs w:val="22"/>
+              </w:rPr>
+            </w:r>
+            <w:r>
+              <w:rPr>
+                <w:rFonts w:asciiTheme="majorHAnsi" w:hAnsiTheme="majorHAnsi" w:cstheme="majorHAnsi"/>
                 <w:noProof/>
                 <w:webHidden/>
                 <w:sz w:val="22"/>
@@ -3892,7 +3947,7 @@
             </w:r>
             <w:r>
               <w:rPr>
-                <w:rFonts w:asciiTheme="minorHAnsi" w:hAnsiTheme="minorHAnsi" w:cstheme="minorHAnsi"/>
+                <w:rFonts w:asciiTheme="majorHAnsi" w:hAnsiTheme="majorHAnsi" w:cstheme="majorHAnsi"/>
                 <w:noProof/>
                 <w:webHidden/>
                 <w:sz w:val="22"/>
@@ -3903,7 +3958,7 @@
             </w:r>
             <w:r>
               <w:rPr>
-                <w:rFonts w:asciiTheme="minorHAnsi" w:hAnsiTheme="minorHAnsi" w:cstheme="minorHAnsi"/>
+                <w:rFonts w:asciiTheme="majorHAnsi" w:hAnsiTheme="majorHAnsi" w:cstheme="majorHAnsi"/>
                 <w:noProof/>
                 <w:webHidden/>
                 <w:sz w:val="22"/>
@@ -3921,7 +3976,7 @@
             </w:tabs>
             <w:spacing w:after="0" w:line="240" w:lineRule="auto"/>
             <w:rPr>
-              <w:rFonts w:asciiTheme="minorHAnsi" w:eastAsiaTheme="minorEastAsia" w:hAnsiTheme="minorHAnsi" w:cstheme="minorHAnsi"/>
+              <w:rFonts w:asciiTheme="majorHAnsi" w:eastAsiaTheme="minorEastAsia" w:hAnsiTheme="majorHAnsi" w:cstheme="majorHAnsi"/>
               <w:noProof/>
               <w:kern w:val="2"/>
               <w:sz w:val="22"/>
@@ -3934,7 +3989,7 @@
             <w:r>
               <w:rPr>
                 <w:rStyle w:val="Hyperlink"/>
-                <w:rFonts w:asciiTheme="minorHAnsi" w:hAnsiTheme="minorHAnsi" w:cstheme="minorHAnsi"/>
+                <w:rFonts w:asciiTheme="majorHAnsi" w:hAnsiTheme="majorHAnsi" w:cstheme="majorHAnsi"/>
                 <w:noProof/>
                 <w:sz w:val="22"/>
                 <w:szCs w:val="22"/>
@@ -3944,7 +3999,7 @@
             </w:r>
             <w:r>
               <w:rPr>
-                <w:rFonts w:asciiTheme="minorHAnsi" w:eastAsiaTheme="minorEastAsia" w:hAnsiTheme="minorHAnsi" w:cstheme="minorHAnsi"/>
+                <w:rFonts w:asciiTheme="majorHAnsi" w:eastAsiaTheme="minorEastAsia" w:hAnsiTheme="majorHAnsi" w:cstheme="majorHAnsi"/>
                 <w:noProof/>
                 <w:kern w:val="2"/>
                 <w:sz w:val="22"/>
@@ -3957,7 +4012,7 @@
             <w:r>
               <w:rPr>
                 <w:rStyle w:val="Hyperlink"/>
-                <w:rFonts w:asciiTheme="minorHAnsi" w:hAnsiTheme="minorHAnsi" w:cstheme="minorHAnsi"/>
+                <w:rFonts w:asciiTheme="majorHAnsi" w:hAnsiTheme="majorHAnsi" w:cstheme="majorHAnsi"/>
                 <w:noProof/>
                 <w:sz w:val="22"/>
                 <w:szCs w:val="22"/>
@@ -3967,7 +4022,7 @@
             </w:r>
             <w:r>
               <w:rPr>
-                <w:rFonts w:asciiTheme="minorHAnsi" w:hAnsiTheme="minorHAnsi" w:cstheme="minorHAnsi"/>
+                <w:rFonts w:asciiTheme="majorHAnsi" w:hAnsiTheme="majorHAnsi" w:cstheme="majorHAnsi"/>
                 <w:noProof/>
                 <w:webHidden/>
                 <w:sz w:val="22"/>
@@ -3977,7 +4032,7 @@
             </w:r>
             <w:r>
               <w:rPr>
-                <w:rFonts w:asciiTheme="minorHAnsi" w:hAnsiTheme="minorHAnsi" w:cstheme="minorHAnsi"/>
+                <w:rFonts w:asciiTheme="majorHAnsi" w:hAnsiTheme="majorHAnsi" w:cstheme="majorHAnsi"/>
                 <w:noProof/>
                 <w:webHidden/>
                 <w:sz w:val="22"/>
@@ -3987,7 +4042,7 @@
             </w:r>
             <w:r>
               <w:rPr>
-                <w:rFonts w:asciiTheme="minorHAnsi" w:hAnsiTheme="minorHAnsi" w:cstheme="minorHAnsi"/>
+                <w:rFonts w:asciiTheme="majorHAnsi" w:hAnsiTheme="majorHAnsi" w:cstheme="majorHAnsi"/>
                 <w:noProof/>
                 <w:webHidden/>
                 <w:sz w:val="22"/>
@@ -3997,16 +4052,16 @@
             </w:r>
             <w:r>
               <w:rPr>
-                <w:rFonts w:asciiTheme="minorHAnsi" w:hAnsiTheme="minorHAnsi" w:cstheme="minorHAnsi"/>
-                <w:noProof/>
-                <w:webHidden/>
-                <w:sz w:val="22"/>
-                <w:szCs w:val="22"/>
-              </w:rPr>
-            </w:r>
-            <w:r>
-              <w:rPr>
-                <w:rFonts w:asciiTheme="minorHAnsi" w:hAnsiTheme="minorHAnsi" w:cstheme="minorHAnsi"/>
+                <w:rFonts w:asciiTheme="majorHAnsi" w:hAnsiTheme="majorHAnsi" w:cstheme="majorHAnsi"/>
+                <w:noProof/>
+                <w:webHidden/>
+                <w:sz w:val="22"/>
+                <w:szCs w:val="22"/>
+              </w:rPr>
+            </w:r>
+            <w:r>
+              <w:rPr>
+                <w:rFonts w:asciiTheme="majorHAnsi" w:hAnsiTheme="majorHAnsi" w:cstheme="majorHAnsi"/>
                 <w:noProof/>
                 <w:webHidden/>
                 <w:sz w:val="22"/>
@@ -4016,7 +4071,7 @@
             </w:r>
             <w:r>
               <w:rPr>
-                <w:rFonts w:asciiTheme="minorHAnsi" w:hAnsiTheme="minorHAnsi" w:cstheme="minorHAnsi"/>
+                <w:rFonts w:asciiTheme="majorHAnsi" w:hAnsiTheme="majorHAnsi" w:cstheme="majorHAnsi"/>
                 <w:noProof/>
                 <w:webHidden/>
                 <w:sz w:val="22"/>
@@ -4027,7 +4082,7 @@
             </w:r>
             <w:r>
               <w:rPr>
-                <w:rFonts w:asciiTheme="minorHAnsi" w:hAnsiTheme="minorHAnsi" w:cstheme="minorHAnsi"/>
+                <w:rFonts w:asciiTheme="majorHAnsi" w:hAnsiTheme="majorHAnsi" w:cstheme="majorHAnsi"/>
                 <w:noProof/>
                 <w:webHidden/>
                 <w:sz w:val="22"/>
@@ -4045,7 +4100,7 @@
             </w:tabs>
             <w:spacing w:after="0" w:line="240" w:lineRule="auto"/>
             <w:rPr>
-              <w:rFonts w:asciiTheme="minorHAnsi" w:eastAsiaTheme="minorEastAsia" w:hAnsiTheme="minorHAnsi" w:cstheme="minorHAnsi"/>
+              <w:rFonts w:asciiTheme="majorHAnsi" w:eastAsiaTheme="minorEastAsia" w:hAnsiTheme="majorHAnsi" w:cstheme="majorHAnsi"/>
               <w:noProof/>
               <w:kern w:val="2"/>
               <w:sz w:val="22"/>
@@ -4058,7 +4113,7 @@
             <w:r>
               <w:rPr>
                 <w:rStyle w:val="Hyperlink"/>
-                <w:rFonts w:asciiTheme="minorHAnsi" w:hAnsiTheme="minorHAnsi" w:cstheme="minorHAnsi"/>
+                <w:rFonts w:asciiTheme="majorHAnsi" w:hAnsiTheme="majorHAnsi" w:cstheme="majorHAnsi"/>
                 <w:noProof/>
                 <w:sz w:val="22"/>
                 <w:szCs w:val="22"/>
@@ -4067,7 +4122,7 @@
             </w:r>
             <w:r>
               <w:rPr>
-                <w:rFonts w:asciiTheme="minorHAnsi" w:eastAsiaTheme="minorEastAsia" w:hAnsiTheme="minorHAnsi" w:cstheme="minorHAnsi"/>
+                <w:rFonts w:asciiTheme="majorHAnsi" w:eastAsiaTheme="minorEastAsia" w:hAnsiTheme="majorHAnsi" w:cstheme="majorHAnsi"/>
                 <w:noProof/>
                 <w:kern w:val="2"/>
                 <w:sz w:val="22"/>
@@ -4080,7 +4135,7 @@
             <w:r>
               <w:rPr>
                 <w:rStyle w:val="Hyperlink"/>
-                <w:rFonts w:asciiTheme="minorHAnsi" w:hAnsiTheme="minorHAnsi" w:cstheme="minorHAnsi"/>
+                <w:rFonts w:asciiTheme="majorHAnsi" w:hAnsiTheme="majorHAnsi" w:cstheme="majorHAnsi"/>
                 <w:noProof/>
                 <w:sz w:val="22"/>
                 <w:szCs w:val="22"/>
@@ -4090,7 +4145,7 @@
             </w:r>
             <w:r>
               <w:rPr>
-                <w:rFonts w:asciiTheme="minorHAnsi" w:hAnsiTheme="minorHAnsi" w:cstheme="minorHAnsi"/>
+                <w:rFonts w:asciiTheme="majorHAnsi" w:hAnsiTheme="majorHAnsi" w:cstheme="majorHAnsi"/>
                 <w:noProof/>
                 <w:webHidden/>
                 <w:sz w:val="22"/>
@@ -4100,7 +4155,7 @@
             </w:r>
             <w:r>
               <w:rPr>
-                <w:rFonts w:asciiTheme="minorHAnsi" w:hAnsiTheme="minorHAnsi" w:cs="Calibri"/>
+                <w:rFonts w:asciiTheme="majorHAnsi" w:hAnsiTheme="majorHAnsi" w:cstheme="majorHAnsi"/>
                 <w:noProof/>
                 <w:webHidden/>
                 <w:sz w:val="22"/>
@@ -4111,7 +4166,7 @@
             </w:r>
             <w:r>
               <w:rPr>
-                <w:rFonts w:asciiTheme="minorHAnsi" w:hAnsiTheme="minorHAnsi" w:cstheme="minorHAnsi"/>
+                <w:rFonts w:asciiTheme="majorHAnsi" w:hAnsiTheme="majorHAnsi" w:cstheme="majorHAnsi"/>
                 <w:noProof/>
                 <w:webHidden/>
                 <w:sz w:val="22"/>
@@ -4121,7 +4176,7 @@
             </w:r>
             <w:r>
               <w:rPr>
-                <w:rFonts w:asciiTheme="minorHAnsi" w:hAnsiTheme="minorHAnsi" w:cstheme="minorHAnsi"/>
+                <w:rFonts w:asciiTheme="majorHAnsi" w:hAnsiTheme="majorHAnsi" w:cstheme="majorHAnsi"/>
                 <w:noProof/>
                 <w:webHidden/>
                 <w:sz w:val="22"/>
@@ -4131,16 +4186,16 @@
             </w:r>
             <w:r>
               <w:rPr>
-                <w:rFonts w:asciiTheme="minorHAnsi" w:hAnsiTheme="minorHAnsi" w:cstheme="minorHAnsi"/>
-                <w:noProof/>
-                <w:webHidden/>
-                <w:sz w:val="22"/>
-                <w:szCs w:val="22"/>
-              </w:rPr>
-            </w:r>
-            <w:r>
-              <w:rPr>
-                <w:rFonts w:asciiTheme="minorHAnsi" w:hAnsiTheme="minorHAnsi" w:cstheme="minorHAnsi"/>
+                <w:rFonts w:asciiTheme="majorHAnsi" w:hAnsiTheme="majorHAnsi" w:cstheme="majorHAnsi"/>
+                <w:noProof/>
+                <w:webHidden/>
+                <w:sz w:val="22"/>
+                <w:szCs w:val="22"/>
+              </w:rPr>
+            </w:r>
+            <w:r>
+              <w:rPr>
+                <w:rFonts w:asciiTheme="majorHAnsi" w:hAnsiTheme="majorHAnsi" w:cstheme="majorHAnsi"/>
                 <w:noProof/>
                 <w:webHidden/>
                 <w:sz w:val="22"/>
@@ -4150,7 +4205,7 @@
             </w:r>
             <w:r>
               <w:rPr>
-                <w:rFonts w:asciiTheme="minorHAnsi" w:hAnsiTheme="minorHAnsi" w:cstheme="minorHAnsi"/>
+                <w:rFonts w:asciiTheme="majorHAnsi" w:hAnsiTheme="majorHAnsi" w:cstheme="majorHAnsi"/>
                 <w:noProof/>
                 <w:webHidden/>
                 <w:sz w:val="22"/>
@@ -4161,7 +4216,7 @@
             </w:r>
             <w:r>
               <w:rPr>
-                <w:rFonts w:asciiTheme="minorHAnsi" w:hAnsiTheme="minorHAnsi" w:cstheme="minorHAnsi"/>
+                <w:rFonts w:asciiTheme="majorHAnsi" w:hAnsiTheme="majorHAnsi" w:cstheme="majorHAnsi"/>
                 <w:noProof/>
                 <w:webHidden/>
                 <w:sz w:val="22"/>
@@ -4179,7 +4234,7 @@
             </w:tabs>
             <w:spacing w:after="0" w:line="240" w:lineRule="auto"/>
             <w:rPr>
-              <w:rFonts w:asciiTheme="minorHAnsi" w:eastAsiaTheme="minorEastAsia" w:hAnsiTheme="minorHAnsi" w:cstheme="minorHAnsi"/>
+              <w:rFonts w:asciiTheme="majorHAnsi" w:eastAsiaTheme="minorEastAsia" w:hAnsiTheme="majorHAnsi" w:cstheme="majorHAnsi"/>
               <w:noProof/>
               <w:kern w:val="2"/>
               <w:sz w:val="22"/>
@@ -4192,7 +4247,7 @@
             <w:r>
               <w:rPr>
                 <w:rStyle w:val="Hyperlink"/>
-                <w:rFonts w:asciiTheme="minorHAnsi" w:hAnsiTheme="minorHAnsi" w:cstheme="minorHAnsi"/>
+                <w:rFonts w:asciiTheme="majorHAnsi" w:hAnsiTheme="majorHAnsi" w:cstheme="majorHAnsi"/>
                 <w:noProof/>
                 <w:sz w:val="22"/>
                 <w:szCs w:val="22"/>
@@ -4201,7 +4256,7 @@
             </w:r>
             <w:r>
               <w:rPr>
-                <w:rFonts w:asciiTheme="minorHAnsi" w:eastAsiaTheme="minorEastAsia" w:hAnsiTheme="minorHAnsi" w:cstheme="minorHAnsi"/>
+                <w:rFonts w:asciiTheme="majorHAnsi" w:eastAsiaTheme="minorEastAsia" w:hAnsiTheme="majorHAnsi" w:cstheme="majorHAnsi"/>
                 <w:noProof/>
                 <w:kern w:val="2"/>
                 <w:sz w:val="22"/>
@@ -4214,7 +4269,7 @@
             <w:r>
               <w:rPr>
                 <w:rStyle w:val="Hyperlink"/>
-                <w:rFonts w:asciiTheme="minorHAnsi" w:hAnsiTheme="minorHAnsi" w:cstheme="minorHAnsi"/>
+                <w:rFonts w:asciiTheme="majorHAnsi" w:hAnsiTheme="majorHAnsi" w:cstheme="majorHAnsi"/>
                 <w:noProof/>
                 <w:sz w:val="22"/>
                 <w:szCs w:val="22"/>
@@ -4224,7 +4279,7 @@
             </w:r>
             <w:r>
               <w:rPr>
-                <w:rFonts w:asciiTheme="minorHAnsi" w:hAnsiTheme="minorHAnsi" w:cstheme="minorHAnsi"/>
+                <w:rFonts w:asciiTheme="majorHAnsi" w:hAnsiTheme="majorHAnsi" w:cstheme="majorHAnsi"/>
                 <w:noProof/>
                 <w:webHidden/>
                 <w:sz w:val="22"/>
@@ -4234,7 +4289,7 @@
             </w:r>
             <w:r>
               <w:rPr>
-                <w:rFonts w:asciiTheme="minorHAnsi" w:hAnsiTheme="minorHAnsi" w:cstheme="minorHAnsi"/>
+                <w:rFonts w:asciiTheme="majorHAnsi" w:hAnsiTheme="majorHAnsi" w:cstheme="majorHAnsi"/>
                 <w:noProof/>
                 <w:webHidden/>
                 <w:sz w:val="22"/>
@@ -4244,7 +4299,7 @@
             </w:r>
             <w:r>
               <w:rPr>
-                <w:rFonts w:asciiTheme="minorHAnsi" w:hAnsiTheme="minorHAnsi" w:cstheme="minorHAnsi"/>
+                <w:rFonts w:asciiTheme="majorHAnsi" w:hAnsiTheme="majorHAnsi" w:cstheme="majorHAnsi"/>
                 <w:noProof/>
                 <w:webHidden/>
                 <w:sz w:val="22"/>
@@ -4254,16 +4309,16 @@
             </w:r>
             <w:r>
               <w:rPr>
-                <w:rFonts w:asciiTheme="minorHAnsi" w:hAnsiTheme="minorHAnsi" w:cstheme="minorHAnsi"/>
-                <w:noProof/>
-                <w:webHidden/>
-                <w:sz w:val="22"/>
-                <w:szCs w:val="22"/>
-              </w:rPr>
-            </w:r>
-            <w:r>
-              <w:rPr>
-                <w:rFonts w:asciiTheme="minorHAnsi" w:hAnsiTheme="minorHAnsi" w:cstheme="minorHAnsi"/>
+                <w:rFonts w:asciiTheme="majorHAnsi" w:hAnsiTheme="majorHAnsi" w:cstheme="majorHAnsi"/>
+                <w:noProof/>
+                <w:webHidden/>
+                <w:sz w:val="22"/>
+                <w:szCs w:val="22"/>
+              </w:rPr>
+            </w:r>
+            <w:r>
+              <w:rPr>
+                <w:rFonts w:asciiTheme="majorHAnsi" w:hAnsiTheme="majorHAnsi" w:cstheme="majorHAnsi"/>
                 <w:noProof/>
                 <w:webHidden/>
                 <w:sz w:val="22"/>
@@ -4273,7 +4328,7 @@
             </w:r>
             <w:r>
               <w:rPr>
-                <w:rFonts w:asciiTheme="minorHAnsi" w:hAnsiTheme="minorHAnsi" w:cstheme="minorHAnsi"/>
+                <w:rFonts w:asciiTheme="majorHAnsi" w:hAnsiTheme="majorHAnsi" w:cstheme="majorHAnsi"/>
                 <w:noProof/>
                 <w:webHidden/>
                 <w:sz w:val="22"/>
@@ -4284,7 +4339,7 @@
             </w:r>
             <w:r>
               <w:rPr>
-                <w:rFonts w:asciiTheme="minorHAnsi" w:hAnsiTheme="minorHAnsi" w:cstheme="minorHAnsi"/>
+                <w:rFonts w:asciiTheme="majorHAnsi" w:hAnsiTheme="majorHAnsi" w:cstheme="majorHAnsi"/>
                 <w:noProof/>
                 <w:webHidden/>
                 <w:sz w:val="22"/>
@@ -4302,7 +4357,7 @@
             </w:tabs>
             <w:spacing w:after="0" w:line="240" w:lineRule="auto"/>
             <w:rPr>
-              <w:rFonts w:asciiTheme="minorHAnsi" w:eastAsiaTheme="minorEastAsia" w:hAnsiTheme="minorHAnsi" w:cstheme="minorHAnsi"/>
+              <w:rFonts w:asciiTheme="majorHAnsi" w:eastAsiaTheme="minorEastAsia" w:hAnsiTheme="majorHAnsi" w:cstheme="majorHAnsi"/>
               <w:noProof/>
               <w:kern w:val="2"/>
               <w:sz w:val="22"/>
@@ -4315,7 +4370,7 @@
             <w:r>
               <w:rPr>
                 <w:rStyle w:val="Hyperlink"/>
-                <w:rFonts w:asciiTheme="minorHAnsi" w:hAnsiTheme="minorHAnsi" w:cstheme="minorHAnsi"/>
+                <w:rFonts w:asciiTheme="majorHAnsi" w:hAnsiTheme="majorHAnsi" w:cstheme="majorHAnsi"/>
                 <w:noProof/>
                 <w:sz w:val="22"/>
                 <w:szCs w:val="22"/>
@@ -4324,7 +4379,7 @@
             </w:r>
             <w:r>
               <w:rPr>
-                <w:rFonts w:asciiTheme="minorHAnsi" w:eastAsiaTheme="minorEastAsia" w:hAnsiTheme="minorHAnsi" w:cstheme="minorHAnsi"/>
+                <w:rFonts w:asciiTheme="majorHAnsi" w:eastAsiaTheme="minorEastAsia" w:hAnsiTheme="majorHAnsi" w:cstheme="majorHAnsi"/>
                 <w:noProof/>
                 <w:kern w:val="2"/>
                 <w:sz w:val="22"/>
@@ -4337,7 +4392,7 @@
             <w:r>
               <w:rPr>
                 <w:rStyle w:val="Hyperlink"/>
-                <w:rFonts w:asciiTheme="minorHAnsi" w:hAnsiTheme="minorHAnsi" w:cstheme="minorHAnsi"/>
+                <w:rFonts w:asciiTheme="majorHAnsi" w:hAnsiTheme="majorHAnsi" w:cstheme="majorHAnsi"/>
                 <w:noProof/>
                 <w:sz w:val="22"/>
                 <w:szCs w:val="22"/>
@@ -4347,17 +4402,29 @@
             </w:r>
             <w:r>
               <w:rPr>
-                <w:rFonts w:asciiTheme="minorHAnsi" w:hAnsiTheme="minorHAnsi" w:cstheme="minorHAnsi"/>
-                <w:noProof/>
-                <w:webHidden/>
-                <w:sz w:val="22"/>
-                <w:szCs w:val="22"/>
+                <w:rStyle w:val="Hyperlink"/>
+                <w:rFonts w:asciiTheme="majorHAnsi" w:hAnsiTheme="majorHAnsi" w:cs="Calibri Light"/>
+                <w:noProof/>
+                <w:webHidden/>
+                <w:sz w:val="22"/>
+                <w:szCs w:val="22"/>
+                <w:rtl/>
               </w:rPr>
               <w:tab/>
             </w:r>
             <w:r>
               <w:rPr>
-                <w:rFonts w:asciiTheme="minorHAnsi" w:hAnsiTheme="minorHAnsi" w:cstheme="minorHAnsi"/>
+                <w:rFonts w:asciiTheme="majorHAnsi" w:hAnsiTheme="majorHAnsi" w:cstheme="majorHAnsi"/>
+                <w:noProof/>
+                <w:webHidden/>
+                <w:sz w:val="22"/>
+                <w:szCs w:val="22"/>
+              </w:rPr>
+              <w:tab/>
+            </w:r>
+            <w:r>
+              <w:rPr>
+                <w:rFonts w:asciiTheme="majorHAnsi" w:hAnsiTheme="majorHAnsi" w:cstheme="majorHAnsi"/>
                 <w:noProof/>
                 <w:webHidden/>
                 <w:sz w:val="22"/>
@@ -4367,7 +4434,7 @@
             </w:r>
             <w:r>
               <w:rPr>
-                <w:rFonts w:asciiTheme="minorHAnsi" w:hAnsiTheme="minorHAnsi" w:cstheme="minorHAnsi"/>
+                <w:rFonts w:asciiTheme="majorHAnsi" w:hAnsiTheme="majorHAnsi" w:cstheme="majorHAnsi"/>
                 <w:noProof/>
                 <w:webHidden/>
                 <w:sz w:val="22"/>
@@ -4377,16 +4444,16 @@
             </w:r>
             <w:r>
               <w:rPr>
-                <w:rFonts w:asciiTheme="minorHAnsi" w:hAnsiTheme="minorHAnsi" w:cstheme="minorHAnsi"/>
-                <w:noProof/>
-                <w:webHidden/>
-                <w:sz w:val="22"/>
-                <w:szCs w:val="22"/>
-              </w:rPr>
-            </w:r>
-            <w:r>
-              <w:rPr>
-                <w:rFonts w:asciiTheme="minorHAnsi" w:hAnsiTheme="minorHAnsi" w:cstheme="minorHAnsi"/>
+                <w:rFonts w:asciiTheme="majorHAnsi" w:hAnsiTheme="majorHAnsi" w:cstheme="majorHAnsi"/>
+                <w:noProof/>
+                <w:webHidden/>
+                <w:sz w:val="22"/>
+                <w:szCs w:val="22"/>
+              </w:rPr>
+            </w:r>
+            <w:r>
+              <w:rPr>
+                <w:rFonts w:asciiTheme="majorHAnsi" w:hAnsiTheme="majorHAnsi" w:cstheme="majorHAnsi"/>
                 <w:noProof/>
                 <w:webHidden/>
                 <w:sz w:val="22"/>
@@ -4396,7 +4463,7 @@
             </w:r>
             <w:r>
               <w:rPr>
-                <w:rFonts w:asciiTheme="minorHAnsi" w:hAnsiTheme="minorHAnsi" w:cstheme="minorHAnsi"/>
+                <w:rFonts w:asciiTheme="majorHAnsi" w:hAnsiTheme="majorHAnsi" w:cstheme="majorHAnsi"/>
                 <w:noProof/>
                 <w:webHidden/>
                 <w:sz w:val="22"/>
@@ -4407,7 +4474,7 @@
             </w:r>
             <w:r>
               <w:rPr>
-                <w:rFonts w:asciiTheme="minorHAnsi" w:hAnsiTheme="minorHAnsi" w:cstheme="minorHAnsi"/>
+                <w:rFonts w:asciiTheme="majorHAnsi" w:hAnsiTheme="majorHAnsi" w:cstheme="majorHAnsi"/>
                 <w:noProof/>
                 <w:webHidden/>
                 <w:sz w:val="22"/>
@@ -4425,7 +4492,7 @@
             </w:tabs>
             <w:spacing w:after="0" w:line="240" w:lineRule="auto"/>
             <w:rPr>
-              <w:rFonts w:asciiTheme="minorHAnsi" w:eastAsiaTheme="minorEastAsia" w:hAnsiTheme="minorHAnsi" w:cstheme="minorHAnsi"/>
+              <w:rFonts w:asciiTheme="majorHAnsi" w:eastAsiaTheme="minorEastAsia" w:hAnsiTheme="majorHAnsi" w:cstheme="majorHAnsi"/>
               <w:noProof/>
               <w:kern w:val="2"/>
               <w:sz w:val="22"/>
@@ -4438,7 +4505,7 @@
             <w:r>
               <w:rPr>
                 <w:rStyle w:val="Hyperlink"/>
-                <w:rFonts w:asciiTheme="minorHAnsi" w:hAnsiTheme="minorHAnsi" w:cstheme="minorHAnsi"/>
+                <w:rFonts w:asciiTheme="majorHAnsi" w:hAnsiTheme="majorHAnsi" w:cstheme="majorHAnsi"/>
                 <w:noProof/>
                 <w:sz w:val="22"/>
                 <w:szCs w:val="22"/>
@@ -4447,7 +4514,7 @@
             </w:r>
             <w:r>
               <w:rPr>
-                <w:rFonts w:asciiTheme="minorHAnsi" w:eastAsiaTheme="minorEastAsia" w:hAnsiTheme="minorHAnsi" w:cstheme="minorHAnsi"/>
+                <w:rFonts w:asciiTheme="majorHAnsi" w:eastAsiaTheme="minorEastAsia" w:hAnsiTheme="majorHAnsi" w:cstheme="majorHAnsi"/>
                 <w:noProof/>
                 <w:kern w:val="2"/>
                 <w:sz w:val="22"/>
@@ -4460,7 +4527,7 @@
             <w:r>
               <w:rPr>
                 <w:rStyle w:val="Hyperlink"/>
-                <w:rFonts w:asciiTheme="minorHAnsi" w:hAnsiTheme="minorHAnsi" w:cstheme="minorHAnsi"/>
+                <w:rFonts w:asciiTheme="majorHAnsi" w:hAnsiTheme="majorHAnsi" w:cstheme="majorHAnsi"/>
                 <w:noProof/>
                 <w:sz w:val="22"/>
                 <w:szCs w:val="22"/>
@@ -4470,7 +4537,7 @@
             </w:r>
             <w:r>
               <w:rPr>
-                <w:rFonts w:asciiTheme="minorHAnsi" w:hAnsiTheme="minorHAnsi" w:cstheme="minorHAnsi"/>
+                <w:rFonts w:asciiTheme="majorHAnsi" w:hAnsiTheme="majorHAnsi" w:cstheme="majorHAnsi"/>
                 <w:noProof/>
                 <w:webHidden/>
                 <w:sz w:val="22"/>
@@ -4480,7 +4547,7 @@
             </w:r>
             <w:r>
               <w:rPr>
-                <w:rFonts w:asciiTheme="minorHAnsi" w:hAnsiTheme="minorHAnsi" w:cstheme="minorHAnsi"/>
+                <w:rFonts w:asciiTheme="majorHAnsi" w:hAnsiTheme="majorHAnsi" w:cstheme="majorHAnsi"/>
                 <w:noProof/>
                 <w:webHidden/>
                 <w:sz w:val="22"/>
@@ -4490,7 +4557,7 @@
             </w:r>
             <w:r>
               <w:rPr>
-                <w:rFonts w:asciiTheme="minorHAnsi" w:hAnsiTheme="minorHAnsi" w:cstheme="minorHAnsi"/>
+                <w:rFonts w:asciiTheme="majorHAnsi" w:hAnsiTheme="majorHAnsi" w:cstheme="majorHAnsi"/>
                 <w:noProof/>
                 <w:webHidden/>
                 <w:sz w:val="22"/>
@@ -4500,16 +4567,16 @@
             </w:r>
             <w:r>
               <w:rPr>
-                <w:rFonts w:asciiTheme="minorHAnsi" w:hAnsiTheme="minorHAnsi" w:cstheme="minorHAnsi"/>
-                <w:noProof/>
-                <w:webHidden/>
-                <w:sz w:val="22"/>
-                <w:szCs w:val="22"/>
-              </w:rPr>
-            </w:r>
-            <w:r>
-              <w:rPr>
-                <w:rFonts w:asciiTheme="minorHAnsi" w:hAnsiTheme="minorHAnsi" w:cstheme="minorHAnsi"/>
+                <w:rFonts w:asciiTheme="majorHAnsi" w:hAnsiTheme="majorHAnsi" w:cstheme="majorHAnsi"/>
+                <w:noProof/>
+                <w:webHidden/>
+                <w:sz w:val="22"/>
+                <w:szCs w:val="22"/>
+              </w:rPr>
+            </w:r>
+            <w:r>
+              <w:rPr>
+                <w:rFonts w:asciiTheme="majorHAnsi" w:hAnsiTheme="majorHAnsi" w:cstheme="majorHAnsi"/>
                 <w:noProof/>
                 <w:webHidden/>
                 <w:sz w:val="22"/>
@@ -4519,7 +4586,7 @@
             </w:r>
             <w:r>
               <w:rPr>
-                <w:rFonts w:asciiTheme="minorHAnsi" w:hAnsiTheme="minorHAnsi" w:cstheme="minorHAnsi"/>
+                <w:rFonts w:asciiTheme="majorHAnsi" w:hAnsiTheme="majorHAnsi" w:cstheme="majorHAnsi"/>
                 <w:noProof/>
                 <w:webHidden/>
                 <w:sz w:val="22"/>
@@ -4530,7 +4597,7 @@
             </w:r>
             <w:r>
               <w:rPr>
-                <w:rFonts w:asciiTheme="minorHAnsi" w:hAnsiTheme="minorHAnsi" w:cstheme="minorHAnsi"/>
+                <w:rFonts w:asciiTheme="majorHAnsi" w:hAnsiTheme="majorHAnsi" w:cstheme="majorHAnsi"/>
                 <w:noProof/>
                 <w:webHidden/>
                 <w:sz w:val="22"/>
@@ -4548,7 +4615,7 @@
             </w:tabs>
             <w:spacing w:after="0" w:line="240" w:lineRule="auto"/>
             <w:rPr>
-              <w:rFonts w:asciiTheme="minorHAnsi" w:eastAsiaTheme="minorEastAsia" w:hAnsiTheme="minorHAnsi" w:cstheme="minorHAnsi"/>
+              <w:rFonts w:asciiTheme="majorHAnsi" w:eastAsiaTheme="minorEastAsia" w:hAnsiTheme="majorHAnsi" w:cstheme="majorHAnsi"/>
               <w:noProof/>
               <w:kern w:val="2"/>
               <w:sz w:val="22"/>
@@ -4561,7 +4628,7 @@
             <w:r>
               <w:rPr>
                 <w:rStyle w:val="Hyperlink"/>
-                <w:rFonts w:asciiTheme="minorHAnsi" w:hAnsiTheme="minorHAnsi" w:cstheme="minorHAnsi"/>
+                <w:rFonts w:asciiTheme="majorHAnsi" w:hAnsiTheme="majorHAnsi" w:cstheme="majorHAnsi"/>
                 <w:noProof/>
                 <w:sz w:val="22"/>
                 <w:szCs w:val="22"/>
@@ -4570,7 +4637,7 @@
             </w:r>
             <w:r>
               <w:rPr>
-                <w:rFonts w:asciiTheme="minorHAnsi" w:eastAsiaTheme="minorEastAsia" w:hAnsiTheme="minorHAnsi" w:cstheme="minorHAnsi"/>
+                <w:rFonts w:asciiTheme="majorHAnsi" w:eastAsiaTheme="minorEastAsia" w:hAnsiTheme="majorHAnsi" w:cstheme="majorHAnsi"/>
                 <w:noProof/>
                 <w:kern w:val="2"/>
                 <w:sz w:val="22"/>
@@ -4583,7 +4650,7 @@
             <w:r>
               <w:rPr>
                 <w:rStyle w:val="Hyperlink"/>
-                <w:rFonts w:asciiTheme="minorHAnsi" w:hAnsiTheme="minorHAnsi" w:cstheme="minorHAnsi"/>
+                <w:rFonts w:asciiTheme="majorHAnsi" w:hAnsiTheme="majorHAnsi" w:cstheme="majorHAnsi"/>
                 <w:noProof/>
                 <w:sz w:val="22"/>
                 <w:szCs w:val="22"/>
@@ -4593,7 +4660,7 @@
             </w:r>
             <w:r>
               <w:rPr>
-                <w:rFonts w:asciiTheme="minorHAnsi" w:hAnsiTheme="minorHAnsi" w:cstheme="minorHAnsi"/>
+                <w:rFonts w:asciiTheme="majorHAnsi" w:hAnsiTheme="majorHAnsi" w:cstheme="majorHAnsi"/>
                 <w:noProof/>
                 <w:webHidden/>
                 <w:sz w:val="22"/>
@@ -4603,7 +4670,7 @@
             </w:r>
             <w:r>
               <w:rPr>
-                <w:rFonts w:asciiTheme="minorHAnsi" w:hAnsiTheme="minorHAnsi" w:cstheme="minorHAnsi"/>
+                <w:rFonts w:asciiTheme="majorHAnsi" w:hAnsiTheme="majorHAnsi" w:cstheme="majorHAnsi"/>
                 <w:noProof/>
                 <w:webHidden/>
                 <w:sz w:val="22"/>
@@ -4613,7 +4680,7 @@
             </w:r>
             <w:r>
               <w:rPr>
-                <w:rFonts w:asciiTheme="minorHAnsi" w:hAnsiTheme="minorHAnsi" w:cstheme="minorHAnsi"/>
+                <w:rFonts w:asciiTheme="majorHAnsi" w:hAnsiTheme="majorHAnsi" w:cstheme="majorHAnsi"/>
                 <w:noProof/>
                 <w:webHidden/>
                 <w:sz w:val="22"/>
@@ -4623,16 +4690,16 @@
             </w:r>
             <w:r>
               <w:rPr>
-                <w:rFonts w:asciiTheme="minorHAnsi" w:hAnsiTheme="minorHAnsi" w:cstheme="minorHAnsi"/>
-                <w:noProof/>
-                <w:webHidden/>
-                <w:sz w:val="22"/>
-                <w:szCs w:val="22"/>
-              </w:rPr>
-            </w:r>
-            <w:r>
-              <w:rPr>
-                <w:rFonts w:asciiTheme="minorHAnsi" w:hAnsiTheme="minorHAnsi" w:cstheme="minorHAnsi"/>
+                <w:rFonts w:asciiTheme="majorHAnsi" w:hAnsiTheme="majorHAnsi" w:cstheme="majorHAnsi"/>
+                <w:noProof/>
+                <w:webHidden/>
+                <w:sz w:val="22"/>
+                <w:szCs w:val="22"/>
+              </w:rPr>
+            </w:r>
+            <w:r>
+              <w:rPr>
+                <w:rFonts w:asciiTheme="majorHAnsi" w:hAnsiTheme="majorHAnsi" w:cstheme="majorHAnsi"/>
                 <w:noProof/>
                 <w:webHidden/>
                 <w:sz w:val="22"/>
@@ -4642,7 +4709,7 @@
             </w:r>
             <w:r>
               <w:rPr>
-                <w:rFonts w:asciiTheme="minorHAnsi" w:hAnsiTheme="minorHAnsi" w:cstheme="minorHAnsi"/>
+                <w:rFonts w:asciiTheme="majorHAnsi" w:hAnsiTheme="majorHAnsi" w:cstheme="majorHAnsi"/>
                 <w:noProof/>
                 <w:webHidden/>
                 <w:sz w:val="22"/>
@@ -4653,7 +4720,7 @@
             </w:r>
             <w:r>
               <w:rPr>
-                <w:rFonts w:asciiTheme="minorHAnsi" w:hAnsiTheme="minorHAnsi" w:cstheme="minorHAnsi"/>
+                <w:rFonts w:asciiTheme="majorHAnsi" w:hAnsiTheme="majorHAnsi" w:cstheme="majorHAnsi"/>
                 <w:noProof/>
                 <w:webHidden/>
                 <w:sz w:val="22"/>
@@ -4671,7 +4738,7 @@
             </w:tabs>
             <w:spacing w:after="0" w:line="240" w:lineRule="auto"/>
             <w:rPr>
-              <w:rFonts w:asciiTheme="minorHAnsi" w:eastAsiaTheme="minorEastAsia" w:hAnsiTheme="minorHAnsi" w:cstheme="minorHAnsi"/>
+              <w:rFonts w:asciiTheme="majorHAnsi" w:eastAsiaTheme="minorEastAsia" w:hAnsiTheme="majorHAnsi" w:cstheme="majorHAnsi"/>
               <w:noProof/>
               <w:kern w:val="2"/>
               <w:sz w:val="22"/>
@@ -4684,7 +4751,7 @@
             <w:r>
               <w:rPr>
                 <w:rStyle w:val="Hyperlink"/>
-                <w:rFonts w:asciiTheme="minorHAnsi" w:hAnsiTheme="minorHAnsi" w:cstheme="minorHAnsi"/>
+                <w:rFonts w:asciiTheme="majorHAnsi" w:hAnsiTheme="majorHAnsi" w:cstheme="majorHAnsi"/>
                 <w:noProof/>
                 <w:sz w:val="22"/>
                 <w:szCs w:val="22"/>
@@ -4693,7 +4760,7 @@
             </w:r>
             <w:r>
               <w:rPr>
-                <w:rFonts w:asciiTheme="minorHAnsi" w:eastAsiaTheme="minorEastAsia" w:hAnsiTheme="minorHAnsi" w:cstheme="minorHAnsi"/>
+                <w:rFonts w:asciiTheme="majorHAnsi" w:eastAsiaTheme="minorEastAsia" w:hAnsiTheme="majorHAnsi" w:cstheme="majorHAnsi"/>
                 <w:noProof/>
                 <w:kern w:val="2"/>
                 <w:sz w:val="22"/>
@@ -4706,7 +4773,7 @@
             <w:r>
               <w:rPr>
                 <w:rStyle w:val="Hyperlink"/>
-                <w:rFonts w:asciiTheme="minorHAnsi" w:hAnsiTheme="minorHAnsi" w:cstheme="minorHAnsi"/>
+                <w:rFonts w:asciiTheme="majorHAnsi" w:hAnsiTheme="majorHAnsi" w:cstheme="majorHAnsi"/>
                 <w:noProof/>
                 <w:sz w:val="22"/>
                 <w:szCs w:val="22"/>
@@ -4716,7 +4783,7 @@
             </w:r>
             <w:r>
               <w:rPr>
-                <w:rFonts w:asciiTheme="minorHAnsi" w:hAnsiTheme="minorHAnsi" w:cstheme="minorHAnsi"/>
+                <w:rFonts w:asciiTheme="majorHAnsi" w:hAnsiTheme="majorHAnsi" w:cstheme="majorHAnsi"/>
                 <w:noProof/>
                 <w:webHidden/>
                 <w:sz w:val="22"/>
@@ -4726,7 +4793,7 @@
             </w:r>
             <w:r>
               <w:rPr>
-                <w:rFonts w:asciiTheme="minorHAnsi" w:hAnsiTheme="minorHAnsi" w:cs="Calibri"/>
+                <w:rFonts w:asciiTheme="majorHAnsi" w:hAnsiTheme="majorHAnsi" w:cstheme="majorHAnsi"/>
                 <w:noProof/>
                 <w:webHidden/>
                 <w:sz w:val="22"/>
@@ -4737,7 +4804,7 @@
             </w:r>
             <w:r>
               <w:rPr>
-                <w:rFonts w:asciiTheme="minorHAnsi" w:hAnsiTheme="minorHAnsi" w:cstheme="minorHAnsi"/>
+                <w:rFonts w:asciiTheme="majorHAnsi" w:hAnsiTheme="majorHAnsi" w:cstheme="majorHAnsi"/>
                 <w:noProof/>
                 <w:webHidden/>
                 <w:sz w:val="22"/>
@@ -4747,7 +4814,7 @@
             </w:r>
             <w:r>
               <w:rPr>
-                <w:rFonts w:asciiTheme="minorHAnsi" w:hAnsiTheme="minorHAnsi" w:cstheme="minorHAnsi"/>
+                <w:rFonts w:asciiTheme="majorHAnsi" w:hAnsiTheme="majorHAnsi" w:cstheme="majorHAnsi"/>
                 <w:noProof/>
                 <w:webHidden/>
                 <w:sz w:val="22"/>
@@ -4757,16 +4824,16 @@
             </w:r>
             <w:r>
               <w:rPr>
-                <w:rFonts w:asciiTheme="minorHAnsi" w:hAnsiTheme="minorHAnsi" w:cstheme="minorHAnsi"/>
-                <w:noProof/>
-                <w:webHidden/>
-                <w:sz w:val="22"/>
-                <w:szCs w:val="22"/>
-              </w:rPr>
-            </w:r>
-            <w:r>
-              <w:rPr>
-                <w:rFonts w:asciiTheme="minorHAnsi" w:hAnsiTheme="minorHAnsi" w:cstheme="minorHAnsi"/>
+                <w:rFonts w:asciiTheme="majorHAnsi" w:hAnsiTheme="majorHAnsi" w:cstheme="majorHAnsi"/>
+                <w:noProof/>
+                <w:webHidden/>
+                <w:sz w:val="22"/>
+                <w:szCs w:val="22"/>
+              </w:rPr>
+            </w:r>
+            <w:r>
+              <w:rPr>
+                <w:rFonts w:asciiTheme="majorHAnsi" w:hAnsiTheme="majorHAnsi" w:cstheme="majorHAnsi"/>
                 <w:noProof/>
                 <w:webHidden/>
                 <w:sz w:val="22"/>
@@ -4776,7 +4843,7 @@
             </w:r>
             <w:r>
               <w:rPr>
-                <w:rFonts w:asciiTheme="minorHAnsi" w:hAnsiTheme="minorHAnsi" w:cstheme="minorHAnsi"/>
+                <w:rFonts w:asciiTheme="majorHAnsi" w:hAnsiTheme="majorHAnsi" w:cstheme="majorHAnsi"/>
                 <w:noProof/>
                 <w:webHidden/>
                 <w:sz w:val="22"/>
@@ -4787,7 +4854,7 @@
             </w:r>
             <w:r>
               <w:rPr>
-                <w:rFonts w:asciiTheme="minorHAnsi" w:hAnsiTheme="minorHAnsi" w:cstheme="minorHAnsi"/>
+                <w:rFonts w:asciiTheme="majorHAnsi" w:hAnsiTheme="majorHAnsi" w:cstheme="majorHAnsi"/>
                 <w:noProof/>
                 <w:webHidden/>
                 <w:sz w:val="22"/>
@@ -4805,7 +4872,7 @@
             </w:tabs>
             <w:spacing w:after="0" w:line="240" w:lineRule="auto"/>
             <w:rPr>
-              <w:rFonts w:asciiTheme="minorHAnsi" w:eastAsiaTheme="minorEastAsia" w:hAnsiTheme="minorHAnsi" w:cstheme="minorHAnsi"/>
+              <w:rFonts w:asciiTheme="majorHAnsi" w:eastAsiaTheme="minorEastAsia" w:hAnsiTheme="majorHAnsi" w:cstheme="majorHAnsi"/>
               <w:noProof/>
               <w:kern w:val="2"/>
               <w:sz w:val="22"/>
@@ -4818,7 +4885,7 @@
             <w:r>
               <w:rPr>
                 <w:rStyle w:val="Hyperlink"/>
-                <w:rFonts w:asciiTheme="minorHAnsi" w:hAnsiTheme="minorHAnsi" w:cstheme="minorHAnsi"/>
+                <w:rFonts w:asciiTheme="majorHAnsi" w:hAnsiTheme="majorHAnsi" w:cstheme="majorHAnsi"/>
                 <w:noProof/>
                 <w:sz w:val="22"/>
                 <w:szCs w:val="22"/>
@@ -4828,7 +4895,7 @@
             </w:r>
             <w:r>
               <w:rPr>
-                <w:rFonts w:asciiTheme="minorHAnsi" w:eastAsiaTheme="minorEastAsia" w:hAnsiTheme="minorHAnsi" w:cstheme="minorHAnsi"/>
+                <w:rFonts w:asciiTheme="majorHAnsi" w:eastAsiaTheme="minorEastAsia" w:hAnsiTheme="majorHAnsi" w:cstheme="majorHAnsi"/>
                 <w:noProof/>
                 <w:kern w:val="2"/>
                 <w:sz w:val="22"/>
@@ -4841,7 +4908,7 @@
             <w:r>
               <w:rPr>
                 <w:rStyle w:val="Hyperlink"/>
-                <w:rFonts w:asciiTheme="minorHAnsi" w:hAnsiTheme="minorHAnsi" w:cstheme="minorHAnsi"/>
+                <w:rFonts w:asciiTheme="majorHAnsi" w:hAnsiTheme="majorHAnsi" w:cstheme="majorHAnsi"/>
                 <w:noProof/>
                 <w:sz w:val="22"/>
                 <w:szCs w:val="22"/>
@@ -4851,7 +4918,7 @@
             </w:r>
             <w:r>
               <w:rPr>
-                <w:rFonts w:asciiTheme="minorHAnsi" w:hAnsiTheme="minorHAnsi" w:cstheme="minorHAnsi"/>
+                <w:rFonts w:asciiTheme="majorHAnsi" w:hAnsiTheme="majorHAnsi" w:cstheme="majorHAnsi"/>
                 <w:noProof/>
                 <w:webHidden/>
                 <w:sz w:val="22"/>
@@ -4861,7 +4928,7 @@
             </w:r>
             <w:r>
               <w:rPr>
-                <w:rFonts w:asciiTheme="minorHAnsi" w:hAnsiTheme="minorHAnsi" w:cstheme="minorHAnsi"/>
+                <w:rFonts w:asciiTheme="majorHAnsi" w:hAnsiTheme="majorHAnsi" w:cstheme="majorHAnsi"/>
                 <w:noProof/>
                 <w:webHidden/>
                 <w:sz w:val="22"/>
@@ -4871,7 +4938,7 @@
             </w:r>
             <w:r>
               <w:rPr>
-                <w:rFonts w:asciiTheme="minorHAnsi" w:hAnsiTheme="minorHAnsi" w:cstheme="minorHAnsi"/>
+                <w:rFonts w:asciiTheme="majorHAnsi" w:hAnsiTheme="majorHAnsi" w:cstheme="majorHAnsi"/>
                 <w:noProof/>
                 <w:webHidden/>
                 <w:sz w:val="22"/>
@@ -4881,16 +4948,16 @@
             </w:r>
             <w:r>
               <w:rPr>
-                <w:rFonts w:asciiTheme="minorHAnsi" w:hAnsiTheme="minorHAnsi" w:cstheme="minorHAnsi"/>
-                <w:noProof/>
-                <w:webHidden/>
-                <w:sz w:val="22"/>
-                <w:szCs w:val="22"/>
-              </w:rPr>
-            </w:r>
-            <w:r>
-              <w:rPr>
-                <w:rFonts w:asciiTheme="minorHAnsi" w:hAnsiTheme="minorHAnsi" w:cstheme="minorHAnsi"/>
+                <w:rFonts w:asciiTheme="majorHAnsi" w:hAnsiTheme="majorHAnsi" w:cstheme="majorHAnsi"/>
+                <w:noProof/>
+                <w:webHidden/>
+                <w:sz w:val="22"/>
+                <w:szCs w:val="22"/>
+              </w:rPr>
+            </w:r>
+            <w:r>
+              <w:rPr>
+                <w:rFonts w:asciiTheme="majorHAnsi" w:hAnsiTheme="majorHAnsi" w:cstheme="majorHAnsi"/>
                 <w:noProof/>
                 <w:webHidden/>
                 <w:sz w:val="22"/>
@@ -4900,7 +4967,7 @@
             </w:r>
             <w:r>
               <w:rPr>
-                <w:rFonts w:asciiTheme="minorHAnsi" w:hAnsiTheme="minorHAnsi" w:cstheme="minorHAnsi"/>
+                <w:rFonts w:asciiTheme="majorHAnsi" w:hAnsiTheme="majorHAnsi" w:cstheme="majorHAnsi"/>
                 <w:noProof/>
                 <w:webHidden/>
                 <w:sz w:val="22"/>
@@ -4911,7 +4978,7 @@
             </w:r>
             <w:r>
               <w:rPr>
-                <w:rFonts w:asciiTheme="minorHAnsi" w:hAnsiTheme="minorHAnsi" w:cstheme="minorHAnsi"/>
+                <w:rFonts w:asciiTheme="majorHAnsi" w:hAnsiTheme="majorHAnsi" w:cstheme="majorHAnsi"/>
                 <w:noProof/>
                 <w:webHidden/>
                 <w:sz w:val="22"/>
@@ -4929,7 +4996,7 @@
             </w:tabs>
             <w:spacing w:after="0" w:line="240" w:lineRule="auto"/>
             <w:rPr>
-              <w:rFonts w:asciiTheme="minorHAnsi" w:eastAsiaTheme="minorEastAsia" w:hAnsiTheme="minorHAnsi" w:cstheme="minorHAnsi"/>
+              <w:rFonts w:asciiTheme="majorHAnsi" w:eastAsiaTheme="minorEastAsia" w:hAnsiTheme="majorHAnsi" w:cstheme="majorHAnsi"/>
               <w:noProof/>
               <w:kern w:val="2"/>
               <w:sz w:val="22"/>
@@ -4942,7 +5009,7 @@
             <w:r>
               <w:rPr>
                 <w:rStyle w:val="Hyperlink"/>
-                <w:rFonts w:asciiTheme="minorHAnsi" w:hAnsiTheme="minorHAnsi" w:cstheme="minorHAnsi"/>
+                <w:rFonts w:asciiTheme="majorHAnsi" w:hAnsiTheme="majorHAnsi" w:cstheme="majorHAnsi"/>
                 <w:noProof/>
                 <w:sz w:val="22"/>
                 <w:szCs w:val="22"/>
@@ -4951,7 +5018,7 @@
             </w:r>
             <w:r>
               <w:rPr>
-                <w:rFonts w:asciiTheme="minorHAnsi" w:eastAsiaTheme="minorEastAsia" w:hAnsiTheme="minorHAnsi" w:cstheme="minorHAnsi"/>
+                <w:rFonts w:asciiTheme="majorHAnsi" w:eastAsiaTheme="minorEastAsia" w:hAnsiTheme="majorHAnsi" w:cstheme="majorHAnsi"/>
                 <w:noProof/>
                 <w:kern w:val="2"/>
                 <w:sz w:val="22"/>
@@ -4964,7 +5031,7 @@
             <w:r>
               <w:rPr>
                 <w:rStyle w:val="Hyperlink"/>
-                <w:rFonts w:asciiTheme="minorHAnsi" w:hAnsiTheme="minorHAnsi" w:cstheme="minorHAnsi"/>
+                <w:rFonts w:asciiTheme="majorHAnsi" w:hAnsiTheme="majorHAnsi" w:cstheme="majorHAnsi"/>
                 <w:noProof/>
                 <w:sz w:val="22"/>
                 <w:szCs w:val="22"/>
@@ -4974,7 +5041,7 @@
             </w:r>
             <w:r>
               <w:rPr>
-                <w:rFonts w:asciiTheme="minorHAnsi" w:hAnsiTheme="minorHAnsi" w:cstheme="minorHAnsi"/>
+                <w:rFonts w:asciiTheme="majorHAnsi" w:hAnsiTheme="majorHAnsi" w:cstheme="majorHAnsi"/>
                 <w:noProof/>
                 <w:webHidden/>
                 <w:sz w:val="22"/>
@@ -4984,7 +5051,7 @@
             </w:r>
             <w:r>
               <w:rPr>
-                <w:rFonts w:asciiTheme="minorHAnsi" w:hAnsiTheme="minorHAnsi" w:cstheme="minorHAnsi"/>
+                <w:rFonts w:asciiTheme="majorHAnsi" w:hAnsiTheme="majorHAnsi" w:cstheme="majorHAnsi"/>
                 <w:noProof/>
                 <w:webHidden/>
                 <w:sz w:val="22"/>
@@ -4994,7 +5061,7 @@
             </w:r>
             <w:r>
               <w:rPr>
-                <w:rFonts w:asciiTheme="minorHAnsi" w:hAnsiTheme="minorHAnsi" w:cstheme="minorHAnsi"/>
+                <w:rFonts w:asciiTheme="majorHAnsi" w:hAnsiTheme="majorHAnsi" w:cstheme="majorHAnsi"/>
                 <w:noProof/>
                 <w:webHidden/>
                 <w:sz w:val="22"/>
@@ -5004,16 +5071,16 @@
             </w:r>
             <w:r>
               <w:rPr>
-                <w:rFonts w:asciiTheme="minorHAnsi" w:hAnsiTheme="minorHAnsi" w:cstheme="minorHAnsi"/>
-                <w:noProof/>
-                <w:webHidden/>
-                <w:sz w:val="22"/>
-                <w:szCs w:val="22"/>
-              </w:rPr>
-            </w:r>
-            <w:r>
-              <w:rPr>
-                <w:rFonts w:asciiTheme="minorHAnsi" w:hAnsiTheme="minorHAnsi" w:cstheme="minorHAnsi"/>
+                <w:rFonts w:asciiTheme="majorHAnsi" w:hAnsiTheme="majorHAnsi" w:cstheme="majorHAnsi"/>
+                <w:noProof/>
+                <w:webHidden/>
+                <w:sz w:val="22"/>
+                <w:szCs w:val="22"/>
+              </w:rPr>
+            </w:r>
+            <w:r>
+              <w:rPr>
+                <w:rFonts w:asciiTheme="majorHAnsi" w:hAnsiTheme="majorHAnsi" w:cstheme="majorHAnsi"/>
                 <w:noProof/>
                 <w:webHidden/>
                 <w:sz w:val="22"/>
@@ -5023,7 +5090,7 @@
             </w:r>
             <w:r>
               <w:rPr>
-                <w:rFonts w:asciiTheme="minorHAnsi" w:hAnsiTheme="minorHAnsi" w:cstheme="minorHAnsi"/>
+                <w:rFonts w:asciiTheme="majorHAnsi" w:hAnsiTheme="majorHAnsi" w:cstheme="majorHAnsi"/>
                 <w:noProof/>
                 <w:webHidden/>
                 <w:sz w:val="22"/>
@@ -5034,7 +5101,7 @@
             </w:r>
             <w:r>
               <w:rPr>
-                <w:rFonts w:asciiTheme="minorHAnsi" w:hAnsiTheme="minorHAnsi" w:cstheme="minorHAnsi"/>
+                <w:rFonts w:asciiTheme="majorHAnsi" w:hAnsiTheme="majorHAnsi" w:cstheme="majorHAnsi"/>
                 <w:noProof/>
                 <w:webHidden/>
                 <w:sz w:val="22"/>
@@ -5052,7 +5119,7 @@
             </w:tabs>
             <w:spacing w:after="0" w:line="240" w:lineRule="auto"/>
             <w:rPr>
-              <w:rFonts w:asciiTheme="minorHAnsi" w:eastAsiaTheme="minorEastAsia" w:hAnsiTheme="minorHAnsi" w:cstheme="minorHAnsi"/>
+              <w:rFonts w:asciiTheme="majorHAnsi" w:eastAsiaTheme="minorEastAsia" w:hAnsiTheme="majorHAnsi" w:cstheme="majorHAnsi"/>
               <w:noProof/>
               <w:kern w:val="2"/>
               <w:sz w:val="22"/>
@@ -5065,7 +5132,7 @@
             <w:r>
               <w:rPr>
                 <w:rStyle w:val="Hyperlink"/>
-                <w:rFonts w:asciiTheme="minorHAnsi" w:hAnsiTheme="minorHAnsi" w:cstheme="minorHAnsi"/>
+                <w:rFonts w:asciiTheme="majorHAnsi" w:hAnsiTheme="majorHAnsi" w:cstheme="majorHAnsi"/>
                 <w:noProof/>
                 <w:sz w:val="22"/>
                 <w:szCs w:val="22"/>
@@ -5075,7 +5142,7 @@
             </w:r>
             <w:r>
               <w:rPr>
-                <w:rFonts w:asciiTheme="minorHAnsi" w:eastAsiaTheme="minorEastAsia" w:hAnsiTheme="minorHAnsi" w:cstheme="minorHAnsi"/>
+                <w:rFonts w:asciiTheme="majorHAnsi" w:eastAsiaTheme="minorEastAsia" w:hAnsiTheme="majorHAnsi" w:cstheme="majorHAnsi"/>
                 <w:noProof/>
                 <w:kern w:val="2"/>
                 <w:sz w:val="22"/>
@@ -5088,7 +5155,7 @@
             <w:r>
               <w:rPr>
                 <w:rStyle w:val="Hyperlink"/>
-                <w:rFonts w:asciiTheme="minorHAnsi" w:hAnsiTheme="minorHAnsi" w:cstheme="minorHAnsi"/>
+                <w:rFonts w:asciiTheme="majorHAnsi" w:hAnsiTheme="majorHAnsi" w:cstheme="majorHAnsi"/>
                 <w:noProof/>
                 <w:sz w:val="22"/>
                 <w:szCs w:val="22"/>
@@ -5098,7 +5165,7 @@
             </w:r>
             <w:r>
               <w:rPr>
-                <w:rFonts w:asciiTheme="minorHAnsi" w:hAnsiTheme="minorHAnsi" w:cstheme="minorHAnsi"/>
+                <w:rFonts w:asciiTheme="majorHAnsi" w:hAnsiTheme="majorHAnsi" w:cstheme="majorHAnsi"/>
                 <w:noProof/>
                 <w:webHidden/>
                 <w:sz w:val="22"/>
@@ -5108,7 +5175,7 @@
             </w:r>
             <w:r>
               <w:rPr>
-                <w:rFonts w:asciiTheme="minorHAnsi" w:hAnsiTheme="minorHAnsi" w:cstheme="minorHAnsi"/>
+                <w:rFonts w:asciiTheme="majorHAnsi" w:hAnsiTheme="majorHAnsi" w:cstheme="majorHAnsi"/>
                 <w:noProof/>
                 <w:webHidden/>
                 <w:sz w:val="22"/>
@@ -5118,7 +5185,7 @@
             </w:r>
             <w:r>
               <w:rPr>
-                <w:rFonts w:asciiTheme="minorHAnsi" w:hAnsiTheme="minorHAnsi" w:cstheme="minorHAnsi"/>
+                <w:rFonts w:asciiTheme="majorHAnsi" w:hAnsiTheme="majorHAnsi" w:cstheme="majorHAnsi"/>
                 <w:noProof/>
                 <w:webHidden/>
                 <w:sz w:val="22"/>
@@ -5128,16 +5195,16 @@
             </w:r>
             <w:r>
               <w:rPr>
-                <w:rFonts w:asciiTheme="minorHAnsi" w:hAnsiTheme="minorHAnsi" w:cstheme="minorHAnsi"/>
-                <w:noProof/>
-                <w:webHidden/>
-                <w:sz w:val="22"/>
-                <w:szCs w:val="22"/>
-              </w:rPr>
-            </w:r>
-            <w:r>
-              <w:rPr>
-                <w:rFonts w:asciiTheme="minorHAnsi" w:hAnsiTheme="minorHAnsi" w:cstheme="minorHAnsi"/>
+                <w:rFonts w:asciiTheme="majorHAnsi" w:hAnsiTheme="majorHAnsi" w:cstheme="majorHAnsi"/>
+                <w:noProof/>
+                <w:webHidden/>
+                <w:sz w:val="22"/>
+                <w:szCs w:val="22"/>
+              </w:rPr>
+            </w:r>
+            <w:r>
+              <w:rPr>
+                <w:rFonts w:asciiTheme="majorHAnsi" w:hAnsiTheme="majorHAnsi" w:cstheme="majorHAnsi"/>
                 <w:noProof/>
                 <w:webHidden/>
                 <w:sz w:val="22"/>
@@ -5147,7 +5214,7 @@
             </w:r>
             <w:r>
               <w:rPr>
-                <w:rFonts w:asciiTheme="minorHAnsi" w:hAnsiTheme="minorHAnsi" w:cstheme="minorHAnsi"/>
+                <w:rFonts w:asciiTheme="majorHAnsi" w:hAnsiTheme="majorHAnsi" w:cstheme="majorHAnsi"/>
                 <w:noProof/>
                 <w:webHidden/>
                 <w:sz w:val="22"/>
@@ -5158,7 +5225,7 @@
             </w:r>
             <w:r>
               <w:rPr>
-                <w:rFonts w:asciiTheme="minorHAnsi" w:hAnsiTheme="minorHAnsi" w:cstheme="minorHAnsi"/>
+                <w:rFonts w:asciiTheme="majorHAnsi" w:hAnsiTheme="majorHAnsi" w:cstheme="majorHAnsi"/>
                 <w:noProof/>
                 <w:webHidden/>
                 <w:sz w:val="22"/>
@@ -5176,7 +5243,7 @@
             </w:tabs>
             <w:spacing w:after="0" w:line="240" w:lineRule="auto"/>
             <w:rPr>
-              <w:rFonts w:asciiTheme="minorHAnsi" w:eastAsiaTheme="minorEastAsia" w:hAnsiTheme="minorHAnsi" w:cstheme="minorHAnsi"/>
+              <w:rFonts w:asciiTheme="majorHAnsi" w:eastAsiaTheme="minorEastAsia" w:hAnsiTheme="majorHAnsi" w:cstheme="majorHAnsi"/>
               <w:noProof/>
               <w:kern w:val="2"/>
               <w:sz w:val="22"/>
@@ -5189,7 +5256,7 @@
             <w:r>
               <w:rPr>
                 <w:rStyle w:val="Hyperlink"/>
-                <w:rFonts w:asciiTheme="minorHAnsi" w:hAnsiTheme="minorHAnsi" w:cstheme="minorHAnsi"/>
+                <w:rFonts w:asciiTheme="majorHAnsi" w:hAnsiTheme="majorHAnsi" w:cstheme="majorHAnsi"/>
                 <w:noProof/>
                 <w:sz w:val="22"/>
                 <w:szCs w:val="22"/>
@@ -5199,7 +5266,7 @@
             </w:r>
             <w:r>
               <w:rPr>
-                <w:rFonts w:asciiTheme="minorHAnsi" w:eastAsiaTheme="minorEastAsia" w:hAnsiTheme="minorHAnsi" w:cstheme="minorHAnsi"/>
+                <w:rFonts w:asciiTheme="majorHAnsi" w:eastAsiaTheme="minorEastAsia" w:hAnsiTheme="majorHAnsi" w:cstheme="majorHAnsi"/>
                 <w:noProof/>
                 <w:kern w:val="2"/>
                 <w:sz w:val="22"/>
@@ -5212,7 +5279,7 @@
             <w:r>
               <w:rPr>
                 <w:rStyle w:val="Hyperlink"/>
-                <w:rFonts w:asciiTheme="minorHAnsi" w:hAnsiTheme="minorHAnsi" w:cstheme="minorHAnsi"/>
+                <w:rFonts w:asciiTheme="majorHAnsi" w:hAnsiTheme="majorHAnsi" w:cstheme="majorHAnsi"/>
                 <w:noProof/>
                 <w:sz w:val="22"/>
                 <w:szCs w:val="22"/>
@@ -5222,7 +5289,7 @@
             </w:r>
             <w:r>
               <w:rPr>
-                <w:rFonts w:asciiTheme="minorHAnsi" w:hAnsiTheme="minorHAnsi" w:cstheme="minorHAnsi"/>
+                <w:rFonts w:asciiTheme="majorHAnsi" w:hAnsiTheme="majorHAnsi" w:cstheme="majorHAnsi"/>
                 <w:noProof/>
                 <w:webHidden/>
                 <w:sz w:val="22"/>
@@ -5232,7 +5299,7 @@
             </w:r>
             <w:r>
               <w:rPr>
-                <w:rFonts w:asciiTheme="minorHAnsi" w:hAnsiTheme="minorHAnsi" w:cstheme="minorHAnsi"/>
+                <w:rFonts w:asciiTheme="majorHAnsi" w:hAnsiTheme="majorHAnsi" w:cstheme="majorHAnsi"/>
                 <w:noProof/>
                 <w:webHidden/>
                 <w:sz w:val="22"/>
@@ -5242,7 +5309,7 @@
             </w:r>
             <w:r>
               <w:rPr>
-                <w:rFonts w:asciiTheme="minorHAnsi" w:hAnsiTheme="minorHAnsi" w:cstheme="minorHAnsi"/>
+                <w:rFonts w:asciiTheme="majorHAnsi" w:hAnsiTheme="majorHAnsi" w:cstheme="majorHAnsi"/>
                 <w:noProof/>
                 <w:webHidden/>
                 <w:sz w:val="22"/>
@@ -5252,16 +5319,16 @@
             </w:r>
             <w:r>
               <w:rPr>
-                <w:rFonts w:asciiTheme="minorHAnsi" w:hAnsiTheme="minorHAnsi" w:cstheme="minorHAnsi"/>
-                <w:noProof/>
-                <w:webHidden/>
-                <w:sz w:val="22"/>
-                <w:szCs w:val="22"/>
-              </w:rPr>
-            </w:r>
-            <w:r>
-              <w:rPr>
-                <w:rFonts w:asciiTheme="minorHAnsi" w:hAnsiTheme="minorHAnsi" w:cstheme="minorHAnsi"/>
+                <w:rFonts w:asciiTheme="majorHAnsi" w:hAnsiTheme="majorHAnsi" w:cstheme="majorHAnsi"/>
+                <w:noProof/>
+                <w:webHidden/>
+                <w:sz w:val="22"/>
+                <w:szCs w:val="22"/>
+              </w:rPr>
+            </w:r>
+            <w:r>
+              <w:rPr>
+                <w:rFonts w:asciiTheme="majorHAnsi" w:hAnsiTheme="majorHAnsi" w:cstheme="majorHAnsi"/>
                 <w:noProof/>
                 <w:webHidden/>
                 <w:sz w:val="22"/>
@@ -5271,7 +5338,7 @@
             </w:r>
             <w:r>
               <w:rPr>
-                <w:rFonts w:asciiTheme="minorHAnsi" w:hAnsiTheme="minorHAnsi" w:cstheme="minorHAnsi"/>
+                <w:rFonts w:asciiTheme="majorHAnsi" w:hAnsiTheme="majorHAnsi" w:cstheme="majorHAnsi"/>
                 <w:noProof/>
                 <w:webHidden/>
                 <w:sz w:val="22"/>
@@ -5282,7 +5349,7 @@
             </w:r>
             <w:r>
               <w:rPr>
-                <w:rFonts w:asciiTheme="minorHAnsi" w:hAnsiTheme="minorHAnsi" w:cstheme="minorHAnsi"/>
+                <w:rFonts w:asciiTheme="majorHAnsi" w:hAnsiTheme="majorHAnsi" w:cstheme="majorHAnsi"/>
                 <w:noProof/>
                 <w:webHidden/>
                 <w:sz w:val="22"/>
@@ -5297,7 +5364,7 @@
             <w:pStyle w:val="TOC3"/>
             <w:spacing w:after="0" w:line="240" w:lineRule="auto"/>
             <w:rPr>
-              <w:rFonts w:asciiTheme="minorHAnsi" w:eastAsiaTheme="minorEastAsia" w:hAnsiTheme="minorHAnsi" w:cstheme="minorHAnsi"/>
+              <w:rFonts w:asciiTheme="majorHAnsi" w:eastAsiaTheme="minorEastAsia" w:hAnsiTheme="majorHAnsi" w:cstheme="majorHAnsi"/>
               <w:noProof/>
               <w:kern w:val="2"/>
               <w:sz w:val="22"/>
@@ -5310,7 +5377,7 @@
             <w:r>
               <w:rPr>
                 <w:rStyle w:val="Hyperlink"/>
-                <w:rFonts w:asciiTheme="minorHAnsi" w:hAnsiTheme="minorHAnsi" w:cstheme="minorHAnsi"/>
+                <w:rFonts w:asciiTheme="majorHAnsi" w:hAnsiTheme="majorHAnsi" w:cstheme="majorHAnsi"/>
                 <w:noProof/>
                 <w:sz w:val="22"/>
                 <w:szCs w:val="22"/>
@@ -5320,7 +5387,7 @@
             </w:r>
             <w:r>
               <w:rPr>
-                <w:rFonts w:asciiTheme="minorHAnsi" w:eastAsiaTheme="minorEastAsia" w:hAnsiTheme="minorHAnsi" w:cstheme="minorHAnsi"/>
+                <w:rFonts w:asciiTheme="majorHAnsi" w:eastAsiaTheme="minorEastAsia" w:hAnsiTheme="majorHAnsi" w:cstheme="majorHAnsi"/>
                 <w:noProof/>
                 <w:kern w:val="2"/>
                 <w:sz w:val="22"/>
@@ -5333,7 +5400,7 @@
             <w:r>
               <w:rPr>
                 <w:rStyle w:val="Hyperlink"/>
-                <w:rFonts w:asciiTheme="minorHAnsi" w:hAnsiTheme="minorHAnsi" w:cstheme="minorHAnsi"/>
+                <w:rFonts w:asciiTheme="majorHAnsi" w:hAnsiTheme="majorHAnsi" w:cstheme="majorHAnsi"/>
                 <w:noProof/>
                 <w:sz w:val="22"/>
                 <w:szCs w:val="22"/>
@@ -5343,7 +5410,7 @@
             </w:r>
             <w:r>
               <w:rPr>
-                <w:rFonts w:asciiTheme="minorHAnsi" w:hAnsiTheme="minorHAnsi" w:cstheme="minorHAnsi"/>
+                <w:rFonts w:asciiTheme="majorHAnsi" w:hAnsiTheme="majorHAnsi" w:cstheme="majorHAnsi"/>
                 <w:noProof/>
                 <w:webHidden/>
                 <w:sz w:val="22"/>
@@ -5353,7 +5420,7 @@
             </w:r>
             <w:r>
               <w:rPr>
-                <w:rFonts w:asciiTheme="minorHAnsi" w:hAnsiTheme="minorHAnsi" w:cstheme="minorHAnsi"/>
+                <w:rFonts w:asciiTheme="majorHAnsi" w:hAnsiTheme="majorHAnsi" w:cstheme="majorHAnsi"/>
                 <w:noProof/>
                 <w:webHidden/>
                 <w:sz w:val="22"/>
@@ -5363,7 +5430,7 @@
             </w:r>
             <w:r>
               <w:rPr>
-                <w:rFonts w:asciiTheme="minorHAnsi" w:hAnsiTheme="minorHAnsi" w:cstheme="minorHAnsi"/>
+                <w:rFonts w:asciiTheme="majorHAnsi" w:hAnsiTheme="majorHAnsi" w:cstheme="majorHAnsi"/>
                 <w:noProof/>
                 <w:webHidden/>
                 <w:sz w:val="22"/>
@@ -5373,16 +5440,16 @@
             </w:r>
             <w:r>
               <w:rPr>
-                <w:rFonts w:asciiTheme="minorHAnsi" w:hAnsiTheme="minorHAnsi" w:cstheme="minorHAnsi"/>
-                <w:noProof/>
-                <w:webHidden/>
-                <w:sz w:val="22"/>
-                <w:szCs w:val="22"/>
-              </w:rPr>
-            </w:r>
-            <w:r>
-              <w:rPr>
-                <w:rFonts w:asciiTheme="minorHAnsi" w:hAnsiTheme="minorHAnsi" w:cstheme="minorHAnsi"/>
+                <w:rFonts w:asciiTheme="majorHAnsi" w:hAnsiTheme="majorHAnsi" w:cstheme="majorHAnsi"/>
+                <w:noProof/>
+                <w:webHidden/>
+                <w:sz w:val="22"/>
+                <w:szCs w:val="22"/>
+              </w:rPr>
+            </w:r>
+            <w:r>
+              <w:rPr>
+                <w:rFonts w:asciiTheme="majorHAnsi" w:hAnsiTheme="majorHAnsi" w:cstheme="majorHAnsi"/>
                 <w:noProof/>
                 <w:webHidden/>
                 <w:sz w:val="22"/>
@@ -5392,7 +5459,7 @@
             </w:r>
             <w:r>
               <w:rPr>
-                <w:rFonts w:asciiTheme="minorHAnsi" w:hAnsiTheme="minorHAnsi" w:cstheme="minorHAnsi"/>
+                <w:rFonts w:asciiTheme="majorHAnsi" w:hAnsiTheme="majorHAnsi" w:cstheme="majorHAnsi"/>
                 <w:noProof/>
                 <w:webHidden/>
                 <w:sz w:val="22"/>
@@ -5403,7 +5470,7 @@
             </w:r>
             <w:r>
               <w:rPr>
-                <w:rFonts w:asciiTheme="minorHAnsi" w:hAnsiTheme="minorHAnsi" w:cstheme="minorHAnsi"/>
+                <w:rFonts w:asciiTheme="majorHAnsi" w:hAnsiTheme="majorHAnsi" w:cstheme="majorHAnsi"/>
                 <w:noProof/>
                 <w:webHidden/>
                 <w:sz w:val="22"/>
@@ -5421,7 +5488,7 @@
             </w:tabs>
             <w:spacing w:after="0" w:line="240" w:lineRule="auto"/>
             <w:rPr>
-              <w:rFonts w:asciiTheme="minorHAnsi" w:eastAsiaTheme="minorEastAsia" w:hAnsiTheme="minorHAnsi" w:cstheme="minorHAnsi"/>
+              <w:rFonts w:asciiTheme="majorHAnsi" w:eastAsiaTheme="minorEastAsia" w:hAnsiTheme="majorHAnsi" w:cstheme="majorHAnsi"/>
               <w:noProof/>
               <w:kern w:val="2"/>
               <w:sz w:val="22"/>
@@ -5434,7 +5501,7 @@
             <w:r>
               <w:rPr>
                 <w:rStyle w:val="Hyperlink"/>
-                <w:rFonts w:asciiTheme="minorHAnsi" w:hAnsiTheme="minorHAnsi" w:cstheme="minorHAnsi"/>
+                <w:rFonts w:asciiTheme="majorHAnsi" w:hAnsiTheme="majorHAnsi" w:cstheme="majorHAnsi"/>
                 <w:noProof/>
                 <w:sz w:val="22"/>
                 <w:szCs w:val="22"/>
@@ -5443,7 +5510,7 @@
             </w:r>
             <w:r>
               <w:rPr>
-                <w:rFonts w:asciiTheme="minorHAnsi" w:eastAsiaTheme="minorEastAsia" w:hAnsiTheme="minorHAnsi" w:cstheme="minorHAnsi"/>
+                <w:rFonts w:asciiTheme="majorHAnsi" w:eastAsiaTheme="minorEastAsia" w:hAnsiTheme="majorHAnsi" w:cstheme="majorHAnsi"/>
                 <w:noProof/>
                 <w:kern w:val="2"/>
                 <w:sz w:val="22"/>
@@ -5456,7 +5523,7 @@
             <w:r>
               <w:rPr>
                 <w:rStyle w:val="Hyperlink"/>
-                <w:rFonts w:asciiTheme="minorHAnsi" w:hAnsiTheme="minorHAnsi" w:cstheme="minorHAnsi"/>
+                <w:rFonts w:asciiTheme="majorHAnsi" w:hAnsiTheme="majorHAnsi" w:cstheme="majorHAnsi"/>
                 <w:noProof/>
                 <w:sz w:val="22"/>
                 <w:szCs w:val="22"/>
@@ -5466,7 +5533,7 @@
             </w:r>
             <w:r>
               <w:rPr>
-                <w:rFonts w:asciiTheme="minorHAnsi" w:hAnsiTheme="minorHAnsi" w:cstheme="minorHAnsi"/>
+                <w:rFonts w:asciiTheme="majorHAnsi" w:hAnsiTheme="majorHAnsi" w:cstheme="majorHAnsi"/>
                 <w:noProof/>
                 <w:webHidden/>
                 <w:sz w:val="22"/>
@@ -5476,7 +5543,7 @@
             </w:r>
             <w:r>
               <w:rPr>
-                <w:rFonts w:asciiTheme="minorHAnsi" w:hAnsiTheme="minorHAnsi" w:cstheme="minorHAnsi"/>
+                <w:rFonts w:asciiTheme="majorHAnsi" w:hAnsiTheme="majorHAnsi" w:cstheme="majorHAnsi"/>
                 <w:noProof/>
                 <w:webHidden/>
                 <w:sz w:val="22"/>
@@ -5486,7 +5553,7 @@
             </w:r>
             <w:r>
               <w:rPr>
-                <w:rFonts w:asciiTheme="minorHAnsi" w:hAnsiTheme="minorHAnsi" w:cstheme="minorHAnsi"/>
+                <w:rFonts w:asciiTheme="majorHAnsi" w:hAnsiTheme="majorHAnsi" w:cstheme="majorHAnsi"/>
                 <w:noProof/>
                 <w:webHidden/>
                 <w:sz w:val="22"/>
@@ -5496,16 +5563,16 @@
             </w:r>
             <w:r>
               <w:rPr>
-                <w:rFonts w:asciiTheme="minorHAnsi" w:hAnsiTheme="minorHAnsi" w:cstheme="minorHAnsi"/>
-                <w:noProof/>
-                <w:webHidden/>
-                <w:sz w:val="22"/>
-                <w:szCs w:val="22"/>
-              </w:rPr>
-            </w:r>
-            <w:r>
-              <w:rPr>
-                <w:rFonts w:asciiTheme="minorHAnsi" w:hAnsiTheme="minorHAnsi" w:cstheme="minorHAnsi"/>
+                <w:rFonts w:asciiTheme="majorHAnsi" w:hAnsiTheme="majorHAnsi" w:cstheme="majorHAnsi"/>
+                <w:noProof/>
+                <w:webHidden/>
+                <w:sz w:val="22"/>
+                <w:szCs w:val="22"/>
+              </w:rPr>
+            </w:r>
+            <w:r>
+              <w:rPr>
+                <w:rFonts w:asciiTheme="majorHAnsi" w:hAnsiTheme="majorHAnsi" w:cstheme="majorHAnsi"/>
                 <w:noProof/>
                 <w:webHidden/>
                 <w:sz w:val="22"/>
@@ -5515,7 +5582,7 @@
             </w:r>
             <w:r>
               <w:rPr>
-                <w:rFonts w:asciiTheme="minorHAnsi" w:hAnsiTheme="minorHAnsi" w:cstheme="minorHAnsi"/>
+                <w:rFonts w:asciiTheme="majorHAnsi" w:hAnsiTheme="majorHAnsi" w:cstheme="majorHAnsi"/>
                 <w:noProof/>
                 <w:webHidden/>
                 <w:sz w:val="22"/>
@@ -5526,7 +5593,7 @@
             </w:r>
             <w:r>
               <w:rPr>
-                <w:rFonts w:asciiTheme="minorHAnsi" w:hAnsiTheme="minorHAnsi" w:cstheme="minorHAnsi"/>
+                <w:rFonts w:asciiTheme="majorHAnsi" w:hAnsiTheme="majorHAnsi" w:cstheme="majorHAnsi"/>
                 <w:noProof/>
                 <w:webHidden/>
                 <w:sz w:val="22"/>
@@ -5544,7 +5611,7 @@
             </w:tabs>
             <w:spacing w:after="0" w:line="240" w:lineRule="auto"/>
             <w:rPr>
-              <w:rFonts w:asciiTheme="minorHAnsi" w:eastAsiaTheme="minorEastAsia" w:hAnsiTheme="minorHAnsi" w:cstheme="minorHAnsi"/>
+              <w:rFonts w:asciiTheme="majorHAnsi" w:eastAsiaTheme="minorEastAsia" w:hAnsiTheme="majorHAnsi" w:cstheme="majorHAnsi"/>
               <w:noProof/>
               <w:kern w:val="2"/>
               <w:sz w:val="22"/>
@@ -5557,7 +5624,7 @@
             <w:r>
               <w:rPr>
                 <w:rStyle w:val="Hyperlink"/>
-                <w:rFonts w:asciiTheme="minorHAnsi" w:hAnsiTheme="minorHAnsi" w:cstheme="minorHAnsi"/>
+                <w:rFonts w:asciiTheme="majorHAnsi" w:hAnsiTheme="majorHAnsi" w:cstheme="majorHAnsi"/>
                 <w:noProof/>
                 <w:sz w:val="22"/>
                 <w:szCs w:val="22"/>
@@ -5566,7 +5633,7 @@
             </w:r>
             <w:r>
               <w:rPr>
-                <w:rFonts w:asciiTheme="minorHAnsi" w:eastAsiaTheme="minorEastAsia" w:hAnsiTheme="minorHAnsi" w:cstheme="minorHAnsi"/>
+                <w:rFonts w:asciiTheme="majorHAnsi" w:eastAsiaTheme="minorEastAsia" w:hAnsiTheme="majorHAnsi" w:cstheme="majorHAnsi"/>
                 <w:noProof/>
                 <w:kern w:val="2"/>
                 <w:sz w:val="22"/>
@@ -5579,7 +5646,7 @@
             <w:r>
               <w:rPr>
                 <w:rStyle w:val="Hyperlink"/>
-                <w:rFonts w:asciiTheme="minorHAnsi" w:hAnsiTheme="minorHAnsi" w:cstheme="minorHAnsi"/>
+                <w:rFonts w:asciiTheme="majorHAnsi" w:hAnsiTheme="majorHAnsi" w:cstheme="majorHAnsi"/>
                 <w:noProof/>
                 <w:sz w:val="22"/>
                 <w:szCs w:val="22"/>
@@ -5589,7 +5656,7 @@
             </w:r>
             <w:r>
               <w:rPr>
-                <w:rFonts w:asciiTheme="minorHAnsi" w:hAnsiTheme="minorHAnsi" w:cstheme="minorHAnsi"/>
+                <w:rFonts w:asciiTheme="majorHAnsi" w:hAnsiTheme="majorHAnsi" w:cstheme="majorHAnsi"/>
                 <w:noProof/>
                 <w:webHidden/>
                 <w:sz w:val="22"/>
@@ -5599,7 +5666,7 @@
             </w:r>
             <w:r>
               <w:rPr>
-                <w:rFonts w:asciiTheme="minorHAnsi" w:hAnsiTheme="minorHAnsi" w:cstheme="minorHAnsi"/>
+                <w:rFonts w:asciiTheme="majorHAnsi" w:hAnsiTheme="majorHAnsi" w:cstheme="majorHAnsi"/>
                 <w:noProof/>
                 <w:webHidden/>
                 <w:sz w:val="22"/>
@@ -5609,7 +5676,7 @@
             </w:r>
             <w:r>
               <w:rPr>
-                <w:rFonts w:asciiTheme="minorHAnsi" w:hAnsiTheme="minorHAnsi" w:cstheme="minorHAnsi"/>
+                <w:rFonts w:asciiTheme="majorHAnsi" w:hAnsiTheme="majorHAnsi" w:cstheme="majorHAnsi"/>
                 <w:noProof/>
                 <w:webHidden/>
                 <w:sz w:val="22"/>
@@ -5619,16 +5686,16 @@
             </w:r>
             <w:r>
               <w:rPr>
-                <w:rFonts w:asciiTheme="minorHAnsi" w:hAnsiTheme="minorHAnsi" w:cstheme="minorHAnsi"/>
-                <w:noProof/>
-                <w:webHidden/>
-                <w:sz w:val="22"/>
-                <w:szCs w:val="22"/>
-              </w:rPr>
-            </w:r>
-            <w:r>
-              <w:rPr>
-                <w:rFonts w:asciiTheme="minorHAnsi" w:hAnsiTheme="minorHAnsi" w:cstheme="minorHAnsi"/>
+                <w:rFonts w:asciiTheme="majorHAnsi" w:hAnsiTheme="majorHAnsi" w:cstheme="majorHAnsi"/>
+                <w:noProof/>
+                <w:webHidden/>
+                <w:sz w:val="22"/>
+                <w:szCs w:val="22"/>
+              </w:rPr>
+            </w:r>
+            <w:r>
+              <w:rPr>
+                <w:rFonts w:asciiTheme="majorHAnsi" w:hAnsiTheme="majorHAnsi" w:cstheme="majorHAnsi"/>
                 <w:noProof/>
                 <w:webHidden/>
                 <w:sz w:val="22"/>
@@ -5638,7 +5705,7 @@
             </w:r>
             <w:r>
               <w:rPr>
-                <w:rFonts w:asciiTheme="minorHAnsi" w:hAnsiTheme="minorHAnsi" w:cstheme="minorHAnsi"/>
+                <w:rFonts w:asciiTheme="majorHAnsi" w:hAnsiTheme="majorHAnsi" w:cstheme="majorHAnsi"/>
                 <w:noProof/>
                 <w:webHidden/>
                 <w:sz w:val="22"/>
@@ -5649,7 +5716,7 @@
             </w:r>
             <w:r>
               <w:rPr>
-                <w:rFonts w:asciiTheme="minorHAnsi" w:hAnsiTheme="minorHAnsi" w:cstheme="minorHAnsi"/>
+                <w:rFonts w:asciiTheme="majorHAnsi" w:hAnsiTheme="majorHAnsi" w:cstheme="majorHAnsi"/>
                 <w:noProof/>
                 <w:webHidden/>
                 <w:sz w:val="22"/>
@@ -5667,7 +5734,7 @@
             </w:tabs>
             <w:spacing w:after="0" w:line="240" w:lineRule="auto"/>
             <w:rPr>
-              <w:rFonts w:asciiTheme="minorHAnsi" w:eastAsiaTheme="minorEastAsia" w:hAnsiTheme="minorHAnsi" w:cstheme="minorHAnsi"/>
+              <w:rFonts w:asciiTheme="majorHAnsi" w:eastAsiaTheme="minorEastAsia" w:hAnsiTheme="majorHAnsi" w:cstheme="majorHAnsi"/>
               <w:noProof/>
               <w:kern w:val="2"/>
               <w:sz w:val="22"/>
@@ -5680,7 +5747,7 @@
             <w:r>
               <w:rPr>
                 <w:rStyle w:val="Hyperlink"/>
-                <w:rFonts w:asciiTheme="minorHAnsi" w:hAnsiTheme="minorHAnsi" w:cstheme="minorHAnsi"/>
+                <w:rFonts w:asciiTheme="majorHAnsi" w:hAnsiTheme="majorHAnsi" w:cstheme="majorHAnsi"/>
                 <w:noProof/>
                 <w:sz w:val="22"/>
                 <w:szCs w:val="22"/>
@@ -5689,7 +5756,7 @@
             </w:r>
             <w:r>
               <w:rPr>
-                <w:rFonts w:asciiTheme="minorHAnsi" w:eastAsiaTheme="minorEastAsia" w:hAnsiTheme="minorHAnsi" w:cstheme="minorHAnsi"/>
+                <w:rFonts w:asciiTheme="majorHAnsi" w:eastAsiaTheme="minorEastAsia" w:hAnsiTheme="majorHAnsi" w:cstheme="majorHAnsi"/>
                 <w:noProof/>
                 <w:kern w:val="2"/>
                 <w:sz w:val="22"/>
@@ -5702,7 +5769,7 @@
             <w:r>
               <w:rPr>
                 <w:rStyle w:val="Hyperlink"/>
-                <w:rFonts w:asciiTheme="minorHAnsi" w:hAnsiTheme="minorHAnsi" w:cstheme="minorHAnsi"/>
+                <w:rFonts w:asciiTheme="majorHAnsi" w:hAnsiTheme="majorHAnsi" w:cstheme="majorHAnsi"/>
                 <w:noProof/>
                 <w:sz w:val="22"/>
                 <w:szCs w:val="22"/>
@@ -5712,7 +5779,7 @@
             </w:r>
             <w:r>
               <w:rPr>
-                <w:rFonts w:asciiTheme="minorHAnsi" w:hAnsiTheme="minorHAnsi" w:cstheme="minorHAnsi"/>
+                <w:rFonts w:asciiTheme="majorHAnsi" w:hAnsiTheme="majorHAnsi" w:cstheme="majorHAnsi"/>
                 <w:noProof/>
                 <w:webHidden/>
                 <w:sz w:val="22"/>
@@ -5722,7 +5789,18 @@
             </w:r>
             <w:r>
               <w:rPr>
-                <w:rFonts w:asciiTheme="minorHAnsi" w:hAnsiTheme="minorHAnsi" w:cstheme="minorHAnsi"/>
+                <w:rFonts w:asciiTheme="majorHAnsi" w:hAnsiTheme="majorHAnsi" w:cs="Calibri Light"/>
+                <w:noProof/>
+                <w:webHidden/>
+                <w:sz w:val="22"/>
+                <w:szCs w:val="22"/>
+                <w:rtl/>
+              </w:rPr>
+              <w:tab/>
+            </w:r>
+            <w:r>
+              <w:rPr>
+                <w:rFonts w:asciiTheme="majorHAnsi" w:hAnsiTheme="majorHAnsi" w:cstheme="majorHAnsi"/>
                 <w:noProof/>
                 <w:webHidden/>
                 <w:sz w:val="22"/>
@@ -5732,7 +5810,7 @@
             </w:r>
             <w:r>
               <w:rPr>
-                <w:rFonts w:asciiTheme="minorHAnsi" w:hAnsiTheme="minorHAnsi" w:cstheme="minorHAnsi"/>
+                <w:rFonts w:asciiTheme="majorHAnsi" w:hAnsiTheme="majorHAnsi" w:cstheme="majorHAnsi"/>
                 <w:noProof/>
                 <w:webHidden/>
                 <w:sz w:val="22"/>
@@ -5742,16 +5820,16 @@
             </w:r>
             <w:r>
               <w:rPr>
-                <w:rFonts w:asciiTheme="minorHAnsi" w:hAnsiTheme="minorHAnsi" w:cstheme="minorHAnsi"/>
-                <w:noProof/>
-                <w:webHidden/>
-                <w:sz w:val="22"/>
-                <w:szCs w:val="22"/>
-              </w:rPr>
-            </w:r>
-            <w:r>
-              <w:rPr>
-                <w:rFonts w:asciiTheme="minorHAnsi" w:hAnsiTheme="minorHAnsi" w:cstheme="minorHAnsi"/>
+                <w:rFonts w:asciiTheme="majorHAnsi" w:hAnsiTheme="majorHAnsi" w:cstheme="majorHAnsi"/>
+                <w:noProof/>
+                <w:webHidden/>
+                <w:sz w:val="22"/>
+                <w:szCs w:val="22"/>
+              </w:rPr>
+            </w:r>
+            <w:r>
+              <w:rPr>
+                <w:rFonts w:asciiTheme="majorHAnsi" w:hAnsiTheme="majorHAnsi" w:cstheme="majorHAnsi"/>
                 <w:noProof/>
                 <w:webHidden/>
                 <w:sz w:val="22"/>
@@ -5761,7 +5839,7 @@
             </w:r>
             <w:r>
               <w:rPr>
-                <w:rFonts w:asciiTheme="minorHAnsi" w:hAnsiTheme="minorHAnsi" w:cstheme="minorHAnsi"/>
+                <w:rFonts w:asciiTheme="majorHAnsi" w:hAnsiTheme="majorHAnsi" w:cstheme="majorHAnsi"/>
                 <w:noProof/>
                 <w:webHidden/>
                 <w:sz w:val="22"/>
@@ -5772,7 +5850,7 @@
             </w:r>
             <w:r>
               <w:rPr>
-                <w:rFonts w:asciiTheme="minorHAnsi" w:hAnsiTheme="minorHAnsi" w:cstheme="minorHAnsi"/>
+                <w:rFonts w:asciiTheme="majorHAnsi" w:hAnsiTheme="majorHAnsi" w:cstheme="majorHAnsi"/>
                 <w:noProof/>
                 <w:webHidden/>
                 <w:sz w:val="22"/>
@@ -5790,7 +5868,7 @@
             </w:tabs>
             <w:spacing w:after="0" w:line="240" w:lineRule="auto"/>
             <w:rPr>
-              <w:rFonts w:asciiTheme="minorHAnsi" w:eastAsiaTheme="minorEastAsia" w:hAnsiTheme="minorHAnsi" w:cstheme="minorHAnsi"/>
+              <w:rFonts w:asciiTheme="majorHAnsi" w:eastAsiaTheme="minorEastAsia" w:hAnsiTheme="majorHAnsi" w:cstheme="majorHAnsi"/>
               <w:noProof/>
               <w:kern w:val="2"/>
               <w:sz w:val="22"/>
@@ -5803,7 +5881,7 @@
             <w:r>
               <w:rPr>
                 <w:rStyle w:val="Hyperlink"/>
-                <w:rFonts w:asciiTheme="minorHAnsi" w:hAnsiTheme="minorHAnsi" w:cstheme="minorHAnsi"/>
+                <w:rFonts w:asciiTheme="majorHAnsi" w:hAnsiTheme="majorHAnsi" w:cstheme="majorHAnsi"/>
                 <w:noProof/>
                 <w:sz w:val="22"/>
                 <w:szCs w:val="22"/>
@@ -5813,7 +5891,7 @@
             </w:r>
             <w:r>
               <w:rPr>
-                <w:rFonts w:asciiTheme="minorHAnsi" w:eastAsiaTheme="minorEastAsia" w:hAnsiTheme="minorHAnsi" w:cstheme="minorHAnsi"/>
+                <w:rFonts w:asciiTheme="majorHAnsi" w:eastAsiaTheme="minorEastAsia" w:hAnsiTheme="majorHAnsi" w:cstheme="majorHAnsi"/>
                 <w:noProof/>
                 <w:kern w:val="2"/>
                 <w:sz w:val="22"/>
@@ -5826,7 +5904,7 @@
             <w:r>
               <w:rPr>
                 <w:rStyle w:val="Hyperlink"/>
-                <w:rFonts w:asciiTheme="minorHAnsi" w:hAnsiTheme="minorHAnsi" w:cstheme="minorHAnsi"/>
+                <w:rFonts w:asciiTheme="majorHAnsi" w:hAnsiTheme="majorHAnsi" w:cstheme="majorHAnsi"/>
                 <w:noProof/>
                 <w:sz w:val="22"/>
                 <w:szCs w:val="22"/>
@@ -5836,7 +5914,7 @@
             </w:r>
             <w:r>
               <w:rPr>
-                <w:rFonts w:asciiTheme="minorHAnsi" w:hAnsiTheme="minorHAnsi" w:cstheme="minorHAnsi"/>
+                <w:rFonts w:asciiTheme="majorHAnsi" w:hAnsiTheme="majorHAnsi" w:cstheme="majorHAnsi"/>
                 <w:noProof/>
                 <w:webHidden/>
                 <w:sz w:val="22"/>
@@ -5846,7 +5924,7 @@
             </w:r>
             <w:r>
               <w:rPr>
-                <w:rFonts w:asciiTheme="minorHAnsi" w:hAnsiTheme="minorHAnsi" w:cstheme="minorHAnsi"/>
+                <w:rFonts w:asciiTheme="majorHAnsi" w:hAnsiTheme="majorHAnsi" w:cstheme="majorHAnsi"/>
                 <w:noProof/>
                 <w:webHidden/>
                 <w:sz w:val="22"/>
@@ -5856,7 +5934,7 @@
             </w:r>
             <w:r>
               <w:rPr>
-                <w:rFonts w:asciiTheme="minorHAnsi" w:hAnsiTheme="minorHAnsi" w:cstheme="minorHAnsi"/>
+                <w:rFonts w:asciiTheme="majorHAnsi" w:hAnsiTheme="majorHAnsi" w:cstheme="majorHAnsi"/>
                 <w:noProof/>
                 <w:webHidden/>
                 <w:sz w:val="22"/>
@@ -5866,16 +5944,16 @@
             </w:r>
             <w:r>
               <w:rPr>
-                <w:rFonts w:asciiTheme="minorHAnsi" w:hAnsiTheme="minorHAnsi" w:cstheme="minorHAnsi"/>
-                <w:noProof/>
-                <w:webHidden/>
-                <w:sz w:val="22"/>
-                <w:szCs w:val="22"/>
-              </w:rPr>
-            </w:r>
-            <w:r>
-              <w:rPr>
-                <w:rFonts w:asciiTheme="minorHAnsi" w:hAnsiTheme="minorHAnsi" w:cstheme="minorHAnsi"/>
+                <w:rFonts w:asciiTheme="majorHAnsi" w:hAnsiTheme="majorHAnsi" w:cstheme="majorHAnsi"/>
+                <w:noProof/>
+                <w:webHidden/>
+                <w:sz w:val="22"/>
+                <w:szCs w:val="22"/>
+              </w:rPr>
+            </w:r>
+            <w:r>
+              <w:rPr>
+                <w:rFonts w:asciiTheme="majorHAnsi" w:hAnsiTheme="majorHAnsi" w:cstheme="majorHAnsi"/>
                 <w:noProof/>
                 <w:webHidden/>
                 <w:sz w:val="22"/>
@@ -5885,7 +5963,7 @@
             </w:r>
             <w:r>
               <w:rPr>
-                <w:rFonts w:asciiTheme="minorHAnsi" w:hAnsiTheme="minorHAnsi" w:cstheme="minorHAnsi"/>
+                <w:rFonts w:asciiTheme="majorHAnsi" w:hAnsiTheme="majorHAnsi" w:cstheme="majorHAnsi"/>
                 <w:noProof/>
                 <w:webHidden/>
                 <w:sz w:val="22"/>
@@ -5896,7 +5974,7 @@
             </w:r>
             <w:r>
               <w:rPr>
-                <w:rFonts w:asciiTheme="minorHAnsi" w:hAnsiTheme="minorHAnsi" w:cstheme="minorHAnsi"/>
+                <w:rFonts w:asciiTheme="majorHAnsi" w:hAnsiTheme="majorHAnsi" w:cstheme="majorHAnsi"/>
                 <w:noProof/>
                 <w:webHidden/>
                 <w:sz w:val="22"/>
@@ -5914,7 +5992,7 @@
             </w:tabs>
             <w:spacing w:after="0" w:line="240" w:lineRule="auto"/>
             <w:rPr>
-              <w:rFonts w:asciiTheme="minorHAnsi" w:eastAsiaTheme="minorEastAsia" w:hAnsiTheme="minorHAnsi" w:cstheme="minorHAnsi"/>
+              <w:rFonts w:asciiTheme="majorHAnsi" w:eastAsiaTheme="minorEastAsia" w:hAnsiTheme="majorHAnsi" w:cstheme="majorHAnsi"/>
               <w:noProof/>
               <w:kern w:val="2"/>
               <w:sz w:val="22"/>
@@ -5927,7 +6005,7 @@
             <w:r>
               <w:rPr>
                 <w:rStyle w:val="Hyperlink"/>
-                <w:rFonts w:asciiTheme="minorHAnsi" w:hAnsiTheme="minorHAnsi" w:cstheme="minorHAnsi"/>
+                <w:rFonts w:asciiTheme="majorHAnsi" w:hAnsiTheme="majorHAnsi" w:cstheme="majorHAnsi"/>
                 <w:noProof/>
                 <w:sz w:val="22"/>
                 <w:szCs w:val="22"/>
@@ -5938,7 +6016,7 @@
             </w:r>
             <w:r>
               <w:rPr>
-                <w:rFonts w:asciiTheme="minorHAnsi" w:eastAsiaTheme="minorEastAsia" w:hAnsiTheme="minorHAnsi" w:cstheme="minorHAnsi"/>
+                <w:rFonts w:asciiTheme="majorHAnsi" w:eastAsiaTheme="minorEastAsia" w:hAnsiTheme="majorHAnsi" w:cstheme="majorHAnsi"/>
                 <w:noProof/>
                 <w:kern w:val="2"/>
                 <w:sz w:val="22"/>
@@ -5951,7 +6029,7 @@
             <w:r>
               <w:rPr>
                 <w:rStyle w:val="Hyperlink"/>
-                <w:rFonts w:asciiTheme="minorHAnsi" w:hAnsiTheme="minorHAnsi" w:cstheme="minorHAnsi"/>
+                <w:rFonts w:asciiTheme="majorHAnsi" w:hAnsiTheme="majorHAnsi" w:cstheme="majorHAnsi"/>
                 <w:noProof/>
                 <w:sz w:val="22"/>
                 <w:szCs w:val="22"/>
@@ -5962,7 +6040,7 @@
             </w:r>
             <w:r>
               <w:rPr>
-                <w:rFonts w:asciiTheme="minorHAnsi" w:hAnsiTheme="minorHAnsi" w:cstheme="minorHAnsi"/>
+                <w:rFonts w:asciiTheme="majorHAnsi" w:hAnsiTheme="majorHAnsi" w:cstheme="majorHAnsi"/>
                 <w:noProof/>
                 <w:webHidden/>
                 <w:sz w:val="22"/>
@@ -5972,7 +6050,7 @@
             </w:r>
             <w:r>
               <w:rPr>
-                <w:rFonts w:asciiTheme="minorHAnsi" w:hAnsiTheme="minorHAnsi" w:cstheme="minorHAnsi"/>
+                <w:rFonts w:asciiTheme="majorHAnsi" w:hAnsiTheme="majorHAnsi" w:cstheme="majorHAnsi"/>
                 <w:noProof/>
                 <w:webHidden/>
                 <w:sz w:val="22"/>
@@ -5982,7 +6060,7 @@
             </w:r>
             <w:r>
               <w:rPr>
-                <w:rFonts w:asciiTheme="minorHAnsi" w:hAnsiTheme="minorHAnsi" w:cstheme="minorHAnsi"/>
+                <w:rFonts w:asciiTheme="majorHAnsi" w:hAnsiTheme="majorHAnsi" w:cstheme="majorHAnsi"/>
                 <w:noProof/>
                 <w:webHidden/>
                 <w:sz w:val="22"/>
@@ -5992,16 +6070,16 @@
             </w:r>
             <w:r>
               <w:rPr>
-                <w:rFonts w:asciiTheme="minorHAnsi" w:hAnsiTheme="minorHAnsi" w:cstheme="minorHAnsi"/>
-                <w:noProof/>
-                <w:webHidden/>
-                <w:sz w:val="22"/>
-                <w:szCs w:val="22"/>
-              </w:rPr>
-            </w:r>
-            <w:r>
-              <w:rPr>
-                <w:rFonts w:asciiTheme="minorHAnsi" w:hAnsiTheme="minorHAnsi" w:cstheme="minorHAnsi"/>
+                <w:rFonts w:asciiTheme="majorHAnsi" w:hAnsiTheme="majorHAnsi" w:cstheme="majorHAnsi"/>
+                <w:noProof/>
+                <w:webHidden/>
+                <w:sz w:val="22"/>
+                <w:szCs w:val="22"/>
+              </w:rPr>
+            </w:r>
+            <w:r>
+              <w:rPr>
+                <w:rFonts w:asciiTheme="majorHAnsi" w:hAnsiTheme="majorHAnsi" w:cstheme="majorHAnsi"/>
                 <w:noProof/>
                 <w:webHidden/>
                 <w:sz w:val="22"/>
@@ -6011,7 +6089,7 @@
             </w:r>
             <w:r>
               <w:rPr>
-                <w:rFonts w:asciiTheme="minorHAnsi" w:hAnsiTheme="minorHAnsi" w:cstheme="minorHAnsi"/>
+                <w:rFonts w:asciiTheme="majorHAnsi" w:hAnsiTheme="majorHAnsi" w:cstheme="majorHAnsi"/>
                 <w:noProof/>
                 <w:webHidden/>
                 <w:sz w:val="22"/>
@@ -6022,7 +6100,7 @@
             </w:r>
             <w:r>
               <w:rPr>
-                <w:rFonts w:asciiTheme="minorHAnsi" w:hAnsiTheme="minorHAnsi" w:cstheme="minorHAnsi"/>
+                <w:rFonts w:asciiTheme="majorHAnsi" w:hAnsiTheme="majorHAnsi" w:cstheme="majorHAnsi"/>
                 <w:noProof/>
                 <w:webHidden/>
                 <w:sz w:val="22"/>
@@ -6040,7 +6118,7 @@
             </w:tabs>
             <w:spacing w:after="0" w:line="240" w:lineRule="auto"/>
             <w:rPr>
-              <w:rFonts w:asciiTheme="minorHAnsi" w:eastAsiaTheme="minorEastAsia" w:hAnsiTheme="minorHAnsi" w:cstheme="minorHAnsi"/>
+              <w:rFonts w:asciiTheme="majorHAnsi" w:eastAsiaTheme="minorEastAsia" w:hAnsiTheme="majorHAnsi" w:cstheme="majorHAnsi"/>
               <w:noProof/>
               <w:kern w:val="2"/>
               <w:sz w:val="22"/>
@@ -6053,7 +6131,7 @@
             <w:r>
               <w:rPr>
                 <w:rStyle w:val="Hyperlink"/>
-                <w:rFonts w:asciiTheme="minorHAnsi" w:hAnsiTheme="minorHAnsi" w:cstheme="minorHAnsi"/>
+                <w:rFonts w:asciiTheme="majorHAnsi" w:hAnsiTheme="majorHAnsi" w:cstheme="majorHAnsi"/>
                 <w:noProof/>
                 <w:sz w:val="22"/>
                 <w:szCs w:val="22"/>
@@ -6063,7 +6141,7 @@
             </w:r>
             <w:r>
               <w:rPr>
-                <w:rFonts w:asciiTheme="minorHAnsi" w:eastAsiaTheme="minorEastAsia" w:hAnsiTheme="minorHAnsi" w:cstheme="minorHAnsi"/>
+                <w:rFonts w:asciiTheme="majorHAnsi" w:eastAsiaTheme="minorEastAsia" w:hAnsiTheme="majorHAnsi" w:cstheme="majorHAnsi"/>
                 <w:noProof/>
                 <w:kern w:val="2"/>
                 <w:sz w:val="22"/>
@@ -6076,7 +6154,7 @@
             <w:r>
               <w:rPr>
                 <w:rStyle w:val="Hyperlink"/>
-                <w:rFonts w:asciiTheme="minorHAnsi" w:hAnsiTheme="minorHAnsi" w:cstheme="minorHAnsi"/>
+                <w:rFonts w:asciiTheme="majorHAnsi" w:hAnsiTheme="majorHAnsi" w:cstheme="majorHAnsi"/>
                 <w:noProof/>
                 <w:sz w:val="22"/>
                 <w:szCs w:val="22"/>
@@ -6086,7 +6164,7 @@
             </w:r>
             <w:r>
               <w:rPr>
-                <w:rFonts w:asciiTheme="minorHAnsi" w:hAnsiTheme="minorHAnsi" w:cstheme="minorHAnsi"/>
+                <w:rFonts w:asciiTheme="majorHAnsi" w:hAnsiTheme="majorHAnsi" w:cstheme="majorHAnsi"/>
                 <w:noProof/>
                 <w:webHidden/>
                 <w:sz w:val="22"/>
@@ -6096,7 +6174,7 @@
             </w:r>
             <w:r>
               <w:rPr>
-                <w:rFonts w:asciiTheme="minorHAnsi" w:hAnsiTheme="minorHAnsi" w:cstheme="minorHAnsi"/>
+                <w:rFonts w:asciiTheme="majorHAnsi" w:hAnsiTheme="majorHAnsi" w:cstheme="majorHAnsi"/>
                 <w:noProof/>
                 <w:webHidden/>
                 <w:sz w:val="22"/>
@@ -6106,7 +6184,7 @@
             </w:r>
             <w:r>
               <w:rPr>
-                <w:rFonts w:asciiTheme="minorHAnsi" w:hAnsiTheme="minorHAnsi" w:cstheme="minorHAnsi"/>
+                <w:rFonts w:asciiTheme="majorHAnsi" w:hAnsiTheme="majorHAnsi" w:cstheme="majorHAnsi"/>
                 <w:noProof/>
                 <w:webHidden/>
                 <w:sz w:val="22"/>
@@ -6116,16 +6194,16 @@
             </w:r>
             <w:r>
               <w:rPr>
-                <w:rFonts w:asciiTheme="minorHAnsi" w:hAnsiTheme="minorHAnsi" w:cstheme="minorHAnsi"/>
-                <w:noProof/>
-                <w:webHidden/>
-                <w:sz w:val="22"/>
-                <w:szCs w:val="22"/>
-              </w:rPr>
-            </w:r>
-            <w:r>
-              <w:rPr>
-                <w:rFonts w:asciiTheme="minorHAnsi" w:hAnsiTheme="minorHAnsi" w:cstheme="minorHAnsi"/>
+                <w:rFonts w:asciiTheme="majorHAnsi" w:hAnsiTheme="majorHAnsi" w:cstheme="majorHAnsi"/>
+                <w:noProof/>
+                <w:webHidden/>
+                <w:sz w:val="22"/>
+                <w:szCs w:val="22"/>
+              </w:rPr>
+            </w:r>
+            <w:r>
+              <w:rPr>
+                <w:rFonts w:asciiTheme="majorHAnsi" w:hAnsiTheme="majorHAnsi" w:cstheme="majorHAnsi"/>
                 <w:noProof/>
                 <w:webHidden/>
                 <w:sz w:val="22"/>
@@ -6135,7 +6213,7 @@
             </w:r>
             <w:r>
               <w:rPr>
-                <w:rFonts w:asciiTheme="minorHAnsi" w:hAnsiTheme="minorHAnsi" w:cstheme="minorHAnsi"/>
+                <w:rFonts w:asciiTheme="majorHAnsi" w:hAnsiTheme="majorHAnsi" w:cstheme="majorHAnsi"/>
                 <w:noProof/>
                 <w:webHidden/>
                 <w:sz w:val="22"/>
@@ -6146,7 +6224,7 @@
             </w:r>
             <w:r>
               <w:rPr>
-                <w:rFonts w:asciiTheme="minorHAnsi" w:hAnsiTheme="minorHAnsi" w:cstheme="minorHAnsi"/>
+                <w:rFonts w:asciiTheme="majorHAnsi" w:hAnsiTheme="majorHAnsi" w:cstheme="majorHAnsi"/>
                 <w:noProof/>
                 <w:webHidden/>
                 <w:sz w:val="22"/>
@@ -6164,7 +6242,7 @@
             </w:tabs>
             <w:spacing w:after="0" w:line="240" w:lineRule="auto"/>
             <w:rPr>
-              <w:rFonts w:asciiTheme="minorHAnsi" w:eastAsiaTheme="minorEastAsia" w:hAnsiTheme="minorHAnsi" w:cstheme="minorHAnsi"/>
+              <w:rFonts w:asciiTheme="majorHAnsi" w:eastAsiaTheme="minorEastAsia" w:hAnsiTheme="majorHAnsi" w:cstheme="majorHAnsi"/>
               <w:noProof/>
               <w:kern w:val="2"/>
               <w:sz w:val="22"/>
@@ -6177,7 +6255,7 @@
             <w:r>
               <w:rPr>
                 <w:rStyle w:val="Hyperlink"/>
-                <w:rFonts w:asciiTheme="minorHAnsi" w:hAnsiTheme="minorHAnsi" w:cstheme="minorHAnsi"/>
+                <w:rFonts w:asciiTheme="majorHAnsi" w:hAnsiTheme="majorHAnsi" w:cstheme="majorHAnsi"/>
                 <w:noProof/>
                 <w:sz w:val="22"/>
                 <w:szCs w:val="22"/>
@@ -6187,7 +6265,7 @@
             </w:r>
             <w:r>
               <w:rPr>
-                <w:rFonts w:asciiTheme="minorHAnsi" w:eastAsiaTheme="minorEastAsia" w:hAnsiTheme="minorHAnsi" w:cstheme="minorHAnsi"/>
+                <w:rFonts w:asciiTheme="majorHAnsi" w:eastAsiaTheme="minorEastAsia" w:hAnsiTheme="majorHAnsi" w:cstheme="majorHAnsi"/>
                 <w:noProof/>
                 <w:kern w:val="2"/>
                 <w:sz w:val="22"/>
@@ -6200,7 +6278,7 @@
             <w:r>
               <w:rPr>
                 <w:rStyle w:val="Hyperlink"/>
-                <w:rFonts w:asciiTheme="minorHAnsi" w:hAnsiTheme="minorHAnsi" w:cstheme="minorHAnsi"/>
+                <w:rFonts w:asciiTheme="majorHAnsi" w:hAnsiTheme="majorHAnsi" w:cstheme="majorHAnsi"/>
                 <w:noProof/>
                 <w:sz w:val="22"/>
                 <w:szCs w:val="22"/>
@@ -6210,7 +6288,7 @@
             </w:r>
             <w:r>
               <w:rPr>
-                <w:rFonts w:asciiTheme="minorHAnsi" w:hAnsiTheme="minorHAnsi" w:cstheme="minorHAnsi"/>
+                <w:rFonts w:asciiTheme="majorHAnsi" w:hAnsiTheme="majorHAnsi" w:cstheme="majorHAnsi"/>
                 <w:noProof/>
                 <w:webHidden/>
                 <w:sz w:val="22"/>
@@ -6220,7 +6298,7 @@
             </w:r>
             <w:r>
               <w:rPr>
-                <w:rFonts w:asciiTheme="minorHAnsi" w:hAnsiTheme="minorHAnsi" w:cstheme="minorHAnsi"/>
+                <w:rFonts w:asciiTheme="majorHAnsi" w:hAnsiTheme="majorHAnsi" w:cstheme="majorHAnsi"/>
                 <w:noProof/>
                 <w:webHidden/>
                 <w:sz w:val="22"/>
@@ -6230,7 +6308,7 @@
             </w:r>
             <w:r>
               <w:rPr>
-                <w:rFonts w:asciiTheme="minorHAnsi" w:hAnsiTheme="minorHAnsi" w:cstheme="minorHAnsi"/>
+                <w:rFonts w:asciiTheme="majorHAnsi" w:hAnsiTheme="majorHAnsi" w:cstheme="majorHAnsi"/>
                 <w:noProof/>
                 <w:webHidden/>
                 <w:sz w:val="22"/>
@@ -6240,16 +6318,16 @@
             </w:r>
             <w:r>
               <w:rPr>
-                <w:rFonts w:asciiTheme="minorHAnsi" w:hAnsiTheme="minorHAnsi" w:cstheme="minorHAnsi"/>
-                <w:noProof/>
-                <w:webHidden/>
-                <w:sz w:val="22"/>
-                <w:szCs w:val="22"/>
-              </w:rPr>
-            </w:r>
-            <w:r>
-              <w:rPr>
-                <w:rFonts w:asciiTheme="minorHAnsi" w:hAnsiTheme="minorHAnsi" w:cstheme="minorHAnsi"/>
+                <w:rFonts w:asciiTheme="majorHAnsi" w:hAnsiTheme="majorHAnsi" w:cstheme="majorHAnsi"/>
+                <w:noProof/>
+                <w:webHidden/>
+                <w:sz w:val="22"/>
+                <w:szCs w:val="22"/>
+              </w:rPr>
+            </w:r>
+            <w:r>
+              <w:rPr>
+                <w:rFonts w:asciiTheme="majorHAnsi" w:hAnsiTheme="majorHAnsi" w:cstheme="majorHAnsi"/>
                 <w:noProof/>
                 <w:webHidden/>
                 <w:sz w:val="22"/>
@@ -6259,7 +6337,7 @@
             </w:r>
             <w:r>
               <w:rPr>
-                <w:rFonts w:asciiTheme="minorHAnsi" w:hAnsiTheme="minorHAnsi" w:cstheme="minorHAnsi"/>
+                <w:rFonts w:asciiTheme="majorHAnsi" w:hAnsiTheme="majorHAnsi" w:cstheme="majorHAnsi"/>
                 <w:noProof/>
                 <w:webHidden/>
                 <w:sz w:val="22"/>
@@ -6270,7 +6348,7 @@
             </w:r>
             <w:r>
               <w:rPr>
-                <w:rFonts w:asciiTheme="minorHAnsi" w:hAnsiTheme="minorHAnsi" w:cstheme="minorHAnsi"/>
+                <w:rFonts w:asciiTheme="majorHAnsi" w:hAnsiTheme="majorHAnsi" w:cstheme="majorHAnsi"/>
                 <w:noProof/>
                 <w:webHidden/>
                 <w:sz w:val="22"/>
@@ -6288,7 +6366,7 @@
             </w:tabs>
             <w:spacing w:after="0" w:line="240" w:lineRule="auto"/>
             <w:rPr>
-              <w:rFonts w:asciiTheme="minorHAnsi" w:eastAsiaTheme="minorEastAsia" w:hAnsiTheme="minorHAnsi" w:cstheme="minorHAnsi"/>
+              <w:rFonts w:asciiTheme="majorHAnsi" w:eastAsiaTheme="minorEastAsia" w:hAnsiTheme="majorHAnsi" w:cstheme="majorHAnsi"/>
               <w:noProof/>
               <w:kern w:val="2"/>
               <w:sz w:val="22"/>
@@ -6301,7 +6379,7 @@
             <w:r>
               <w:rPr>
                 <w:rStyle w:val="Hyperlink"/>
-                <w:rFonts w:asciiTheme="minorHAnsi" w:hAnsiTheme="minorHAnsi" w:cstheme="minorHAnsi"/>
+                <w:rFonts w:asciiTheme="majorHAnsi" w:hAnsiTheme="majorHAnsi" w:cstheme="majorHAnsi"/>
                 <w:noProof/>
                 <w:sz w:val="22"/>
                 <w:szCs w:val="22"/>
@@ -6310,7 +6388,7 @@
             </w:r>
             <w:r>
               <w:rPr>
-                <w:rFonts w:asciiTheme="minorHAnsi" w:eastAsiaTheme="minorEastAsia" w:hAnsiTheme="minorHAnsi" w:cstheme="minorHAnsi"/>
+                <w:rFonts w:asciiTheme="majorHAnsi" w:eastAsiaTheme="minorEastAsia" w:hAnsiTheme="majorHAnsi" w:cstheme="majorHAnsi"/>
                 <w:noProof/>
                 <w:kern w:val="2"/>
                 <w:sz w:val="22"/>
@@ -6323,7 +6401,7 @@
             <w:r>
               <w:rPr>
                 <w:rStyle w:val="Hyperlink"/>
-                <w:rFonts w:asciiTheme="minorHAnsi" w:hAnsiTheme="minorHAnsi" w:cstheme="minorHAnsi"/>
+                <w:rFonts w:asciiTheme="majorHAnsi" w:hAnsiTheme="majorHAnsi" w:cstheme="majorHAnsi"/>
                 <w:noProof/>
                 <w:sz w:val="22"/>
                 <w:szCs w:val="22"/>
@@ -6334,7 +6412,7 @@
             <w:r>
               <w:rPr>
                 <w:rStyle w:val="Hyperlink"/>
-                <w:rFonts w:asciiTheme="minorHAnsi" w:hAnsiTheme="minorHAnsi" w:cs="Calibri"/>
+                <w:rFonts w:asciiTheme="majorHAnsi" w:hAnsiTheme="majorHAnsi" w:cs="Calibri Light"/>
                 <w:noProof/>
                 <w:webHidden/>
                 <w:sz w:val="22"/>
@@ -6345,17 +6423,19 @@
             </w:r>
             <w:r>
               <w:rPr>
-                <w:rFonts w:asciiTheme="minorHAnsi" w:hAnsiTheme="minorHAnsi" w:cstheme="minorHAnsi"/>
-                <w:noProof/>
-                <w:webHidden/>
-                <w:sz w:val="22"/>
-                <w:szCs w:val="22"/>
+                <w:rStyle w:val="Hyperlink"/>
+                <w:rFonts w:asciiTheme="majorHAnsi" w:hAnsiTheme="majorHAnsi" w:cs="Calibri Light"/>
+                <w:noProof/>
+                <w:webHidden/>
+                <w:sz w:val="22"/>
+                <w:szCs w:val="22"/>
+                <w:rtl/>
               </w:rPr>
               <w:tab/>
             </w:r>
             <w:r>
               <w:rPr>
-                <w:rFonts w:asciiTheme="minorHAnsi" w:hAnsiTheme="minorHAnsi" w:cstheme="minorHAnsi"/>
+                <w:rFonts w:asciiTheme="majorHAnsi" w:hAnsiTheme="majorHAnsi" w:cstheme="majorHAnsi"/>
                 <w:noProof/>
                 <w:webHidden/>
                 <w:sz w:val="22"/>
@@ -6365,7 +6445,7 @@
             </w:r>
             <w:r>
               <w:rPr>
-                <w:rFonts w:asciiTheme="minorHAnsi" w:hAnsiTheme="minorHAnsi" w:cstheme="minorHAnsi"/>
+                <w:rFonts w:asciiTheme="majorHAnsi" w:hAnsiTheme="majorHAnsi" w:cstheme="majorHAnsi"/>
                 <w:noProof/>
                 <w:webHidden/>
                 <w:sz w:val="22"/>
@@ -6375,16 +6455,16 @@
             </w:r>
             <w:r>
               <w:rPr>
-                <w:rFonts w:asciiTheme="minorHAnsi" w:hAnsiTheme="minorHAnsi" w:cstheme="minorHAnsi"/>
-                <w:noProof/>
-                <w:webHidden/>
-                <w:sz w:val="22"/>
-                <w:szCs w:val="22"/>
-              </w:rPr>
-            </w:r>
-            <w:r>
-              <w:rPr>
-                <w:rFonts w:asciiTheme="minorHAnsi" w:hAnsiTheme="minorHAnsi" w:cstheme="minorHAnsi"/>
+                <w:rFonts w:asciiTheme="majorHAnsi" w:hAnsiTheme="majorHAnsi" w:cstheme="majorHAnsi"/>
+                <w:noProof/>
+                <w:webHidden/>
+                <w:sz w:val="22"/>
+                <w:szCs w:val="22"/>
+              </w:rPr>
+            </w:r>
+            <w:r>
+              <w:rPr>
+                <w:rFonts w:asciiTheme="majorHAnsi" w:hAnsiTheme="majorHAnsi" w:cstheme="majorHAnsi"/>
                 <w:noProof/>
                 <w:webHidden/>
                 <w:sz w:val="22"/>
@@ -6394,7 +6474,7 @@
             </w:r>
             <w:r>
               <w:rPr>
-                <w:rFonts w:asciiTheme="minorHAnsi" w:hAnsiTheme="minorHAnsi" w:cstheme="minorHAnsi"/>
+                <w:rFonts w:asciiTheme="majorHAnsi" w:hAnsiTheme="majorHAnsi" w:cstheme="majorHAnsi"/>
                 <w:noProof/>
                 <w:webHidden/>
                 <w:sz w:val="22"/>
@@ -6405,7 +6485,7 @@
             </w:r>
             <w:r>
               <w:rPr>
-                <w:rFonts w:asciiTheme="minorHAnsi" w:hAnsiTheme="minorHAnsi" w:cstheme="minorHAnsi"/>
+                <w:rFonts w:asciiTheme="majorHAnsi" w:hAnsiTheme="majorHAnsi" w:cstheme="majorHAnsi"/>
                 <w:noProof/>
                 <w:webHidden/>
                 <w:sz w:val="22"/>
@@ -6423,7 +6503,7 @@
             </w:tabs>
             <w:spacing w:after="0" w:line="240" w:lineRule="auto"/>
             <w:rPr>
-              <w:rFonts w:asciiTheme="minorHAnsi" w:eastAsiaTheme="minorEastAsia" w:hAnsiTheme="minorHAnsi" w:cstheme="minorHAnsi"/>
+              <w:rFonts w:asciiTheme="majorHAnsi" w:eastAsiaTheme="minorEastAsia" w:hAnsiTheme="majorHAnsi" w:cstheme="majorHAnsi"/>
               <w:noProof/>
               <w:kern w:val="2"/>
               <w:sz w:val="22"/>
@@ -6436,7 +6516,7 @@
             <w:r>
               <w:rPr>
                 <w:rStyle w:val="Hyperlink"/>
-                <w:rFonts w:asciiTheme="minorHAnsi" w:hAnsiTheme="minorHAnsi" w:cstheme="minorHAnsi"/>
+                <w:rFonts w:asciiTheme="majorHAnsi" w:hAnsiTheme="majorHAnsi" w:cstheme="majorHAnsi"/>
                 <w:noProof/>
                 <w:sz w:val="22"/>
                 <w:szCs w:val="22"/>
@@ -6446,7 +6526,7 @@
             </w:r>
             <w:r>
               <w:rPr>
-                <w:rFonts w:asciiTheme="minorHAnsi" w:eastAsiaTheme="minorEastAsia" w:hAnsiTheme="minorHAnsi" w:cstheme="minorHAnsi"/>
+                <w:rFonts w:asciiTheme="majorHAnsi" w:eastAsiaTheme="minorEastAsia" w:hAnsiTheme="majorHAnsi" w:cstheme="majorHAnsi"/>
                 <w:noProof/>
                 <w:kern w:val="2"/>
                 <w:sz w:val="22"/>
@@ -6459,7 +6539,7 @@
             <w:r>
               <w:rPr>
                 <w:rStyle w:val="Hyperlink"/>
-                <w:rFonts w:asciiTheme="minorHAnsi" w:hAnsiTheme="minorHAnsi" w:cstheme="minorHAnsi"/>
+                <w:rFonts w:asciiTheme="majorHAnsi" w:hAnsiTheme="majorHAnsi" w:cstheme="majorHAnsi"/>
                 <w:noProof/>
                 <w:sz w:val="22"/>
                 <w:szCs w:val="22"/>
@@ -6469,7 +6549,7 @@
             </w:r>
             <w:r>
               <w:rPr>
-                <w:rFonts w:asciiTheme="minorHAnsi" w:hAnsiTheme="minorHAnsi" w:cstheme="minorHAnsi"/>
+                <w:rFonts w:asciiTheme="majorHAnsi" w:hAnsiTheme="majorHAnsi" w:cstheme="majorHAnsi"/>
                 <w:noProof/>
                 <w:webHidden/>
                 <w:sz w:val="22"/>
@@ -6479,7 +6559,7 @@
             </w:r>
             <w:r>
               <w:rPr>
-                <w:rFonts w:asciiTheme="minorHAnsi" w:hAnsiTheme="minorHAnsi" w:cstheme="minorHAnsi"/>
+                <w:rFonts w:asciiTheme="majorHAnsi" w:hAnsiTheme="majorHAnsi" w:cstheme="majorHAnsi"/>
                 <w:noProof/>
                 <w:webHidden/>
                 <w:sz w:val="22"/>
@@ -6489,7 +6569,7 @@
             </w:r>
             <w:r>
               <w:rPr>
-                <w:rFonts w:asciiTheme="minorHAnsi" w:hAnsiTheme="minorHAnsi" w:cstheme="minorHAnsi"/>
+                <w:rFonts w:asciiTheme="majorHAnsi" w:hAnsiTheme="majorHAnsi" w:cstheme="majorHAnsi"/>
                 <w:noProof/>
                 <w:webHidden/>
                 <w:sz w:val="22"/>
@@ -6499,16 +6579,16 @@
             </w:r>
             <w:r>
               <w:rPr>
-                <w:rFonts w:asciiTheme="minorHAnsi" w:hAnsiTheme="minorHAnsi" w:cstheme="minorHAnsi"/>
-                <w:noProof/>
-                <w:webHidden/>
-                <w:sz w:val="22"/>
-                <w:szCs w:val="22"/>
-              </w:rPr>
-            </w:r>
-            <w:r>
-              <w:rPr>
-                <w:rFonts w:asciiTheme="minorHAnsi" w:hAnsiTheme="minorHAnsi" w:cstheme="minorHAnsi"/>
+                <w:rFonts w:asciiTheme="majorHAnsi" w:hAnsiTheme="majorHAnsi" w:cstheme="majorHAnsi"/>
+                <w:noProof/>
+                <w:webHidden/>
+                <w:sz w:val="22"/>
+                <w:szCs w:val="22"/>
+              </w:rPr>
+            </w:r>
+            <w:r>
+              <w:rPr>
+                <w:rFonts w:asciiTheme="majorHAnsi" w:hAnsiTheme="majorHAnsi" w:cstheme="majorHAnsi"/>
                 <w:noProof/>
                 <w:webHidden/>
                 <w:sz w:val="22"/>
@@ -6518,7 +6598,7 @@
             </w:r>
             <w:r>
               <w:rPr>
-                <w:rFonts w:asciiTheme="minorHAnsi" w:hAnsiTheme="minorHAnsi" w:cstheme="minorHAnsi"/>
+                <w:rFonts w:asciiTheme="majorHAnsi" w:hAnsiTheme="majorHAnsi" w:cstheme="majorHAnsi"/>
                 <w:noProof/>
                 <w:webHidden/>
                 <w:sz w:val="22"/>
@@ -6529,7 +6609,7 @@
             </w:r>
             <w:r>
               <w:rPr>
-                <w:rFonts w:asciiTheme="minorHAnsi" w:hAnsiTheme="minorHAnsi" w:cstheme="minorHAnsi"/>
+                <w:rFonts w:asciiTheme="majorHAnsi" w:hAnsiTheme="majorHAnsi" w:cstheme="majorHAnsi"/>
                 <w:noProof/>
                 <w:webHidden/>
                 <w:sz w:val="22"/>
@@ -6547,7 +6627,7 @@
             </w:tabs>
             <w:spacing w:after="0" w:line="240" w:lineRule="auto"/>
             <w:rPr>
-              <w:rFonts w:asciiTheme="minorHAnsi" w:eastAsiaTheme="minorEastAsia" w:hAnsiTheme="minorHAnsi" w:cstheme="minorHAnsi"/>
+              <w:rFonts w:asciiTheme="majorHAnsi" w:eastAsiaTheme="minorEastAsia" w:hAnsiTheme="majorHAnsi" w:cstheme="majorHAnsi"/>
               <w:noProof/>
               <w:kern w:val="2"/>
               <w:sz w:val="22"/>
@@ -6560,7 +6640,7 @@
             <w:r>
               <w:rPr>
                 <w:rStyle w:val="Hyperlink"/>
-                <w:rFonts w:asciiTheme="minorHAnsi" w:hAnsiTheme="minorHAnsi" w:cstheme="minorHAnsi"/>
+                <w:rFonts w:asciiTheme="majorHAnsi" w:hAnsiTheme="majorHAnsi" w:cstheme="majorHAnsi"/>
                 <w:noProof/>
                 <w:sz w:val="22"/>
                 <w:szCs w:val="22"/>
@@ -6569,7 +6649,7 @@
             </w:r>
             <w:r>
               <w:rPr>
-                <w:rFonts w:asciiTheme="minorHAnsi" w:eastAsiaTheme="minorEastAsia" w:hAnsiTheme="minorHAnsi" w:cstheme="minorHAnsi"/>
+                <w:rFonts w:asciiTheme="majorHAnsi" w:eastAsiaTheme="minorEastAsia" w:hAnsiTheme="majorHAnsi" w:cstheme="majorHAnsi"/>
                 <w:noProof/>
                 <w:kern w:val="2"/>
                 <w:sz w:val="22"/>
@@ -6582,7 +6662,7 @@
             <w:r>
               <w:rPr>
                 <w:rStyle w:val="Hyperlink"/>
-                <w:rFonts w:asciiTheme="minorHAnsi" w:hAnsiTheme="minorHAnsi" w:cstheme="minorHAnsi"/>
+                <w:rFonts w:asciiTheme="majorHAnsi" w:hAnsiTheme="majorHAnsi" w:cstheme="majorHAnsi"/>
                 <w:noProof/>
                 <w:sz w:val="22"/>
                 <w:szCs w:val="22"/>
@@ -6592,17 +6672,29 @@
             </w:r>
             <w:r>
               <w:rPr>
-                <w:rFonts w:asciiTheme="minorHAnsi" w:hAnsiTheme="minorHAnsi" w:cstheme="minorHAnsi"/>
-                <w:noProof/>
-                <w:webHidden/>
-                <w:sz w:val="22"/>
-                <w:szCs w:val="22"/>
+                <w:rStyle w:val="Hyperlink"/>
+                <w:rFonts w:asciiTheme="majorHAnsi" w:hAnsiTheme="majorHAnsi" w:cs="Calibri Light"/>
+                <w:noProof/>
+                <w:webHidden/>
+                <w:sz w:val="22"/>
+                <w:szCs w:val="22"/>
+                <w:rtl/>
               </w:rPr>
               <w:tab/>
             </w:r>
             <w:r>
               <w:rPr>
-                <w:rFonts w:asciiTheme="minorHAnsi" w:hAnsiTheme="minorHAnsi" w:cstheme="minorHAnsi"/>
+                <w:rFonts w:asciiTheme="majorHAnsi" w:hAnsiTheme="majorHAnsi" w:cstheme="majorHAnsi"/>
+                <w:noProof/>
+                <w:webHidden/>
+                <w:sz w:val="22"/>
+                <w:szCs w:val="22"/>
+              </w:rPr>
+              <w:tab/>
+            </w:r>
+            <w:r>
+              <w:rPr>
+                <w:rFonts w:asciiTheme="majorHAnsi" w:hAnsiTheme="majorHAnsi" w:cstheme="majorHAnsi"/>
                 <w:noProof/>
                 <w:webHidden/>
                 <w:sz w:val="22"/>
@@ -6612,7 +6704,7 @@
             </w:r>
             <w:r>
               <w:rPr>
-                <w:rFonts w:asciiTheme="minorHAnsi" w:hAnsiTheme="minorHAnsi" w:cstheme="minorHAnsi"/>
+                <w:rFonts w:asciiTheme="majorHAnsi" w:hAnsiTheme="majorHAnsi" w:cstheme="majorHAnsi"/>
                 <w:noProof/>
                 <w:webHidden/>
                 <w:sz w:val="22"/>
@@ -6622,16 +6714,16 @@
             </w:r>
             <w:r>
               <w:rPr>
-                <w:rFonts w:asciiTheme="minorHAnsi" w:hAnsiTheme="minorHAnsi" w:cstheme="minorHAnsi"/>
-                <w:noProof/>
-                <w:webHidden/>
-                <w:sz w:val="22"/>
-                <w:szCs w:val="22"/>
-              </w:rPr>
-            </w:r>
-            <w:r>
-              <w:rPr>
-                <w:rFonts w:asciiTheme="minorHAnsi" w:hAnsiTheme="minorHAnsi" w:cstheme="minorHAnsi"/>
+                <w:rFonts w:asciiTheme="majorHAnsi" w:hAnsiTheme="majorHAnsi" w:cstheme="majorHAnsi"/>
+                <w:noProof/>
+                <w:webHidden/>
+                <w:sz w:val="22"/>
+                <w:szCs w:val="22"/>
+              </w:rPr>
+            </w:r>
+            <w:r>
+              <w:rPr>
+                <w:rFonts w:asciiTheme="majorHAnsi" w:hAnsiTheme="majorHAnsi" w:cstheme="majorHAnsi"/>
                 <w:noProof/>
                 <w:webHidden/>
                 <w:sz w:val="22"/>
@@ -6641,7 +6733,7 @@
             </w:r>
             <w:r>
               <w:rPr>
-                <w:rFonts w:asciiTheme="minorHAnsi" w:hAnsiTheme="minorHAnsi" w:cstheme="minorHAnsi"/>
+                <w:rFonts w:asciiTheme="majorHAnsi" w:hAnsiTheme="majorHAnsi" w:cstheme="majorHAnsi"/>
                 <w:noProof/>
                 <w:webHidden/>
                 <w:sz w:val="22"/>
@@ -6652,7 +6744,7 @@
             </w:r>
             <w:r>
               <w:rPr>
-                <w:rFonts w:asciiTheme="minorHAnsi" w:hAnsiTheme="minorHAnsi" w:cstheme="minorHAnsi"/>
+                <w:rFonts w:asciiTheme="majorHAnsi" w:hAnsiTheme="majorHAnsi" w:cstheme="majorHAnsi"/>
                 <w:noProof/>
                 <w:webHidden/>
                 <w:sz w:val="22"/>
@@ -6670,7 +6762,7 @@
             </w:tabs>
             <w:spacing w:after="0" w:line="240" w:lineRule="auto"/>
             <w:rPr>
-              <w:rFonts w:asciiTheme="minorHAnsi" w:eastAsiaTheme="minorEastAsia" w:hAnsiTheme="minorHAnsi" w:cstheme="minorHAnsi"/>
+              <w:rFonts w:asciiTheme="majorHAnsi" w:eastAsiaTheme="minorEastAsia" w:hAnsiTheme="majorHAnsi" w:cstheme="majorHAnsi"/>
               <w:noProof/>
               <w:kern w:val="2"/>
               <w:sz w:val="22"/>
@@ -6683,7 +6775,7 @@
             <w:r>
               <w:rPr>
                 <w:rStyle w:val="Hyperlink"/>
-                <w:rFonts w:asciiTheme="minorHAnsi" w:hAnsiTheme="minorHAnsi" w:cstheme="minorHAnsi"/>
+                <w:rFonts w:asciiTheme="majorHAnsi" w:hAnsiTheme="majorHAnsi" w:cstheme="majorHAnsi"/>
                 <w:noProof/>
                 <w:sz w:val="22"/>
                 <w:szCs w:val="22"/>
@@ -6693,7 +6785,7 @@
             </w:r>
             <w:r>
               <w:rPr>
-                <w:rFonts w:asciiTheme="minorHAnsi" w:eastAsiaTheme="minorEastAsia" w:hAnsiTheme="minorHAnsi" w:cstheme="minorHAnsi"/>
+                <w:rFonts w:asciiTheme="majorHAnsi" w:eastAsiaTheme="minorEastAsia" w:hAnsiTheme="majorHAnsi" w:cstheme="majorHAnsi"/>
                 <w:noProof/>
                 <w:kern w:val="2"/>
                 <w:sz w:val="22"/>
@@ -6706,7 +6798,7 @@
             <w:r>
               <w:rPr>
                 <w:rStyle w:val="Hyperlink"/>
-                <w:rFonts w:asciiTheme="minorHAnsi" w:hAnsiTheme="minorHAnsi" w:cstheme="minorHAnsi"/>
+                <w:rFonts w:asciiTheme="majorHAnsi" w:hAnsiTheme="majorHAnsi" w:cstheme="majorHAnsi"/>
                 <w:noProof/>
                 <w:sz w:val="22"/>
                 <w:szCs w:val="22"/>
@@ -6716,7 +6808,7 @@
             </w:r>
             <w:r>
               <w:rPr>
-                <w:rFonts w:asciiTheme="minorHAnsi" w:hAnsiTheme="minorHAnsi" w:cstheme="minorHAnsi"/>
+                <w:rFonts w:asciiTheme="majorHAnsi" w:hAnsiTheme="majorHAnsi" w:cstheme="majorHAnsi"/>
                 <w:noProof/>
                 <w:webHidden/>
                 <w:sz w:val="22"/>
@@ -6726,7 +6818,7 @@
             </w:r>
             <w:r>
               <w:rPr>
-                <w:rFonts w:asciiTheme="minorHAnsi" w:hAnsiTheme="minorHAnsi" w:cstheme="minorHAnsi"/>
+                <w:rFonts w:asciiTheme="majorHAnsi" w:hAnsiTheme="majorHAnsi" w:cstheme="majorHAnsi"/>
                 <w:noProof/>
                 <w:webHidden/>
                 <w:sz w:val="22"/>
@@ -6736,7 +6828,7 @@
             </w:r>
             <w:r>
               <w:rPr>
-                <w:rFonts w:asciiTheme="minorHAnsi" w:hAnsiTheme="minorHAnsi" w:cstheme="minorHAnsi"/>
+                <w:rFonts w:asciiTheme="majorHAnsi" w:hAnsiTheme="majorHAnsi" w:cstheme="majorHAnsi"/>
                 <w:noProof/>
                 <w:webHidden/>
                 <w:sz w:val="22"/>
@@ -6746,16 +6838,16 @@
             </w:r>
             <w:r>
               <w:rPr>
-                <w:rFonts w:asciiTheme="minorHAnsi" w:hAnsiTheme="minorHAnsi" w:cstheme="minorHAnsi"/>
-                <w:noProof/>
-                <w:webHidden/>
-                <w:sz w:val="22"/>
-                <w:szCs w:val="22"/>
-              </w:rPr>
-            </w:r>
-            <w:r>
-              <w:rPr>
-                <w:rFonts w:asciiTheme="minorHAnsi" w:hAnsiTheme="minorHAnsi" w:cstheme="minorHAnsi"/>
+                <w:rFonts w:asciiTheme="majorHAnsi" w:hAnsiTheme="majorHAnsi" w:cstheme="majorHAnsi"/>
+                <w:noProof/>
+                <w:webHidden/>
+                <w:sz w:val="22"/>
+                <w:szCs w:val="22"/>
+              </w:rPr>
+            </w:r>
+            <w:r>
+              <w:rPr>
+                <w:rFonts w:asciiTheme="majorHAnsi" w:hAnsiTheme="majorHAnsi" w:cstheme="majorHAnsi"/>
                 <w:noProof/>
                 <w:webHidden/>
                 <w:sz w:val="22"/>
@@ -6765,7 +6857,7 @@
             </w:r>
             <w:r>
               <w:rPr>
-                <w:rFonts w:asciiTheme="minorHAnsi" w:hAnsiTheme="minorHAnsi" w:cstheme="minorHAnsi"/>
+                <w:rFonts w:asciiTheme="majorHAnsi" w:hAnsiTheme="majorHAnsi" w:cstheme="majorHAnsi"/>
                 <w:noProof/>
                 <w:webHidden/>
                 <w:sz w:val="22"/>
@@ -6776,7 +6868,7 @@
             </w:r>
             <w:r>
               <w:rPr>
-                <w:rFonts w:asciiTheme="minorHAnsi" w:hAnsiTheme="minorHAnsi" w:cstheme="minorHAnsi"/>
+                <w:rFonts w:asciiTheme="majorHAnsi" w:hAnsiTheme="majorHAnsi" w:cstheme="majorHAnsi"/>
                 <w:noProof/>
                 <w:webHidden/>
                 <w:sz w:val="22"/>
@@ -6794,7 +6886,7 @@
             </w:tabs>
             <w:spacing w:after="0" w:line="240" w:lineRule="auto"/>
             <w:rPr>
-              <w:rFonts w:asciiTheme="minorHAnsi" w:eastAsiaTheme="minorEastAsia" w:hAnsiTheme="minorHAnsi" w:cstheme="minorHAnsi"/>
+              <w:rFonts w:asciiTheme="majorHAnsi" w:eastAsiaTheme="minorEastAsia" w:hAnsiTheme="majorHAnsi" w:cstheme="majorHAnsi"/>
               <w:noProof/>
               <w:kern w:val="2"/>
               <w:sz w:val="22"/>
@@ -6807,7 +6899,7 @@
             <w:r>
               <w:rPr>
                 <w:rStyle w:val="Hyperlink"/>
-                <w:rFonts w:asciiTheme="minorHAnsi" w:hAnsiTheme="minorHAnsi" w:cstheme="minorHAnsi"/>
+                <w:rFonts w:asciiTheme="majorHAnsi" w:hAnsiTheme="majorHAnsi" w:cstheme="majorHAnsi"/>
                 <w:noProof/>
                 <w:sz w:val="22"/>
                 <w:szCs w:val="22"/>
@@ -6817,7 +6909,7 @@
             </w:r>
             <w:r>
               <w:rPr>
-                <w:rFonts w:asciiTheme="minorHAnsi" w:eastAsiaTheme="minorEastAsia" w:hAnsiTheme="minorHAnsi" w:cstheme="minorHAnsi"/>
+                <w:rFonts w:asciiTheme="majorHAnsi" w:eastAsiaTheme="minorEastAsia" w:hAnsiTheme="majorHAnsi" w:cstheme="majorHAnsi"/>
                 <w:noProof/>
                 <w:kern w:val="2"/>
                 <w:sz w:val="22"/>
@@ -6830,7 +6922,7 @@
             <w:r>
               <w:rPr>
                 <w:rStyle w:val="Hyperlink"/>
-                <w:rFonts w:asciiTheme="minorHAnsi" w:hAnsiTheme="minorHAnsi" w:cstheme="minorHAnsi"/>
+                <w:rFonts w:asciiTheme="majorHAnsi" w:hAnsiTheme="majorHAnsi" w:cstheme="majorHAnsi"/>
                 <w:noProof/>
                 <w:sz w:val="22"/>
                 <w:szCs w:val="22"/>
@@ -6840,7 +6932,7 @@
             </w:r>
             <w:r>
               <w:rPr>
-                <w:rFonts w:asciiTheme="minorHAnsi" w:hAnsiTheme="minorHAnsi" w:cstheme="minorHAnsi"/>
+                <w:rFonts w:asciiTheme="majorHAnsi" w:hAnsiTheme="majorHAnsi" w:cstheme="majorHAnsi"/>
                 <w:noProof/>
                 <w:webHidden/>
                 <w:sz w:val="22"/>
@@ -6850,7 +6942,7 @@
             </w:r>
             <w:r>
               <w:rPr>
-                <w:rFonts w:asciiTheme="minorHAnsi" w:hAnsiTheme="minorHAnsi" w:cstheme="minorHAnsi"/>
+                <w:rFonts w:asciiTheme="majorHAnsi" w:hAnsiTheme="majorHAnsi" w:cstheme="majorHAnsi"/>
                 <w:noProof/>
                 <w:webHidden/>
                 <w:sz w:val="22"/>
@@ -6860,7 +6952,7 @@
             </w:r>
             <w:r>
               <w:rPr>
-                <w:rFonts w:asciiTheme="minorHAnsi" w:hAnsiTheme="minorHAnsi" w:cstheme="minorHAnsi"/>
+                <w:rFonts w:asciiTheme="majorHAnsi" w:hAnsiTheme="majorHAnsi" w:cstheme="majorHAnsi"/>
                 <w:noProof/>
                 <w:webHidden/>
                 <w:sz w:val="22"/>
@@ -6870,16 +6962,16 @@
             </w:r>
             <w:r>
               <w:rPr>
-                <w:rFonts w:asciiTheme="minorHAnsi" w:hAnsiTheme="minorHAnsi" w:cstheme="minorHAnsi"/>
-                <w:noProof/>
-                <w:webHidden/>
-                <w:sz w:val="22"/>
-                <w:szCs w:val="22"/>
-              </w:rPr>
-            </w:r>
-            <w:r>
-              <w:rPr>
-                <w:rFonts w:asciiTheme="minorHAnsi" w:hAnsiTheme="minorHAnsi" w:cstheme="minorHAnsi"/>
+                <w:rFonts w:asciiTheme="majorHAnsi" w:hAnsiTheme="majorHAnsi" w:cstheme="majorHAnsi"/>
+                <w:noProof/>
+                <w:webHidden/>
+                <w:sz w:val="22"/>
+                <w:szCs w:val="22"/>
+              </w:rPr>
+            </w:r>
+            <w:r>
+              <w:rPr>
+                <w:rFonts w:asciiTheme="majorHAnsi" w:hAnsiTheme="majorHAnsi" w:cstheme="majorHAnsi"/>
                 <w:noProof/>
                 <w:webHidden/>
                 <w:sz w:val="22"/>
@@ -6889,7 +6981,7 @@
             </w:r>
             <w:r>
               <w:rPr>
-                <w:rFonts w:asciiTheme="minorHAnsi" w:hAnsiTheme="minorHAnsi" w:cstheme="minorHAnsi"/>
+                <w:rFonts w:asciiTheme="majorHAnsi" w:hAnsiTheme="majorHAnsi" w:cstheme="majorHAnsi"/>
                 <w:noProof/>
                 <w:webHidden/>
                 <w:sz w:val="22"/>
@@ -6900,7 +6992,7 @@
             </w:r>
             <w:r>
               <w:rPr>
-                <w:rFonts w:asciiTheme="minorHAnsi" w:hAnsiTheme="minorHAnsi" w:cstheme="minorHAnsi"/>
+                <w:rFonts w:asciiTheme="majorHAnsi" w:hAnsiTheme="majorHAnsi" w:cstheme="majorHAnsi"/>
                 <w:noProof/>
                 <w:webHidden/>
                 <w:sz w:val="22"/>
@@ -6918,7 +7010,7 @@
             </w:tabs>
             <w:spacing w:after="0" w:line="240" w:lineRule="auto"/>
             <w:rPr>
-              <w:rFonts w:asciiTheme="minorHAnsi" w:eastAsiaTheme="minorEastAsia" w:hAnsiTheme="minorHAnsi" w:cstheme="minorHAnsi"/>
+              <w:rFonts w:asciiTheme="majorHAnsi" w:eastAsiaTheme="minorEastAsia" w:hAnsiTheme="majorHAnsi" w:cstheme="majorHAnsi"/>
               <w:noProof/>
               <w:kern w:val="2"/>
               <w:sz w:val="22"/>
@@ -6931,7 +7023,7 @@
             <w:r>
               <w:rPr>
                 <w:rStyle w:val="Hyperlink"/>
-                <w:rFonts w:asciiTheme="minorHAnsi" w:hAnsiTheme="minorHAnsi" w:cstheme="minorHAnsi"/>
+                <w:rFonts w:asciiTheme="majorHAnsi" w:hAnsiTheme="majorHAnsi" w:cstheme="majorHAnsi"/>
                 <w:noProof/>
                 <w:sz w:val="22"/>
                 <w:szCs w:val="22"/>
@@ -6941,7 +7033,7 @@
             </w:r>
             <w:r>
               <w:rPr>
-                <w:rFonts w:asciiTheme="minorHAnsi" w:eastAsiaTheme="minorEastAsia" w:hAnsiTheme="minorHAnsi" w:cstheme="minorHAnsi"/>
+                <w:rFonts w:asciiTheme="majorHAnsi" w:eastAsiaTheme="minorEastAsia" w:hAnsiTheme="majorHAnsi" w:cstheme="majorHAnsi"/>
                 <w:noProof/>
                 <w:kern w:val="2"/>
                 <w:sz w:val="22"/>
@@ -6954,7 +7046,7 @@
             <w:r>
               <w:rPr>
                 <w:rStyle w:val="Hyperlink"/>
-                <w:rFonts w:asciiTheme="minorHAnsi" w:hAnsiTheme="minorHAnsi" w:cstheme="minorHAnsi"/>
+                <w:rFonts w:asciiTheme="majorHAnsi" w:hAnsiTheme="majorHAnsi" w:cstheme="majorHAnsi"/>
                 <w:noProof/>
                 <w:sz w:val="22"/>
                 <w:szCs w:val="22"/>
@@ -6964,7 +7056,7 @@
             </w:r>
             <w:r>
               <w:rPr>
-                <w:rFonts w:asciiTheme="minorHAnsi" w:hAnsiTheme="minorHAnsi" w:cstheme="minorHAnsi"/>
+                <w:rFonts w:asciiTheme="majorHAnsi" w:hAnsiTheme="majorHAnsi" w:cstheme="majorHAnsi"/>
                 <w:noProof/>
                 <w:webHidden/>
                 <w:sz w:val="22"/>
@@ -6974,7 +7066,7 @@
             </w:r>
             <w:r>
               <w:rPr>
-                <w:rFonts w:asciiTheme="minorHAnsi" w:hAnsiTheme="minorHAnsi" w:cstheme="minorHAnsi"/>
+                <w:rFonts w:asciiTheme="majorHAnsi" w:hAnsiTheme="majorHAnsi" w:cstheme="majorHAnsi"/>
                 <w:noProof/>
                 <w:webHidden/>
                 <w:sz w:val="22"/>
@@ -6984,7 +7076,7 @@
             </w:r>
             <w:r>
               <w:rPr>
-                <w:rFonts w:asciiTheme="minorHAnsi" w:hAnsiTheme="minorHAnsi" w:cstheme="minorHAnsi"/>
+                <w:rFonts w:asciiTheme="majorHAnsi" w:hAnsiTheme="majorHAnsi" w:cstheme="majorHAnsi"/>
                 <w:noProof/>
                 <w:webHidden/>
                 <w:sz w:val="22"/>
@@ -6994,16 +7086,16 @@
             </w:r>
             <w:r>
               <w:rPr>
-                <w:rFonts w:asciiTheme="minorHAnsi" w:hAnsiTheme="minorHAnsi" w:cstheme="minorHAnsi"/>
-                <w:noProof/>
-                <w:webHidden/>
-                <w:sz w:val="22"/>
-                <w:szCs w:val="22"/>
-              </w:rPr>
-            </w:r>
-            <w:r>
-              <w:rPr>
-                <w:rFonts w:asciiTheme="minorHAnsi" w:hAnsiTheme="minorHAnsi" w:cstheme="minorHAnsi"/>
+                <w:rFonts w:asciiTheme="majorHAnsi" w:hAnsiTheme="majorHAnsi" w:cstheme="majorHAnsi"/>
+                <w:noProof/>
+                <w:webHidden/>
+                <w:sz w:val="22"/>
+                <w:szCs w:val="22"/>
+              </w:rPr>
+            </w:r>
+            <w:r>
+              <w:rPr>
+                <w:rFonts w:asciiTheme="majorHAnsi" w:hAnsiTheme="majorHAnsi" w:cstheme="majorHAnsi"/>
                 <w:noProof/>
                 <w:webHidden/>
                 <w:sz w:val="22"/>
@@ -7013,7 +7105,7 @@
             </w:r>
             <w:r>
               <w:rPr>
-                <w:rFonts w:asciiTheme="minorHAnsi" w:hAnsiTheme="minorHAnsi" w:cstheme="minorHAnsi"/>
+                <w:rFonts w:asciiTheme="majorHAnsi" w:hAnsiTheme="majorHAnsi" w:cstheme="majorHAnsi"/>
                 <w:noProof/>
                 <w:webHidden/>
                 <w:sz w:val="22"/>
@@ -7024,7 +7116,7 @@
             </w:r>
             <w:r>
               <w:rPr>
-                <w:rFonts w:asciiTheme="minorHAnsi" w:hAnsiTheme="minorHAnsi" w:cstheme="minorHAnsi"/>
+                <w:rFonts w:asciiTheme="majorHAnsi" w:hAnsiTheme="majorHAnsi" w:cstheme="majorHAnsi"/>
                 <w:noProof/>
                 <w:webHidden/>
                 <w:sz w:val="22"/>
@@ -7042,7 +7134,7 @@
             </w:tabs>
             <w:spacing w:after="0" w:line="240" w:lineRule="auto"/>
             <w:rPr>
-              <w:rFonts w:asciiTheme="minorHAnsi" w:eastAsiaTheme="minorEastAsia" w:hAnsiTheme="minorHAnsi" w:cstheme="minorHAnsi"/>
+              <w:rFonts w:asciiTheme="majorHAnsi" w:eastAsiaTheme="minorEastAsia" w:hAnsiTheme="majorHAnsi" w:cstheme="majorHAnsi"/>
               <w:noProof/>
               <w:kern w:val="2"/>
               <w:sz w:val="22"/>
@@ -7055,7 +7147,7 @@
             <w:r>
               <w:rPr>
                 <w:rStyle w:val="Hyperlink"/>
-                <w:rFonts w:asciiTheme="minorHAnsi" w:hAnsiTheme="minorHAnsi" w:cstheme="minorHAnsi"/>
+                <w:rFonts w:asciiTheme="majorHAnsi" w:hAnsiTheme="majorHAnsi" w:cstheme="majorHAnsi"/>
                 <w:noProof/>
                 <w:sz w:val="22"/>
                 <w:szCs w:val="22"/>
@@ -7065,7 +7157,7 @@
             </w:r>
             <w:r>
               <w:rPr>
-                <w:rFonts w:asciiTheme="minorHAnsi" w:eastAsiaTheme="minorEastAsia" w:hAnsiTheme="minorHAnsi" w:cstheme="minorHAnsi"/>
+                <w:rFonts w:asciiTheme="majorHAnsi" w:eastAsiaTheme="minorEastAsia" w:hAnsiTheme="majorHAnsi" w:cstheme="majorHAnsi"/>
                 <w:noProof/>
                 <w:kern w:val="2"/>
                 <w:sz w:val="22"/>
@@ -7078,7 +7170,7 @@
             <w:r>
               <w:rPr>
                 <w:rStyle w:val="Hyperlink"/>
-                <w:rFonts w:asciiTheme="minorHAnsi" w:hAnsiTheme="minorHAnsi" w:cstheme="minorHAnsi"/>
+                <w:rFonts w:asciiTheme="majorHAnsi" w:hAnsiTheme="majorHAnsi" w:cstheme="majorHAnsi"/>
                 <w:noProof/>
                 <w:sz w:val="22"/>
                 <w:szCs w:val="22"/>
@@ -7088,7 +7180,7 @@
             </w:r>
             <w:r>
               <w:rPr>
-                <w:rFonts w:asciiTheme="minorHAnsi" w:hAnsiTheme="minorHAnsi" w:cstheme="minorHAnsi"/>
+                <w:rFonts w:asciiTheme="majorHAnsi" w:hAnsiTheme="majorHAnsi" w:cstheme="majorHAnsi"/>
                 <w:noProof/>
                 <w:webHidden/>
                 <w:sz w:val="22"/>
@@ -7098,7 +7190,7 @@
             </w:r>
             <w:r>
               <w:rPr>
-                <w:rFonts w:asciiTheme="minorHAnsi" w:hAnsiTheme="minorHAnsi" w:cstheme="minorHAnsi"/>
+                <w:rFonts w:asciiTheme="majorHAnsi" w:hAnsiTheme="majorHAnsi" w:cstheme="majorHAnsi"/>
                 <w:noProof/>
                 <w:webHidden/>
                 <w:sz w:val="22"/>
@@ -7108,7 +7200,7 @@
             </w:r>
             <w:r>
               <w:rPr>
-                <w:rFonts w:asciiTheme="minorHAnsi" w:hAnsiTheme="minorHAnsi" w:cstheme="minorHAnsi"/>
+                <w:rFonts w:asciiTheme="majorHAnsi" w:hAnsiTheme="majorHAnsi" w:cstheme="majorHAnsi"/>
                 <w:noProof/>
                 <w:webHidden/>
                 <w:sz w:val="22"/>
@@ -7118,16 +7210,16 @@
             </w:r>
             <w:r>
               <w:rPr>
-                <w:rFonts w:asciiTheme="minorHAnsi" w:hAnsiTheme="minorHAnsi" w:cstheme="minorHAnsi"/>
-                <w:noProof/>
-                <w:webHidden/>
-                <w:sz w:val="22"/>
-                <w:szCs w:val="22"/>
-              </w:rPr>
-            </w:r>
-            <w:r>
-              <w:rPr>
-                <w:rFonts w:asciiTheme="minorHAnsi" w:hAnsiTheme="minorHAnsi" w:cstheme="minorHAnsi"/>
+                <w:rFonts w:asciiTheme="majorHAnsi" w:hAnsiTheme="majorHAnsi" w:cstheme="majorHAnsi"/>
+                <w:noProof/>
+                <w:webHidden/>
+                <w:sz w:val="22"/>
+                <w:szCs w:val="22"/>
+              </w:rPr>
+            </w:r>
+            <w:r>
+              <w:rPr>
+                <w:rFonts w:asciiTheme="majorHAnsi" w:hAnsiTheme="majorHAnsi" w:cstheme="majorHAnsi"/>
                 <w:noProof/>
                 <w:webHidden/>
                 <w:sz w:val="22"/>
@@ -7137,7 +7229,7 @@
             </w:r>
             <w:r>
               <w:rPr>
-                <w:rFonts w:asciiTheme="minorHAnsi" w:hAnsiTheme="minorHAnsi" w:cstheme="minorHAnsi"/>
+                <w:rFonts w:asciiTheme="majorHAnsi" w:hAnsiTheme="majorHAnsi" w:cstheme="majorHAnsi"/>
                 <w:noProof/>
                 <w:webHidden/>
                 <w:sz w:val="22"/>
@@ -7148,7 +7240,7 @@
             </w:r>
             <w:r>
               <w:rPr>
-                <w:rFonts w:asciiTheme="minorHAnsi" w:hAnsiTheme="minorHAnsi" w:cstheme="minorHAnsi"/>
+                <w:rFonts w:asciiTheme="majorHAnsi" w:hAnsiTheme="majorHAnsi" w:cstheme="majorHAnsi"/>
                 <w:noProof/>
                 <w:webHidden/>
                 <w:sz w:val="22"/>
@@ -7166,7 +7258,7 @@
             </w:tabs>
             <w:spacing w:after="0" w:line="240" w:lineRule="auto"/>
             <w:rPr>
-              <w:rFonts w:asciiTheme="minorHAnsi" w:eastAsiaTheme="minorEastAsia" w:hAnsiTheme="minorHAnsi" w:cstheme="minorHAnsi"/>
+              <w:rFonts w:asciiTheme="majorHAnsi" w:eastAsiaTheme="minorEastAsia" w:hAnsiTheme="majorHAnsi" w:cstheme="majorHAnsi"/>
               <w:noProof/>
               <w:kern w:val="2"/>
               <w:sz w:val="22"/>
@@ -7179,7 +7271,7 @@
             <w:r>
               <w:rPr>
                 <w:rStyle w:val="Hyperlink"/>
-                <w:rFonts w:asciiTheme="minorHAnsi" w:hAnsiTheme="minorHAnsi" w:cstheme="minorHAnsi"/>
+                <w:rFonts w:asciiTheme="majorHAnsi" w:hAnsiTheme="majorHAnsi" w:cstheme="majorHAnsi"/>
                 <w:noProof/>
                 <w:sz w:val="22"/>
                 <w:szCs w:val="22"/>
@@ -7188,7 +7280,7 @@
             </w:r>
             <w:r>
               <w:rPr>
-                <w:rFonts w:asciiTheme="minorHAnsi" w:eastAsiaTheme="minorEastAsia" w:hAnsiTheme="minorHAnsi" w:cstheme="minorHAnsi"/>
+                <w:rFonts w:asciiTheme="majorHAnsi" w:eastAsiaTheme="minorEastAsia" w:hAnsiTheme="majorHAnsi" w:cstheme="majorHAnsi"/>
                 <w:noProof/>
                 <w:kern w:val="2"/>
                 <w:sz w:val="22"/>
@@ -7201,7 +7293,7 @@
             <w:r>
               <w:rPr>
                 <w:rStyle w:val="Hyperlink"/>
-                <w:rFonts w:asciiTheme="minorHAnsi" w:hAnsiTheme="minorHAnsi" w:cstheme="minorHAnsi"/>
+                <w:rFonts w:asciiTheme="majorHAnsi" w:hAnsiTheme="majorHAnsi" w:cstheme="majorHAnsi"/>
                 <w:noProof/>
                 <w:sz w:val="22"/>
                 <w:szCs w:val="22"/>
@@ -7211,17 +7303,29 @@
             </w:r>
             <w:r>
               <w:rPr>
-                <w:rFonts w:asciiTheme="minorHAnsi" w:hAnsiTheme="minorHAnsi" w:cstheme="minorHAnsi"/>
-                <w:noProof/>
-                <w:webHidden/>
-                <w:sz w:val="22"/>
-                <w:szCs w:val="22"/>
+                <w:rStyle w:val="Hyperlink"/>
+                <w:rFonts w:asciiTheme="majorHAnsi" w:hAnsiTheme="majorHAnsi" w:cs="Calibri Light"/>
+                <w:noProof/>
+                <w:webHidden/>
+                <w:sz w:val="22"/>
+                <w:szCs w:val="22"/>
+                <w:rtl/>
               </w:rPr>
               <w:tab/>
             </w:r>
             <w:r>
               <w:rPr>
-                <w:rFonts w:asciiTheme="minorHAnsi" w:hAnsiTheme="minorHAnsi" w:cstheme="minorHAnsi"/>
+                <w:rFonts w:asciiTheme="majorHAnsi" w:hAnsiTheme="majorHAnsi" w:cstheme="majorHAnsi"/>
+                <w:noProof/>
+                <w:webHidden/>
+                <w:sz w:val="22"/>
+                <w:szCs w:val="22"/>
+              </w:rPr>
+              <w:tab/>
+            </w:r>
+            <w:r>
+              <w:rPr>
+                <w:rFonts w:asciiTheme="majorHAnsi" w:hAnsiTheme="majorHAnsi" w:cstheme="majorHAnsi"/>
                 <w:noProof/>
                 <w:webHidden/>
                 <w:sz w:val="22"/>
@@ -7231,7 +7335,7 @@
             </w:r>
             <w:r>
               <w:rPr>
-                <w:rFonts w:asciiTheme="minorHAnsi" w:hAnsiTheme="minorHAnsi" w:cstheme="minorHAnsi"/>
+                <w:rFonts w:asciiTheme="majorHAnsi" w:hAnsiTheme="majorHAnsi" w:cstheme="majorHAnsi"/>
                 <w:noProof/>
                 <w:webHidden/>
                 <w:sz w:val="22"/>
@@ -7241,16 +7345,16 @@
             </w:r>
             <w:r>
               <w:rPr>
-                <w:rFonts w:asciiTheme="minorHAnsi" w:hAnsiTheme="minorHAnsi" w:cstheme="minorHAnsi"/>
-                <w:noProof/>
-                <w:webHidden/>
-                <w:sz w:val="22"/>
-                <w:szCs w:val="22"/>
-              </w:rPr>
-            </w:r>
-            <w:r>
-              <w:rPr>
-                <w:rFonts w:asciiTheme="minorHAnsi" w:hAnsiTheme="minorHAnsi" w:cstheme="minorHAnsi"/>
+                <w:rFonts w:asciiTheme="majorHAnsi" w:hAnsiTheme="majorHAnsi" w:cstheme="majorHAnsi"/>
+                <w:noProof/>
+                <w:webHidden/>
+                <w:sz w:val="22"/>
+                <w:szCs w:val="22"/>
+              </w:rPr>
+            </w:r>
+            <w:r>
+              <w:rPr>
+                <w:rFonts w:asciiTheme="majorHAnsi" w:hAnsiTheme="majorHAnsi" w:cstheme="majorHAnsi"/>
                 <w:noProof/>
                 <w:webHidden/>
                 <w:sz w:val="22"/>
@@ -7260,7 +7364,7 @@
             </w:r>
             <w:r>
               <w:rPr>
-                <w:rFonts w:asciiTheme="minorHAnsi" w:hAnsiTheme="minorHAnsi" w:cstheme="minorHAnsi"/>
+                <w:rFonts w:asciiTheme="majorHAnsi" w:hAnsiTheme="majorHAnsi" w:cstheme="majorHAnsi"/>
                 <w:noProof/>
                 <w:webHidden/>
                 <w:sz w:val="22"/>
@@ -7271,7 +7375,7 @@
             </w:r>
             <w:r>
               <w:rPr>
-                <w:rFonts w:asciiTheme="minorHAnsi" w:hAnsiTheme="minorHAnsi" w:cstheme="minorHAnsi"/>
+                <w:rFonts w:asciiTheme="majorHAnsi" w:hAnsiTheme="majorHAnsi" w:cstheme="majorHAnsi"/>
                 <w:noProof/>
                 <w:webHidden/>
                 <w:sz w:val="22"/>
@@ -7289,7 +7393,7 @@
             </w:tabs>
             <w:spacing w:after="0" w:line="240" w:lineRule="auto"/>
             <w:rPr>
-              <w:rFonts w:asciiTheme="minorHAnsi" w:eastAsiaTheme="minorEastAsia" w:hAnsiTheme="minorHAnsi" w:cstheme="minorHAnsi"/>
+              <w:rFonts w:asciiTheme="majorHAnsi" w:eastAsiaTheme="minorEastAsia" w:hAnsiTheme="majorHAnsi" w:cstheme="majorHAnsi"/>
               <w:noProof/>
               <w:kern w:val="2"/>
               <w:sz w:val="22"/>
@@ -7302,7 +7406,7 @@
             <w:r>
               <w:rPr>
                 <w:rStyle w:val="Hyperlink"/>
-                <w:rFonts w:asciiTheme="minorHAnsi" w:hAnsiTheme="minorHAnsi" w:cstheme="minorHAnsi"/>
+                <w:rFonts w:asciiTheme="majorHAnsi" w:hAnsiTheme="majorHAnsi" w:cstheme="majorHAnsi"/>
                 <w:noProof/>
                 <w:sz w:val="22"/>
                 <w:szCs w:val="22"/>
@@ -7311,7 +7415,7 @@
             </w:r>
             <w:r>
               <w:rPr>
-                <w:rFonts w:asciiTheme="minorHAnsi" w:eastAsiaTheme="minorEastAsia" w:hAnsiTheme="minorHAnsi" w:cstheme="minorHAnsi"/>
+                <w:rFonts w:asciiTheme="majorHAnsi" w:eastAsiaTheme="minorEastAsia" w:hAnsiTheme="majorHAnsi" w:cstheme="majorHAnsi"/>
                 <w:noProof/>
                 <w:kern w:val="2"/>
                 <w:sz w:val="22"/>
@@ -7324,7 +7428,7 @@
             <w:r>
               <w:rPr>
                 <w:rStyle w:val="Hyperlink"/>
-                <w:rFonts w:asciiTheme="minorHAnsi" w:hAnsiTheme="minorHAnsi" w:cstheme="minorHAnsi"/>
+                <w:rFonts w:asciiTheme="majorHAnsi" w:hAnsiTheme="majorHAnsi" w:cstheme="majorHAnsi"/>
                 <w:noProof/>
                 <w:sz w:val="22"/>
                 <w:szCs w:val="22"/>
@@ -7335,7 +7439,7 @@
             <w:r>
               <w:rPr>
                 <w:rStyle w:val="Hyperlink"/>
-                <w:rFonts w:asciiTheme="minorHAnsi" w:hAnsiTheme="minorHAnsi" w:cs="Calibri"/>
+                <w:rFonts w:asciiTheme="majorHAnsi" w:hAnsiTheme="majorHAnsi" w:cstheme="majorHAnsi"/>
                 <w:noProof/>
                 <w:webHidden/>
                 <w:sz w:val="22"/>
@@ -7346,7 +7450,7 @@
             </w:r>
             <w:r>
               <w:rPr>
-                <w:rFonts w:asciiTheme="minorHAnsi" w:hAnsiTheme="minorHAnsi" w:cstheme="minorHAnsi"/>
+                <w:rFonts w:asciiTheme="majorHAnsi" w:hAnsiTheme="majorHAnsi" w:cstheme="majorHAnsi"/>
                 <w:noProof/>
                 <w:webHidden/>
                 <w:sz w:val="22"/>
@@ -7356,7 +7460,7 @@
             </w:r>
             <w:r>
               <w:rPr>
-                <w:rFonts w:asciiTheme="minorHAnsi" w:hAnsiTheme="minorHAnsi" w:cstheme="minorHAnsi"/>
+                <w:rFonts w:asciiTheme="majorHAnsi" w:hAnsiTheme="majorHAnsi" w:cstheme="majorHAnsi"/>
                 <w:noProof/>
                 <w:webHidden/>
                 <w:sz w:val="22"/>
@@ -7366,7 +7470,7 @@
             </w:r>
             <w:r>
               <w:rPr>
-                <w:rFonts w:asciiTheme="minorHAnsi" w:hAnsiTheme="minorHAnsi" w:cstheme="minorHAnsi"/>
+                <w:rFonts w:asciiTheme="majorHAnsi" w:hAnsiTheme="majorHAnsi" w:cstheme="majorHAnsi"/>
                 <w:noProof/>
                 <w:webHidden/>
                 <w:sz w:val="22"/>
@@ -7376,16 +7480,16 @@
             </w:r>
             <w:r>
               <w:rPr>
-                <w:rFonts w:asciiTheme="minorHAnsi" w:hAnsiTheme="minorHAnsi" w:cstheme="minorHAnsi"/>
-                <w:noProof/>
-                <w:webHidden/>
-                <w:sz w:val="22"/>
-                <w:szCs w:val="22"/>
-              </w:rPr>
-            </w:r>
-            <w:r>
-              <w:rPr>
-                <w:rFonts w:asciiTheme="minorHAnsi" w:hAnsiTheme="minorHAnsi" w:cstheme="minorHAnsi"/>
+                <w:rFonts w:asciiTheme="majorHAnsi" w:hAnsiTheme="majorHAnsi" w:cstheme="majorHAnsi"/>
+                <w:noProof/>
+                <w:webHidden/>
+                <w:sz w:val="22"/>
+                <w:szCs w:val="22"/>
+              </w:rPr>
+            </w:r>
+            <w:r>
+              <w:rPr>
+                <w:rFonts w:asciiTheme="majorHAnsi" w:hAnsiTheme="majorHAnsi" w:cstheme="majorHAnsi"/>
                 <w:noProof/>
                 <w:webHidden/>
                 <w:sz w:val="22"/>
@@ -7395,7 +7499,7 @@
             </w:r>
             <w:r>
               <w:rPr>
-                <w:rFonts w:asciiTheme="minorHAnsi" w:hAnsiTheme="minorHAnsi" w:cstheme="minorHAnsi"/>
+                <w:rFonts w:asciiTheme="majorHAnsi" w:hAnsiTheme="majorHAnsi" w:cstheme="majorHAnsi"/>
                 <w:noProof/>
                 <w:webHidden/>
                 <w:sz w:val="22"/>
@@ -7406,7 +7510,7 @@
             </w:r>
             <w:r>
               <w:rPr>
-                <w:rFonts w:asciiTheme="minorHAnsi" w:hAnsiTheme="minorHAnsi" w:cstheme="minorHAnsi"/>
+                <w:rFonts w:asciiTheme="majorHAnsi" w:hAnsiTheme="majorHAnsi" w:cstheme="majorHAnsi"/>
                 <w:noProof/>
                 <w:webHidden/>
                 <w:sz w:val="22"/>
@@ -7424,7 +7528,7 @@
             </w:tabs>
             <w:spacing w:after="0" w:line="240" w:lineRule="auto"/>
             <w:rPr>
-              <w:rFonts w:asciiTheme="minorHAnsi" w:eastAsiaTheme="minorEastAsia" w:hAnsiTheme="minorHAnsi" w:cstheme="minorHAnsi"/>
+              <w:rFonts w:asciiTheme="majorHAnsi" w:eastAsiaTheme="minorEastAsia" w:hAnsiTheme="majorHAnsi" w:cstheme="majorHAnsi"/>
               <w:noProof/>
               <w:kern w:val="2"/>
               <w:sz w:val="22"/>
@@ -7437,7 +7541,7 @@
             <w:r>
               <w:rPr>
                 <w:rStyle w:val="Hyperlink"/>
-                <w:rFonts w:asciiTheme="minorHAnsi" w:hAnsiTheme="minorHAnsi" w:cstheme="minorHAnsi"/>
+                <w:rFonts w:asciiTheme="majorHAnsi" w:hAnsiTheme="majorHAnsi" w:cstheme="majorHAnsi"/>
                 <w:noProof/>
                 <w:sz w:val="22"/>
                 <w:szCs w:val="22"/>
@@ -7446,7 +7550,7 @@
             </w:r>
             <w:r>
               <w:rPr>
-                <w:rFonts w:asciiTheme="minorHAnsi" w:eastAsiaTheme="minorEastAsia" w:hAnsiTheme="minorHAnsi" w:cstheme="minorHAnsi"/>
+                <w:rFonts w:asciiTheme="majorHAnsi" w:eastAsiaTheme="minorEastAsia" w:hAnsiTheme="majorHAnsi" w:cstheme="majorHAnsi"/>
                 <w:noProof/>
                 <w:kern w:val="2"/>
                 <w:sz w:val="22"/>
@@ -7459,7 +7563,7 @@
             <w:r>
               <w:rPr>
                 <w:rStyle w:val="Hyperlink"/>
-                <w:rFonts w:asciiTheme="minorHAnsi" w:hAnsiTheme="minorHAnsi" w:cstheme="minorHAnsi"/>
+                <w:rFonts w:asciiTheme="majorHAnsi" w:hAnsiTheme="majorHAnsi" w:cstheme="majorHAnsi"/>
                 <w:noProof/>
                 <w:sz w:val="22"/>
                 <w:szCs w:val="22"/>
@@ -7470,7 +7574,7 @@
             <w:r>
               <w:rPr>
                 <w:rStyle w:val="Hyperlink"/>
-                <w:rFonts w:asciiTheme="minorHAnsi" w:hAnsiTheme="minorHAnsi" w:cs="Calibri"/>
+                <w:rFonts w:asciiTheme="majorHAnsi" w:hAnsiTheme="majorHAnsi" w:cstheme="majorHAnsi"/>
                 <w:noProof/>
                 <w:webHidden/>
                 <w:sz w:val="22"/>
@@ -7481,7 +7585,7 @@
             </w:r>
             <w:r>
               <w:rPr>
-                <w:rFonts w:asciiTheme="minorHAnsi" w:hAnsiTheme="minorHAnsi" w:cstheme="minorHAnsi"/>
+                <w:rFonts w:asciiTheme="majorHAnsi" w:hAnsiTheme="majorHAnsi" w:cstheme="majorHAnsi"/>
                 <w:noProof/>
                 <w:webHidden/>
                 <w:sz w:val="22"/>
@@ -7491,7 +7595,7 @@
             </w:r>
             <w:r>
               <w:rPr>
-                <w:rFonts w:asciiTheme="minorHAnsi" w:hAnsiTheme="minorHAnsi" w:cstheme="minorHAnsi"/>
+                <w:rFonts w:asciiTheme="majorHAnsi" w:hAnsiTheme="majorHAnsi" w:cstheme="majorHAnsi"/>
                 <w:noProof/>
                 <w:webHidden/>
                 <w:sz w:val="22"/>
@@ -7501,7 +7605,7 @@
             </w:r>
             <w:r>
               <w:rPr>
-                <w:rFonts w:asciiTheme="minorHAnsi" w:hAnsiTheme="minorHAnsi" w:cstheme="minorHAnsi"/>
+                <w:rFonts w:asciiTheme="majorHAnsi" w:hAnsiTheme="majorHAnsi" w:cstheme="majorHAnsi"/>
                 <w:noProof/>
                 <w:webHidden/>
                 <w:sz w:val="22"/>
@@ -7511,16 +7615,16 @@
             </w:r>
             <w:r>
               <w:rPr>
-                <w:rFonts w:asciiTheme="minorHAnsi" w:hAnsiTheme="minorHAnsi" w:cstheme="minorHAnsi"/>
-                <w:noProof/>
-                <w:webHidden/>
-                <w:sz w:val="22"/>
-                <w:szCs w:val="22"/>
-              </w:rPr>
-            </w:r>
-            <w:r>
-              <w:rPr>
-                <w:rFonts w:asciiTheme="minorHAnsi" w:hAnsiTheme="minorHAnsi" w:cstheme="minorHAnsi"/>
+                <w:rFonts w:asciiTheme="majorHAnsi" w:hAnsiTheme="majorHAnsi" w:cstheme="majorHAnsi"/>
+                <w:noProof/>
+                <w:webHidden/>
+                <w:sz w:val="22"/>
+                <w:szCs w:val="22"/>
+              </w:rPr>
+            </w:r>
+            <w:r>
+              <w:rPr>
+                <w:rFonts w:asciiTheme="majorHAnsi" w:hAnsiTheme="majorHAnsi" w:cstheme="majorHAnsi"/>
                 <w:noProof/>
                 <w:webHidden/>
                 <w:sz w:val="22"/>
@@ -7530,7 +7634,7 @@
             </w:r>
             <w:r>
               <w:rPr>
-                <w:rFonts w:asciiTheme="minorHAnsi" w:hAnsiTheme="minorHAnsi" w:cstheme="minorHAnsi"/>
+                <w:rFonts w:asciiTheme="majorHAnsi" w:hAnsiTheme="majorHAnsi" w:cstheme="majorHAnsi"/>
                 <w:noProof/>
                 <w:webHidden/>
                 <w:sz w:val="22"/>
@@ -7541,7 +7645,7 @@
             </w:r>
             <w:r>
               <w:rPr>
-                <w:rFonts w:asciiTheme="minorHAnsi" w:hAnsiTheme="minorHAnsi" w:cstheme="minorHAnsi"/>
+                <w:rFonts w:asciiTheme="majorHAnsi" w:hAnsiTheme="majorHAnsi" w:cstheme="majorHAnsi"/>
                 <w:noProof/>
                 <w:webHidden/>
                 <w:sz w:val="22"/>
@@ -7556,7 +7660,7 @@
             <w:pStyle w:val="TOC1"/>
             <w:spacing w:after="0" w:line="240" w:lineRule="auto"/>
             <w:rPr>
-              <w:rFonts w:asciiTheme="minorHAnsi" w:eastAsiaTheme="minorEastAsia" w:hAnsiTheme="minorHAnsi" w:cstheme="minorHAnsi"/>
+              <w:rFonts w:asciiTheme="majorHAnsi" w:eastAsiaTheme="minorEastAsia" w:hAnsiTheme="majorHAnsi" w:cstheme="majorHAnsi"/>
               <w:noProof/>
               <w:kern w:val="2"/>
               <w:sz w:val="22"/>
@@ -7569,7 +7673,7 @@
             <w:r>
               <w:rPr>
                 <w:rStyle w:val="Hyperlink"/>
-                <w:rFonts w:asciiTheme="minorHAnsi" w:hAnsiTheme="minorHAnsi" w:cstheme="minorHAnsi"/>
+                <w:rFonts w:asciiTheme="majorHAnsi" w:hAnsiTheme="majorHAnsi" w:cstheme="majorHAnsi"/>
                 <w:noProof/>
                 <w:sz w:val="22"/>
                 <w:szCs w:val="22"/>
@@ -7579,7 +7683,7 @@
             </w:r>
             <w:r>
               <w:rPr>
-                <w:rFonts w:asciiTheme="minorHAnsi" w:eastAsiaTheme="minorEastAsia" w:hAnsiTheme="minorHAnsi" w:cstheme="minorHAnsi"/>
+                <w:rFonts w:asciiTheme="majorHAnsi" w:eastAsiaTheme="minorEastAsia" w:hAnsiTheme="majorHAnsi" w:cstheme="majorHAnsi"/>
                 <w:noProof/>
                 <w:kern w:val="2"/>
                 <w:sz w:val="22"/>
@@ -7592,7 +7696,7 @@
             <w:r>
               <w:rPr>
                 <w:rStyle w:val="Hyperlink"/>
-                <w:rFonts w:asciiTheme="minorHAnsi" w:hAnsiTheme="minorHAnsi" w:cstheme="minorHAnsi"/>
+                <w:rFonts w:asciiTheme="majorHAnsi" w:hAnsiTheme="majorHAnsi" w:cstheme="majorHAnsi"/>
                 <w:noProof/>
                 <w:sz w:val="22"/>
                 <w:szCs w:val="22"/>
@@ -7602,7 +7706,7 @@
             </w:r>
             <w:r>
               <w:rPr>
-                <w:rFonts w:asciiTheme="minorHAnsi" w:hAnsiTheme="minorHAnsi" w:cstheme="minorHAnsi"/>
+                <w:rFonts w:asciiTheme="majorHAnsi" w:hAnsiTheme="majorHAnsi" w:cstheme="majorHAnsi"/>
                 <w:noProof/>
                 <w:webHidden/>
                 <w:sz w:val="22"/>
@@ -7612,7 +7716,7 @@
             </w:r>
             <w:r>
               <w:rPr>
-                <w:rFonts w:asciiTheme="minorHAnsi" w:hAnsiTheme="minorHAnsi" w:cstheme="minorHAnsi"/>
+                <w:rFonts w:asciiTheme="majorHAnsi" w:hAnsiTheme="majorHAnsi" w:cstheme="majorHAnsi"/>
                 <w:noProof/>
                 <w:webHidden/>
                 <w:sz w:val="22"/>
@@ -7622,7 +7726,7 @@
             </w:r>
             <w:r>
               <w:rPr>
-                <w:rFonts w:asciiTheme="minorHAnsi" w:hAnsiTheme="minorHAnsi" w:cstheme="minorHAnsi"/>
+                <w:rFonts w:asciiTheme="majorHAnsi" w:hAnsiTheme="majorHAnsi" w:cstheme="majorHAnsi"/>
                 <w:noProof/>
                 <w:webHidden/>
                 <w:sz w:val="22"/>
@@ -7632,16 +7736,16 @@
             </w:r>
             <w:r>
               <w:rPr>
-                <w:rFonts w:asciiTheme="minorHAnsi" w:hAnsiTheme="minorHAnsi" w:cstheme="minorHAnsi"/>
-                <w:noProof/>
-                <w:webHidden/>
-                <w:sz w:val="22"/>
-                <w:szCs w:val="22"/>
-              </w:rPr>
-            </w:r>
-            <w:r>
-              <w:rPr>
-                <w:rFonts w:asciiTheme="minorHAnsi" w:hAnsiTheme="minorHAnsi" w:cstheme="minorHAnsi"/>
+                <w:rFonts w:asciiTheme="majorHAnsi" w:hAnsiTheme="majorHAnsi" w:cstheme="majorHAnsi"/>
+                <w:noProof/>
+                <w:webHidden/>
+                <w:sz w:val="22"/>
+                <w:szCs w:val="22"/>
+              </w:rPr>
+            </w:r>
+            <w:r>
+              <w:rPr>
+                <w:rFonts w:asciiTheme="majorHAnsi" w:hAnsiTheme="majorHAnsi" w:cstheme="majorHAnsi"/>
                 <w:noProof/>
                 <w:webHidden/>
                 <w:sz w:val="22"/>
@@ -7651,7 +7755,7 @@
             </w:r>
             <w:r>
               <w:rPr>
-                <w:rFonts w:asciiTheme="minorHAnsi" w:hAnsiTheme="minorHAnsi" w:cstheme="minorHAnsi"/>
+                <w:rFonts w:asciiTheme="majorHAnsi" w:hAnsiTheme="majorHAnsi" w:cstheme="majorHAnsi"/>
                 <w:noProof/>
                 <w:webHidden/>
                 <w:sz w:val="22"/>
@@ -7662,7 +7766,7 @@
             </w:r>
             <w:r>
               <w:rPr>
-                <w:rFonts w:asciiTheme="minorHAnsi" w:hAnsiTheme="minorHAnsi" w:cstheme="minorHAnsi"/>
+                <w:rFonts w:asciiTheme="majorHAnsi" w:hAnsiTheme="majorHAnsi" w:cstheme="majorHAnsi"/>
                 <w:noProof/>
                 <w:webHidden/>
                 <w:sz w:val="22"/>
@@ -7677,7 +7781,7 @@
             <w:pStyle w:val="TOC1"/>
             <w:spacing w:after="0" w:line="240" w:lineRule="auto"/>
             <w:rPr>
-              <w:rFonts w:asciiTheme="minorHAnsi" w:eastAsiaTheme="minorEastAsia" w:hAnsiTheme="minorHAnsi" w:cstheme="minorHAnsi"/>
+              <w:rFonts w:asciiTheme="majorHAnsi" w:eastAsiaTheme="minorEastAsia" w:hAnsiTheme="majorHAnsi" w:cstheme="majorHAnsi"/>
               <w:noProof/>
               <w:kern w:val="2"/>
               <w:sz w:val="22"/>
@@ -7690,7 +7794,7 @@
             <w:r>
               <w:rPr>
                 <w:rStyle w:val="Hyperlink"/>
-                <w:rFonts w:asciiTheme="minorHAnsi" w:hAnsiTheme="minorHAnsi" w:cstheme="minorHAnsi"/>
+                <w:rFonts w:asciiTheme="majorHAnsi" w:hAnsiTheme="majorHAnsi" w:cstheme="majorHAnsi"/>
                 <w:noProof/>
                 <w:sz w:val="22"/>
                 <w:szCs w:val="22"/>
@@ -7700,7 +7804,7 @@
             </w:r>
             <w:r>
               <w:rPr>
-                <w:rFonts w:asciiTheme="minorHAnsi" w:eastAsiaTheme="minorEastAsia" w:hAnsiTheme="minorHAnsi" w:cstheme="minorHAnsi"/>
+                <w:rFonts w:asciiTheme="majorHAnsi" w:eastAsiaTheme="minorEastAsia" w:hAnsiTheme="majorHAnsi" w:cstheme="majorHAnsi"/>
                 <w:noProof/>
                 <w:kern w:val="2"/>
                 <w:sz w:val="22"/>
@@ -7713,7 +7817,7 @@
             <w:r>
               <w:rPr>
                 <w:rStyle w:val="Hyperlink"/>
-                <w:rFonts w:asciiTheme="minorHAnsi" w:hAnsiTheme="minorHAnsi" w:cstheme="minorHAnsi"/>
+                <w:rFonts w:asciiTheme="majorHAnsi" w:hAnsiTheme="majorHAnsi" w:cstheme="majorHAnsi"/>
                 <w:noProof/>
                 <w:sz w:val="22"/>
                 <w:szCs w:val="22"/>
@@ -7723,7 +7827,7 @@
             </w:r>
             <w:r>
               <w:rPr>
-                <w:rFonts w:asciiTheme="minorHAnsi" w:hAnsiTheme="minorHAnsi" w:cstheme="minorHAnsi"/>
+                <w:rFonts w:asciiTheme="majorHAnsi" w:hAnsiTheme="majorHAnsi" w:cstheme="majorHAnsi"/>
                 <w:noProof/>
                 <w:webHidden/>
                 <w:sz w:val="22"/>
@@ -7733,7 +7837,7 @@
             </w:r>
             <w:r>
               <w:rPr>
-                <w:rFonts w:asciiTheme="minorHAnsi" w:hAnsiTheme="minorHAnsi" w:cstheme="minorHAnsi"/>
+                <w:rFonts w:asciiTheme="majorHAnsi" w:hAnsiTheme="majorHAnsi" w:cstheme="majorHAnsi"/>
                 <w:noProof/>
                 <w:webHidden/>
                 <w:sz w:val="22"/>
@@ -7743,7 +7847,7 @@
             </w:r>
             <w:r>
               <w:rPr>
-                <w:rFonts w:asciiTheme="minorHAnsi" w:hAnsiTheme="minorHAnsi" w:cstheme="minorHAnsi"/>
+                <w:rFonts w:asciiTheme="majorHAnsi" w:hAnsiTheme="majorHAnsi" w:cstheme="majorHAnsi"/>
                 <w:noProof/>
                 <w:webHidden/>
                 <w:sz w:val="22"/>
@@ -7753,16 +7857,16 @@
             </w:r>
             <w:r>
               <w:rPr>
-                <w:rFonts w:asciiTheme="minorHAnsi" w:hAnsiTheme="minorHAnsi" w:cstheme="minorHAnsi"/>
-                <w:noProof/>
-                <w:webHidden/>
-                <w:sz w:val="22"/>
-                <w:szCs w:val="22"/>
-              </w:rPr>
-            </w:r>
-            <w:r>
-              <w:rPr>
-                <w:rFonts w:asciiTheme="minorHAnsi" w:hAnsiTheme="minorHAnsi" w:cstheme="minorHAnsi"/>
+                <w:rFonts w:asciiTheme="majorHAnsi" w:hAnsiTheme="majorHAnsi" w:cstheme="majorHAnsi"/>
+                <w:noProof/>
+                <w:webHidden/>
+                <w:sz w:val="22"/>
+                <w:szCs w:val="22"/>
+              </w:rPr>
+            </w:r>
+            <w:r>
+              <w:rPr>
+                <w:rFonts w:asciiTheme="majorHAnsi" w:hAnsiTheme="majorHAnsi" w:cstheme="majorHAnsi"/>
                 <w:noProof/>
                 <w:webHidden/>
                 <w:sz w:val="22"/>
@@ -7772,7 +7876,7 @@
             </w:r>
             <w:r>
               <w:rPr>
-                <w:rFonts w:asciiTheme="minorHAnsi" w:hAnsiTheme="minorHAnsi" w:cstheme="minorHAnsi"/>
+                <w:rFonts w:asciiTheme="majorHAnsi" w:hAnsiTheme="majorHAnsi" w:cstheme="majorHAnsi"/>
                 <w:noProof/>
                 <w:webHidden/>
                 <w:sz w:val="22"/>
@@ -7783,7 +7887,7 @@
             </w:r>
             <w:r>
               <w:rPr>
-                <w:rFonts w:asciiTheme="minorHAnsi" w:hAnsiTheme="minorHAnsi" w:cstheme="minorHAnsi"/>
+                <w:rFonts w:asciiTheme="majorHAnsi" w:hAnsiTheme="majorHAnsi" w:cstheme="majorHAnsi"/>
                 <w:noProof/>
                 <w:webHidden/>
                 <w:sz w:val="22"/>
@@ -7798,7 +7902,7 @@
             <w:pStyle w:val="TOC1"/>
             <w:spacing w:after="0" w:line="240" w:lineRule="auto"/>
             <w:rPr>
-              <w:rFonts w:asciiTheme="minorHAnsi" w:eastAsiaTheme="minorEastAsia" w:hAnsiTheme="minorHAnsi" w:cstheme="minorHAnsi"/>
+              <w:rFonts w:asciiTheme="majorHAnsi" w:eastAsiaTheme="minorEastAsia" w:hAnsiTheme="majorHAnsi" w:cstheme="majorHAnsi"/>
               <w:noProof/>
               <w:kern w:val="2"/>
               <w:sz w:val="22"/>
@@ -7811,7 +7915,7 @@
             <w:r>
               <w:rPr>
                 <w:rStyle w:val="Hyperlink"/>
-                <w:rFonts w:asciiTheme="minorHAnsi" w:hAnsiTheme="minorHAnsi" w:cstheme="minorHAnsi"/>
+                <w:rFonts w:asciiTheme="majorHAnsi" w:hAnsiTheme="majorHAnsi" w:cstheme="majorHAnsi"/>
                 <w:noProof/>
                 <w:sz w:val="22"/>
                 <w:szCs w:val="22"/>
@@ -7820,7 +7924,7 @@
             </w:r>
             <w:r>
               <w:rPr>
-                <w:rFonts w:asciiTheme="minorHAnsi" w:eastAsiaTheme="minorEastAsia" w:hAnsiTheme="minorHAnsi" w:cstheme="minorHAnsi"/>
+                <w:rFonts w:asciiTheme="majorHAnsi" w:eastAsiaTheme="minorEastAsia" w:hAnsiTheme="majorHAnsi" w:cstheme="majorHAnsi"/>
                 <w:noProof/>
                 <w:kern w:val="2"/>
                 <w:sz w:val="22"/>
@@ -7833,7 +7937,7 @@
             <w:r>
               <w:rPr>
                 <w:rStyle w:val="Hyperlink"/>
-                <w:rFonts w:asciiTheme="minorHAnsi" w:hAnsiTheme="minorHAnsi" w:cstheme="minorHAnsi"/>
+                <w:rFonts w:asciiTheme="majorHAnsi" w:hAnsiTheme="majorHAnsi" w:cstheme="majorHAnsi"/>
                 <w:noProof/>
                 <w:sz w:val="22"/>
                 <w:szCs w:val="22"/>
@@ -7843,7 +7947,7 @@
             </w:r>
             <w:r>
               <w:rPr>
-                <w:rFonts w:asciiTheme="minorHAnsi" w:hAnsiTheme="minorHAnsi" w:cstheme="minorHAnsi"/>
+                <w:rFonts w:asciiTheme="majorHAnsi" w:hAnsiTheme="majorHAnsi" w:cstheme="majorHAnsi"/>
                 <w:noProof/>
                 <w:webHidden/>
                 <w:sz w:val="22"/>
@@ -7853,7 +7957,7 @@
             </w:r>
             <w:r>
               <w:rPr>
-                <w:rFonts w:asciiTheme="minorHAnsi" w:hAnsiTheme="minorHAnsi" w:cstheme="minorHAnsi"/>
+                <w:rFonts w:asciiTheme="majorHAnsi" w:hAnsiTheme="majorHAnsi" w:cstheme="majorHAnsi"/>
                 <w:noProof/>
                 <w:webHidden/>
                 <w:sz w:val="22"/>
@@ -7863,7 +7967,7 @@
             </w:r>
             <w:r>
               <w:rPr>
-                <w:rFonts w:asciiTheme="minorHAnsi" w:hAnsiTheme="minorHAnsi" w:cstheme="minorHAnsi"/>
+                <w:rFonts w:asciiTheme="majorHAnsi" w:hAnsiTheme="majorHAnsi" w:cstheme="majorHAnsi"/>
                 <w:noProof/>
                 <w:webHidden/>
                 <w:sz w:val="22"/>
@@ -7873,16 +7977,16 @@
             </w:r>
             <w:r>
               <w:rPr>
-                <w:rFonts w:asciiTheme="minorHAnsi" w:hAnsiTheme="minorHAnsi" w:cstheme="minorHAnsi"/>
-                <w:noProof/>
-                <w:webHidden/>
-                <w:sz w:val="22"/>
-                <w:szCs w:val="22"/>
-              </w:rPr>
-            </w:r>
-            <w:r>
-              <w:rPr>
-                <w:rFonts w:asciiTheme="minorHAnsi" w:hAnsiTheme="minorHAnsi" w:cstheme="minorHAnsi"/>
+                <w:rFonts w:asciiTheme="majorHAnsi" w:hAnsiTheme="majorHAnsi" w:cstheme="majorHAnsi"/>
+                <w:noProof/>
+                <w:webHidden/>
+                <w:sz w:val="22"/>
+                <w:szCs w:val="22"/>
+              </w:rPr>
+            </w:r>
+            <w:r>
+              <w:rPr>
+                <w:rFonts w:asciiTheme="majorHAnsi" w:hAnsiTheme="majorHAnsi" w:cstheme="majorHAnsi"/>
                 <w:noProof/>
                 <w:webHidden/>
                 <w:sz w:val="22"/>
@@ -7892,7 +7996,7 @@
             </w:r>
             <w:r>
               <w:rPr>
-                <w:rFonts w:asciiTheme="minorHAnsi" w:hAnsiTheme="minorHAnsi" w:cstheme="minorHAnsi"/>
+                <w:rFonts w:asciiTheme="majorHAnsi" w:hAnsiTheme="majorHAnsi" w:cstheme="majorHAnsi"/>
                 <w:noProof/>
                 <w:webHidden/>
                 <w:sz w:val="22"/>
@@ -7903,7 +8007,7 @@
             </w:r>
             <w:r>
               <w:rPr>
-                <w:rFonts w:asciiTheme="minorHAnsi" w:hAnsiTheme="minorHAnsi" w:cstheme="minorHAnsi"/>
+                <w:rFonts w:asciiTheme="majorHAnsi" w:hAnsiTheme="majorHAnsi" w:cstheme="majorHAnsi"/>
                 <w:noProof/>
                 <w:webHidden/>
                 <w:sz w:val="22"/>
@@ -7921,7 +8025,7 @@
             </w:tabs>
             <w:spacing w:after="0" w:line="240" w:lineRule="auto"/>
             <w:rPr>
-              <w:rFonts w:asciiTheme="minorHAnsi" w:eastAsiaTheme="minorEastAsia" w:hAnsiTheme="minorHAnsi" w:cstheme="minorHAnsi"/>
+              <w:rFonts w:asciiTheme="majorHAnsi" w:eastAsiaTheme="minorEastAsia" w:hAnsiTheme="majorHAnsi" w:cstheme="majorHAnsi"/>
               <w:noProof/>
               <w:kern w:val="2"/>
               <w:sz w:val="22"/>
@@ -7934,7 +8038,7 @@
             <w:r>
               <w:rPr>
                 <w:rStyle w:val="Hyperlink"/>
-                <w:rFonts w:asciiTheme="minorHAnsi" w:hAnsiTheme="minorHAnsi" w:cstheme="minorHAnsi"/>
+                <w:rFonts w:asciiTheme="majorHAnsi" w:hAnsiTheme="majorHAnsi" w:cstheme="majorHAnsi"/>
                 <w:noProof/>
                 <w:sz w:val="22"/>
                 <w:szCs w:val="22"/>
@@ -7944,7 +8048,7 @@
             </w:r>
             <w:r>
               <w:rPr>
-                <w:rFonts w:asciiTheme="minorHAnsi" w:eastAsiaTheme="minorEastAsia" w:hAnsiTheme="minorHAnsi" w:cstheme="minorHAnsi"/>
+                <w:rFonts w:asciiTheme="majorHAnsi" w:eastAsiaTheme="minorEastAsia" w:hAnsiTheme="majorHAnsi" w:cstheme="majorHAnsi"/>
                 <w:noProof/>
                 <w:kern w:val="2"/>
                 <w:sz w:val="22"/>
@@ -7957,7 +8061,7 @@
             <w:r>
               <w:rPr>
                 <w:rStyle w:val="Hyperlink"/>
-                <w:rFonts w:asciiTheme="minorHAnsi" w:hAnsiTheme="minorHAnsi" w:cstheme="minorHAnsi"/>
+                <w:rFonts w:asciiTheme="majorHAnsi" w:hAnsiTheme="majorHAnsi" w:cstheme="majorHAnsi"/>
                 <w:noProof/>
                 <w:sz w:val="22"/>
                 <w:szCs w:val="22"/>
@@ -7967,7 +8071,7 @@
             </w:r>
             <w:r>
               <w:rPr>
-                <w:rFonts w:asciiTheme="minorHAnsi" w:hAnsiTheme="minorHAnsi" w:cstheme="minorHAnsi"/>
+                <w:rFonts w:asciiTheme="majorHAnsi" w:hAnsiTheme="majorHAnsi" w:cstheme="majorHAnsi"/>
                 <w:noProof/>
                 <w:webHidden/>
                 <w:sz w:val="22"/>
@@ -7977,7 +8081,7 @@
             </w:r>
             <w:r>
               <w:rPr>
-                <w:rFonts w:asciiTheme="minorHAnsi" w:hAnsiTheme="minorHAnsi" w:cstheme="minorHAnsi"/>
+                <w:rFonts w:asciiTheme="majorHAnsi" w:hAnsiTheme="majorHAnsi" w:cstheme="majorHAnsi"/>
                 <w:noProof/>
                 <w:webHidden/>
                 <w:sz w:val="22"/>
@@ -7987,7 +8091,7 @@
             </w:r>
             <w:r>
               <w:rPr>
-                <w:rFonts w:asciiTheme="minorHAnsi" w:hAnsiTheme="minorHAnsi" w:cstheme="minorHAnsi"/>
+                <w:rFonts w:asciiTheme="majorHAnsi" w:hAnsiTheme="majorHAnsi" w:cstheme="majorHAnsi"/>
                 <w:noProof/>
                 <w:webHidden/>
                 <w:sz w:val="22"/>
@@ -7997,16 +8101,16 @@
             </w:r>
             <w:r>
               <w:rPr>
-                <w:rFonts w:asciiTheme="minorHAnsi" w:hAnsiTheme="minorHAnsi" w:cstheme="minorHAnsi"/>
-                <w:noProof/>
-                <w:webHidden/>
-                <w:sz w:val="22"/>
-                <w:szCs w:val="22"/>
-              </w:rPr>
-            </w:r>
-            <w:r>
-              <w:rPr>
-                <w:rFonts w:asciiTheme="minorHAnsi" w:hAnsiTheme="minorHAnsi" w:cstheme="minorHAnsi"/>
+                <w:rFonts w:asciiTheme="majorHAnsi" w:hAnsiTheme="majorHAnsi" w:cstheme="majorHAnsi"/>
+                <w:noProof/>
+                <w:webHidden/>
+                <w:sz w:val="22"/>
+                <w:szCs w:val="22"/>
+              </w:rPr>
+            </w:r>
+            <w:r>
+              <w:rPr>
+                <w:rFonts w:asciiTheme="majorHAnsi" w:hAnsiTheme="majorHAnsi" w:cstheme="majorHAnsi"/>
                 <w:noProof/>
                 <w:webHidden/>
                 <w:sz w:val="22"/>
@@ -8016,7 +8120,7 @@
             </w:r>
             <w:r>
               <w:rPr>
-                <w:rFonts w:asciiTheme="minorHAnsi" w:hAnsiTheme="minorHAnsi" w:cstheme="minorHAnsi"/>
+                <w:rFonts w:asciiTheme="majorHAnsi" w:hAnsiTheme="majorHAnsi" w:cstheme="majorHAnsi"/>
                 <w:noProof/>
                 <w:webHidden/>
                 <w:sz w:val="22"/>
@@ -8027,7 +8131,7 @@
             </w:r>
             <w:r>
               <w:rPr>
-                <w:rFonts w:asciiTheme="minorHAnsi" w:hAnsiTheme="minorHAnsi" w:cstheme="minorHAnsi"/>
+                <w:rFonts w:asciiTheme="majorHAnsi" w:hAnsiTheme="majorHAnsi" w:cstheme="majorHAnsi"/>
                 <w:noProof/>
                 <w:webHidden/>
                 <w:sz w:val="22"/>
@@ -8045,7 +8149,7 @@
             </w:tabs>
             <w:spacing w:after="0" w:line="240" w:lineRule="auto"/>
             <w:rPr>
-              <w:rFonts w:asciiTheme="minorHAnsi" w:eastAsiaTheme="minorEastAsia" w:hAnsiTheme="minorHAnsi" w:cstheme="minorHAnsi"/>
+              <w:rFonts w:asciiTheme="majorHAnsi" w:eastAsiaTheme="minorEastAsia" w:hAnsiTheme="majorHAnsi" w:cstheme="majorHAnsi"/>
               <w:noProof/>
               <w:kern w:val="2"/>
               <w:sz w:val="22"/>
@@ -8058,7 +8162,7 @@
             <w:r>
               <w:rPr>
                 <w:rStyle w:val="Hyperlink"/>
-                <w:rFonts w:asciiTheme="minorHAnsi" w:hAnsiTheme="minorHAnsi" w:cstheme="minorHAnsi"/>
+                <w:rFonts w:asciiTheme="majorHAnsi" w:hAnsiTheme="majorHAnsi" w:cstheme="majorHAnsi"/>
                 <w:noProof/>
                 <w:sz w:val="22"/>
                 <w:szCs w:val="22"/>
@@ -8068,7 +8172,7 @@
             </w:r>
             <w:r>
               <w:rPr>
-                <w:rFonts w:asciiTheme="minorHAnsi" w:eastAsiaTheme="minorEastAsia" w:hAnsiTheme="minorHAnsi" w:cstheme="minorHAnsi"/>
+                <w:rFonts w:asciiTheme="majorHAnsi" w:eastAsiaTheme="minorEastAsia" w:hAnsiTheme="majorHAnsi" w:cstheme="majorHAnsi"/>
                 <w:noProof/>
                 <w:kern w:val="2"/>
                 <w:sz w:val="22"/>
@@ -8081,7 +8185,7 @@
             <w:r>
               <w:rPr>
                 <w:rStyle w:val="Hyperlink"/>
-                <w:rFonts w:asciiTheme="minorHAnsi" w:hAnsiTheme="minorHAnsi" w:cstheme="minorHAnsi"/>
+                <w:rFonts w:asciiTheme="majorHAnsi" w:hAnsiTheme="majorHAnsi" w:cstheme="majorHAnsi"/>
                 <w:noProof/>
                 <w:sz w:val="22"/>
                 <w:szCs w:val="22"/>
@@ -8091,7 +8195,7 @@
             </w:r>
             <w:r>
               <w:rPr>
-                <w:rFonts w:asciiTheme="minorHAnsi" w:hAnsiTheme="minorHAnsi" w:cstheme="minorHAnsi"/>
+                <w:rFonts w:asciiTheme="majorHAnsi" w:hAnsiTheme="majorHAnsi" w:cstheme="majorHAnsi"/>
                 <w:noProof/>
                 <w:webHidden/>
                 <w:sz w:val="22"/>
@@ -8101,7 +8205,7 @@
             </w:r>
             <w:r>
               <w:rPr>
-                <w:rFonts w:asciiTheme="minorHAnsi" w:hAnsiTheme="minorHAnsi" w:cstheme="minorHAnsi"/>
+                <w:rFonts w:asciiTheme="majorHAnsi" w:hAnsiTheme="majorHAnsi" w:cstheme="majorHAnsi"/>
                 <w:noProof/>
                 <w:webHidden/>
                 <w:sz w:val="22"/>
@@ -8111,7 +8215,7 @@
             </w:r>
             <w:r>
               <w:rPr>
-                <w:rFonts w:asciiTheme="minorHAnsi" w:hAnsiTheme="minorHAnsi" w:cstheme="minorHAnsi"/>
+                <w:rFonts w:asciiTheme="majorHAnsi" w:hAnsiTheme="majorHAnsi" w:cstheme="majorHAnsi"/>
                 <w:noProof/>
                 <w:webHidden/>
                 <w:sz w:val="22"/>
@@ -8121,16 +8225,16 @@
             </w:r>
             <w:r>
               <w:rPr>
-                <w:rFonts w:asciiTheme="minorHAnsi" w:hAnsiTheme="minorHAnsi" w:cstheme="minorHAnsi"/>
-                <w:noProof/>
-                <w:webHidden/>
-                <w:sz w:val="22"/>
-                <w:szCs w:val="22"/>
-              </w:rPr>
-            </w:r>
-            <w:r>
-              <w:rPr>
-                <w:rFonts w:asciiTheme="minorHAnsi" w:hAnsiTheme="minorHAnsi" w:cstheme="minorHAnsi"/>
+                <w:rFonts w:asciiTheme="majorHAnsi" w:hAnsiTheme="majorHAnsi" w:cstheme="majorHAnsi"/>
+                <w:noProof/>
+                <w:webHidden/>
+                <w:sz w:val="22"/>
+                <w:szCs w:val="22"/>
+              </w:rPr>
+            </w:r>
+            <w:r>
+              <w:rPr>
+                <w:rFonts w:asciiTheme="majorHAnsi" w:hAnsiTheme="majorHAnsi" w:cstheme="majorHAnsi"/>
                 <w:noProof/>
                 <w:webHidden/>
                 <w:sz w:val="22"/>
@@ -8140,7 +8244,7 @@
             </w:r>
             <w:r>
               <w:rPr>
-                <w:rFonts w:asciiTheme="minorHAnsi" w:hAnsiTheme="minorHAnsi" w:cstheme="minorHAnsi"/>
+                <w:rFonts w:asciiTheme="majorHAnsi" w:hAnsiTheme="majorHAnsi" w:cstheme="majorHAnsi"/>
                 <w:noProof/>
                 <w:webHidden/>
                 <w:sz w:val="22"/>
@@ -8151,7 +8255,7 @@
             </w:r>
             <w:r>
               <w:rPr>
-                <w:rFonts w:asciiTheme="minorHAnsi" w:hAnsiTheme="minorHAnsi" w:cstheme="minorHAnsi"/>
+                <w:rFonts w:asciiTheme="majorHAnsi" w:hAnsiTheme="majorHAnsi" w:cstheme="majorHAnsi"/>
                 <w:noProof/>
                 <w:webHidden/>
                 <w:sz w:val="22"/>
@@ -8169,7 +8273,7 @@
             </w:tabs>
             <w:spacing w:after="0" w:line="240" w:lineRule="auto"/>
             <w:rPr>
-              <w:rFonts w:asciiTheme="minorHAnsi" w:eastAsiaTheme="minorEastAsia" w:hAnsiTheme="minorHAnsi" w:cstheme="minorHAnsi"/>
+              <w:rFonts w:asciiTheme="majorHAnsi" w:eastAsiaTheme="minorEastAsia" w:hAnsiTheme="majorHAnsi" w:cstheme="majorHAnsi"/>
               <w:noProof/>
               <w:kern w:val="2"/>
               <w:sz w:val="22"/>
@@ -8182,7 +8286,7 @@
             <w:r>
               <w:rPr>
                 <w:rStyle w:val="Hyperlink"/>
-                <w:rFonts w:asciiTheme="minorHAnsi" w:hAnsiTheme="minorHAnsi" w:cstheme="minorHAnsi"/>
+                <w:rFonts w:asciiTheme="majorHAnsi" w:hAnsiTheme="majorHAnsi" w:cstheme="majorHAnsi"/>
                 <w:noProof/>
                 <w:sz w:val="22"/>
                 <w:szCs w:val="22"/>
@@ -8192,7 +8296,7 @@
             </w:r>
             <w:r>
               <w:rPr>
-                <w:rFonts w:asciiTheme="minorHAnsi" w:eastAsiaTheme="minorEastAsia" w:hAnsiTheme="minorHAnsi" w:cstheme="minorHAnsi"/>
+                <w:rFonts w:asciiTheme="majorHAnsi" w:eastAsiaTheme="minorEastAsia" w:hAnsiTheme="majorHAnsi" w:cstheme="majorHAnsi"/>
                 <w:noProof/>
                 <w:kern w:val="2"/>
                 <w:sz w:val="22"/>
@@ -8205,7 +8309,7 @@
             <w:r>
               <w:rPr>
                 <w:rStyle w:val="Hyperlink"/>
-                <w:rFonts w:asciiTheme="minorHAnsi" w:hAnsiTheme="minorHAnsi" w:cstheme="minorHAnsi"/>
+                <w:rFonts w:asciiTheme="majorHAnsi" w:hAnsiTheme="majorHAnsi" w:cstheme="majorHAnsi"/>
                 <w:noProof/>
                 <w:sz w:val="22"/>
                 <w:szCs w:val="22"/>
@@ -8216,7 +8320,7 @@
             <w:r>
               <w:rPr>
                 <w:rStyle w:val="Hyperlink"/>
-                <w:rFonts w:asciiTheme="minorHAnsi" w:hAnsiTheme="minorHAnsi" w:cs="Calibri"/>
+                <w:rFonts w:asciiTheme="majorHAnsi" w:hAnsiTheme="majorHAnsi" w:cstheme="majorHAnsi"/>
                 <w:noProof/>
                 <w:webHidden/>
                 <w:sz w:val="22"/>
@@ -8227,7 +8331,7 @@
             </w:r>
             <w:r>
               <w:rPr>
-                <w:rFonts w:asciiTheme="minorHAnsi" w:hAnsiTheme="minorHAnsi" w:cstheme="minorHAnsi"/>
+                <w:rFonts w:asciiTheme="majorHAnsi" w:hAnsiTheme="majorHAnsi" w:cstheme="majorHAnsi"/>
                 <w:noProof/>
                 <w:webHidden/>
                 <w:sz w:val="22"/>
@@ -8237,7 +8341,7 @@
             </w:r>
             <w:r>
               <w:rPr>
-                <w:rFonts w:asciiTheme="minorHAnsi" w:hAnsiTheme="minorHAnsi" w:cstheme="minorHAnsi"/>
+                <w:rFonts w:asciiTheme="majorHAnsi" w:hAnsiTheme="majorHAnsi" w:cstheme="majorHAnsi"/>
                 <w:noProof/>
                 <w:webHidden/>
                 <w:sz w:val="22"/>
@@ -8247,7 +8351,7 @@
             </w:r>
             <w:r>
               <w:rPr>
-                <w:rFonts w:asciiTheme="minorHAnsi" w:hAnsiTheme="minorHAnsi" w:cstheme="minorHAnsi"/>
+                <w:rFonts w:asciiTheme="majorHAnsi" w:hAnsiTheme="majorHAnsi" w:cstheme="majorHAnsi"/>
                 <w:noProof/>
                 <w:webHidden/>
                 <w:sz w:val="22"/>
@@ -8257,16 +8361,16 @@
             </w:r>
             <w:r>
               <w:rPr>
-                <w:rFonts w:asciiTheme="minorHAnsi" w:hAnsiTheme="minorHAnsi" w:cstheme="minorHAnsi"/>
-                <w:noProof/>
-                <w:webHidden/>
-                <w:sz w:val="22"/>
-                <w:szCs w:val="22"/>
-              </w:rPr>
-            </w:r>
-            <w:r>
-              <w:rPr>
-                <w:rFonts w:asciiTheme="minorHAnsi" w:hAnsiTheme="minorHAnsi" w:cstheme="minorHAnsi"/>
+                <w:rFonts w:asciiTheme="majorHAnsi" w:hAnsiTheme="majorHAnsi" w:cstheme="majorHAnsi"/>
+                <w:noProof/>
+                <w:webHidden/>
+                <w:sz w:val="22"/>
+                <w:szCs w:val="22"/>
+              </w:rPr>
+            </w:r>
+            <w:r>
+              <w:rPr>
+                <w:rFonts w:asciiTheme="majorHAnsi" w:hAnsiTheme="majorHAnsi" w:cstheme="majorHAnsi"/>
                 <w:noProof/>
                 <w:webHidden/>
                 <w:sz w:val="22"/>
@@ -8276,7 +8380,7 @@
             </w:r>
             <w:r>
               <w:rPr>
-                <w:rFonts w:asciiTheme="minorHAnsi" w:hAnsiTheme="minorHAnsi" w:cstheme="minorHAnsi"/>
+                <w:rFonts w:asciiTheme="majorHAnsi" w:hAnsiTheme="majorHAnsi" w:cstheme="majorHAnsi"/>
                 <w:noProof/>
                 <w:webHidden/>
                 <w:sz w:val="22"/>
@@ -8287,7 +8391,7 @@
             </w:r>
             <w:r>
               <w:rPr>
-                <w:rFonts w:asciiTheme="minorHAnsi" w:hAnsiTheme="minorHAnsi" w:cstheme="minorHAnsi"/>
+                <w:rFonts w:asciiTheme="majorHAnsi" w:hAnsiTheme="majorHAnsi" w:cstheme="majorHAnsi"/>
                 <w:noProof/>
                 <w:webHidden/>
                 <w:sz w:val="22"/>
@@ -8302,14 +8406,14 @@
             <w:bidi/>
             <w:spacing w:after="0" w:line="240" w:lineRule="auto"/>
             <w:rPr>
-              <w:rFonts w:asciiTheme="minorHAnsi" w:hAnsiTheme="minorHAnsi" w:cstheme="minorHAnsi"/>
+              <w:rFonts w:asciiTheme="majorHAnsi" w:hAnsiTheme="majorHAnsi" w:cstheme="majorHAnsi"/>
               <w:sz w:val="22"/>
               <w:szCs w:val="22"/>
             </w:rPr>
           </w:pPr>
           <w:r>
             <w:rPr>
-              <w:rFonts w:asciiTheme="minorHAnsi" w:hAnsiTheme="minorHAnsi" w:cstheme="minorHAnsi"/>
+              <w:rFonts w:asciiTheme="majorHAnsi" w:hAnsiTheme="majorHAnsi" w:cstheme="majorHAnsi"/>
               <w:b/>
               <w:bCs/>
               <w:sz w:val="20"/>
@@ -8329,7 +8433,7 @@
         </w:tabs>
         <w:spacing w:after="0" w:line="240" w:lineRule="auto"/>
         <w:rPr>
-          <w:rFonts w:asciiTheme="minorHAnsi" w:hAnsiTheme="minorHAnsi" w:cstheme="minorHAnsi"/>
+          <w:rFonts w:asciiTheme="majorHAnsi" w:hAnsiTheme="majorHAnsi" w:cstheme="majorHAnsi"/>
           <w:sz w:val="20"/>
           <w:szCs w:val="20"/>
         </w:rPr>
@@ -8340,7 +8444,7 @@
         <w:bidi/>
         <w:spacing w:after="0" w:line="240" w:lineRule="auto"/>
         <w:rPr>
-          <w:rFonts w:asciiTheme="minorHAnsi" w:hAnsiTheme="minorHAnsi" w:cstheme="minorHAnsi"/>
+          <w:rFonts w:asciiTheme="majorHAnsi" w:hAnsiTheme="majorHAnsi" w:cstheme="majorHAnsi"/>
           <w:sz w:val="20"/>
           <w:szCs w:val="20"/>
         </w:rPr>
@@ -8394,7 +8498,7 @@
       </w:r>
       <w:r>
         <w:rPr>
-          <w:rFonts w:asciiTheme="majorHAnsi" w:hAnsiTheme="majorHAnsi" w:cstheme="majorHAnsi" w:hint="cs"/>
+          <w:rFonts w:asciiTheme="majorHAnsi" w:hAnsiTheme="majorHAnsi" w:cstheme="majorHAnsi"/>
           <w:rtl/>
         </w:rPr>
         <w:t xml:space="preserve"> </w:t>
@@ -8402,7 +8506,7 @@
       <w:proofErr w:type="gramStart"/>
       <w:r>
         <w:rPr>
-          <w:rFonts w:asciiTheme="majorHAnsi" w:hAnsiTheme="majorHAnsi" w:cs="Calibri Light"/>
+          <w:rFonts w:asciiTheme="majorHAnsi" w:hAnsiTheme="majorHAnsi" w:cstheme="majorHAnsi"/>
           <w:rtl/>
         </w:rPr>
         <w:t xml:space="preserve">{{ </w:t>
@@ -8431,7 +8535,7 @@
       <w:proofErr w:type="spellEnd"/>
       <w:r>
         <w:rPr>
-          <w:rFonts w:asciiTheme="majorHAnsi" w:hAnsiTheme="majorHAnsi" w:cs="Calibri Light"/>
+          <w:rFonts w:asciiTheme="majorHAnsi" w:hAnsiTheme="majorHAnsi" w:cstheme="majorHAnsi"/>
           <w:rtl/>
         </w:rPr>
         <w:t xml:space="preserve"> }</w:t>
@@ -8439,7 +8543,7 @@
       <w:proofErr w:type="gramEnd"/>
       <w:r>
         <w:rPr>
-          <w:rFonts w:asciiTheme="majorHAnsi" w:hAnsiTheme="majorHAnsi" w:cs="Calibri Light"/>
+          <w:rFonts w:asciiTheme="majorHAnsi" w:hAnsiTheme="majorHAnsi" w:cstheme="majorHAnsi"/>
           <w:rtl/>
         </w:rPr>
         <w:t>}</w:t>
@@ -8449,14 +8553,52 @@
           <w:rFonts w:asciiTheme="majorHAnsi" w:hAnsiTheme="majorHAnsi" w:cstheme="majorHAnsi"/>
           <w:rtl/>
         </w:rPr>
-        <w:t xml:space="preserve"> مع مؤسسة فيكر للخدمات البيئية كاستشاري في مجال البيئة وذلك للقيام بعمل خطة الإدارة البيئية </w:t>
-      </w:r>
-      <w:r>
-        <w:rPr>
-          <w:rFonts w:asciiTheme="majorHAnsi" w:hAnsiTheme="majorHAnsi" w:cstheme="majorHAnsi" w:hint="cs"/>
-          <w:rtl/>
-        </w:rPr>
-        <w:t>لنشاطها</w:t>
+        <w:t xml:space="preserve"> مع مؤسسة فيكر للخدمات البيئية كاستشاري في مجال البيئة وذلك للقيام بعمل خطة الإدارة البيئية لنشاطها وهو عبارة عن </w:t>
+      </w:r>
+      <w:proofErr w:type="gramStart"/>
+      <w:r>
+        <w:rPr>
+          <w:rFonts w:asciiTheme="majorHAnsi" w:hAnsiTheme="majorHAnsi" w:cstheme="majorHAnsi"/>
+          <w:rtl/>
+        </w:rPr>
+        <w:t xml:space="preserve">{{ </w:t>
+      </w:r>
+      <w:proofErr w:type="spellStart"/>
+      <w:r>
+        <w:rPr>
+          <w:rFonts w:asciiTheme="majorHAnsi" w:hAnsiTheme="majorHAnsi" w:cstheme="majorHAnsi"/>
+        </w:rPr>
+        <w:t>activity</w:t>
+      </w:r>
+      <w:proofErr w:type="gramEnd"/>
+      <w:r>
+        <w:rPr>
+          <w:rFonts w:asciiTheme="majorHAnsi" w:hAnsiTheme="majorHAnsi" w:cstheme="majorHAnsi"/>
+        </w:rPr>
+        <w:t>_</w:t>
+      </w:r>
+      <w:proofErr w:type="gramStart"/>
+      <w:r>
+        <w:rPr>
+          <w:rFonts w:asciiTheme="majorHAnsi" w:hAnsiTheme="majorHAnsi" w:cstheme="majorHAnsi"/>
+        </w:rPr>
+        <w:t>name</w:t>
+      </w:r>
+      <w:proofErr w:type="spellEnd"/>
+      <w:r>
+        <w:rPr>
+          <w:rFonts w:asciiTheme="majorHAnsi" w:hAnsiTheme="majorHAnsi" w:cstheme="majorHAnsi"/>
+          <w:rtl/>
+        </w:rPr>
+        <w:t xml:space="preserve"> }</w:t>
+      </w:r>
+      <w:proofErr w:type="gramEnd"/>
+      <w:r>
+        <w:rPr>
+          <w:rFonts w:asciiTheme="majorHAnsi" w:hAnsiTheme="majorHAnsi" w:cstheme="majorHAnsi"/>
+          <w:rtl/>
+        </w:rPr>
+        <w:t>}</w:t>
       </w:r>
       <w:r>
         <w:rPr>
@@ -8467,22 +8609,29 @@
       </w:r>
       <w:r>
         <w:rPr>
-          <w:rFonts w:asciiTheme="majorHAnsi" w:hAnsiTheme="majorHAnsi" w:cstheme="majorHAnsi" w:hint="cs"/>
-          <w:rtl/>
-        </w:rPr>
-        <w:t>وهو عبارة عن</w:t>
-      </w:r>
-      <w:r>
-        <w:rPr>
-          <w:rFonts w:asciiTheme="majorHAnsi" w:hAnsiTheme="majorHAnsi" w:cstheme="majorHAnsi" w:hint="cs"/>
-          <w:rtl/>
-        </w:rPr>
-        <w:t xml:space="preserve"> </w:t>
+          <w:rFonts w:asciiTheme="majorHAnsi" w:hAnsiTheme="majorHAnsi" w:cstheme="majorHAnsi"/>
+          <w:rtl/>
+        </w:rPr>
+        <w:t xml:space="preserve">، </w:t>
+      </w:r>
+      <w:r>
+        <w:rPr>
+          <w:rFonts w:asciiTheme="majorHAnsi" w:hAnsiTheme="majorHAnsi" w:cstheme="majorHAnsi"/>
+          <w:rtl/>
+        </w:rPr>
+        <w:t>و</w:t>
+      </w:r>
+      <w:r>
+        <w:rPr>
+          <w:rFonts w:asciiTheme="majorHAnsi" w:hAnsiTheme="majorHAnsi" w:cstheme="majorHAnsi"/>
+          <w:rtl/>
+        </w:rPr>
+        <w:t xml:space="preserve">الواقع في </w:t>
       </w:r>
       <w:proofErr w:type="gramStart"/>
       <w:r>
         <w:rPr>
-          <w:rFonts w:asciiTheme="majorHAnsi" w:hAnsiTheme="majorHAnsi" w:cs="Calibri Light"/>
+          <w:rFonts w:asciiTheme="majorHAnsi" w:hAnsiTheme="majorHAnsi" w:cstheme="majorHAnsi"/>
           <w:rtl/>
         </w:rPr>
         <w:t xml:space="preserve">{{ </w:t>
@@ -8491,78 +8640,12 @@
         <w:rPr>
           <w:rFonts w:asciiTheme="majorHAnsi" w:hAnsiTheme="majorHAnsi" w:cstheme="majorHAnsi"/>
         </w:rPr>
-        <w:t>activity</w:t>
+        <w:t>address</w:t>
       </w:r>
       <w:proofErr w:type="gramEnd"/>
       <w:r>
         <w:rPr>
-          <w:rFonts w:asciiTheme="majorHAnsi" w:hAnsiTheme="majorHAnsi" w:cs="Calibri Light"/>
-          <w:rtl/>
-        </w:rPr>
-        <w:t xml:space="preserve"> }</w:t>
-      </w:r>
-      <w:proofErr w:type="gramStart"/>
-      <w:r>
-        <w:rPr>
-          <w:rFonts w:asciiTheme="majorHAnsi" w:hAnsiTheme="majorHAnsi" w:cs="Calibri Light"/>
-          <w:rtl/>
-        </w:rPr>
-        <w:t>}</w:t>
-      </w:r>
-      <w:r>
-        <w:rPr>
-          <w:rFonts w:asciiTheme="majorHAnsi" w:hAnsiTheme="majorHAnsi" w:cs="Calibri Light"/>
-          <w:rtl/>
-        </w:rPr>
-        <w:t xml:space="preserve"> </w:t>
-      </w:r>
-      <w:r>
-        <w:rPr>
-          <w:rFonts w:asciiTheme="majorHAnsi" w:hAnsiTheme="majorHAnsi" w:cstheme="majorHAnsi" w:hint="cs"/>
-          <w:rtl/>
-        </w:rPr>
-        <w:t>،</w:t>
-      </w:r>
-      <w:proofErr w:type="gramEnd"/>
-      <w:r>
-        <w:rPr>
-          <w:rFonts w:asciiTheme="majorHAnsi" w:hAnsiTheme="majorHAnsi" w:cstheme="majorHAnsi" w:hint="cs"/>
-          <w:rtl/>
-        </w:rPr>
-        <w:t xml:space="preserve"> </w:t>
-      </w:r>
-      <w:r>
-        <w:rPr>
-          <w:rFonts w:asciiTheme="majorHAnsi" w:hAnsiTheme="majorHAnsi" w:cstheme="majorHAnsi" w:hint="cs"/>
-          <w:rtl/>
-        </w:rPr>
-        <w:t>و</w:t>
-      </w:r>
-      <w:r>
-        <w:rPr>
-          <w:rFonts w:asciiTheme="majorHAnsi" w:hAnsiTheme="majorHAnsi" w:cstheme="majorHAnsi"/>
-          <w:rtl/>
-        </w:rPr>
-        <w:t xml:space="preserve">الواقع في </w:t>
-      </w:r>
-      <w:proofErr w:type="gramStart"/>
-      <w:r>
-        <w:rPr>
-          <w:rFonts w:asciiTheme="majorHAnsi" w:hAnsiTheme="majorHAnsi" w:cs="Calibri Light"/>
-          <w:rtl/>
-        </w:rPr>
-        <w:t xml:space="preserve">{{ </w:t>
-      </w:r>
-      <w:r>
-        <w:rPr>
-          <w:rFonts w:asciiTheme="majorHAnsi" w:hAnsiTheme="majorHAnsi" w:cstheme="majorHAnsi"/>
-        </w:rPr>
-        <w:t>address</w:t>
-      </w:r>
-      <w:proofErr w:type="gramEnd"/>
-      <w:r>
-        <w:rPr>
-          <w:rFonts w:asciiTheme="majorHAnsi" w:hAnsiTheme="majorHAnsi" w:cs="Calibri Light"/>
+          <w:rFonts w:asciiTheme="majorHAnsi" w:hAnsiTheme="majorHAnsi" w:cstheme="majorHAnsi"/>
           <w:rtl/>
         </w:rPr>
         <w:t xml:space="preserve"> }}</w:t>
@@ -8635,7 +8718,7 @@
       <w:proofErr w:type="gramStart"/>
       <w:r>
         <w:rPr>
-          <w:rFonts w:asciiTheme="majorHAnsi" w:hAnsiTheme="majorHAnsi" w:cstheme="majorHAnsi" w:hint="cs"/>
+          <w:rFonts w:asciiTheme="majorHAnsi" w:hAnsiTheme="majorHAnsi" w:cstheme="majorHAnsi"/>
           <w:rtl/>
           <w:lang w:eastAsia="x-none" w:bidi="ar-EG"/>
         </w:rPr>
@@ -8643,7 +8726,7 @@
       </w:r>
       <w:r>
         <w:rPr>
-          <w:rFonts w:asciiTheme="majorHAnsi" w:hAnsiTheme="majorHAnsi" w:cs="Calibri Light"/>
+          <w:rFonts w:asciiTheme="majorHAnsi" w:hAnsiTheme="majorHAnsi" w:cstheme="majorHAnsi"/>
           <w:rtl/>
           <w:lang w:eastAsia="x-none" w:bidi="ar-EG"/>
         </w:rPr>
@@ -8676,7 +8759,7 @@
       <w:proofErr w:type="spellEnd"/>
       <w:r>
         <w:rPr>
-          <w:rFonts w:asciiTheme="majorHAnsi" w:hAnsiTheme="majorHAnsi" w:cs="Calibri Light"/>
+          <w:rFonts w:asciiTheme="majorHAnsi" w:hAnsiTheme="majorHAnsi" w:cstheme="majorHAnsi"/>
           <w:rtl/>
           <w:lang w:eastAsia="x-none" w:bidi="ar-EG"/>
         </w:rPr>
@@ -8685,19 +8768,11 @@
       <w:proofErr w:type="gramEnd"/>
       <w:r>
         <w:rPr>
-          <w:rFonts w:asciiTheme="majorHAnsi" w:hAnsiTheme="majorHAnsi" w:cs="Calibri Light"/>
+          <w:rFonts w:asciiTheme="majorHAnsi" w:hAnsiTheme="majorHAnsi" w:cstheme="majorHAnsi"/>
           <w:rtl/>
           <w:lang w:eastAsia="x-none" w:bidi="ar-EG"/>
         </w:rPr>
-        <w:t>}</w:t>
-      </w:r>
-      <w:r>
-        <w:rPr>
-          <w:rFonts w:asciiTheme="majorHAnsi" w:hAnsiTheme="majorHAnsi" w:cs="Calibri Light" w:hint="cs"/>
-          <w:rtl/>
-          <w:lang w:eastAsia="x-none" w:bidi="ar-EG"/>
-        </w:rPr>
-        <w:t xml:space="preserve"> </w:t>
+        <w:t xml:space="preserve">} </w:t>
       </w:r>
       <w:r>
         <w:rPr>
@@ -8839,7 +8914,7 @@
       </w:pPr>
       <w:r>
         <w:rPr>
-          <w:rFonts w:asciiTheme="majorHAnsi" w:hAnsiTheme="majorHAnsi" w:cstheme="majorHAnsi" w:hint="cs"/>
+          <w:rFonts w:asciiTheme="majorHAnsi" w:hAnsiTheme="majorHAnsi" w:cstheme="majorHAnsi"/>
           <w:rtl/>
         </w:rPr>
         <w:t>ت</w:t>
@@ -8853,7 +8928,7 @@
       </w:r>
       <w:r>
         <w:rPr>
-          <w:rFonts w:asciiTheme="majorHAnsi" w:hAnsiTheme="majorHAnsi" w:cstheme="majorHAnsi" w:hint="cs"/>
+          <w:rFonts w:asciiTheme="majorHAnsi" w:hAnsiTheme="majorHAnsi" w:cstheme="majorHAnsi"/>
           <w:rtl/>
         </w:rPr>
         <w:t xml:space="preserve"> </w:t>
@@ -8861,7 +8936,7 @@
       <w:proofErr w:type="gramStart"/>
       <w:r>
         <w:rPr>
-          <w:rFonts w:asciiTheme="majorHAnsi" w:hAnsiTheme="majorHAnsi" w:cs="Calibri Light"/>
+          <w:rFonts w:asciiTheme="majorHAnsi" w:hAnsiTheme="majorHAnsi" w:cstheme="majorHAnsi"/>
           <w:rtl/>
         </w:rPr>
         <w:t xml:space="preserve">{{ </w:t>
@@ -8890,7 +8965,7 @@
       <w:proofErr w:type="spellEnd"/>
       <w:r>
         <w:rPr>
-          <w:rFonts w:asciiTheme="majorHAnsi" w:hAnsiTheme="majorHAnsi" w:cs="Calibri Light"/>
+          <w:rFonts w:asciiTheme="majorHAnsi" w:hAnsiTheme="majorHAnsi" w:cstheme="majorHAnsi"/>
           <w:rtl/>
         </w:rPr>
         <w:t xml:space="preserve"> }</w:t>
@@ -8898,64 +8973,84 @@
       <w:proofErr w:type="gramEnd"/>
       <w:r>
         <w:rPr>
-          <w:rFonts w:asciiTheme="majorHAnsi" w:hAnsiTheme="majorHAnsi" w:cs="Calibri Light"/>
+          <w:rFonts w:asciiTheme="majorHAnsi" w:hAnsiTheme="majorHAnsi" w:cstheme="majorHAnsi"/>
           <w:rtl/>
         </w:rPr>
         <w:t>}</w:t>
       </w:r>
       <w:r>
         <w:rPr>
-          <w:rFonts w:asciiTheme="majorHAnsi" w:hAnsiTheme="majorHAnsi" w:cstheme="majorHAnsi" w:hint="cs"/>
+          <w:rFonts w:asciiTheme="majorHAnsi" w:hAnsiTheme="majorHAnsi" w:cstheme="majorHAnsi"/>
           <w:rtl/>
         </w:rPr>
         <w:t xml:space="preserve"> </w:t>
       </w:r>
       <w:r>
         <w:rPr>
-          <w:rFonts w:asciiTheme="majorHAnsi" w:hAnsiTheme="majorHAnsi" w:cstheme="majorHAnsi" w:hint="cs"/>
+          <w:rFonts w:asciiTheme="majorHAnsi" w:hAnsiTheme="majorHAnsi" w:cstheme="majorHAnsi"/>
           <w:rtl/>
         </w:rPr>
         <w:t>بنشاط</w:t>
       </w:r>
       <w:r>
         <w:rPr>
-          <w:rFonts w:asciiTheme="majorHAnsi" w:hAnsiTheme="majorHAnsi" w:cstheme="majorHAnsi" w:hint="cs"/>
+          <w:rFonts w:asciiTheme="majorHAnsi" w:hAnsiTheme="majorHAnsi" w:cstheme="majorHAnsi"/>
           <w:rtl/>
         </w:rPr>
         <w:t>ها</w:t>
       </w:r>
       <w:r>
         <w:rPr>
-          <w:rFonts w:asciiTheme="majorHAnsi" w:hAnsiTheme="majorHAnsi" w:cstheme="majorHAnsi" w:hint="cs"/>
+          <w:rFonts w:asciiTheme="majorHAnsi" w:hAnsiTheme="majorHAnsi" w:cstheme="majorHAnsi"/>
           <w:rtl/>
         </w:rPr>
         <w:t xml:space="preserve"> </w:t>
       </w:r>
-      <w:sdt>
-        <w:sdtPr>
-          <w:rPr>
-            <w:rFonts w:asciiTheme="majorHAnsi" w:hAnsiTheme="majorHAnsi" w:cstheme="majorHAnsi"/>
-            <w:rtl/>
-          </w:rPr>
-          <w:alias w:val="Subject"/>
-          <w:tag w:val=""/>
-          <w:id w:val="-734932563"/>
-          <w:placeholder>
-            <w:docPart w:val="6DA6A32465A045ED8FDE6DB5D5595DE2"/>
-          </w:placeholder>
-          <w:showingPlcHdr/>
-          <w:dataBinding w:prefixMappings="xmlns:ns0='http://purl.org/dc/elements/1.1/' xmlns:ns1='http://schemas.openxmlformats.org/package/2006/metadata/core-properties' " w:xpath="/ns1:coreProperties[1]/ns0:subject[1]" w:storeItemID="{6C3C8BC8-F283-45AE-878A-BAB7291924A1}"/>
-          <w:text/>
-        </w:sdtPr>
-        <w:sdtContent>
-          <w:r>
-            <w:rPr>
-              <w:rStyle w:val="PlaceholderText"/>
-            </w:rPr>
-            <w:t>[Subject]</w:t>
-          </w:r>
-        </w:sdtContent>
-      </w:sdt>
+      <w:proofErr w:type="gramStart"/>
+      <w:r>
+        <w:rPr>
+          <w:rFonts w:asciiTheme="majorHAnsi" w:hAnsiTheme="majorHAnsi" w:cstheme="majorHAnsi"/>
+          <w:rtl/>
+        </w:rPr>
+        <w:t xml:space="preserve">{{ </w:t>
+      </w:r>
+      <w:proofErr w:type="spellStart"/>
+      <w:r>
+        <w:rPr>
+          <w:rFonts w:asciiTheme="majorHAnsi" w:hAnsiTheme="majorHAnsi" w:cstheme="majorHAnsi"/>
+        </w:rPr>
+        <w:t>activity</w:t>
+      </w:r>
+      <w:proofErr w:type="gramEnd"/>
+      <w:r>
+        <w:rPr>
+          <w:rFonts w:asciiTheme="majorHAnsi" w:hAnsiTheme="majorHAnsi" w:cstheme="majorHAnsi"/>
+        </w:rPr>
+        <w:t>_</w:t>
+      </w:r>
+      <w:proofErr w:type="gramStart"/>
+      <w:r>
+        <w:rPr>
+          <w:rFonts w:asciiTheme="majorHAnsi" w:hAnsiTheme="majorHAnsi" w:cstheme="majorHAnsi"/>
+        </w:rPr>
+        <w:t>name</w:t>
+      </w:r>
+      <w:proofErr w:type="spellEnd"/>
+      <w:r>
+        <w:rPr>
+          <w:rFonts w:asciiTheme="majorHAnsi" w:hAnsiTheme="majorHAnsi" w:cstheme="majorHAnsi"/>
+          <w:rtl/>
+        </w:rPr>
+        <w:t xml:space="preserve"> }</w:t>
+      </w:r>
+      <w:proofErr w:type="gramEnd"/>
+      <w:r>
+        <w:rPr>
+          <w:rFonts w:asciiTheme="majorHAnsi" w:hAnsiTheme="majorHAnsi" w:cstheme="majorHAnsi"/>
+          <w:rtl/>
+        </w:rPr>
+        <w:t>}</w:t>
+      </w:r>
       <w:r>
         <w:rPr>
           <w:rFonts w:asciiTheme="majorHAnsi" w:hAnsiTheme="majorHAnsi" w:cstheme="majorHAnsi"/>
@@ -8966,7 +9061,7 @@
       <w:proofErr w:type="gramStart"/>
       <w:r>
         <w:rPr>
-          <w:rFonts w:asciiTheme="majorHAnsi" w:hAnsiTheme="majorHAnsi" w:cs="Calibri Light"/>
+          <w:rFonts w:asciiTheme="majorHAnsi" w:hAnsiTheme="majorHAnsi" w:cstheme="majorHAnsi"/>
           <w:rtl/>
         </w:rPr>
         <w:t xml:space="preserve">{{ </w:t>
@@ -8980,7 +9075,7 @@
       <w:proofErr w:type="gramEnd"/>
       <w:r>
         <w:rPr>
-          <w:rFonts w:asciiTheme="majorHAnsi" w:hAnsiTheme="majorHAnsi" w:cs="Calibri Light"/>
+          <w:rFonts w:asciiTheme="majorHAnsi" w:hAnsiTheme="majorHAnsi" w:cstheme="majorHAnsi"/>
           <w:rtl/>
         </w:rPr>
         <w:t xml:space="preserve"> }}</w:t>
@@ -9100,7 +9195,7 @@
       <w:proofErr w:type="gramStart"/>
       <w:r>
         <w:rPr>
-          <w:rFonts w:asciiTheme="majorHAnsi" w:hAnsiTheme="majorHAnsi" w:cs="Calibri Light"/>
+          <w:rFonts w:asciiTheme="majorHAnsi" w:hAnsiTheme="majorHAnsi" w:cstheme="majorHAnsi"/>
           <w:rtl/>
         </w:rPr>
         <w:t xml:space="preserve">{{ </w:t>
@@ -9129,7 +9224,7 @@
       <w:proofErr w:type="spellEnd"/>
       <w:r>
         <w:rPr>
-          <w:rFonts w:asciiTheme="majorHAnsi" w:hAnsiTheme="majorHAnsi" w:cs="Calibri Light"/>
+          <w:rFonts w:asciiTheme="majorHAnsi" w:hAnsiTheme="majorHAnsi" w:cstheme="majorHAnsi"/>
           <w:rtl/>
         </w:rPr>
         <w:t xml:space="preserve"> }</w:t>
@@ -9137,7 +9232,7 @@
       <w:proofErr w:type="gramEnd"/>
       <w:r>
         <w:rPr>
-          <w:rFonts w:asciiTheme="majorHAnsi" w:hAnsiTheme="majorHAnsi" w:cs="Calibri Light"/>
+          <w:rFonts w:asciiTheme="majorHAnsi" w:hAnsiTheme="majorHAnsi" w:cstheme="majorHAnsi"/>
           <w:rtl/>
         </w:rPr>
         <w:t>}</w:t>
@@ -9161,7 +9256,7 @@
       </w:r>
       <w:r>
         <w:rPr>
-          <w:rFonts w:asciiTheme="majorHAnsi" w:hAnsiTheme="majorHAnsi" w:cstheme="majorHAnsi" w:hint="cs"/>
+          <w:rFonts w:asciiTheme="majorHAnsi" w:hAnsiTheme="majorHAnsi" w:cstheme="majorHAnsi"/>
           <w:rtl/>
         </w:rPr>
         <w:t xml:space="preserve"> </w:t>
@@ -9169,7 +9264,7 @@
       <w:proofErr w:type="gramStart"/>
       <w:r>
         <w:rPr>
-          <w:rFonts w:asciiTheme="majorHAnsi" w:hAnsiTheme="majorHAnsi" w:cs="Calibri Light"/>
+          <w:rFonts w:asciiTheme="majorHAnsi" w:hAnsiTheme="majorHAnsi" w:cstheme="majorHAnsi"/>
           <w:rtl/>
         </w:rPr>
         <w:t xml:space="preserve">{{ </w:t>
@@ -9198,7 +9293,7 @@
       <w:proofErr w:type="spellEnd"/>
       <w:r>
         <w:rPr>
-          <w:rFonts w:asciiTheme="majorHAnsi" w:hAnsiTheme="majorHAnsi" w:cs="Calibri Light"/>
+          <w:rFonts w:asciiTheme="majorHAnsi" w:hAnsiTheme="majorHAnsi" w:cstheme="majorHAnsi"/>
           <w:rtl/>
         </w:rPr>
         <w:t xml:space="preserve"> }</w:t>
@@ -9206,14 +9301,14 @@
       <w:proofErr w:type="gramEnd"/>
       <w:r>
         <w:rPr>
-          <w:rFonts w:asciiTheme="majorHAnsi" w:hAnsiTheme="majorHAnsi" w:cs="Calibri Light"/>
+          <w:rFonts w:asciiTheme="majorHAnsi" w:hAnsiTheme="majorHAnsi" w:cstheme="majorHAnsi"/>
           <w:rtl/>
         </w:rPr>
         <w:t>}</w:t>
       </w:r>
       <w:r>
         <w:rPr>
-          <w:rFonts w:asciiTheme="majorHAnsi" w:hAnsiTheme="majorHAnsi" w:cstheme="majorHAnsi" w:hint="cs"/>
+          <w:rFonts w:asciiTheme="majorHAnsi" w:hAnsiTheme="majorHAnsi" w:cstheme="majorHAnsi"/>
           <w:rtl/>
         </w:rPr>
         <w:t xml:space="preserve"> </w:t>
@@ -9293,7 +9388,7 @@
       </w:r>
       <w:r>
         <w:rPr>
-          <w:rFonts w:asciiTheme="majorHAnsi" w:hAnsiTheme="majorHAnsi" w:cstheme="majorHAnsi" w:hint="cs"/>
+          <w:rFonts w:asciiTheme="majorHAnsi" w:hAnsiTheme="majorHAnsi" w:cstheme="majorHAnsi"/>
           <w:rtl/>
         </w:rPr>
         <w:t xml:space="preserve"> </w:t>
@@ -9301,7 +9396,7 @@
       <w:proofErr w:type="gramStart"/>
       <w:r>
         <w:rPr>
-          <w:rFonts w:asciiTheme="majorHAnsi" w:hAnsiTheme="majorHAnsi" w:cs="Calibri Light"/>
+          <w:rFonts w:asciiTheme="majorHAnsi" w:hAnsiTheme="majorHAnsi" w:cstheme="majorHAnsi"/>
           <w:rtl/>
         </w:rPr>
         <w:t xml:space="preserve">{{ </w:t>
@@ -9330,7 +9425,7 @@
       <w:proofErr w:type="spellEnd"/>
       <w:r>
         <w:rPr>
-          <w:rFonts w:asciiTheme="majorHAnsi" w:hAnsiTheme="majorHAnsi" w:cs="Calibri Light"/>
+          <w:rFonts w:asciiTheme="majorHAnsi" w:hAnsiTheme="majorHAnsi" w:cstheme="majorHAnsi"/>
           <w:rtl/>
         </w:rPr>
         <w:t xml:space="preserve"> }</w:t>
@@ -9338,7 +9433,7 @@
       <w:proofErr w:type="gramEnd"/>
       <w:r>
         <w:rPr>
-          <w:rFonts w:asciiTheme="majorHAnsi" w:hAnsiTheme="majorHAnsi" w:cs="Calibri Light"/>
+          <w:rFonts w:asciiTheme="majorHAnsi" w:hAnsiTheme="majorHAnsi" w:cstheme="majorHAnsi"/>
           <w:rtl/>
         </w:rPr>
         <w:t>}</w:t>
@@ -9352,60 +9447,80 @@
       </w:r>
       <w:r>
         <w:rPr>
-          <w:rFonts w:asciiTheme="majorHAnsi" w:hAnsiTheme="majorHAnsi" w:cstheme="majorHAnsi" w:hint="cs"/>
+          <w:rFonts w:asciiTheme="majorHAnsi" w:hAnsiTheme="majorHAnsi" w:cstheme="majorHAnsi"/>
           <w:rtl/>
         </w:rPr>
         <w:t>ه</w:t>
       </w:r>
       <w:r>
         <w:rPr>
-          <w:rFonts w:asciiTheme="majorHAnsi" w:hAnsiTheme="majorHAnsi" w:cstheme="majorHAnsi" w:hint="cs"/>
+          <w:rFonts w:asciiTheme="majorHAnsi" w:hAnsiTheme="majorHAnsi" w:cstheme="majorHAnsi"/>
           <w:rtl/>
         </w:rPr>
         <w:t>و</w:t>
       </w:r>
       <w:r>
         <w:rPr>
-          <w:rFonts w:asciiTheme="majorHAnsi" w:hAnsiTheme="majorHAnsi" w:cstheme="majorHAnsi" w:hint="cs"/>
+          <w:rFonts w:asciiTheme="majorHAnsi" w:hAnsiTheme="majorHAnsi" w:cstheme="majorHAnsi"/>
           <w:rtl/>
         </w:rPr>
         <w:t xml:space="preserve"> </w:t>
       </w:r>
-      <w:sdt>
-        <w:sdtPr>
-          <w:rPr>
-            <w:rFonts w:asciiTheme="majorHAnsi" w:hAnsiTheme="majorHAnsi" w:cs="Calibri Light"/>
-            <w:rtl/>
-          </w:rPr>
-          <w:alias w:val="Subject"/>
-          <w:tag w:val=""/>
-          <w:id w:val="154500682"/>
-          <w:placeholder>
-            <w:docPart w:val="8223A129892043058C067FDF37AE5A55"/>
-          </w:placeholder>
-          <w:showingPlcHdr/>
-          <w:dataBinding w:prefixMappings="xmlns:ns0='http://purl.org/dc/elements/1.1/' xmlns:ns1='http://schemas.openxmlformats.org/package/2006/metadata/core-properties' " w:xpath="/ns1:coreProperties[1]/ns0:subject[1]" w:storeItemID="{6C3C8BC8-F283-45AE-878A-BAB7291924A1}"/>
-          <w:text/>
-        </w:sdtPr>
-        <w:sdtContent>
-          <w:r>
-            <w:rPr>
-              <w:rStyle w:val="PlaceholderText"/>
-            </w:rPr>
-            <w:t>[Subject]</w:t>
-          </w:r>
-        </w:sdtContent>
-      </w:sdt>
-      <w:r>
-        <w:rPr>
-          <w:rFonts w:asciiTheme="majorHAnsi" w:hAnsiTheme="majorHAnsi" w:cstheme="majorHAnsi" w:hint="cs"/>
+      <w:proofErr w:type="gramStart"/>
+      <w:r>
+        <w:rPr>
+          <w:rFonts w:asciiTheme="majorHAnsi" w:hAnsiTheme="majorHAnsi" w:cstheme="majorHAnsi"/>
+          <w:rtl/>
+        </w:rPr>
+        <w:t xml:space="preserve">{{ </w:t>
+      </w:r>
+      <w:proofErr w:type="spellStart"/>
+      <w:r>
+        <w:rPr>
+          <w:rFonts w:asciiTheme="majorHAnsi" w:hAnsiTheme="majorHAnsi" w:cstheme="majorHAnsi"/>
+        </w:rPr>
+        <w:t>activity</w:t>
+      </w:r>
+      <w:proofErr w:type="gramEnd"/>
+      <w:r>
+        <w:rPr>
+          <w:rFonts w:asciiTheme="majorHAnsi" w:hAnsiTheme="majorHAnsi" w:cstheme="majorHAnsi"/>
+        </w:rPr>
+        <w:t>_</w:t>
+      </w:r>
+      <w:proofErr w:type="gramStart"/>
+      <w:r>
+        <w:rPr>
+          <w:rFonts w:asciiTheme="majorHAnsi" w:hAnsiTheme="majorHAnsi" w:cstheme="majorHAnsi"/>
+        </w:rPr>
+        <w:t>name</w:t>
+      </w:r>
+      <w:proofErr w:type="spellEnd"/>
+      <w:r>
+        <w:rPr>
+          <w:rFonts w:asciiTheme="majorHAnsi" w:hAnsiTheme="majorHAnsi" w:cstheme="majorHAnsi"/>
+          <w:rtl/>
+        </w:rPr>
+        <w:t xml:space="preserve"> }</w:t>
+      </w:r>
+      <w:proofErr w:type="gramEnd"/>
+      <w:r>
+        <w:rPr>
+          <w:rFonts w:asciiTheme="majorHAnsi" w:hAnsiTheme="majorHAnsi" w:cstheme="majorHAnsi"/>
+          <w:rtl/>
+        </w:rPr>
+        <w:t>}</w:t>
+      </w:r>
+      <w:r>
+        <w:rPr>
+          <w:rFonts w:asciiTheme="majorHAnsi" w:hAnsiTheme="majorHAnsi" w:cstheme="majorHAnsi"/>
           <w:rtl/>
         </w:rPr>
         <w:t>،</w:t>
       </w:r>
       <w:r>
         <w:rPr>
-          <w:rFonts w:asciiTheme="majorHAnsi" w:hAnsiTheme="majorHAnsi" w:cstheme="majorHAnsi" w:hint="cs"/>
+          <w:rFonts w:asciiTheme="majorHAnsi" w:hAnsiTheme="majorHAnsi" w:cstheme="majorHAnsi"/>
           <w:rtl/>
         </w:rPr>
         <w:t xml:space="preserve"> </w:t>
@@ -9475,7 +9590,7 @@
       </w:r>
       <w:r>
         <w:rPr>
-          <w:rFonts w:asciiTheme="majorHAnsi" w:hAnsiTheme="majorHAnsi" w:cstheme="majorHAnsi" w:hint="cs"/>
+          <w:rFonts w:asciiTheme="majorHAnsi" w:hAnsiTheme="majorHAnsi" w:cstheme="majorHAnsi"/>
           <w:rtl/>
         </w:rPr>
         <w:t>محافظة</w:t>
@@ -9517,7 +9632,7 @@
       </w:r>
       <w:r>
         <w:rPr>
-          <w:rFonts w:asciiTheme="majorHAnsi" w:hAnsiTheme="majorHAnsi" w:cstheme="majorHAnsi" w:hint="cs"/>
+          <w:rFonts w:asciiTheme="majorHAnsi" w:hAnsiTheme="majorHAnsi" w:cstheme="majorHAnsi"/>
           <w:rtl/>
         </w:rPr>
         <w:t>.</w:t>
@@ -9548,14 +9663,14 @@
       </w:r>
       <w:r>
         <w:rPr>
-          <w:rFonts w:asciiTheme="majorHAnsi" w:hAnsiTheme="majorHAnsi" w:cstheme="majorHAnsi" w:hint="cs"/>
+          <w:rFonts w:asciiTheme="majorHAnsi" w:hAnsiTheme="majorHAnsi" w:cstheme="majorHAnsi"/>
           <w:rtl/>
         </w:rPr>
         <w:t xml:space="preserve"> مشروع</w:t>
       </w:r>
       <w:r>
         <w:rPr>
-          <w:rFonts w:asciiTheme="majorHAnsi" w:hAnsiTheme="majorHAnsi" w:cstheme="majorHAnsi" w:hint="cs"/>
+          <w:rFonts w:asciiTheme="majorHAnsi" w:hAnsiTheme="majorHAnsi" w:cstheme="majorHAnsi"/>
           <w:rtl/>
         </w:rPr>
         <w:t xml:space="preserve"> </w:t>
@@ -9563,7 +9678,7 @@
       <w:proofErr w:type="gramStart"/>
       <w:r>
         <w:rPr>
-          <w:rFonts w:asciiTheme="majorHAnsi" w:hAnsiTheme="majorHAnsi" w:cs="Calibri Light"/>
+          <w:rFonts w:asciiTheme="majorHAnsi" w:hAnsiTheme="majorHAnsi" w:cstheme="majorHAnsi"/>
           <w:rtl/>
         </w:rPr>
         <w:t xml:space="preserve">{{ </w:t>
@@ -9592,7 +9707,7 @@
       <w:proofErr w:type="spellEnd"/>
       <w:r>
         <w:rPr>
-          <w:rFonts w:asciiTheme="majorHAnsi" w:hAnsiTheme="majorHAnsi" w:cs="Calibri Light"/>
+          <w:rFonts w:asciiTheme="majorHAnsi" w:hAnsiTheme="majorHAnsi" w:cstheme="majorHAnsi"/>
           <w:rtl/>
         </w:rPr>
         <w:t xml:space="preserve"> }</w:t>
@@ -9600,7 +9715,7 @@
       <w:proofErr w:type="gramEnd"/>
       <w:r>
         <w:rPr>
-          <w:rFonts w:asciiTheme="majorHAnsi" w:hAnsiTheme="majorHAnsi" w:cs="Calibri Light"/>
+          <w:rFonts w:asciiTheme="majorHAnsi" w:hAnsiTheme="majorHAnsi" w:cstheme="majorHAnsi"/>
           <w:rtl/>
         </w:rPr>
         <w:t>}</w:t>
@@ -9614,14 +9729,14 @@
       </w:r>
       <w:r>
         <w:rPr>
-          <w:rFonts w:asciiTheme="majorHAnsi" w:hAnsiTheme="majorHAnsi" w:cstheme="majorHAnsi" w:hint="cs"/>
+          <w:rFonts w:asciiTheme="majorHAnsi" w:hAnsiTheme="majorHAnsi" w:cstheme="majorHAnsi"/>
           <w:rtl/>
         </w:rPr>
         <w:t>ما يقار</w:t>
       </w:r>
       <w:r>
         <w:rPr>
-          <w:rFonts w:asciiTheme="majorHAnsi" w:hAnsiTheme="majorHAnsi" w:cstheme="majorHAnsi" w:hint="cs"/>
+          <w:rFonts w:asciiTheme="majorHAnsi" w:hAnsiTheme="majorHAnsi" w:cstheme="majorHAnsi"/>
           <w:rtl/>
         </w:rPr>
         <w:t xml:space="preserve">ب </w:t>
@@ -9677,7 +9792,7 @@
       </w:r>
       <w:r>
         <w:rPr>
-          <w:rFonts w:asciiTheme="majorHAnsi" w:hAnsiTheme="majorHAnsi" w:cstheme="majorHAnsi" w:hint="cs"/>
+          <w:rFonts w:asciiTheme="majorHAnsi" w:hAnsiTheme="majorHAnsi" w:cstheme="majorHAnsi"/>
           <w:rtl/>
         </w:rPr>
         <w:t>م</w:t>
@@ -9692,7 +9807,7 @@
       </w:r>
       <w:r>
         <w:rPr>
-          <w:rFonts w:asciiTheme="majorHAnsi" w:hAnsiTheme="majorHAnsi" w:cstheme="majorHAnsi" w:hint="cs"/>
+          <w:rFonts w:asciiTheme="majorHAnsi" w:hAnsiTheme="majorHAnsi" w:cstheme="majorHAnsi"/>
           <w:rtl/>
         </w:rPr>
         <w:t>.</w:t>
@@ -9745,7 +9860,7 @@
       <w:bookmarkStart w:id="19" w:name="_Toc237269908"/>
       <w:r>
         <w:rPr>
-          <w:rFonts w:asciiTheme="majorHAnsi" w:hAnsiTheme="majorHAnsi" w:cstheme="majorHAnsi" w:hint="cs"/>
+          <w:rFonts w:asciiTheme="majorHAnsi" w:hAnsiTheme="majorHAnsi" w:cstheme="majorHAnsi"/>
           <w:rtl/>
         </w:rPr>
         <w:t xml:space="preserve">وصف نشاط </w:t>
@@ -9754,7 +9869,7 @@
       <w:bookmarkEnd w:id="18"/>
       <w:r>
         <w:rPr>
-          <w:rFonts w:asciiTheme="majorHAnsi" w:hAnsiTheme="majorHAnsi" w:cstheme="majorHAnsi" w:hint="cs"/>
+          <w:rFonts w:asciiTheme="majorHAnsi" w:hAnsiTheme="majorHAnsi" w:cstheme="majorHAnsi"/>
           <w:rtl/>
         </w:rPr>
         <w:t>المشروع</w:t>
@@ -9776,12 +9891,26 @@
           <w:rFonts w:asciiTheme="majorHAnsi" w:hAnsiTheme="majorHAnsi" w:cstheme="majorHAnsi"/>
           <w:rtl/>
         </w:rPr>
-        <w:t xml:space="preserve">يقع المشروع في </w:t>
+        <w:t>يقع المشروع في</w:t>
+      </w:r>
+      <w:r>
+        <w:rPr>
+          <w:rFonts w:asciiTheme="majorHAnsi" w:hAnsiTheme="majorHAnsi" w:cstheme="majorHAnsi"/>
+          <w:rtl/>
+        </w:rPr>
+        <w:t xml:space="preserve"> </w:t>
+      </w:r>
+      <w:r>
+        <w:rPr>
+          <w:rFonts w:asciiTheme="majorHAnsi" w:hAnsiTheme="majorHAnsi" w:cstheme="majorHAnsi"/>
+          <w:rtl/>
+        </w:rPr>
+        <w:t xml:space="preserve">محافظة </w:t>
       </w:r>
       <w:proofErr w:type="gramStart"/>
       <w:r>
         <w:rPr>
-          <w:rFonts w:asciiTheme="majorHAnsi" w:hAnsiTheme="majorHAnsi" w:cs="Calibri Light"/>
+          <w:rFonts w:asciiTheme="majorHAnsi" w:hAnsiTheme="majorHAnsi" w:cstheme="majorHAnsi"/>
           <w:rtl/>
         </w:rPr>
         <w:t xml:space="preserve">{{ </w:t>
@@ -9790,12 +9919,12 @@
         <w:rPr>
           <w:rFonts w:asciiTheme="majorHAnsi" w:hAnsiTheme="majorHAnsi" w:cstheme="majorHAnsi"/>
         </w:rPr>
-        <w:t>address</w:t>
+        <w:t>city</w:t>
       </w:r>
       <w:proofErr w:type="gramEnd"/>
       <w:r>
         <w:rPr>
-          <w:rFonts w:asciiTheme="majorHAnsi" w:hAnsiTheme="majorHAnsi" w:cs="Calibri Light"/>
+          <w:rFonts w:asciiTheme="majorHAnsi" w:hAnsiTheme="majorHAnsi" w:cstheme="majorHAnsi"/>
           <w:rtl/>
         </w:rPr>
         <w:t xml:space="preserve"> }</w:t>
@@ -9803,10 +9932,25 @@
       <w:proofErr w:type="gramStart"/>
       <w:r>
         <w:rPr>
-          <w:rFonts w:asciiTheme="majorHAnsi" w:hAnsiTheme="majorHAnsi" w:cs="Calibri Light"/>
-          <w:rtl/>
-        </w:rPr>
-        <w:t>}</w:t>
+          <w:rFonts w:asciiTheme="majorHAnsi" w:hAnsiTheme="majorHAnsi" w:cstheme="majorHAnsi"/>
+          <w:rtl/>
+        </w:rPr>
+        <w:t xml:space="preserve">} </w:t>
+      </w:r>
+      <w:r>
+        <w:rPr>
+          <w:rFonts w:asciiTheme="majorHAnsi" w:hAnsiTheme="majorHAnsi" w:cstheme="majorHAnsi"/>
+          <w:rtl/>
+        </w:rPr>
+        <w:t>،</w:t>
+      </w:r>
+      <w:proofErr w:type="gramEnd"/>
+      <w:r>
+        <w:rPr>
+          <w:rFonts w:asciiTheme="majorHAnsi" w:hAnsiTheme="majorHAnsi" w:cstheme="majorHAnsi"/>
+          <w:rtl/>
+        </w:rPr>
+        <w:t xml:space="preserve"> ويخص</w:t>
       </w:r>
       <w:r>
         <w:rPr>
@@ -9815,69 +9959,47 @@
         </w:rPr>
         <w:t xml:space="preserve"> </w:t>
       </w:r>
-      <w:r>
-        <w:rPr>
-          <w:rFonts w:asciiTheme="majorHAnsi" w:hAnsiTheme="majorHAnsi" w:cstheme="majorHAnsi"/>
-          <w:rtl/>
-        </w:rPr>
-        <w:t>،</w:t>
+      <w:proofErr w:type="gramStart"/>
+      <w:r>
+        <w:rPr>
+          <w:rFonts w:asciiTheme="majorHAnsi" w:hAnsiTheme="majorHAnsi" w:cstheme="majorHAnsi"/>
+          <w:rtl/>
+        </w:rPr>
+        <w:t xml:space="preserve">{{ </w:t>
+      </w:r>
+      <w:proofErr w:type="spellStart"/>
+      <w:r>
+        <w:rPr>
+          <w:rFonts w:asciiTheme="majorHAnsi" w:hAnsiTheme="majorHAnsi" w:cstheme="majorHAnsi"/>
+        </w:rPr>
+        <w:t>company</w:t>
       </w:r>
       <w:proofErr w:type="gramEnd"/>
       <w:r>
         <w:rPr>
           <w:rFonts w:asciiTheme="majorHAnsi" w:hAnsiTheme="majorHAnsi" w:cstheme="majorHAnsi"/>
-          <w:rtl/>
-        </w:rPr>
-        <w:t xml:space="preserve"> ويخص</w:t>
-      </w:r>
-      <w:r>
-        <w:rPr>
-          <w:rFonts w:asciiTheme="majorHAnsi" w:hAnsiTheme="majorHAnsi" w:cstheme="majorHAnsi" w:hint="cs"/>
-          <w:rtl/>
-        </w:rPr>
-        <w:t xml:space="preserve"> </w:t>
+        </w:rPr>
+        <w:t>_</w:t>
       </w:r>
       <w:proofErr w:type="gramStart"/>
       <w:r>
         <w:rPr>
-          <w:rFonts w:asciiTheme="majorHAnsi" w:hAnsiTheme="majorHAnsi" w:cs="Calibri Light"/>
-          <w:rtl/>
-        </w:rPr>
-        <w:t xml:space="preserve">{{ </w:t>
-      </w:r>
-      <w:proofErr w:type="spellStart"/>
-      <w:r>
-        <w:rPr>
-          <w:rFonts w:asciiTheme="majorHAnsi" w:hAnsiTheme="majorHAnsi" w:cstheme="majorHAnsi"/>
-        </w:rPr>
-        <w:t>company</w:t>
+          <w:rFonts w:asciiTheme="majorHAnsi" w:hAnsiTheme="majorHAnsi" w:cstheme="majorHAnsi"/>
+        </w:rPr>
+        <w:t>name</w:t>
+      </w:r>
+      <w:proofErr w:type="spellEnd"/>
+      <w:r>
+        <w:rPr>
+          <w:rFonts w:asciiTheme="majorHAnsi" w:hAnsiTheme="majorHAnsi" w:cstheme="majorHAnsi"/>
+          <w:rtl/>
+        </w:rPr>
+        <w:t xml:space="preserve"> }</w:t>
       </w:r>
       <w:proofErr w:type="gramEnd"/>
       <w:r>
         <w:rPr>
           <w:rFonts w:asciiTheme="majorHAnsi" w:hAnsiTheme="majorHAnsi" w:cstheme="majorHAnsi"/>
-        </w:rPr>
-        <w:t>_</w:t>
-      </w:r>
-      <w:proofErr w:type="gramStart"/>
-      <w:r>
-        <w:rPr>
-          <w:rFonts w:asciiTheme="majorHAnsi" w:hAnsiTheme="majorHAnsi" w:cstheme="majorHAnsi"/>
-        </w:rPr>
-        <w:t>name</w:t>
-      </w:r>
-      <w:proofErr w:type="spellEnd"/>
-      <w:r>
-        <w:rPr>
-          <w:rFonts w:asciiTheme="majorHAnsi" w:hAnsiTheme="majorHAnsi" w:cs="Calibri Light"/>
-          <w:rtl/>
-        </w:rPr>
-        <w:t xml:space="preserve"> }</w:t>
-      </w:r>
-      <w:proofErr w:type="gramEnd"/>
-      <w:r>
-        <w:rPr>
-          <w:rFonts w:asciiTheme="majorHAnsi" w:hAnsiTheme="majorHAnsi" w:cs="Calibri Light"/>
           <w:rtl/>
         </w:rPr>
         <w:t>}</w:t>
@@ -9962,6 +10084,9 @@
         <w:t>.</w:t>
       </w:r>
       <w:r>
+        <w:rPr>
+          <w:rFonts w:asciiTheme="majorHAnsi" w:hAnsiTheme="majorHAnsi" w:cstheme="majorHAnsi"/>
+        </w:rPr>
         <w:t xml:space="preserve"> </w:t>
       </w:r>
       <w:proofErr w:type="gramStart"/>
@@ -9995,7 +10120,7 @@
       <w:proofErr w:type="spellEnd"/>
       <w:r>
         <w:rPr>
-          <w:rFonts w:asciiTheme="majorHAnsi" w:hAnsiTheme="majorHAnsi" w:cs="Calibri Light"/>
+          <w:rFonts w:asciiTheme="majorHAnsi" w:hAnsiTheme="majorHAnsi" w:cstheme="majorHAnsi"/>
           <w:rtl/>
         </w:rPr>
         <w:t xml:space="preserve"> }</w:t>
@@ -10003,7 +10128,7 @@
       <w:proofErr w:type="gramEnd"/>
       <w:r>
         <w:rPr>
-          <w:rFonts w:asciiTheme="majorHAnsi" w:hAnsiTheme="majorHAnsi" w:cs="Calibri Light"/>
+          <w:rFonts w:asciiTheme="majorHAnsi" w:hAnsiTheme="majorHAnsi" w:cstheme="majorHAnsi"/>
           <w:rtl/>
         </w:rPr>
         <w:t>}</w:t>
@@ -10584,7 +10709,7 @@
       </w:r>
       <w:r>
         <w:rPr>
-          <w:rFonts w:asciiTheme="majorHAnsi" w:hAnsiTheme="majorHAnsi" w:cstheme="majorHAnsi" w:hint="cs"/>
+          <w:rFonts w:asciiTheme="majorHAnsi" w:hAnsiTheme="majorHAnsi" w:cstheme="majorHAnsi"/>
           <w:rtl/>
         </w:rPr>
         <w:t xml:space="preserve"> </w:t>
@@ -10592,7 +10717,7 @@
       <w:proofErr w:type="gramStart"/>
       <w:r>
         <w:rPr>
-          <w:rFonts w:asciiTheme="majorHAnsi" w:hAnsiTheme="majorHAnsi" w:cs="Calibri Light"/>
+          <w:rFonts w:asciiTheme="majorHAnsi" w:hAnsiTheme="majorHAnsi" w:cstheme="majorHAnsi"/>
           <w:rtl/>
         </w:rPr>
         <w:t xml:space="preserve">{{ </w:t>
@@ -10621,7 +10746,7 @@
       <w:proofErr w:type="spellEnd"/>
       <w:r>
         <w:rPr>
-          <w:rFonts w:asciiTheme="majorHAnsi" w:hAnsiTheme="majorHAnsi" w:cs="Calibri Light"/>
+          <w:rFonts w:asciiTheme="majorHAnsi" w:hAnsiTheme="majorHAnsi" w:cstheme="majorHAnsi"/>
           <w:rtl/>
         </w:rPr>
         <w:t xml:space="preserve"> }</w:t>
@@ -10629,7 +10754,7 @@
       <w:proofErr w:type="gramEnd"/>
       <w:r>
         <w:rPr>
-          <w:rFonts w:asciiTheme="majorHAnsi" w:hAnsiTheme="majorHAnsi" w:cs="Calibri Light"/>
+          <w:rFonts w:asciiTheme="majorHAnsi" w:hAnsiTheme="majorHAnsi" w:cstheme="majorHAnsi"/>
           <w:rtl/>
         </w:rPr>
         <w:t>}</w:t>
@@ -10797,7 +10922,7 @@
       </w:r>
       <w:r>
         <w:rPr>
-          <w:rFonts w:asciiTheme="majorHAnsi" w:hAnsiTheme="majorHAnsi" w:cstheme="majorHAnsi" w:hint="cs"/>
+          <w:rFonts w:asciiTheme="majorHAnsi" w:hAnsiTheme="majorHAnsi" w:cstheme="majorHAnsi"/>
           <w:rtl/>
         </w:rPr>
         <w:t>.</w:t>
@@ -10874,6 +10999,7 @@
         <w:bidi/>
         <w:spacing w:line="360" w:lineRule="auto"/>
         <w:rPr>
+          <w:rFonts w:asciiTheme="majorHAnsi" w:hAnsiTheme="majorHAnsi" w:cstheme="majorHAnsi"/>
           <w:rtl/>
         </w:rPr>
       </w:pPr>
@@ -10886,7 +11012,7 @@
       </w:r>
       <w:r>
         <w:rPr>
-          <w:rFonts w:asciiTheme="majorHAnsi" w:hAnsiTheme="majorHAnsi" w:cstheme="majorHAnsi" w:hint="cs"/>
+          <w:rFonts w:asciiTheme="majorHAnsi" w:hAnsiTheme="majorHAnsi" w:cstheme="majorHAnsi"/>
           <w:rtl/>
         </w:rPr>
         <w:t>الالتزام</w:t>
@@ -10900,7 +11026,7 @@
       </w:r>
       <w:r>
         <w:rPr>
-          <w:rFonts w:asciiTheme="majorHAnsi" w:hAnsiTheme="majorHAnsi" w:cstheme="majorHAnsi" w:hint="cs"/>
+          <w:rFonts w:asciiTheme="majorHAnsi" w:hAnsiTheme="majorHAnsi" w:cstheme="majorHAnsi"/>
           <w:rtl/>
         </w:rPr>
         <w:t xml:space="preserve"> </w:t>
@@ -10908,7 +11034,7 @@
       <w:proofErr w:type="gramStart"/>
       <w:r>
         <w:rPr>
-          <w:rFonts w:asciiTheme="majorHAnsi" w:hAnsiTheme="majorHAnsi" w:cs="Calibri Light"/>
+          <w:rFonts w:asciiTheme="majorHAnsi" w:hAnsiTheme="majorHAnsi" w:cstheme="majorHAnsi"/>
           <w:rtl/>
         </w:rPr>
         <w:t xml:space="preserve">{{ </w:t>
@@ -10937,7 +11063,7 @@
       <w:proofErr w:type="spellEnd"/>
       <w:r>
         <w:rPr>
-          <w:rFonts w:asciiTheme="majorHAnsi" w:hAnsiTheme="majorHAnsi" w:cs="Calibri Light"/>
+          <w:rFonts w:asciiTheme="majorHAnsi" w:hAnsiTheme="majorHAnsi" w:cstheme="majorHAnsi"/>
           <w:rtl/>
         </w:rPr>
         <w:t xml:space="preserve"> }</w:t>
@@ -10945,7 +11071,7 @@
       <w:proofErr w:type="gramEnd"/>
       <w:r>
         <w:rPr>
-          <w:rFonts w:asciiTheme="majorHAnsi" w:hAnsiTheme="majorHAnsi" w:cs="Calibri Light"/>
+          <w:rFonts w:asciiTheme="majorHAnsi" w:hAnsiTheme="majorHAnsi" w:cstheme="majorHAnsi"/>
           <w:rtl/>
         </w:rPr>
         <w:t>}</w:t>
@@ -11035,7 +11161,7 @@
       </w:r>
       <w:r>
         <w:rPr>
-          <w:rFonts w:asciiTheme="majorHAnsi" w:hAnsiTheme="majorHAnsi" w:cstheme="majorHAnsi" w:hint="cs"/>
+          <w:rFonts w:asciiTheme="majorHAnsi" w:hAnsiTheme="majorHAnsi" w:cstheme="majorHAnsi"/>
           <w:rtl/>
           <w:lang w:val="en-GB"/>
         </w:rPr>
@@ -11044,7 +11170,7 @@
       <w:proofErr w:type="gramStart"/>
       <w:r>
         <w:rPr>
-          <w:rFonts w:asciiTheme="majorHAnsi" w:hAnsiTheme="majorHAnsi" w:cs="Calibri Light"/>
+          <w:rFonts w:asciiTheme="majorHAnsi" w:hAnsiTheme="majorHAnsi" w:cstheme="majorHAnsi"/>
           <w:rtl/>
           <w:lang w:val="en-GB"/>
         </w:rPr>
@@ -11077,7 +11203,7 @@
       <w:proofErr w:type="spellEnd"/>
       <w:r>
         <w:rPr>
-          <w:rFonts w:asciiTheme="majorHAnsi" w:hAnsiTheme="majorHAnsi" w:cs="Calibri Light"/>
+          <w:rFonts w:asciiTheme="majorHAnsi" w:hAnsiTheme="majorHAnsi" w:cstheme="majorHAnsi"/>
           <w:rtl/>
           <w:lang w:val="en-GB"/>
         </w:rPr>
@@ -11086,7 +11212,7 @@
       <w:proofErr w:type="gramEnd"/>
       <w:r>
         <w:rPr>
-          <w:rFonts w:asciiTheme="majorHAnsi" w:hAnsiTheme="majorHAnsi" w:cs="Calibri Light"/>
+          <w:rFonts w:asciiTheme="majorHAnsi" w:hAnsiTheme="majorHAnsi" w:cstheme="majorHAnsi"/>
           <w:rtl/>
           <w:lang w:val="en-GB"/>
         </w:rPr>
@@ -11102,7 +11228,7 @@
       </w:r>
       <w:r>
         <w:rPr>
-          <w:rFonts w:asciiTheme="majorHAnsi" w:hAnsiTheme="majorHAnsi" w:cstheme="majorHAnsi" w:hint="cs"/>
+          <w:rFonts w:asciiTheme="majorHAnsi" w:hAnsiTheme="majorHAnsi" w:cstheme="majorHAnsi"/>
           <w:rtl/>
           <w:lang w:val="en-GB"/>
         </w:rPr>
@@ -11236,7 +11362,7 @@
       </w:r>
       <w:r>
         <w:rPr>
-          <w:rFonts w:asciiTheme="majorHAnsi" w:hAnsiTheme="majorHAnsi" w:cstheme="majorHAnsi" w:hint="cs"/>
+          <w:rFonts w:asciiTheme="majorHAnsi" w:hAnsiTheme="majorHAnsi" w:cstheme="majorHAnsi"/>
           <w:rtl/>
         </w:rPr>
         <w:t>.</w:t>
@@ -11849,7 +11975,7 @@
       <w:bookmarkEnd w:id="151"/>
       <w:r>
         <w:rPr>
-          <w:rFonts w:asciiTheme="majorHAnsi" w:hAnsiTheme="majorHAnsi" w:cstheme="majorHAnsi" w:hint="cs"/>
+          <w:rFonts w:asciiTheme="majorHAnsi" w:hAnsiTheme="majorHAnsi" w:cstheme="majorHAnsi"/>
           <w:rtl/>
         </w:rPr>
         <w:t>.</w:t>
@@ -12866,7 +12992,7 @@
       </w:r>
       <w:r>
         <w:rPr>
-          <w:rFonts w:asciiTheme="majorHAnsi" w:hAnsiTheme="majorHAnsi" w:cstheme="majorHAnsi" w:hint="cs"/>
+          <w:rFonts w:asciiTheme="majorHAnsi" w:hAnsiTheme="majorHAnsi" w:cstheme="majorHAnsi"/>
           <w:rtl/>
           <w:lang w:val="x-none" w:eastAsia="x-none" w:bidi="ar-EG"/>
         </w:rPr>
@@ -12874,7 +13000,7 @@
       </w:r>
       <w:r>
         <w:rPr>
-          <w:rFonts w:asciiTheme="majorHAnsi" w:hAnsiTheme="majorHAnsi" w:cstheme="majorHAnsi" w:hint="cs"/>
+          <w:rFonts w:asciiTheme="majorHAnsi" w:hAnsiTheme="majorHAnsi" w:cstheme="majorHAnsi"/>
           <w:rtl/>
           <w:lang w:val="x-none" w:eastAsia="x-none" w:bidi="ar-EG"/>
         </w:rPr>
@@ -12882,7 +13008,7 @@
       </w:r>
       <w:r>
         <w:rPr>
-          <w:rFonts w:asciiTheme="majorHAnsi" w:hAnsiTheme="majorHAnsi" w:cstheme="majorHAnsi" w:hint="cs"/>
+          <w:rFonts w:asciiTheme="majorHAnsi" w:hAnsiTheme="majorHAnsi" w:cstheme="majorHAnsi"/>
           <w:rtl/>
           <w:lang w:val="x-none" w:eastAsia="x-none" w:bidi="ar-EG"/>
         </w:rPr>
@@ -12890,7 +13016,7 @@
       </w:r>
       <w:r>
         <w:rPr>
-          <w:rFonts w:asciiTheme="majorHAnsi" w:hAnsiTheme="majorHAnsi" w:cstheme="majorHAnsi" w:hint="cs"/>
+          <w:rFonts w:asciiTheme="majorHAnsi" w:hAnsiTheme="majorHAnsi" w:cstheme="majorHAnsi"/>
           <w:rtl/>
           <w:lang w:val="x-none" w:eastAsia="x-none" w:bidi="ar-EG"/>
         </w:rPr>
@@ -12898,7 +13024,7 @@
       </w:r>
       <w:r>
         <w:rPr>
-          <w:rFonts w:asciiTheme="majorHAnsi" w:hAnsiTheme="majorHAnsi" w:cstheme="majorHAnsi" w:hint="cs"/>
+          <w:rFonts w:asciiTheme="majorHAnsi" w:hAnsiTheme="majorHAnsi" w:cstheme="majorHAnsi"/>
           <w:rtl/>
           <w:lang w:val="x-none" w:eastAsia="x-none" w:bidi="ar-EG"/>
         </w:rPr>
@@ -12906,7 +13032,7 @@
       </w:r>
       <w:r>
         <w:rPr>
-          <w:rFonts w:asciiTheme="majorHAnsi" w:hAnsiTheme="majorHAnsi" w:cstheme="majorHAnsi" w:hint="cs"/>
+          <w:rFonts w:asciiTheme="majorHAnsi" w:hAnsiTheme="majorHAnsi" w:cstheme="majorHAnsi"/>
           <w:rtl/>
           <w:lang w:val="x-none" w:eastAsia="x-none" w:bidi="ar-EG"/>
         </w:rPr>
@@ -12914,7 +13040,7 @@
       </w:r>
       <w:r>
         <w:rPr>
-          <w:rFonts w:asciiTheme="majorHAnsi" w:hAnsiTheme="majorHAnsi" w:cstheme="majorHAnsi" w:hint="cs"/>
+          <w:rFonts w:asciiTheme="majorHAnsi" w:hAnsiTheme="majorHAnsi" w:cstheme="majorHAnsi"/>
           <w:rtl/>
           <w:lang w:val="x-none" w:eastAsia="x-none"/>
         </w:rPr>
@@ -12922,7 +13048,7 @@
       </w:r>
       <w:r>
         <w:rPr>
-          <w:rFonts w:asciiTheme="majorHAnsi" w:hAnsiTheme="majorHAnsi" w:cstheme="majorHAnsi" w:hint="cs"/>
+          <w:rFonts w:asciiTheme="majorHAnsi" w:hAnsiTheme="majorHAnsi" w:cstheme="majorHAnsi"/>
           <w:rtl/>
           <w:lang w:val="x-none" w:eastAsia="x-none"/>
         </w:rPr>
@@ -12930,7 +13056,7 @@
       </w:r>
       <w:r>
         <w:rPr>
-          <w:rFonts w:asciiTheme="majorHAnsi" w:hAnsiTheme="majorHAnsi" w:cstheme="majorHAnsi" w:hint="cs"/>
+          <w:rFonts w:asciiTheme="majorHAnsi" w:hAnsiTheme="majorHAnsi" w:cstheme="majorHAnsi"/>
           <w:rtl/>
           <w:lang w:val="x-none" w:eastAsia="x-none"/>
         </w:rPr>
@@ -12938,7 +13064,7 @@
       </w:r>
       <w:r>
         <w:rPr>
-          <w:rFonts w:asciiTheme="majorHAnsi" w:hAnsiTheme="majorHAnsi" w:cstheme="majorHAnsi" w:hint="cs"/>
+          <w:rFonts w:asciiTheme="majorHAnsi" w:hAnsiTheme="majorHAnsi" w:cstheme="majorHAnsi"/>
           <w:rtl/>
           <w:lang w:val="x-none" w:eastAsia="x-none"/>
         </w:rPr>
@@ -12946,7 +13072,7 @@
       </w:r>
       <w:r>
         <w:rPr>
-          <w:rFonts w:asciiTheme="majorHAnsi" w:hAnsiTheme="majorHAnsi" w:cstheme="majorHAnsi" w:hint="cs"/>
+          <w:rFonts w:asciiTheme="majorHAnsi" w:hAnsiTheme="majorHAnsi" w:cstheme="majorHAnsi"/>
           <w:rtl/>
           <w:lang w:val="x-none" w:eastAsia="x-none"/>
         </w:rPr>
@@ -12954,7 +13080,7 @@
       </w:r>
       <w:r>
         <w:rPr>
-          <w:rFonts w:asciiTheme="majorHAnsi" w:hAnsiTheme="majorHAnsi" w:cstheme="majorHAnsi" w:hint="cs"/>
+          <w:rFonts w:asciiTheme="majorHAnsi" w:hAnsiTheme="majorHAnsi" w:cstheme="majorHAnsi"/>
           <w:rtl/>
           <w:lang w:val="x-none" w:eastAsia="x-none"/>
         </w:rPr>
@@ -12962,7 +13088,7 @@
       </w:r>
       <w:r>
         <w:rPr>
-          <w:rFonts w:asciiTheme="majorHAnsi" w:hAnsiTheme="majorHAnsi" w:cstheme="majorHAnsi" w:hint="cs"/>
+          <w:rFonts w:asciiTheme="majorHAnsi" w:hAnsiTheme="majorHAnsi" w:cstheme="majorHAnsi"/>
           <w:rtl/>
           <w:lang w:val="x-none" w:eastAsia="x-none"/>
         </w:rPr>
@@ -12970,7 +13096,7 @@
       </w:r>
       <w:r>
         <w:rPr>
-          <w:rFonts w:asciiTheme="majorHAnsi" w:hAnsiTheme="majorHAnsi" w:cstheme="majorHAnsi" w:hint="cs"/>
+          <w:rFonts w:asciiTheme="majorHAnsi" w:hAnsiTheme="majorHAnsi" w:cstheme="majorHAnsi"/>
           <w:rtl/>
           <w:lang w:val="x-none" w:eastAsia="x-none"/>
         </w:rPr>
@@ -12978,7 +13104,7 @@
       </w:r>
       <w:r>
         <w:rPr>
-          <w:rFonts w:asciiTheme="majorHAnsi" w:hAnsiTheme="majorHAnsi" w:cstheme="majorHAnsi" w:hint="cs"/>
+          <w:rFonts w:asciiTheme="majorHAnsi" w:hAnsiTheme="majorHAnsi" w:cstheme="majorHAnsi"/>
           <w:rtl/>
           <w:lang w:val="x-none" w:eastAsia="x-none"/>
         </w:rPr>
@@ -12986,7 +13112,7 @@
       </w:r>
       <w:r>
         <w:rPr>
-          <w:rFonts w:asciiTheme="majorHAnsi" w:hAnsiTheme="majorHAnsi" w:cstheme="majorHAnsi" w:hint="cs"/>
+          <w:rFonts w:asciiTheme="majorHAnsi" w:hAnsiTheme="majorHAnsi" w:cstheme="majorHAnsi"/>
           <w:rtl/>
           <w:lang w:val="x-none" w:eastAsia="x-none"/>
         </w:rPr>
@@ -13002,7 +13128,7 @@
       </w:r>
       <w:r>
         <w:rPr>
-          <w:rFonts w:asciiTheme="majorHAnsi" w:hAnsiTheme="majorHAnsi" w:cstheme="majorHAnsi" w:hint="cs"/>
+          <w:rFonts w:asciiTheme="majorHAnsi" w:hAnsiTheme="majorHAnsi" w:cstheme="majorHAnsi"/>
           <w:rtl/>
           <w:lang w:val="x-none" w:eastAsia="x-none"/>
         </w:rPr>
@@ -13090,7 +13216,7 @@
       </w:r>
       <w:r>
         <w:rPr>
-          <w:rFonts w:asciiTheme="majorHAnsi" w:hAnsiTheme="majorHAnsi" w:cstheme="majorHAnsi" w:hint="cs"/>
+          <w:rFonts w:asciiTheme="majorHAnsi" w:hAnsiTheme="majorHAnsi" w:cstheme="majorHAnsi"/>
           <w:rtl/>
           <w:lang w:val="x-none" w:eastAsia="x-none"/>
         </w:rPr>
@@ -13221,7 +13347,7 @@
       <w:bookmarkEnd w:id="180"/>
       <w:r>
         <w:rPr>
-          <w:rFonts w:asciiTheme="majorHAnsi" w:hAnsiTheme="majorHAnsi" w:cstheme="majorHAnsi" w:hint="cs"/>
+          <w:rFonts w:asciiTheme="majorHAnsi" w:hAnsiTheme="majorHAnsi" w:cstheme="majorHAnsi"/>
           <w:rtl/>
         </w:rPr>
         <w:t>.</w:t>
@@ -13394,7 +13520,7 @@
       <w:bookmarkEnd w:id="203"/>
       <w:r>
         <w:rPr>
-          <w:rFonts w:asciiTheme="majorHAnsi" w:hAnsiTheme="majorHAnsi" w:cstheme="majorHAnsi" w:hint="cs"/>
+          <w:rFonts w:asciiTheme="majorHAnsi" w:hAnsiTheme="majorHAnsi" w:cstheme="majorHAnsi"/>
           <w:rtl/>
         </w:rPr>
         <w:t xml:space="preserve"> </w:t>
@@ -13798,7 +13924,7 @@
       </w:r>
       <w:r>
         <w:rPr>
-          <w:rFonts w:asciiTheme="majorHAnsi" w:hAnsiTheme="majorHAnsi" w:cstheme="majorHAnsi" w:hint="cs"/>
+          <w:rFonts w:asciiTheme="majorHAnsi" w:hAnsiTheme="majorHAnsi" w:cstheme="majorHAnsi"/>
           <w:rtl/>
         </w:rPr>
         <w:t>ؤ</w:t>
@@ -13838,7 +13964,7 @@
       </w:r>
       <w:r>
         <w:rPr>
-          <w:rFonts w:asciiTheme="majorHAnsi" w:hAnsiTheme="majorHAnsi" w:cstheme="majorHAnsi" w:hint="cs"/>
+          <w:rFonts w:asciiTheme="majorHAnsi" w:hAnsiTheme="majorHAnsi" w:cstheme="majorHAnsi"/>
           <w:rtl/>
         </w:rPr>
         <w:t>ؤ</w:t>
@@ -14399,7 +14525,7 @@
       </w:r>
       <w:r>
         <w:rPr>
-          <w:rFonts w:asciiTheme="majorHAnsi" w:hAnsiTheme="majorHAnsi" w:cstheme="majorHAnsi" w:hint="cs"/>
+          <w:rFonts w:asciiTheme="majorHAnsi" w:hAnsiTheme="majorHAnsi" w:cstheme="majorHAnsi"/>
           <w:rtl/>
         </w:rPr>
         <w:t>ال</w:t>
@@ -14523,7 +14649,7 @@
       </w:r>
       <w:r>
         <w:rPr>
-          <w:rFonts w:asciiTheme="majorHAnsi" w:hAnsiTheme="majorHAnsi" w:cstheme="majorHAnsi" w:hint="cs"/>
+          <w:rFonts w:asciiTheme="majorHAnsi" w:hAnsiTheme="majorHAnsi" w:cstheme="majorHAnsi"/>
           <w:rtl/>
           <w:lang w:val="en-GB"/>
         </w:rPr>
@@ -14539,7 +14665,7 @@
       </w:r>
       <w:r>
         <w:rPr>
-          <w:rFonts w:asciiTheme="majorHAnsi" w:hAnsiTheme="majorHAnsi" w:cstheme="majorHAnsi" w:hint="cs"/>
+          <w:rFonts w:asciiTheme="majorHAnsi" w:hAnsiTheme="majorHAnsi" w:cstheme="majorHAnsi"/>
           <w:rtl/>
           <w:lang w:val="en-GB"/>
         </w:rPr>
@@ -14575,7 +14701,7 @@
       </w:r>
       <w:r>
         <w:rPr>
-          <w:rFonts w:asciiTheme="majorHAnsi" w:hAnsiTheme="majorHAnsi" w:cstheme="majorHAnsi" w:hint="cs"/>
+          <w:rFonts w:asciiTheme="majorHAnsi" w:hAnsiTheme="majorHAnsi" w:cstheme="majorHAnsi"/>
           <w:rtl/>
           <w:lang w:val="en-GB"/>
         </w:rPr>
@@ -14611,7 +14737,7 @@
       </w:r>
       <w:r>
         <w:rPr>
-          <w:rFonts w:asciiTheme="majorHAnsi" w:hAnsiTheme="majorHAnsi" w:cstheme="majorHAnsi" w:hint="cs"/>
+          <w:rFonts w:asciiTheme="majorHAnsi" w:hAnsiTheme="majorHAnsi" w:cstheme="majorHAnsi"/>
           <w:rtl/>
           <w:lang w:val="en-GB"/>
         </w:rPr>
@@ -14620,7 +14746,7 @@
       <w:proofErr w:type="gramStart"/>
       <w:r>
         <w:rPr>
-          <w:rFonts w:asciiTheme="majorHAnsi" w:hAnsiTheme="majorHAnsi" w:cs="Calibri Light"/>
+          <w:rFonts w:asciiTheme="majorHAnsi" w:hAnsiTheme="majorHAnsi" w:cstheme="majorHAnsi"/>
           <w:rtl/>
           <w:lang w:val="en-GB"/>
         </w:rPr>
@@ -14653,7 +14779,7 @@
       <w:proofErr w:type="spellEnd"/>
       <w:r>
         <w:rPr>
-          <w:rFonts w:asciiTheme="majorHAnsi" w:hAnsiTheme="majorHAnsi" w:cs="Calibri Light"/>
+          <w:rFonts w:asciiTheme="majorHAnsi" w:hAnsiTheme="majorHAnsi" w:cstheme="majorHAnsi"/>
           <w:rtl/>
           <w:lang w:val="en-GB"/>
         </w:rPr>
@@ -14662,7 +14788,7 @@
       <w:proofErr w:type="gramEnd"/>
       <w:r>
         <w:rPr>
-          <w:rFonts w:asciiTheme="majorHAnsi" w:hAnsiTheme="majorHAnsi" w:cs="Calibri Light"/>
+          <w:rFonts w:asciiTheme="majorHAnsi" w:hAnsiTheme="majorHAnsi" w:cstheme="majorHAnsi"/>
           <w:rtl/>
           <w:lang w:val="en-GB"/>
         </w:rPr>
@@ -14735,12 +14861,13 @@
       <w:proofErr w:type="gramStart"/>
       <w:r>
         <w:rPr>
-          <w:rFonts w:asciiTheme="majorHAnsi" w:hAnsiTheme="majorHAnsi" w:cs="Calibri Light"/>
+          <w:rFonts w:asciiTheme="majorHAnsi" w:hAnsiTheme="majorHAnsi" w:cstheme="majorHAnsi"/>
           <w:rtl/>
           <w:lang w:val="en-GB"/>
         </w:rPr>
         <w:t xml:space="preserve">{{ </w:t>
       </w:r>
+      <w:proofErr w:type="spellStart"/>
       <w:r>
         <w:rPr>
           <w:rFonts w:asciiTheme="majorHAnsi" w:hAnsiTheme="majorHAnsi" w:cstheme="majorHAnsi"/>
@@ -14751,100 +14878,115 @@
       <w:proofErr w:type="gramEnd"/>
       <w:r>
         <w:rPr>
-          <w:rFonts w:asciiTheme="majorHAnsi" w:hAnsiTheme="majorHAnsi" w:cs="Calibri Light"/>
-          <w:rtl/>
+          <w:rFonts w:asciiTheme="majorHAnsi" w:hAnsiTheme="majorHAnsi" w:cstheme="majorHAnsi"/>
           <w:lang w:val="en-GB"/>
         </w:rPr>
+        <w:t>_</w:t>
+      </w:r>
+      <w:proofErr w:type="gramStart"/>
+      <w:r>
+        <w:rPr>
+          <w:rFonts w:asciiTheme="majorHAnsi" w:hAnsiTheme="majorHAnsi" w:cstheme="majorHAnsi"/>
+          <w:lang w:val="en-GB"/>
+        </w:rPr>
+        <w:t>name</w:t>
+      </w:r>
+      <w:proofErr w:type="spellEnd"/>
+      <w:r>
+        <w:rPr>
+          <w:rFonts w:asciiTheme="majorHAnsi" w:hAnsiTheme="majorHAnsi" w:cstheme="majorHAnsi"/>
+          <w:rtl/>
+          <w:lang w:val="en-GB"/>
+        </w:rPr>
+        <w:t xml:space="preserve"> }</w:t>
+      </w:r>
+      <w:proofErr w:type="gramEnd"/>
+      <w:r>
+        <w:rPr>
+          <w:rFonts w:asciiTheme="majorHAnsi" w:hAnsiTheme="majorHAnsi" w:cstheme="majorHAnsi"/>
+          <w:rtl/>
+          <w:lang w:val="en-GB"/>
+        </w:rPr>
+        <w:t>}</w:t>
+      </w:r>
+      <w:r>
+        <w:rPr>
+          <w:rFonts w:asciiTheme="majorHAnsi" w:hAnsiTheme="majorHAnsi" w:cstheme="majorHAnsi"/>
+          <w:rtl/>
+          <w:lang w:val="en-GB"/>
+        </w:rPr>
+        <w:t xml:space="preserve">  الخاص</w:t>
+      </w:r>
+      <w:r>
+        <w:rPr>
+          <w:rFonts w:asciiTheme="majorHAnsi" w:hAnsiTheme="majorHAnsi" w:cstheme="majorHAnsi"/>
+          <w:rtl/>
+          <w:lang w:val="en-GB"/>
+        </w:rPr>
+        <w:t>ة</w:t>
+      </w:r>
+      <w:r>
+        <w:rPr>
+          <w:rFonts w:asciiTheme="majorHAnsi" w:hAnsiTheme="majorHAnsi" w:cstheme="majorHAnsi"/>
+          <w:rtl/>
+          <w:lang w:val="en-GB"/>
+        </w:rPr>
+        <w:t xml:space="preserve"> في</w:t>
+      </w:r>
+      <w:r>
+        <w:rPr>
+          <w:rFonts w:asciiTheme="majorHAnsi" w:hAnsiTheme="majorHAnsi" w:cstheme="majorHAnsi"/>
+          <w:rtl/>
+          <w:lang w:val="en-GB"/>
+        </w:rPr>
         <w:t xml:space="preserve"> </w:t>
       </w:r>
       <w:proofErr w:type="gramStart"/>
       <w:r>
         <w:rPr>
-          <w:rFonts w:asciiTheme="majorHAnsi" w:hAnsiTheme="majorHAnsi" w:cs="Calibri Light"/>
+          <w:rFonts w:asciiTheme="majorHAnsi" w:hAnsiTheme="majorHAnsi" w:cstheme="majorHAnsi"/>
           <w:rtl/>
           <w:lang w:val="en-GB"/>
         </w:rPr>
-        <w:t>}}</w:t>
-      </w:r>
-      <w:r>
-        <w:rPr>
-          <w:rFonts w:asciiTheme="majorHAnsi" w:hAnsiTheme="majorHAnsi" w:cstheme="majorHAnsi"/>
-          <w:rtl/>
+        <w:t xml:space="preserve">{{ </w:t>
+      </w:r>
+      <w:proofErr w:type="spellStart"/>
+      <w:r>
+        <w:rPr>
+          <w:rFonts w:asciiTheme="majorHAnsi" w:hAnsiTheme="majorHAnsi" w:cstheme="majorHAnsi"/>
           <w:lang w:val="en-GB"/>
         </w:rPr>
-        <w:t xml:space="preserve">  الخاص</w:t>
-      </w:r>
-      <w:r>
-        <w:rPr>
-          <w:rFonts w:asciiTheme="majorHAnsi" w:hAnsiTheme="majorHAnsi" w:cstheme="majorHAnsi" w:hint="cs"/>
-          <w:rtl/>
+        <w:t>company</w:t>
+      </w:r>
+      <w:proofErr w:type="gramEnd"/>
+      <w:r>
+        <w:rPr>
+          <w:rFonts w:asciiTheme="majorHAnsi" w:hAnsiTheme="majorHAnsi" w:cstheme="majorHAnsi"/>
           <w:lang w:val="en-GB"/>
         </w:rPr>
-        <w:t>ة</w:t>
+        <w:t>_</w:t>
+      </w:r>
+      <w:proofErr w:type="gramStart"/>
+      <w:r>
+        <w:rPr>
+          <w:rFonts w:asciiTheme="majorHAnsi" w:hAnsiTheme="majorHAnsi" w:cstheme="majorHAnsi"/>
+          <w:lang w:val="en-GB"/>
+        </w:rPr>
+        <w:t>name</w:t>
+      </w:r>
+      <w:proofErr w:type="spellEnd"/>
+      <w:r>
+        <w:rPr>
+          <w:rFonts w:asciiTheme="majorHAnsi" w:hAnsiTheme="majorHAnsi" w:cstheme="majorHAnsi"/>
+          <w:rtl/>
+          <w:lang w:val="en-GB"/>
+        </w:rPr>
+        <w:t xml:space="preserve"> }</w:t>
       </w:r>
       <w:proofErr w:type="gramEnd"/>
       <w:r>
         <w:rPr>
           <w:rFonts w:asciiTheme="majorHAnsi" w:hAnsiTheme="majorHAnsi" w:cstheme="majorHAnsi"/>
-          <w:rtl/>
-          <w:lang w:val="en-GB"/>
-        </w:rPr>
-        <w:t xml:space="preserve"> في</w:t>
-      </w:r>
-      <w:r>
-        <w:rPr>
-          <w:rFonts w:asciiTheme="majorHAnsi" w:hAnsiTheme="majorHAnsi" w:cstheme="majorHAnsi" w:hint="cs"/>
-          <w:rtl/>
-          <w:lang w:val="en-GB"/>
-        </w:rPr>
-        <w:t xml:space="preserve"> </w:t>
-      </w:r>
-      <w:proofErr w:type="gramStart"/>
-      <w:r>
-        <w:rPr>
-          <w:rFonts w:asciiTheme="majorHAnsi" w:hAnsiTheme="majorHAnsi" w:cs="Calibri Light"/>
-          <w:rtl/>
-          <w:lang w:val="en-GB"/>
-        </w:rPr>
-        <w:t xml:space="preserve">{{ </w:t>
-      </w:r>
-      <w:proofErr w:type="spellStart"/>
-      <w:r>
-        <w:rPr>
-          <w:rFonts w:asciiTheme="majorHAnsi" w:hAnsiTheme="majorHAnsi" w:cstheme="majorHAnsi"/>
-          <w:lang w:val="en-GB"/>
-        </w:rPr>
-        <w:t>company</w:t>
-      </w:r>
-      <w:proofErr w:type="gramEnd"/>
-      <w:r>
-        <w:rPr>
-          <w:rFonts w:asciiTheme="majorHAnsi" w:hAnsiTheme="majorHAnsi" w:cstheme="majorHAnsi"/>
-          <w:lang w:val="en-GB"/>
-        </w:rPr>
-        <w:t>_</w:t>
-      </w:r>
-      <w:proofErr w:type="gramStart"/>
-      <w:r>
-        <w:rPr>
-          <w:rFonts w:asciiTheme="majorHAnsi" w:hAnsiTheme="majorHAnsi" w:cstheme="majorHAnsi"/>
-          <w:lang w:val="en-GB"/>
-        </w:rPr>
-        <w:t>name</w:t>
-      </w:r>
-      <w:proofErr w:type="spellEnd"/>
-      <w:r>
-        <w:rPr>
-          <w:rFonts w:asciiTheme="majorHAnsi" w:hAnsiTheme="majorHAnsi" w:cs="Calibri Light"/>
-          <w:rtl/>
-          <w:lang w:val="en-GB"/>
-        </w:rPr>
-        <w:t xml:space="preserve"> }</w:t>
-      </w:r>
-      <w:proofErr w:type="gramEnd"/>
-      <w:r>
-        <w:rPr>
-          <w:rFonts w:asciiTheme="majorHAnsi" w:hAnsiTheme="majorHAnsi" w:cs="Calibri Light"/>
           <w:rtl/>
           <w:lang w:val="en-GB"/>
         </w:rPr>
@@ -14927,7 +15069,7 @@
       </w:r>
       <w:r>
         <w:rPr>
-          <w:rFonts w:asciiTheme="majorHAnsi" w:hAnsiTheme="majorHAnsi" w:cstheme="majorHAnsi" w:hint="cs"/>
+          <w:rFonts w:asciiTheme="majorHAnsi" w:hAnsiTheme="majorHAnsi" w:cstheme="majorHAnsi"/>
           <w:rtl/>
         </w:rPr>
         <w:t>الخاصة</w:t>
@@ -14942,14 +15084,14 @@
       <w:proofErr w:type="gramStart"/>
       <w:r>
         <w:rPr>
-          <w:rFonts w:asciiTheme="majorHAnsi" w:hAnsiTheme="majorHAnsi" w:cstheme="majorHAnsi" w:hint="cs"/>
+          <w:rFonts w:asciiTheme="majorHAnsi" w:hAnsiTheme="majorHAnsi" w:cstheme="majorHAnsi"/>
           <w:rtl/>
         </w:rPr>
         <w:t>ب</w:t>
       </w:r>
       <w:r>
         <w:rPr>
-          <w:rFonts w:asciiTheme="majorHAnsi" w:hAnsiTheme="majorHAnsi" w:cs="Calibri Light"/>
+          <w:rFonts w:asciiTheme="majorHAnsi" w:hAnsiTheme="majorHAnsi" w:cstheme="majorHAnsi"/>
           <w:rtl/>
         </w:rPr>
         <w:t xml:space="preserve">{{ </w:t>
@@ -14978,7 +15120,7 @@
       <w:proofErr w:type="spellEnd"/>
       <w:r>
         <w:rPr>
-          <w:rFonts w:asciiTheme="majorHAnsi" w:hAnsiTheme="majorHAnsi" w:cs="Calibri Light"/>
+          <w:rFonts w:asciiTheme="majorHAnsi" w:hAnsiTheme="majorHAnsi" w:cstheme="majorHAnsi"/>
           <w:rtl/>
         </w:rPr>
         <w:t xml:space="preserve"> }</w:t>
@@ -14986,7 +15128,7 @@
       <w:proofErr w:type="gramEnd"/>
       <w:r>
         <w:rPr>
-          <w:rFonts w:asciiTheme="majorHAnsi" w:hAnsiTheme="majorHAnsi" w:cs="Calibri Light"/>
+          <w:rFonts w:asciiTheme="majorHAnsi" w:hAnsiTheme="majorHAnsi" w:cstheme="majorHAnsi"/>
           <w:rtl/>
         </w:rPr>
         <w:t>}</w:t>
@@ -15016,7 +15158,7 @@
       </w:r>
       <w:r>
         <w:rPr>
-          <w:rFonts w:asciiTheme="majorHAnsi" w:hAnsiTheme="majorHAnsi" w:cstheme="majorHAnsi" w:hint="cs"/>
+          <w:rFonts w:asciiTheme="majorHAnsi" w:hAnsiTheme="majorHAnsi" w:cstheme="majorHAnsi"/>
           <w:rtl/>
         </w:rPr>
         <w:t>الالتزام</w:t>
@@ -15053,7 +15195,7 @@
       </w:r>
       <w:r>
         <w:rPr>
-          <w:rFonts w:asciiTheme="majorHAnsi" w:hAnsiTheme="majorHAnsi" w:cstheme="majorHAnsi" w:hint="cs"/>
+          <w:rFonts w:asciiTheme="majorHAnsi" w:hAnsiTheme="majorHAnsi" w:cstheme="majorHAnsi"/>
           <w:rtl/>
         </w:rPr>
         <w:t>.</w:t>
@@ -15101,7 +15243,7 @@
       </w:r>
       <w:r>
         <w:rPr>
-          <w:rFonts w:asciiTheme="majorHAnsi" w:hAnsiTheme="majorHAnsi" w:cstheme="majorHAnsi" w:hint="cs"/>
+          <w:rFonts w:asciiTheme="majorHAnsi" w:hAnsiTheme="majorHAnsi" w:cstheme="majorHAnsi"/>
           <w:rtl/>
           <w:lang w:val="en-GB"/>
         </w:rPr>
@@ -15110,7 +15252,7 @@
       <w:proofErr w:type="gramStart"/>
       <w:r>
         <w:rPr>
-          <w:rFonts w:asciiTheme="majorHAnsi" w:hAnsiTheme="majorHAnsi" w:cs="Calibri Light"/>
+          <w:rFonts w:asciiTheme="majorHAnsi" w:hAnsiTheme="majorHAnsi" w:cstheme="majorHAnsi"/>
           <w:rtl/>
           <w:lang w:val="en-GB"/>
         </w:rPr>
@@ -15143,7 +15285,7 @@
       <w:proofErr w:type="spellEnd"/>
       <w:r>
         <w:rPr>
-          <w:rFonts w:asciiTheme="majorHAnsi" w:hAnsiTheme="majorHAnsi" w:cs="Calibri Light"/>
+          <w:rFonts w:asciiTheme="majorHAnsi" w:hAnsiTheme="majorHAnsi" w:cstheme="majorHAnsi"/>
           <w:rtl/>
           <w:lang w:val="en-GB"/>
         </w:rPr>
@@ -15152,7 +15294,7 @@
       <w:proofErr w:type="gramEnd"/>
       <w:r>
         <w:rPr>
-          <w:rFonts w:asciiTheme="majorHAnsi" w:hAnsiTheme="majorHAnsi" w:cs="Calibri Light"/>
+          <w:rFonts w:asciiTheme="majorHAnsi" w:hAnsiTheme="majorHAnsi" w:cstheme="majorHAnsi"/>
           <w:rtl/>
           <w:lang w:val="en-GB"/>
         </w:rPr>
@@ -15214,7 +15356,7 @@
       </w:r>
       <w:r>
         <w:rPr>
-          <w:rFonts w:asciiTheme="majorHAnsi" w:hAnsiTheme="majorHAnsi" w:cstheme="majorHAnsi" w:hint="cs"/>
+          <w:rFonts w:asciiTheme="majorHAnsi" w:hAnsiTheme="majorHAnsi" w:cstheme="majorHAnsi"/>
           <w:rtl/>
         </w:rPr>
         <w:t>الالتزام</w:t>
@@ -15252,7 +15394,7 @@
       </w:r>
       <w:r>
         <w:rPr>
-          <w:rFonts w:asciiTheme="majorHAnsi" w:hAnsiTheme="majorHAnsi" w:cstheme="majorHAnsi" w:hint="cs"/>
+          <w:rFonts w:asciiTheme="majorHAnsi" w:hAnsiTheme="majorHAnsi" w:cstheme="majorHAnsi"/>
           <w:rtl/>
         </w:rPr>
         <w:t>الالتزام</w:t>
@@ -15399,7 +15541,7 @@
             </w:r>
             <w:r>
               <w:rPr>
-                <w:rFonts w:asciiTheme="majorHAnsi" w:hAnsiTheme="majorHAnsi" w:cstheme="majorHAnsi" w:hint="cs"/>
+                <w:rFonts w:asciiTheme="majorHAnsi" w:hAnsiTheme="majorHAnsi" w:cstheme="majorHAnsi"/>
                 <w:b/>
                 <w:bCs/>
                 <w:rtl/>
@@ -16084,7 +16226,7 @@
       </w:pPr>
       <w:r>
         <w:rPr>
-          <w:rFonts w:asciiTheme="majorHAnsi" w:hAnsiTheme="majorHAnsi" w:cstheme="majorHAnsi" w:hint="cs"/>
+          <w:rFonts w:asciiTheme="majorHAnsi" w:hAnsiTheme="majorHAnsi" w:cstheme="majorHAnsi"/>
           <w:rtl/>
         </w:rPr>
         <w:t xml:space="preserve">كمية المياه المستخدمة </w:t>
@@ -16107,7 +16249,7 @@
       </w:pPr>
       <w:r>
         <w:rPr>
-          <w:rFonts w:asciiTheme="majorHAnsi" w:hAnsiTheme="majorHAnsi" w:cstheme="majorHAnsi" w:hint="cs"/>
+          <w:rFonts w:asciiTheme="majorHAnsi" w:hAnsiTheme="majorHAnsi" w:cstheme="majorHAnsi"/>
           <w:rtl/>
         </w:rPr>
         <w:t>الجسيمات العالقة</w:t>
@@ -16130,14 +16272,14 @@
       </w:pPr>
       <w:r>
         <w:rPr>
-          <w:rFonts w:asciiTheme="majorHAnsi" w:hAnsiTheme="majorHAnsi" w:cstheme="majorHAnsi" w:hint="cs"/>
+          <w:rFonts w:asciiTheme="majorHAnsi" w:hAnsiTheme="majorHAnsi" w:cstheme="majorHAnsi"/>
           <w:rtl/>
         </w:rPr>
         <w:t xml:space="preserve">النفايات المنتجة خلال أعمال </w:t>
       </w:r>
       <w:r>
         <w:rPr>
-          <w:rFonts w:asciiTheme="majorHAnsi" w:hAnsiTheme="majorHAnsi" w:cstheme="majorHAnsi" w:hint="cs"/>
+          <w:rFonts w:asciiTheme="majorHAnsi" w:hAnsiTheme="majorHAnsi" w:cstheme="majorHAnsi"/>
           <w:rtl/>
         </w:rPr>
         <w:t>التشغيل</w:t>
@@ -16325,11 +16467,12 @@
       <w:proofErr w:type="gramStart"/>
       <w:r>
         <w:rPr>
-          <w:rFonts w:asciiTheme="majorHAnsi" w:hAnsiTheme="majorHAnsi" w:cs="Calibri Light"/>
+          <w:rFonts w:asciiTheme="majorHAnsi" w:hAnsiTheme="majorHAnsi" w:cstheme="majorHAnsi"/>
           <w:rtl/>
         </w:rPr>
         <w:t xml:space="preserve">{{ </w:t>
       </w:r>
+      <w:proofErr w:type="spellStart"/>
       <w:r>
         <w:rPr>
           <w:rFonts w:asciiTheme="majorHAnsi" w:hAnsiTheme="majorHAnsi" w:cstheme="majorHAnsi"/>
@@ -16339,24 +16482,39 @@
       <w:proofErr w:type="gramEnd"/>
       <w:r>
         <w:rPr>
-          <w:rFonts w:asciiTheme="majorHAnsi" w:hAnsiTheme="majorHAnsi" w:cs="Calibri Light"/>
-          <w:rtl/>
-        </w:rPr>
-        <w:t xml:space="preserve"> }}</w:t>
-      </w:r>
-      <w:r>
-        <w:rPr>
-          <w:rFonts w:asciiTheme="majorHAnsi" w:hAnsiTheme="majorHAnsi" w:cstheme="majorHAnsi"/>
-          <w:rtl/>
-        </w:rPr>
-        <w:t>. وسيتم تطبيق إجراءات مراقبة الالتزام بالتدابير وفق التعليمات الصادرة عن الجهات المعنية.</w:t>
-      </w:r>
-      <w:r>
-        <w:rPr>
-          <w:rFonts w:asciiTheme="majorHAnsi" w:hAnsiTheme="majorHAnsi" w:cstheme="majorHAnsi"/>
-          <w:rtl/>
-        </w:rPr>
-        <w:t xml:space="preserve"> </w:t>
+          <w:rFonts w:asciiTheme="majorHAnsi" w:hAnsiTheme="majorHAnsi" w:cstheme="majorHAnsi"/>
+        </w:rPr>
+        <w:t>_</w:t>
+      </w:r>
+      <w:proofErr w:type="gramStart"/>
+      <w:r>
+        <w:rPr>
+          <w:rFonts w:asciiTheme="majorHAnsi" w:hAnsiTheme="majorHAnsi" w:cstheme="majorHAnsi"/>
+        </w:rPr>
+        <w:t>name</w:t>
+      </w:r>
+      <w:proofErr w:type="spellEnd"/>
+      <w:r>
+        <w:rPr>
+          <w:rFonts w:asciiTheme="majorHAnsi" w:hAnsiTheme="majorHAnsi" w:cstheme="majorHAnsi"/>
+          <w:rtl/>
+        </w:rPr>
+        <w:t xml:space="preserve"> }</w:t>
+      </w:r>
+      <w:proofErr w:type="gramEnd"/>
+      <w:r>
+        <w:rPr>
+          <w:rFonts w:asciiTheme="majorHAnsi" w:hAnsiTheme="majorHAnsi" w:cstheme="majorHAnsi"/>
+          <w:rtl/>
+        </w:rPr>
+        <w:t>}</w:t>
+      </w:r>
+      <w:r>
+        <w:rPr>
+          <w:rFonts w:asciiTheme="majorHAnsi" w:hAnsiTheme="majorHAnsi" w:cstheme="majorHAnsi"/>
+          <w:rtl/>
+        </w:rPr>
+        <w:t xml:space="preserve">. وسيتم تطبيق إجراءات مراقبة الالتزام بالتدابير وفق التعليمات الصادرة عن الجهات المعنية. </w:t>
       </w:r>
     </w:p>
     <w:p>
@@ -16401,14 +16559,14 @@
       </w:r>
       <w:r>
         <w:rPr>
-          <w:rFonts w:asciiTheme="majorHAnsi" w:hAnsiTheme="majorHAnsi" w:cstheme="majorHAnsi" w:hint="cs"/>
+          <w:rFonts w:asciiTheme="majorHAnsi" w:hAnsiTheme="majorHAnsi" w:cstheme="majorHAnsi"/>
           <w:rtl/>
         </w:rPr>
         <w:t xml:space="preserve">، يتم ذلك من خلال التسجيل في منصة وثيقة النقل الخاصة بالمركز الوطني لإدارة النفايات </w:t>
       </w:r>
       <w:r>
         <w:rPr>
-          <w:rFonts w:asciiTheme="majorHAnsi" w:hAnsiTheme="majorHAnsi" w:cstheme="majorHAnsi" w:hint="cs"/>
+          <w:rFonts w:asciiTheme="majorHAnsi" w:hAnsiTheme="majorHAnsi" w:cstheme="majorHAnsi"/>
           <w:rtl/>
         </w:rPr>
         <w:t>(التسجيل كمنتج نفايات)</w:t>
@@ -16426,7 +16584,7 @@
         <w:spacing w:after="200" w:line="360" w:lineRule="auto"/>
         <w:jc w:val="center"/>
         <w:rPr>
-          <w:rFonts w:asciiTheme="majorHAnsi" w:hAnsiTheme="majorHAnsi" w:cs="Calibri Light"/>
+          <w:rFonts w:asciiTheme="majorHAnsi" w:hAnsiTheme="majorHAnsi" w:cstheme="majorHAnsi"/>
           <w:rtl/>
         </w:rPr>
       </w:pPr>
@@ -16441,7 +16599,7 @@
         <w:r>
           <w:rPr>
             <w:rStyle w:val="Hyperlink"/>
-            <w:rFonts w:asciiTheme="majorHAnsi" w:hAnsiTheme="majorHAnsi" w:cs="Calibri Light"/>
+            <w:rFonts w:asciiTheme="majorHAnsi" w:hAnsiTheme="majorHAnsi" w:cstheme="majorHAnsi"/>
             <w:rtl/>
           </w:rPr>
           <w:t>/</w:t>
@@ -16508,7 +16666,7 @@
       </w:pPr>
       <w:r>
         <w:rPr>
-          <w:rFonts w:asciiTheme="majorHAnsi" w:hAnsiTheme="majorHAnsi" w:cstheme="majorHAnsi" w:hint="cs"/>
+          <w:rFonts w:asciiTheme="majorHAnsi" w:hAnsiTheme="majorHAnsi" w:cstheme="majorHAnsi"/>
           <w:rtl/>
         </w:rPr>
         <w:t>قائمة الجهات المرخصة:</w:t>
@@ -16558,7 +16716,7 @@
       </w:r>
       <w:r>
         <w:rPr>
-          <w:rFonts w:asciiTheme="majorHAnsi" w:hAnsiTheme="majorHAnsi" w:cstheme="majorHAnsi" w:hint="cs"/>
+          <w:rFonts w:asciiTheme="majorHAnsi" w:hAnsiTheme="majorHAnsi" w:cstheme="majorHAnsi"/>
           <w:rtl/>
         </w:rPr>
         <w:t>.</w:t>
@@ -16810,6 +16968,7 @@
         <w:bidi/>
         <w:spacing w:line="360" w:lineRule="auto"/>
         <w:rPr>
+          <w:rFonts w:asciiTheme="majorHAnsi" w:hAnsiTheme="majorHAnsi" w:cstheme="majorHAnsi"/>
           <w:rtl/>
         </w:rPr>
       </w:pPr>
@@ -16828,14 +16987,7 @@
           <w:rFonts w:asciiTheme="majorHAnsi" w:hAnsiTheme="majorHAnsi" w:cstheme="majorHAnsi"/>
           <w:rtl/>
         </w:rPr>
-        <w:t xml:space="preserve">المخلفات </w:t>
-      </w:r>
-      <w:r>
-        <w:rPr>
-          <w:rFonts w:asciiTheme="majorHAnsi" w:hAnsiTheme="majorHAnsi" w:cstheme="majorHAnsi" w:hint="cs"/>
-          <w:rtl/>
-        </w:rPr>
-        <w:t>الخطرة</w:t>
+        <w:t>المخلفات الخطرة</w:t>
       </w:r>
       <w:bookmarkEnd w:id="309"/>
     </w:p>
@@ -16903,7 +17055,7 @@
       </w:pPr>
       <w:r>
         <w:rPr>
-          <w:rFonts w:asciiTheme="majorHAnsi" w:hAnsiTheme="majorHAnsi" w:cstheme="majorHAnsi" w:hint="cs"/>
+          <w:rFonts w:asciiTheme="majorHAnsi" w:hAnsiTheme="majorHAnsi" w:cstheme="majorHAnsi"/>
           <w:rtl/>
         </w:rPr>
         <w:t xml:space="preserve"> </w:t>
@@ -16943,28 +17095,28 @@
       </w:pPr>
       <w:r>
         <w:rPr>
-          <w:rFonts w:asciiTheme="majorHAnsi" w:hAnsiTheme="majorHAnsi" w:cstheme="majorHAnsi" w:hint="cs"/>
+          <w:rFonts w:asciiTheme="majorHAnsi" w:hAnsiTheme="majorHAnsi" w:cstheme="majorHAnsi"/>
           <w:rtl/>
         </w:rPr>
         <w:t xml:space="preserve">لا </w:t>
       </w:r>
       <w:r>
         <w:rPr>
-          <w:rFonts w:asciiTheme="majorHAnsi" w:hAnsiTheme="majorHAnsi" w:cstheme="majorHAnsi" w:hint="cs"/>
+          <w:rFonts w:asciiTheme="majorHAnsi" w:hAnsiTheme="majorHAnsi" w:cstheme="majorHAnsi"/>
           <w:rtl/>
         </w:rPr>
         <w:t xml:space="preserve">ينتج </w:t>
       </w:r>
       <w:r>
         <w:rPr>
-          <w:rFonts w:asciiTheme="majorHAnsi" w:hAnsiTheme="majorHAnsi" w:cstheme="majorHAnsi" w:hint="cs"/>
+          <w:rFonts w:asciiTheme="majorHAnsi" w:hAnsiTheme="majorHAnsi" w:cstheme="majorHAnsi"/>
           <w:rtl/>
         </w:rPr>
         <w:t>نشاط</w:t>
       </w:r>
       <w:r>
         <w:rPr>
-          <w:rFonts w:asciiTheme="majorHAnsi" w:hAnsiTheme="majorHAnsi" w:cstheme="majorHAnsi" w:hint="cs"/>
+          <w:rFonts w:asciiTheme="majorHAnsi" w:hAnsiTheme="majorHAnsi" w:cstheme="majorHAnsi"/>
           <w:rtl/>
         </w:rPr>
         <w:t xml:space="preserve"> </w:t>
@@ -16972,7 +17124,7 @@
       <w:proofErr w:type="gramStart"/>
       <w:r>
         <w:rPr>
-          <w:rFonts w:asciiTheme="majorHAnsi" w:hAnsiTheme="majorHAnsi" w:cs="Calibri Light"/>
+          <w:rFonts w:asciiTheme="majorHAnsi" w:hAnsiTheme="majorHAnsi" w:cstheme="majorHAnsi"/>
           <w:rtl/>
         </w:rPr>
         <w:t xml:space="preserve">{{ </w:t>
@@ -17001,7 +17153,7 @@
       <w:proofErr w:type="spellEnd"/>
       <w:r>
         <w:rPr>
-          <w:rFonts w:asciiTheme="majorHAnsi" w:hAnsiTheme="majorHAnsi" w:cs="Calibri Light"/>
+          <w:rFonts w:asciiTheme="majorHAnsi" w:hAnsiTheme="majorHAnsi" w:cstheme="majorHAnsi"/>
           <w:rtl/>
         </w:rPr>
         <w:t xml:space="preserve"> }</w:t>
@@ -17009,133 +17161,140 @@
       <w:proofErr w:type="gramEnd"/>
       <w:r>
         <w:rPr>
-          <w:rFonts w:asciiTheme="majorHAnsi" w:hAnsiTheme="majorHAnsi" w:cs="Calibri Light"/>
+          <w:rFonts w:asciiTheme="majorHAnsi" w:hAnsiTheme="majorHAnsi" w:cstheme="majorHAnsi"/>
           <w:rtl/>
         </w:rPr>
         <w:t>}</w:t>
       </w:r>
       <w:r>
         <w:rPr>
-          <w:rFonts w:asciiTheme="majorHAnsi" w:hAnsiTheme="majorHAnsi" w:cstheme="majorHAnsi" w:hint="cs"/>
+          <w:rFonts w:asciiTheme="majorHAnsi" w:hAnsiTheme="majorHAnsi" w:cstheme="majorHAnsi"/>
           <w:rtl/>
         </w:rPr>
         <w:t xml:space="preserve"> </w:t>
       </w:r>
       <w:r>
         <w:rPr>
-          <w:rFonts w:asciiTheme="majorHAnsi" w:hAnsiTheme="majorHAnsi" w:cstheme="majorHAnsi" w:hint="cs"/>
+          <w:rFonts w:asciiTheme="majorHAnsi" w:hAnsiTheme="majorHAnsi" w:cstheme="majorHAnsi"/>
           <w:rtl/>
         </w:rPr>
         <w:t>ال</w:t>
       </w:r>
       <w:r>
         <w:rPr>
-          <w:rFonts w:asciiTheme="majorHAnsi" w:hAnsiTheme="majorHAnsi" w:cs="Calibri Light" w:hint="cs"/>
+          <w:rFonts w:asciiTheme="majorHAnsi" w:hAnsiTheme="majorHAnsi" w:cstheme="majorHAnsi"/>
           <w:rtl/>
         </w:rPr>
         <w:t xml:space="preserve">انبعاثات </w:t>
       </w:r>
       <w:r>
         <w:rPr>
-          <w:rFonts w:asciiTheme="majorHAnsi" w:hAnsiTheme="majorHAnsi" w:cs="Calibri Light" w:hint="cs"/>
+          <w:rFonts w:asciiTheme="majorHAnsi" w:hAnsiTheme="majorHAnsi" w:cstheme="majorHAnsi"/>
           <w:rtl/>
         </w:rPr>
         <w:t>ال</w:t>
       </w:r>
       <w:r>
         <w:rPr>
-          <w:rFonts w:asciiTheme="majorHAnsi" w:hAnsiTheme="majorHAnsi" w:cs="Calibri Light" w:hint="cs"/>
+          <w:rFonts w:asciiTheme="majorHAnsi" w:hAnsiTheme="majorHAnsi" w:cstheme="majorHAnsi"/>
           <w:rtl/>
         </w:rPr>
         <w:t>غازية و</w:t>
       </w:r>
       <w:r>
         <w:rPr>
-          <w:rFonts w:asciiTheme="majorHAnsi" w:hAnsiTheme="majorHAnsi" w:cs="Calibri Light" w:hint="cs"/>
+          <w:rFonts w:asciiTheme="majorHAnsi" w:hAnsiTheme="majorHAnsi" w:cstheme="majorHAnsi"/>
           <w:rtl/>
         </w:rPr>
         <w:t>ال</w:t>
       </w:r>
       <w:r>
         <w:rPr>
-          <w:rFonts w:asciiTheme="majorHAnsi" w:hAnsiTheme="majorHAnsi" w:cs="Calibri Light" w:hint="cs"/>
+          <w:rFonts w:asciiTheme="majorHAnsi" w:hAnsiTheme="majorHAnsi" w:cstheme="majorHAnsi"/>
           <w:rtl/>
         </w:rPr>
         <w:t xml:space="preserve">جسيمات </w:t>
       </w:r>
       <w:r>
         <w:rPr>
-          <w:rFonts w:asciiTheme="majorHAnsi" w:hAnsiTheme="majorHAnsi" w:cs="Calibri Light" w:hint="cs"/>
+          <w:rFonts w:asciiTheme="majorHAnsi" w:hAnsiTheme="majorHAnsi" w:cstheme="majorHAnsi"/>
           <w:rtl/>
         </w:rPr>
         <w:t>ال</w:t>
       </w:r>
       <w:r>
         <w:rPr>
-          <w:rFonts w:asciiTheme="majorHAnsi" w:hAnsiTheme="majorHAnsi" w:cs="Calibri Light" w:hint="cs"/>
+          <w:rFonts w:asciiTheme="majorHAnsi" w:hAnsiTheme="majorHAnsi" w:cstheme="majorHAnsi"/>
           <w:rtl/>
         </w:rPr>
         <w:t>عالقة</w:t>
       </w:r>
       <w:r>
         <w:rPr>
-          <w:rFonts w:asciiTheme="majorHAnsi" w:hAnsiTheme="majorHAnsi" w:cs="Calibri Light"/>
-          <w:rtl/>
-        </w:rPr>
-        <w:t>.</w:t>
-      </w:r>
-      <w:r>
-        <w:rPr>
-          <w:rFonts w:asciiTheme="majorHAnsi" w:hAnsiTheme="majorHAnsi" w:cs="Calibri Light" w:hint="cs"/>
+          <w:rFonts w:asciiTheme="majorHAnsi" w:hAnsiTheme="majorHAnsi" w:cstheme="majorHAnsi"/>
+          <w:rtl/>
+        </w:rPr>
+        <w:t xml:space="preserve">. </w:t>
+      </w:r>
+      <w:r>
+        <w:rPr>
+          <w:rFonts w:asciiTheme="majorHAnsi" w:hAnsiTheme="majorHAnsi" w:cstheme="majorHAnsi"/>
+          <w:rtl/>
+        </w:rPr>
+        <w:t xml:space="preserve">حيث </w:t>
+      </w:r>
+      <w:r>
+        <w:rPr>
+          <w:rFonts w:asciiTheme="majorHAnsi" w:hAnsiTheme="majorHAnsi" w:cstheme="majorHAnsi"/>
+          <w:rtl/>
+        </w:rPr>
+        <w:t>تعتبر شدة هذه ال</w:t>
+      </w:r>
+      <w:r>
+        <w:rPr>
+          <w:rFonts w:asciiTheme="majorHAnsi" w:hAnsiTheme="majorHAnsi" w:cstheme="majorHAnsi"/>
+          <w:rtl/>
+        </w:rPr>
+        <w:t xml:space="preserve">آثار </w:t>
+      </w:r>
+      <w:r>
+        <w:rPr>
+          <w:rFonts w:asciiTheme="majorHAnsi" w:hAnsiTheme="majorHAnsi" w:cstheme="majorHAnsi"/>
+          <w:rtl/>
+        </w:rPr>
+        <w:t xml:space="preserve">البيئية </w:t>
+      </w:r>
+      <w:r>
+        <w:rPr>
+          <w:rFonts w:asciiTheme="majorHAnsi" w:hAnsiTheme="majorHAnsi" w:cstheme="majorHAnsi"/>
+          <w:rtl/>
+        </w:rPr>
+        <w:t>منخفضة</w:t>
+      </w:r>
+      <w:r>
+        <w:rPr>
+          <w:rFonts w:asciiTheme="majorHAnsi" w:hAnsiTheme="majorHAnsi" w:cstheme="majorHAnsi"/>
+          <w:rtl/>
+        </w:rPr>
+        <w:t xml:space="preserve"> جدا على محيط المشروع</w:t>
+      </w:r>
+      <w:r>
+        <w:rPr>
+          <w:rFonts w:asciiTheme="majorHAnsi" w:hAnsiTheme="majorHAnsi" w:cstheme="majorHAnsi"/>
           <w:rtl/>
         </w:rPr>
         <w:t xml:space="preserve"> </w:t>
       </w:r>
       <w:r>
         <w:rPr>
-          <w:rFonts w:asciiTheme="majorHAnsi" w:hAnsiTheme="majorHAnsi" w:cs="Calibri Light" w:hint="cs"/>
-          <w:rtl/>
-        </w:rPr>
-        <w:t xml:space="preserve">حيث </w:t>
-      </w:r>
-      <w:r>
-        <w:rPr>
-          <w:rFonts w:asciiTheme="majorHAnsi" w:hAnsiTheme="majorHAnsi" w:cstheme="majorHAnsi" w:hint="cs"/>
-          <w:rtl/>
-        </w:rPr>
-        <w:t>تعتبر شدة هذه ال</w:t>
-      </w:r>
-      <w:r>
-        <w:rPr>
-          <w:rFonts w:asciiTheme="majorHAnsi" w:hAnsiTheme="majorHAnsi" w:cstheme="majorHAnsi" w:hint="cs"/>
-          <w:rtl/>
-        </w:rPr>
-        <w:t xml:space="preserve">آثار </w:t>
-      </w:r>
-      <w:r>
-        <w:rPr>
-          <w:rFonts w:asciiTheme="majorHAnsi" w:hAnsiTheme="majorHAnsi" w:cstheme="majorHAnsi" w:hint="cs"/>
-          <w:rtl/>
-        </w:rPr>
-        <w:t xml:space="preserve">البيئية </w:t>
-      </w:r>
-      <w:r>
-        <w:rPr>
-          <w:rFonts w:asciiTheme="majorHAnsi" w:hAnsiTheme="majorHAnsi" w:cstheme="majorHAnsi" w:hint="cs"/>
-          <w:rtl/>
-        </w:rPr>
-        <w:t>منخفضة</w:t>
-      </w:r>
-      <w:r>
-        <w:rPr>
-          <w:rFonts w:asciiTheme="majorHAnsi" w:hAnsiTheme="majorHAnsi" w:cstheme="majorHAnsi" w:hint="cs"/>
-          <w:rtl/>
-        </w:rPr>
-        <w:t xml:space="preserve"> جدا على محيط المشروع</w:t>
-      </w:r>
-      <w:r>
-        <w:rPr>
-          <w:rFonts w:asciiTheme="majorHAnsi" w:hAnsiTheme="majorHAnsi" w:cstheme="majorHAnsi" w:hint="cs"/>
+          <w:rFonts w:asciiTheme="majorHAnsi" w:hAnsiTheme="majorHAnsi" w:cstheme="majorHAnsi"/>
+          <w:rtl/>
+        </w:rPr>
+        <w:t>من حيث الانبعاثات الغازية والجسيمات العالقة</w:t>
+      </w:r>
+      <w:r>
+        <w:rPr>
+          <w:rFonts w:asciiTheme="majorHAnsi" w:hAnsiTheme="majorHAnsi" w:cstheme="majorHAnsi"/>
           <w:rtl/>
         </w:rPr>
         <w:t xml:space="preserve"> </w:t>
@@ -17145,25 +17304,11 @@
           <w:rFonts w:asciiTheme="majorHAnsi" w:hAnsiTheme="majorHAnsi" w:cstheme="majorHAnsi"/>
           <w:rtl/>
         </w:rPr>
-        <w:t>من حيث الانبعاثات الغازية والجسيمات العالقة</w:t>
-      </w:r>
-      <w:r>
-        <w:rPr>
-          <w:rFonts w:asciiTheme="majorHAnsi" w:hAnsiTheme="majorHAnsi" w:cstheme="majorHAnsi" w:hint="cs"/>
-          <w:rtl/>
-        </w:rPr>
-        <w:t xml:space="preserve"> </w:t>
-      </w:r>
-      <w:r>
-        <w:rPr>
-          <w:rFonts w:asciiTheme="majorHAnsi" w:hAnsiTheme="majorHAnsi" w:cstheme="majorHAnsi" w:hint="cs"/>
-          <w:rtl/>
-        </w:rPr>
         <w:t>والغازات</w:t>
       </w:r>
       <w:r>
         <w:rPr>
-          <w:rFonts w:asciiTheme="majorHAnsi" w:hAnsiTheme="majorHAnsi" w:cstheme="majorHAnsi" w:hint="cs"/>
+          <w:rFonts w:asciiTheme="majorHAnsi" w:hAnsiTheme="majorHAnsi" w:cstheme="majorHAnsi"/>
           <w:rtl/>
         </w:rPr>
         <w:t>.</w:t>
@@ -17181,7 +17326,7 @@
       <w:bookmarkStart w:id="313" w:name="_Toc237269935"/>
       <w:r>
         <w:rPr>
-          <w:rFonts w:asciiTheme="majorHAnsi" w:hAnsiTheme="majorHAnsi" w:cstheme="majorHAnsi" w:hint="cs"/>
+          <w:rFonts w:asciiTheme="majorHAnsi" w:hAnsiTheme="majorHAnsi" w:cstheme="majorHAnsi"/>
           <w:rtl/>
         </w:rPr>
         <w:t>الضوضاء</w:t>
@@ -17199,21 +17344,14 @@
       </w:pPr>
       <w:r>
         <w:rPr>
-          <w:rFonts w:asciiTheme="majorHAnsi" w:hAnsiTheme="majorHAnsi" w:cstheme="majorHAnsi" w:hint="cs"/>
-          <w:rtl/>
-        </w:rPr>
-        <w:t xml:space="preserve">ينتج عن </w:t>
-      </w:r>
-      <w:r>
-        <w:rPr>
-          <w:rFonts w:asciiTheme="majorHAnsi" w:hAnsiTheme="majorHAnsi" w:cstheme="majorHAnsi"/>
-          <w:rtl/>
-        </w:rPr>
-        <w:t>نشاط</w:t>
-      </w:r>
-      <w:r>
-        <w:rPr>
-          <w:rFonts w:asciiTheme="majorHAnsi" w:hAnsiTheme="majorHAnsi" w:cstheme="majorHAnsi" w:hint="cs"/>
+          <w:rFonts w:asciiTheme="majorHAnsi" w:hAnsiTheme="majorHAnsi" w:cstheme="majorHAnsi"/>
+          <w:rtl/>
+        </w:rPr>
+        <w:t>ينتج عن نشاط</w:t>
+      </w:r>
+      <w:r>
+        <w:rPr>
+          <w:rFonts w:asciiTheme="majorHAnsi" w:hAnsiTheme="majorHAnsi" w:cstheme="majorHAnsi"/>
           <w:rtl/>
         </w:rPr>
         <w:t xml:space="preserve"> </w:t>
@@ -17221,7 +17359,7 @@
       <w:proofErr w:type="gramStart"/>
       <w:r>
         <w:rPr>
-          <w:rFonts w:asciiTheme="majorHAnsi" w:hAnsiTheme="majorHAnsi" w:cs="Calibri Light"/>
+          <w:rFonts w:asciiTheme="majorHAnsi" w:hAnsiTheme="majorHAnsi" w:cstheme="majorHAnsi"/>
           <w:rtl/>
         </w:rPr>
         <w:t xml:space="preserve">{{ </w:t>
@@ -17250,7 +17388,7 @@
       <w:proofErr w:type="spellEnd"/>
       <w:r>
         <w:rPr>
-          <w:rFonts w:asciiTheme="majorHAnsi" w:hAnsiTheme="majorHAnsi" w:cs="Calibri Light"/>
+          <w:rFonts w:asciiTheme="majorHAnsi" w:hAnsiTheme="majorHAnsi" w:cstheme="majorHAnsi"/>
           <w:rtl/>
         </w:rPr>
         <w:t xml:space="preserve"> }</w:t>
@@ -17258,56 +17396,56 @@
       <w:proofErr w:type="gramEnd"/>
       <w:r>
         <w:rPr>
-          <w:rFonts w:asciiTheme="majorHAnsi" w:hAnsiTheme="majorHAnsi" w:cs="Calibri Light"/>
+          <w:rFonts w:asciiTheme="majorHAnsi" w:hAnsiTheme="majorHAnsi" w:cstheme="majorHAnsi"/>
           <w:rtl/>
         </w:rPr>
         <w:t>}</w:t>
       </w:r>
       <w:r>
         <w:rPr>
-          <w:rFonts w:asciiTheme="majorHAnsi" w:hAnsiTheme="majorHAnsi" w:cstheme="majorHAnsi" w:hint="cs"/>
+          <w:rFonts w:asciiTheme="majorHAnsi" w:hAnsiTheme="majorHAnsi" w:cstheme="majorHAnsi"/>
           <w:rtl/>
         </w:rPr>
         <w:t xml:space="preserve"> مستوى محدود من الضوضاء، </w:t>
       </w:r>
       <w:r>
         <w:rPr>
-          <w:rFonts w:asciiTheme="majorHAnsi" w:hAnsiTheme="majorHAnsi" w:cstheme="majorHAnsi" w:hint="cs"/>
+          <w:rFonts w:asciiTheme="majorHAnsi" w:hAnsiTheme="majorHAnsi" w:cstheme="majorHAnsi"/>
           <w:rtl/>
         </w:rPr>
         <w:t>ويقتصر</w:t>
       </w:r>
       <w:r>
         <w:rPr>
-          <w:rFonts w:asciiTheme="majorHAnsi" w:hAnsiTheme="majorHAnsi" w:cstheme="majorHAnsi" w:hint="cs"/>
+          <w:rFonts w:asciiTheme="majorHAnsi" w:hAnsiTheme="majorHAnsi" w:cstheme="majorHAnsi"/>
           <w:rtl/>
         </w:rPr>
         <w:t xml:space="preserve"> تأثيرها على نطاق منطقة </w:t>
       </w:r>
       <w:r>
         <w:rPr>
-          <w:rFonts w:asciiTheme="majorHAnsi" w:hAnsiTheme="majorHAnsi" w:cstheme="majorHAnsi" w:hint="cs"/>
+          <w:rFonts w:asciiTheme="majorHAnsi" w:hAnsiTheme="majorHAnsi" w:cstheme="majorHAnsi"/>
           <w:rtl/>
         </w:rPr>
         <w:t>العمل</w:t>
       </w:r>
       <w:r>
         <w:rPr>
-          <w:rFonts w:asciiTheme="majorHAnsi" w:hAnsiTheme="majorHAnsi" w:cstheme="majorHAnsi" w:hint="cs"/>
+          <w:rFonts w:asciiTheme="majorHAnsi" w:hAnsiTheme="majorHAnsi" w:cstheme="majorHAnsi"/>
           <w:rtl/>
         </w:rPr>
         <w:t xml:space="preserve"> فقط</w:t>
       </w:r>
       <w:r>
         <w:rPr>
-          <w:rFonts w:asciiTheme="majorHAnsi" w:hAnsiTheme="majorHAnsi" w:cstheme="majorHAnsi" w:hint="cs"/>
+          <w:rFonts w:asciiTheme="majorHAnsi" w:hAnsiTheme="majorHAnsi" w:cstheme="majorHAnsi"/>
           <w:rtl/>
         </w:rPr>
         <w:t xml:space="preserve"> وليس لها أثر بيئي على البيئة المحيطة</w:t>
       </w:r>
       <w:r>
         <w:rPr>
-          <w:rFonts w:asciiTheme="majorHAnsi" w:hAnsiTheme="majorHAnsi" w:cstheme="majorHAnsi" w:hint="cs"/>
+          <w:rFonts w:asciiTheme="majorHAnsi" w:hAnsiTheme="majorHAnsi" w:cstheme="majorHAnsi"/>
           <w:rtl/>
         </w:rPr>
         <w:t>.</w:t>
@@ -17362,7 +17500,7 @@
       </w:r>
       <w:r>
         <w:rPr>
-          <w:rFonts w:asciiTheme="majorHAnsi" w:hAnsiTheme="majorHAnsi" w:cstheme="majorHAnsi" w:hint="cs"/>
+          <w:rFonts w:asciiTheme="majorHAnsi" w:hAnsiTheme="majorHAnsi" w:cstheme="majorHAnsi"/>
           <w:rtl/>
         </w:rPr>
         <w:t>قد تنتج</w:t>
@@ -17376,7 +17514,7 @@
       </w:r>
       <w:r>
         <w:rPr>
-          <w:rFonts w:asciiTheme="majorHAnsi" w:hAnsiTheme="majorHAnsi" w:cstheme="majorHAnsi" w:hint="cs"/>
+          <w:rFonts w:asciiTheme="majorHAnsi" w:hAnsiTheme="majorHAnsi" w:cstheme="majorHAnsi"/>
           <w:rtl/>
         </w:rPr>
         <w:t xml:space="preserve"> </w:t>
@@ -17427,7 +17565,7 @@
       </w:pPr>
       <w:r>
         <w:rPr>
-          <w:rFonts w:asciiTheme="majorHAnsi" w:hAnsiTheme="majorHAnsi" w:cstheme="majorHAnsi" w:hint="cs"/>
+          <w:rFonts w:asciiTheme="majorHAnsi" w:hAnsiTheme="majorHAnsi" w:cstheme="majorHAnsi"/>
           <w:rtl/>
         </w:rPr>
         <w:t>الالتزام</w:t>
@@ -17455,7 +17593,7 @@
       </w:pPr>
       <w:r>
         <w:rPr>
-          <w:rFonts w:asciiTheme="majorHAnsi" w:hAnsiTheme="majorHAnsi" w:cstheme="majorHAnsi" w:hint="cs"/>
+          <w:rFonts w:asciiTheme="majorHAnsi" w:hAnsiTheme="majorHAnsi" w:cstheme="majorHAnsi"/>
           <w:rtl/>
         </w:rPr>
         <w:t>توصي مؤسسة فيكر بتنظيم وترتيب منطقة تخزين الأدوات والمعدات وتخصيص أماكن مناسبة ومرتبة ونظيفة.</w:t>
@@ -17476,35 +17614,35 @@
       </w:pPr>
       <w:r>
         <w:rPr>
-          <w:rFonts w:asciiTheme="majorHAnsi" w:hAnsiTheme="majorHAnsi" w:cstheme="majorHAnsi" w:hint="cs"/>
+          <w:rFonts w:asciiTheme="majorHAnsi" w:hAnsiTheme="majorHAnsi" w:cstheme="majorHAnsi"/>
           <w:rtl/>
         </w:rPr>
         <w:t xml:space="preserve">توصي مؤسسة فيكر بإضافة أدوات مناسبة ومهيأة ومحمية لتخزين الزيوت وتوفير وسائل احتواء ثانوي لمكافحة </w:t>
       </w:r>
       <w:r>
         <w:rPr>
-          <w:rFonts w:asciiTheme="majorHAnsi" w:hAnsiTheme="majorHAnsi" w:cstheme="majorHAnsi" w:hint="cs"/>
+          <w:rFonts w:asciiTheme="majorHAnsi" w:hAnsiTheme="majorHAnsi" w:cstheme="majorHAnsi"/>
           <w:rtl/>
         </w:rPr>
         <w:t>التسرب و</w:t>
       </w:r>
       <w:r>
         <w:rPr>
-          <w:rFonts w:asciiTheme="majorHAnsi" w:hAnsiTheme="majorHAnsi" w:cstheme="majorHAnsi" w:hint="cs"/>
+          <w:rFonts w:asciiTheme="majorHAnsi" w:hAnsiTheme="majorHAnsi" w:cstheme="majorHAnsi"/>
           <w:rtl/>
         </w:rPr>
         <w:t>الانسكاب</w:t>
       </w:r>
       <w:r>
         <w:rPr>
-          <w:rFonts w:asciiTheme="majorHAnsi" w:hAnsiTheme="majorHAnsi" w:cstheme="majorHAnsi" w:hint="cs"/>
+          <w:rFonts w:asciiTheme="majorHAnsi" w:hAnsiTheme="majorHAnsi" w:cstheme="majorHAnsi"/>
           <w:rtl/>
         </w:rPr>
         <w:t xml:space="preserve"> عند الحاجة</w:t>
       </w:r>
       <w:r>
         <w:rPr>
-          <w:rFonts w:asciiTheme="majorHAnsi" w:hAnsiTheme="majorHAnsi" w:cstheme="majorHAnsi" w:hint="cs"/>
+          <w:rFonts w:asciiTheme="majorHAnsi" w:hAnsiTheme="majorHAnsi" w:cstheme="majorHAnsi"/>
           <w:rtl/>
         </w:rPr>
         <w:t>.</w:t>
@@ -17567,7 +17705,7 @@
       </w:pPr>
       <w:r>
         <w:rPr>
-          <w:rFonts w:asciiTheme="majorHAnsi" w:hAnsiTheme="majorHAnsi" w:cstheme="majorHAnsi" w:hint="cs"/>
+          <w:rFonts w:asciiTheme="majorHAnsi" w:hAnsiTheme="majorHAnsi" w:cstheme="majorHAnsi"/>
           <w:rtl/>
         </w:rPr>
         <w:t>ال</w:t>
@@ -17699,7 +17837,7 @@
             </w:r>
             <w:r>
               <w:rPr>
-                <w:rFonts w:asciiTheme="majorHAnsi" w:hAnsiTheme="majorHAnsi" w:cstheme="majorHAnsi" w:hint="cs"/>
+                <w:rFonts w:asciiTheme="majorHAnsi" w:hAnsiTheme="majorHAnsi" w:cstheme="majorHAnsi"/>
                 <w:rtl/>
               </w:rPr>
               <w:t>المواد والمعدات</w:t>
@@ -17992,7 +18130,7 @@
       </w:r>
       <w:r>
         <w:rPr>
-          <w:rFonts w:asciiTheme="majorHAnsi" w:hAnsiTheme="majorHAnsi" w:cstheme="majorHAnsi" w:hint="cs"/>
+          <w:rFonts w:asciiTheme="majorHAnsi" w:hAnsiTheme="majorHAnsi" w:cstheme="majorHAnsi"/>
           <w:rtl/>
         </w:rPr>
         <w:t>الالتزام</w:t>
@@ -18042,6 +18180,7 @@
       <w:pPr>
         <w:bidi/>
         <w:rPr>
+          <w:rFonts w:asciiTheme="majorHAnsi" w:hAnsiTheme="majorHAnsi" w:cstheme="majorHAnsi"/>
           <w:rtl/>
         </w:rPr>
         <w:sectPr>
@@ -18064,7 +18203,7 @@
       <w:bookmarkStart w:id="322" w:name="_Toc237269938"/>
       <w:r>
         <w:rPr>
-          <w:rFonts w:asciiTheme="majorHAnsi" w:hAnsiTheme="majorHAnsi" w:cstheme="majorHAnsi" w:hint="cs"/>
+          <w:rFonts w:asciiTheme="majorHAnsi" w:hAnsiTheme="majorHAnsi" w:cstheme="majorHAnsi"/>
           <w:rtl/>
         </w:rPr>
         <w:lastRenderedPageBreak/>
@@ -18110,7 +18249,7 @@
       </w:pPr>
       <w:r>
         <w:rPr>
-          <w:rFonts w:asciiTheme="majorHAnsi" w:hAnsiTheme="majorHAnsi" w:cstheme="majorHAnsi" w:hint="cs"/>
+          <w:rFonts w:asciiTheme="majorHAnsi" w:hAnsiTheme="majorHAnsi" w:cstheme="majorHAnsi"/>
           <w:rtl/>
         </w:rPr>
         <w:t>اللائحة</w:t>
@@ -18140,7 +18279,7 @@
       </w:r>
       <w:r>
         <w:rPr>
-          <w:rFonts w:asciiTheme="majorHAnsi" w:hAnsiTheme="majorHAnsi" w:cstheme="majorHAnsi" w:hint="cs"/>
+          <w:rFonts w:asciiTheme="majorHAnsi" w:hAnsiTheme="majorHAnsi" w:cstheme="majorHAnsi"/>
           <w:rtl/>
         </w:rPr>
         <w:t>الالتزام</w:t>
@@ -18173,7 +18312,7 @@
       </w:pPr>
       <w:r>
         <w:rPr>
-          <w:rFonts w:asciiTheme="majorHAnsi" w:hAnsiTheme="majorHAnsi" w:cstheme="majorHAnsi" w:hint="cs"/>
+          <w:rFonts w:asciiTheme="majorHAnsi" w:hAnsiTheme="majorHAnsi" w:cstheme="majorHAnsi"/>
           <w:rtl/>
         </w:rPr>
         <w:t>اللائحة</w:t>
@@ -18203,7 +18342,7 @@
       </w:r>
       <w:r>
         <w:rPr>
-          <w:rFonts w:asciiTheme="majorHAnsi" w:hAnsiTheme="majorHAnsi" w:cstheme="majorHAnsi" w:hint="cs"/>
+          <w:rFonts w:asciiTheme="majorHAnsi" w:hAnsiTheme="majorHAnsi" w:cstheme="majorHAnsi"/>
           <w:rtl/>
         </w:rPr>
         <w:t>الالتزام</w:t>
@@ -18243,7 +18382,7 @@
       </w:r>
       <w:r>
         <w:rPr>
-          <w:rFonts w:asciiTheme="majorHAnsi" w:hAnsiTheme="majorHAnsi" w:cstheme="majorHAnsi" w:hint="cs"/>
+          <w:rFonts w:asciiTheme="majorHAnsi" w:hAnsiTheme="majorHAnsi" w:cstheme="majorHAnsi"/>
           <w:rtl/>
         </w:rPr>
         <w:t>الالتزام</w:t>
@@ -18283,7 +18422,7 @@
       </w:r>
       <w:r>
         <w:rPr>
-          <w:rFonts w:asciiTheme="majorHAnsi" w:hAnsiTheme="majorHAnsi" w:cstheme="majorHAnsi" w:hint="cs"/>
+          <w:rFonts w:asciiTheme="majorHAnsi" w:hAnsiTheme="majorHAnsi" w:cstheme="majorHAnsi"/>
           <w:rtl/>
         </w:rPr>
         <w:t>الالتزام</w:t>
@@ -18323,7 +18462,7 @@
       </w:r>
       <w:r>
         <w:rPr>
-          <w:rFonts w:asciiTheme="majorHAnsi" w:hAnsiTheme="majorHAnsi" w:cstheme="majorHAnsi" w:hint="cs"/>
+          <w:rFonts w:asciiTheme="majorHAnsi" w:hAnsiTheme="majorHAnsi" w:cstheme="majorHAnsi"/>
           <w:rtl/>
         </w:rPr>
         <w:t>الالتزام</w:t>
@@ -18364,7 +18503,7 @@
       </w:r>
       <w:r>
         <w:rPr>
-          <w:rFonts w:asciiTheme="majorHAnsi" w:hAnsiTheme="majorHAnsi" w:cstheme="majorHAnsi" w:hint="cs"/>
+          <w:rFonts w:asciiTheme="majorHAnsi" w:hAnsiTheme="majorHAnsi" w:cstheme="majorHAnsi"/>
           <w:rtl/>
         </w:rPr>
         <w:t>الالتزام</w:t>
@@ -18400,6 +18539,7 @@
         <w:pStyle w:val="NormalWeb"/>
         <w:bidi/>
         <w:rPr>
+          <w:rFonts w:asciiTheme="majorHAnsi" w:hAnsiTheme="majorHAnsi" w:cstheme="majorHAnsi"/>
           <w:rtl/>
         </w:rPr>
         <w:sectPr>
@@ -18446,7 +18586,7 @@
       </w:pPr>
       <w:r>
         <w:rPr>
-          <w:rFonts w:asciiTheme="majorHAnsi" w:hAnsiTheme="majorHAnsi" w:cstheme="majorHAnsi" w:hint="cs"/>
+          <w:rFonts w:asciiTheme="majorHAnsi" w:hAnsiTheme="majorHAnsi" w:cstheme="majorHAnsi"/>
           <w:rtl/>
         </w:rPr>
         <w:t xml:space="preserve"> </w:t>
@@ -18454,7 +18594,7 @@
       <w:bookmarkStart w:id="326" w:name="_Toc237269940"/>
       <w:r>
         <w:rPr>
-          <w:rFonts w:asciiTheme="majorHAnsi" w:hAnsiTheme="majorHAnsi" w:cs="Calibri Light"/>
+          <w:rFonts w:asciiTheme="majorHAnsi" w:hAnsiTheme="majorHAnsi" w:cstheme="majorHAnsi"/>
           <w:rtl/>
         </w:rPr>
         <w:t>السجل التجاري</w:t>
@@ -18466,6 +18606,7 @@
         <w:bidi/>
         <w:jc w:val="center"/>
         <w:rPr>
+          <w:rFonts w:asciiTheme="majorHAnsi" w:hAnsiTheme="majorHAnsi" w:cstheme="majorHAnsi"/>
           <w:rtl/>
         </w:rPr>
       </w:pPr>
@@ -18475,14 +18616,14 @@
         <w:bidi/>
         <w:jc w:val="center"/>
         <w:rPr>
-          <w:rFonts w:asciiTheme="majorHAnsi" w:hAnsiTheme="majorHAnsi" w:cs="Calibri Light"/>
+          <w:rFonts w:asciiTheme="majorHAnsi" w:hAnsiTheme="majorHAnsi" w:cstheme="majorHAnsi"/>
           <w:noProof/>
           <w:rtl/>
         </w:rPr>
       </w:pPr>
       <w:r>
         <w:rPr>
-          <w:rFonts w:asciiTheme="majorHAnsi" w:hAnsiTheme="majorHAnsi" w:cs="Calibri Light"/>
+          <w:rFonts w:asciiTheme="majorHAnsi" w:hAnsiTheme="majorHAnsi" w:cstheme="majorHAnsi"/>
           <w:noProof/>
           <w:rtl/>
         </w:rPr>
@@ -18490,14 +18631,14 @@
       </w:r>
       <w:r>
         <w:rPr>
-          <w:rFonts w:asciiTheme="majorHAnsi" w:hAnsiTheme="majorHAnsi" w:cs="Calibri Light"/>
+          <w:rFonts w:asciiTheme="majorHAnsi" w:hAnsiTheme="majorHAnsi" w:cstheme="majorHAnsi"/>
           <w:noProof/>
         </w:rPr>
         <w:t>cr_image</w:t>
       </w:r>
       <w:r>
         <w:rPr>
-          <w:rFonts w:asciiTheme="majorHAnsi" w:hAnsiTheme="majorHAnsi" w:cs="Calibri Light"/>
+          <w:rFonts w:asciiTheme="majorHAnsi" w:hAnsiTheme="majorHAnsi" w:cstheme="majorHAnsi"/>
           <w:noProof/>
           <w:rtl/>
         </w:rPr>
@@ -18515,7 +18656,7 @@
       </w:pPr>
       <w:r>
         <w:rPr>
-          <w:rFonts w:asciiTheme="majorHAnsi" w:hAnsiTheme="majorHAnsi" w:cstheme="majorHAnsi" w:hint="cs"/>
+          <w:rFonts w:asciiTheme="majorHAnsi" w:hAnsiTheme="majorHAnsi" w:cstheme="majorHAnsi"/>
           <w:rtl/>
         </w:rPr>
         <w:t>شهادة السجل التجاري</w:t>
@@ -18577,14 +18718,14 @@
         <w:bidi/>
         <w:ind w:left="630" w:hanging="270"/>
         <w:rPr>
-          <w:rFonts w:asciiTheme="majorHAnsi" w:hAnsiTheme="majorHAnsi" w:cs="Calibri Light"/>
+          <w:rFonts w:asciiTheme="majorHAnsi" w:hAnsiTheme="majorHAnsi" w:cstheme="majorHAnsi"/>
           <w:rtl/>
         </w:rPr>
       </w:pPr>
       <w:bookmarkStart w:id="327" w:name="_Toc237269941"/>
       <w:r>
         <w:rPr>
-          <w:rFonts w:asciiTheme="majorHAnsi" w:hAnsiTheme="majorHAnsi" w:cs="Calibri Light" w:hint="cs"/>
+          <w:rFonts w:asciiTheme="majorHAnsi" w:hAnsiTheme="majorHAnsi" w:cstheme="majorHAnsi"/>
           <w:rtl/>
         </w:rPr>
         <w:lastRenderedPageBreak/>
@@ -18597,14 +18738,14 @@
         <w:bidi/>
         <w:jc w:val="center"/>
         <w:rPr>
-          <w:rFonts w:asciiTheme="majorHAnsi" w:hAnsiTheme="majorHAnsi" w:cs="Calibri Light"/>
+          <w:rFonts w:asciiTheme="majorHAnsi" w:hAnsiTheme="majorHAnsi" w:cstheme="majorHAnsi"/>
           <w:noProof/>
           <w:rtl/>
         </w:rPr>
       </w:pPr>
       <w:r>
         <w:rPr>
-          <w:rFonts w:asciiTheme="majorHAnsi" w:hAnsiTheme="majorHAnsi" w:cs="Calibri Light"/>
+          <w:rFonts w:asciiTheme="majorHAnsi" w:hAnsiTheme="majorHAnsi" w:cstheme="majorHAnsi"/>
           <w:noProof/>
           <w:rtl/>
         </w:rPr>
@@ -18612,14 +18753,14 @@
       </w:r>
       <w:r>
         <w:rPr>
-          <w:rFonts w:asciiTheme="majorHAnsi" w:hAnsiTheme="majorHAnsi" w:cs="Calibri Light"/>
+          <w:rFonts w:asciiTheme="majorHAnsi" w:hAnsiTheme="majorHAnsi" w:cstheme="majorHAnsi"/>
           <w:noProof/>
         </w:rPr>
         <w:t>vat_image</w:t>
       </w:r>
       <w:r>
         <w:rPr>
-          <w:rFonts w:asciiTheme="majorHAnsi" w:hAnsiTheme="majorHAnsi" w:cs="Calibri Light"/>
+          <w:rFonts w:asciiTheme="majorHAnsi" w:hAnsiTheme="majorHAnsi" w:cstheme="majorHAnsi"/>
           <w:noProof/>
           <w:rtl/>
         </w:rPr>
@@ -18631,70 +18772,44 @@
         <w:bidi/>
         <w:jc w:val="center"/>
         <w:rPr>
-          <w:rFonts w:asciiTheme="majorHAnsi" w:hAnsiTheme="majorHAnsi" w:cs="Calibri Light"/>
+          <w:rFonts w:asciiTheme="majorHAnsi" w:hAnsiTheme="majorHAnsi" w:cstheme="majorHAnsi"/>
+          <w:noProof/>
+          <w:rtl/>
+        </w:rPr>
+      </w:pPr>
+      <w:r>
+        <w:rPr>
+          <w:rFonts w:asciiTheme="majorHAnsi" w:hAnsiTheme="majorHAnsi" w:cstheme="majorHAnsi"/>
           <w:noProof/>
           <w:sz w:val="28"/>
           <w:szCs w:val="28"/>
           <w:rtl/>
         </w:rPr>
-      </w:pPr>
-      <w:r>
-        <w:rPr>
-          <w:rFonts w:asciiTheme="majorHAnsi" w:hAnsiTheme="majorHAnsi" w:cs="Calibri Light" w:hint="cs"/>
+        <w:t>شهادة تس</w:t>
+      </w:r>
+      <w:r>
+        <w:rPr>
+          <w:rFonts w:asciiTheme="majorHAnsi" w:hAnsiTheme="majorHAnsi" w:cstheme="majorHAnsi"/>
           <w:noProof/>
           <w:sz w:val="28"/>
           <w:szCs w:val="28"/>
           <w:rtl/>
         </w:rPr>
-        <w:t>شهادة تس</w:t>
-      </w:r>
-      <w:r>
-        <w:rPr>
-          <w:rFonts w:asciiTheme="majorHAnsi" w:hAnsiTheme="majorHAnsi" w:cs="Calibri Light" w:hint="cs"/>
+        <w:t>ج</w:t>
+      </w:r>
+      <w:r>
+        <w:rPr>
+          <w:rFonts w:asciiTheme="majorHAnsi" w:hAnsiTheme="majorHAnsi" w:cstheme="majorHAnsi"/>
           <w:noProof/>
           <w:sz w:val="28"/>
           <w:szCs w:val="28"/>
           <w:rtl/>
         </w:rPr>
-        <w:t>ج</w:t>
-      </w:r>
-      <w:r>
-        <w:rPr>
-          <w:rFonts w:asciiTheme="majorHAnsi" w:hAnsiTheme="majorHAnsi" w:cs="Calibri Light" w:hint="cs"/>
-          <w:noProof/>
-          <w:sz w:val="28"/>
-          <w:szCs w:val="28"/>
-          <w:rtl/>
-        </w:rPr>
         <w:t>يل في ضريبة القيمة المضافة</w:t>
       </w:r>
-    </w:p>
-    <w:p>
-      <w:pPr>
-        <w:bidi/>
-        <w:jc w:val="left"/>
-        <w:rPr>
-          <w:rFonts w:asciiTheme="majorHAnsi" w:hAnsiTheme="majorHAnsi" w:cs="Calibri Light"/>
-          <w:noProof/>
-          <w:sz w:val="28"/>
-          <w:szCs w:val="28"/>
-          <w:rtl/>
-        </w:rPr>
-      </w:pPr>
-    </w:p>
-    <w:p>
-      <w:pPr>
-        <w:spacing w:after="0" w:line="240" w:lineRule="auto"/>
-        <w:jc w:val="left"/>
-        <w:rPr>
-          <w:rFonts w:asciiTheme="majorHAnsi" w:hAnsiTheme="majorHAnsi" w:cs="Calibri Light"/>
-          <w:noProof/>
-          <w:rtl/>
-        </w:rPr>
-      </w:pPr>
-      <w:r>
-        <w:rPr>
-          <w:rFonts w:asciiTheme="majorHAnsi" w:hAnsiTheme="majorHAnsi" w:cs="Calibri Light"/>
+      <w:r>
+        <w:rPr>
+          <w:rFonts w:asciiTheme="majorHAnsi" w:hAnsiTheme="majorHAnsi" w:cstheme="majorHAnsi"/>
           <w:noProof/>
           <w:rtl/>
         </w:rPr>
@@ -18710,14 +18825,14 @@
         <w:bidi/>
         <w:ind w:left="630" w:hanging="270"/>
         <w:rPr>
-          <w:rFonts w:asciiTheme="majorHAnsi" w:hAnsiTheme="majorHAnsi" w:cs="Calibri Light"/>
+          <w:rFonts w:asciiTheme="majorHAnsi" w:hAnsiTheme="majorHAnsi" w:cstheme="majorHAnsi"/>
           <w:rtl/>
         </w:rPr>
       </w:pPr>
       <w:bookmarkStart w:id="328" w:name="_Toc237269942"/>
       <w:r>
         <w:rPr>
-          <w:rFonts w:asciiTheme="majorHAnsi" w:hAnsiTheme="majorHAnsi" w:cs="Calibri Light" w:hint="cs"/>
+          <w:rFonts w:asciiTheme="majorHAnsi" w:hAnsiTheme="majorHAnsi" w:cstheme="majorHAnsi"/>
           <w:rtl/>
         </w:rPr>
         <w:lastRenderedPageBreak/>
@@ -18730,54 +18845,100 @@
         <w:bidi/>
         <w:jc w:val="center"/>
         <w:rPr>
-          <w:rtl/>
-        </w:rPr>
-      </w:pPr>
+          <w:rFonts w:asciiTheme="majorHAnsi" w:hAnsiTheme="majorHAnsi" w:cstheme="majorHAnsi"/>
+          <w:rtl/>
+        </w:rPr>
+      </w:pPr>
+      <w:proofErr w:type="gramStart"/>
+      <w:r>
+        <w:rPr>
+          <w:rFonts w:asciiTheme="majorHAnsi" w:hAnsiTheme="majorHAnsi" w:cstheme="majorHAnsi"/>
+          <w:rtl/>
+        </w:rPr>
+        <w:t xml:space="preserve">{{ </w:t>
+      </w:r>
+      <w:proofErr w:type="spellStart"/>
+      <w:r>
+        <w:rPr>
+          <w:rFonts w:asciiTheme="majorHAnsi" w:hAnsiTheme="majorHAnsi" w:cstheme="majorHAnsi"/>
+        </w:rPr>
+        <w:t>address</w:t>
+      </w:r>
+      <w:proofErr w:type="gramEnd"/>
+      <w:r>
+        <w:rPr>
+          <w:rFonts w:asciiTheme="majorHAnsi" w:hAnsiTheme="majorHAnsi" w:cstheme="majorHAnsi"/>
+        </w:rPr>
+        <w:t>_</w:t>
+      </w:r>
+      <w:proofErr w:type="gramStart"/>
+      <w:r>
+        <w:rPr>
+          <w:rFonts w:asciiTheme="majorHAnsi" w:hAnsiTheme="majorHAnsi" w:cstheme="majorHAnsi"/>
+        </w:rPr>
+        <w:t>image</w:t>
+      </w:r>
+      <w:proofErr w:type="spellEnd"/>
+      <w:r>
+        <w:rPr>
+          <w:rFonts w:asciiTheme="majorHAnsi" w:hAnsiTheme="majorHAnsi" w:cstheme="majorHAnsi"/>
+          <w:rtl/>
+        </w:rPr>
+        <w:t xml:space="preserve"> }</w:t>
+      </w:r>
+      <w:proofErr w:type="gramEnd"/>
+      <w:r>
+        <w:rPr>
+          <w:rFonts w:asciiTheme="majorHAnsi" w:hAnsiTheme="majorHAnsi" w:cstheme="majorHAnsi"/>
+          <w:rtl/>
+        </w:rPr>
+        <w:t>}</w:t>
+      </w:r>
     </w:p>
     <w:p>
       <w:pPr>
         <w:bidi/>
         <w:jc w:val="center"/>
         <w:rPr>
-          <w:rtl/>
-        </w:rPr>
-      </w:pPr>
-      <w:proofErr w:type="gramStart"/>
-      <w:r>
-        <w:rPr>
-          <w:rtl/>
-        </w:rPr>
-        <w:t xml:space="preserve">{{ </w:t>
-      </w:r>
-      <w:proofErr w:type="spellStart"/>
-      <w:r>
-        <w:t>address</w:t>
-      </w:r>
-      <w:proofErr w:type="gramEnd"/>
-      <w:r>
-        <w:t>_</w:t>
-      </w:r>
-      <w:proofErr w:type="gramStart"/>
-      <w:r>
-        <w:t>image</w:t>
-      </w:r>
-      <w:proofErr w:type="spellEnd"/>
-      <w:r>
-        <w:rPr>
-          <w:rtl/>
-        </w:rPr>
-        <w:t xml:space="preserve"> }</w:t>
-      </w:r>
-      <w:proofErr w:type="gramEnd"/>
-      <w:r>
-        <w:rPr>
-          <w:rtl/>
-        </w:rPr>
-        <w:t>}</w:t>
+          <w:rFonts w:asciiTheme="majorHAnsi" w:hAnsiTheme="majorHAnsi" w:cstheme="majorHAnsi"/>
+          <w:rtl/>
+        </w:rPr>
+      </w:pPr>
+      <w:r>
+        <w:rPr>
+          <w:rFonts w:asciiTheme="majorHAnsi" w:hAnsiTheme="majorHAnsi" w:cstheme="majorHAnsi"/>
+          <w:rtl/>
+        </w:rPr>
+        <w:t>العنوان الوطني</w:t>
+      </w:r>
+      <w:r>
+        <w:rPr>
+          <w:rFonts w:asciiTheme="majorHAnsi" w:hAnsiTheme="majorHAnsi" w:cstheme="majorHAnsi"/>
+          <w:rtl/>
+        </w:rPr>
+        <w:br w:type="page"/>
       </w:r>
     </w:p>
     <w:p>
       <w:pPr>
+        <w:pStyle w:val="Heading2"/>
+        <w:bidi/>
+        <w:rPr>
+          <w:rFonts w:asciiTheme="majorHAnsi" w:hAnsiTheme="majorHAnsi" w:cstheme="majorHAnsi"/>
+          <w:rtl/>
+        </w:rPr>
+      </w:pPr>
+      <w:r>
+        <w:rPr>
+          <w:rFonts w:asciiTheme="majorHAnsi" w:hAnsiTheme="majorHAnsi" w:cstheme="majorHAnsi"/>
+          <w:rtl/>
+        </w:rPr>
+        <w:lastRenderedPageBreak/>
+        <w:t>ترخيص مؤسسة فيكر للخدمات البيئية</w:t>
+      </w:r>
+    </w:p>
+    <w:p>
+      <w:pPr>
         <w:bidi/>
         <w:jc w:val="center"/>
         <w:rPr>
@@ -18788,72 +18949,6 @@
       <w:r>
         <w:rPr>
           <w:rFonts w:asciiTheme="majorHAnsi" w:hAnsiTheme="majorHAnsi" w:cstheme="majorHAnsi"/>
-          <w:rtl/>
-        </w:rPr>
-        <w:t>العنوان الوطني</w:t>
-      </w:r>
-    </w:p>
-    <w:p>
-      <w:pPr>
-        <w:pStyle w:val="NormalWeb"/>
-        <w:jc w:val="center"/>
-      </w:pPr>
-    </w:p>
-    <w:p>
-      <w:pPr>
-        <w:bidi/>
-        <w:jc w:val="center"/>
-        <w:rPr>
-          <w:rFonts w:asciiTheme="majorHAnsi" w:hAnsiTheme="majorHAnsi" w:cstheme="majorHAnsi"/>
-          <w:rtl/>
-        </w:rPr>
-      </w:pPr>
-    </w:p>
-    <w:p>
-      <w:pPr>
-        <w:spacing w:after="0" w:line="240" w:lineRule="auto"/>
-        <w:jc w:val="left"/>
-        <w:rPr>
-          <w:rFonts w:asciiTheme="majorHAnsi" w:hAnsiTheme="majorHAnsi" w:cstheme="majorHAnsi"/>
-          <w:rtl/>
-        </w:rPr>
-      </w:pPr>
-      <w:r>
-        <w:rPr>
-          <w:rFonts w:asciiTheme="majorHAnsi" w:hAnsiTheme="majorHAnsi" w:cstheme="majorHAnsi"/>
-          <w:rtl/>
-        </w:rPr>
-        <w:br w:type="page"/>
-      </w:r>
-    </w:p>
-    <w:p>
-      <w:pPr>
-        <w:pStyle w:val="Heading2"/>
-        <w:bidi/>
-        <w:rPr>
-          <w:rFonts w:asciiTheme="majorHAnsi" w:hAnsiTheme="majorHAnsi" w:cs="Calibri Light"/>
-          <w:rtl/>
-        </w:rPr>
-      </w:pPr>
-      <w:r>
-        <w:rPr>
-          <w:rFonts w:asciiTheme="majorHAnsi" w:hAnsiTheme="majorHAnsi" w:cs="Calibri Light" w:hint="cs"/>
-          <w:rtl/>
-        </w:rPr>
-        <w:lastRenderedPageBreak/>
-        <w:t>ترخيص مؤسسة فيكر للخدمات البيئية</w:t>
-      </w:r>
-    </w:p>
-    <w:p>
-      <w:pPr>
-        <w:bidi/>
-        <w:jc w:val="center"/>
-        <w:rPr>
-          <w:rtl/>
-        </w:rPr>
-      </w:pPr>
-      <w:r>
-        <w:rPr>
           <w:noProof/>
           <w:rtl/>
         </w:rPr>
@@ -18905,7 +19000,7 @@
       </w:pPr>
       <w:r>
         <w:rPr>
-          <w:rFonts w:hint="cs"/>
+          <w:rFonts w:asciiTheme="majorHAnsi" w:hAnsiTheme="majorHAnsi" w:cstheme="majorHAnsi"/>
           <w:rtl/>
         </w:rPr>
         <w:t>ترخيص المكتب الاستشاري</w:t>
@@ -18923,36 +19018,138 @@
         <w:pStyle w:val="Heading2"/>
         <w:bidi/>
         <w:rPr>
-          <w:rFonts w:asciiTheme="majorHAnsi" w:hAnsiTheme="majorHAnsi" w:cs="Calibri Light"/>
-        </w:rPr>
-      </w:pPr>
-      <w:r>
-        <w:rPr>
-          <w:rFonts w:asciiTheme="majorHAnsi" w:hAnsiTheme="majorHAnsi" w:cs="Calibri Light" w:hint="cs"/>
+          <w:rFonts w:asciiTheme="majorHAnsi" w:hAnsiTheme="majorHAnsi" w:cstheme="majorHAnsi"/>
+        </w:rPr>
+      </w:pPr>
+      <w:r>
+        <w:rPr>
+          <w:rFonts w:asciiTheme="majorHAnsi" w:hAnsiTheme="majorHAnsi" w:cstheme="majorHAnsi"/>
           <w:rtl/>
         </w:rPr>
         <w:lastRenderedPageBreak/>
-        <w:t>ال</w:t>
-      </w:r>
-      <w:r>
-        <w:rPr>
-          <w:rFonts w:asciiTheme="majorHAnsi" w:hAnsiTheme="majorHAnsi" w:cs="Calibri Light" w:hint="cs"/>
-          <w:rtl/>
-        </w:rPr>
-        <w:t>مرفقات</w:t>
+        <w:t>المرفقات</w:t>
       </w:r>
     </w:p>
     <w:p>
       <w:pPr>
         <w:bidi/>
-        <w:rPr>
-          <w:rtl/>
-        </w:rPr>
-      </w:pPr>
+        <w:jc w:val="center"/>
+        <w:rPr>
+          <w:rFonts w:asciiTheme="majorHAnsi" w:hAnsiTheme="majorHAnsi" w:cstheme="majorHAnsi"/>
+          <w:rtl/>
+        </w:rPr>
+      </w:pPr>
+      <w:r>
+        <w:rPr>
+          <w:rFonts w:asciiTheme="majorHAnsi" w:hAnsiTheme="majorHAnsi" w:cstheme="majorHAnsi"/>
+        </w:rPr>
+        <w:t xml:space="preserve">{% for </w:t>
+      </w:r>
+      <w:proofErr w:type="spellStart"/>
+      <w:r>
+        <w:rPr>
+          <w:rFonts w:asciiTheme="majorHAnsi" w:hAnsiTheme="majorHAnsi" w:cstheme="majorHAnsi"/>
+        </w:rPr>
+        <w:t>img</w:t>
+      </w:r>
+      <w:proofErr w:type="spellEnd"/>
+      <w:r>
+        <w:rPr>
+          <w:rFonts w:asciiTheme="majorHAnsi" w:hAnsiTheme="majorHAnsi" w:cstheme="majorHAnsi"/>
+        </w:rPr>
+        <w:t xml:space="preserve"> in </w:t>
+      </w:r>
+      <w:proofErr w:type="spellStart"/>
+      <w:r>
+        <w:rPr>
+          <w:rFonts w:asciiTheme="majorHAnsi" w:hAnsiTheme="majorHAnsi" w:cstheme="majorHAnsi"/>
+        </w:rPr>
+        <w:t>visit_</w:t>
+      </w:r>
+      <w:proofErr w:type="gramStart"/>
+      <w:r>
+        <w:rPr>
+          <w:rFonts w:asciiTheme="majorHAnsi" w:hAnsiTheme="majorHAnsi" w:cstheme="majorHAnsi"/>
+        </w:rPr>
+        <w:t>images</w:t>
+      </w:r>
+      <w:proofErr w:type="spellEnd"/>
+      <w:r>
+        <w:rPr>
+          <w:rFonts w:asciiTheme="majorHAnsi" w:hAnsiTheme="majorHAnsi" w:cstheme="majorHAnsi"/>
+        </w:rPr>
+        <w:t xml:space="preserve"> %}</w:t>
+      </w:r>
+      <w:proofErr w:type="gramEnd"/>
     </w:p>
     <w:p>
       <w:pPr>
         <w:bidi/>
+        <w:jc w:val="center"/>
+        <w:rPr>
+          <w:rFonts w:asciiTheme="majorHAnsi" w:hAnsiTheme="majorHAnsi" w:cstheme="majorHAnsi"/>
+          <w:rtl/>
+        </w:rPr>
+      </w:pPr>
+      <w:proofErr w:type="gramStart"/>
+      <w:r>
+        <w:rPr>
+          <w:rFonts w:asciiTheme="majorHAnsi" w:hAnsiTheme="majorHAnsi" w:cstheme="majorHAnsi"/>
+        </w:rPr>
+        <w:t xml:space="preserve">{{ </w:t>
+      </w:r>
+      <w:proofErr w:type="spellStart"/>
+      <w:r>
+        <w:rPr>
+          <w:rFonts w:asciiTheme="majorHAnsi" w:hAnsiTheme="majorHAnsi" w:cstheme="majorHAnsi"/>
+        </w:rPr>
+        <w:t>img</w:t>
+      </w:r>
+      <w:proofErr w:type="spellEnd"/>
+      <w:proofErr w:type="gramEnd"/>
+      <w:r>
+        <w:rPr>
+          <w:rFonts w:asciiTheme="majorHAnsi" w:hAnsiTheme="majorHAnsi" w:cstheme="majorHAnsi"/>
+        </w:rPr>
+        <w:t xml:space="preserve"> }}</w:t>
+      </w:r>
+    </w:p>
+    <w:p>
+      <w:pPr>
+        <w:bidi/>
+        <w:jc w:val="center"/>
+        <w:rPr>
+          <w:rFonts w:asciiTheme="majorHAnsi" w:hAnsiTheme="majorHAnsi" w:cstheme="majorHAnsi"/>
+          <w:rtl/>
+        </w:rPr>
+      </w:pPr>
+      <w:r>
+        <w:rPr>
+          <w:rFonts w:asciiTheme="majorHAnsi" w:hAnsiTheme="majorHAnsi" w:cstheme="majorHAnsi"/>
+        </w:rPr>
+        <w:t xml:space="preserve">{% </w:t>
+      </w:r>
+      <w:proofErr w:type="spellStart"/>
+      <w:r>
+        <w:rPr>
+          <w:rFonts w:asciiTheme="majorHAnsi" w:hAnsiTheme="majorHAnsi" w:cstheme="majorHAnsi"/>
+        </w:rPr>
+        <w:t>endfor</w:t>
+      </w:r>
+      <w:proofErr w:type="spellEnd"/>
+      <w:r>
+        <w:rPr>
+          <w:rFonts w:asciiTheme="majorHAnsi" w:hAnsiTheme="majorHAnsi" w:cstheme="majorHAnsi"/>
+        </w:rPr>
+        <w:t xml:space="preserve"> %}</w:t>
+      </w:r>
+    </w:p>
+    <w:p>
+      <w:pPr>
+        <w:bidi/>
+        <w:rPr>
+          <w:rFonts w:asciiTheme="majorHAnsi" w:hAnsiTheme="majorHAnsi" w:cstheme="majorHAnsi"/>
+        </w:rPr>
       </w:pPr>
     </w:p>
     <w:p>
@@ -18961,6 +19158,7 @@
         <w:spacing w:after="0" w:line="240" w:lineRule="auto"/>
         <w:jc w:val="left"/>
         <w:rPr>
+          <w:rFonts w:asciiTheme="majorHAnsi" w:hAnsiTheme="majorHAnsi" w:cstheme="majorHAnsi"/>
           <w:rtl/>
         </w:rPr>
       </w:pPr>
@@ -22145,7 +22343,6 @@
   <w:style w:type="character" w:default="1" w:styleId="DefaultParagraphFont">
     <w:name w:val="Default Paragraph Font"/>
     <w:uiPriority w:val="1"/>
-    <w:semiHidden/>
     <w:unhideWhenUsed/>
   </w:style>
   <w:style w:type="table" w:default="1" w:styleId="TableNormal">
@@ -26710,32 +26907,6 @@
     </w:docPart>
     <w:docPart>
       <w:docPartPr>
-        <w:name w:val="6DA6A32465A045ED8FDE6DB5D5595DE2"/>
-        <w:category>
-          <w:name w:val="General"/>
-          <w:gallery w:val="placeholder"/>
-        </w:category>
-        <w:types>
-          <w:type w:val="bbPlcHdr"/>
-        </w:types>
-        <w:behaviors>
-          <w:behavior w:val="content"/>
-        </w:behaviors>
-        <w:guid w:val="{CF14CFCC-3E3D-48FF-8C32-C49644C45B0D}"/>
-      </w:docPartPr>
-      <w:docPartBody>
-        <w:p>
-          <w:r>
-            <w:rPr>
-              <w:rStyle w:val="PlaceholderText"/>
-            </w:rPr>
-            <w:t>[Subject]</w:t>
-          </w:r>
-        </w:p>
-      </w:docPartBody>
-    </w:docPart>
-    <w:docPart>
-      <w:docPartPr>
         <w:name w:val="C0A33309209349BF9C29AD394DDD82DF"/>
         <w:category>
           <w:name w:val="General"/>
@@ -26756,32 +26927,6 @@
               <w:rStyle w:val="PlaceholderText"/>
             </w:rPr>
             <w:t>[Comments]</w:t>
-          </w:r>
-        </w:p>
-      </w:docPartBody>
-    </w:docPart>
-    <w:docPart>
-      <w:docPartPr>
-        <w:name w:val="8223A129892043058C067FDF37AE5A55"/>
-        <w:category>
-          <w:name w:val="General"/>
-          <w:gallery w:val="placeholder"/>
-        </w:category>
-        <w:types>
-          <w:type w:val="bbPlcHdr"/>
-        </w:types>
-        <w:behaviors>
-          <w:behavior w:val="content"/>
-        </w:behaviors>
-        <w:guid w:val="{CD1237B7-1D61-485C-8654-E7B448EE0679}"/>
-      </w:docPartPr>
-      <w:docPartBody>
-        <w:p>
-          <w:r>
-            <w:rPr>
-              <w:rStyle w:val="PlaceholderText"/>
-            </w:rPr>
-            <w:t>[Subject]</w:t>
           </w:r>
         </w:p>
       </w:docPartBody>
@@ -27063,6 +27208,7 @@
     <w:rsid w:val="002649AC"/>
     <w:rsid w:val="00280D5E"/>
     <w:rsid w:val="00297086"/>
+    <w:rsid w:val="002D3F8F"/>
     <w:rsid w:val="002E1934"/>
     <w:rsid w:val="002E1A5D"/>
     <w:rsid w:val="002E6C2F"/>
@@ -27108,6 +27254,7 @@
     <w:rsid w:val="005F4229"/>
     <w:rsid w:val="00604096"/>
     <w:rsid w:val="006378B4"/>
+    <w:rsid w:val="00651EFD"/>
     <w:rsid w:val="00663BA7"/>
     <w:rsid w:val="006B4275"/>
     <w:rsid w:val="0070639A"/>
@@ -27711,189 +27858,6 @@
       <w:color w:val="808080"/>
     </w:rPr>
   </w:style>
-  <w:style w:type="paragraph" w:customStyle="1" w:styleId="B40A1D73F7C64CFEBF7FAEE85C2B775F">
-    <w:name w:val="B40A1D73F7C64CFEBF7FAEE85C2B775F"/>
-    <w:rsid w:val="0078304E"/>
-    <w:pPr>
-      <w:spacing w:after="160" w:line="259" w:lineRule="auto"/>
-    </w:pPr>
-    <w:rPr>
-      <w:kern w:val="2"/>
-      <w:sz w:val="22"/>
-      <w:szCs w:val="22"/>
-      <w14:ligatures w14:val="standardContextual"/>
-    </w:rPr>
-  </w:style>
-  <w:style w:type="paragraph" w:customStyle="1" w:styleId="DEE7C36DF7B34E57B5A262108746FDD0">
-    <w:name w:val="DEE7C36DF7B34E57B5A262108746FDD0"/>
-    <w:rsid w:val="0050592E"/>
-    <w:pPr>
-      <w:spacing w:after="160" w:line="259" w:lineRule="auto"/>
-    </w:pPr>
-    <w:rPr>
-      <w:kern w:val="2"/>
-      <w:sz w:val="22"/>
-      <w:szCs w:val="22"/>
-      <w14:ligatures w14:val="standardContextual"/>
-    </w:rPr>
-  </w:style>
-  <w:style w:type="paragraph" w:customStyle="1" w:styleId="D41F26C1A0D842CE9D2226D9C111E60E">
-    <w:name w:val="D41F26C1A0D842CE9D2226D9C111E60E"/>
-    <w:rsid w:val="0050592E"/>
-    <w:pPr>
-      <w:spacing w:after="160" w:line="259" w:lineRule="auto"/>
-    </w:pPr>
-    <w:rPr>
-      <w:kern w:val="2"/>
-      <w:sz w:val="22"/>
-      <w:szCs w:val="22"/>
-      <w14:ligatures w14:val="standardContextual"/>
-    </w:rPr>
-  </w:style>
-  <w:style w:type="paragraph" w:customStyle="1" w:styleId="53F257BD932144348055FAB8135A7533">
-    <w:name w:val="53F257BD932144348055FAB8135A7533"/>
-    <w:pPr>
-      <w:bidi/>
-      <w:spacing w:after="160" w:line="278" w:lineRule="auto"/>
-    </w:pPr>
-    <w:rPr>
-      <w:kern w:val="2"/>
-      <w:sz w:val="24"/>
-      <w:szCs w:val="24"/>
-      <w14:ligatures w14:val="standardContextual"/>
-    </w:rPr>
-  </w:style>
-  <w:style w:type="paragraph" w:customStyle="1" w:styleId="EB09EC355ECB49A9B6E7E8087BD96355">
-    <w:name w:val="EB09EC355ECB49A9B6E7E8087BD96355"/>
-    <w:pPr>
-      <w:bidi/>
-      <w:spacing w:after="160" w:line="278" w:lineRule="auto"/>
-    </w:pPr>
-    <w:rPr>
-      <w:kern w:val="2"/>
-      <w:sz w:val="24"/>
-      <w:szCs w:val="24"/>
-      <w14:ligatures w14:val="standardContextual"/>
-    </w:rPr>
-  </w:style>
-  <w:style w:type="paragraph" w:customStyle="1" w:styleId="CA5E7E78A281415C8272DD1FA4831DC5">
-    <w:name w:val="CA5E7E78A281415C8272DD1FA4831DC5"/>
-    <w:pPr>
-      <w:bidi/>
-      <w:spacing w:after="160" w:line="278" w:lineRule="auto"/>
-    </w:pPr>
-    <w:rPr>
-      <w:kern w:val="2"/>
-      <w:sz w:val="24"/>
-      <w:szCs w:val="24"/>
-      <w14:ligatures w14:val="standardContextual"/>
-    </w:rPr>
-  </w:style>
-  <w:style w:type="paragraph" w:customStyle="1" w:styleId="C033FB8BBADD4694B6ED586D81A79412">
-    <w:name w:val="C033FB8BBADD4694B6ED586D81A79412"/>
-    <w:rsid w:val="00C772C7"/>
-    <w:pPr>
-      <w:spacing w:after="160" w:line="278" w:lineRule="auto"/>
-    </w:pPr>
-    <w:rPr>
-      <w:kern w:val="2"/>
-      <w:sz w:val="24"/>
-      <w:szCs w:val="24"/>
-      <w14:ligatures w14:val="standardContextual"/>
-    </w:rPr>
-  </w:style>
-  <w:style w:type="paragraph" w:customStyle="1" w:styleId="070B134F275C4EE6B105E5861E6C1A54">
-    <w:name w:val="070B134F275C4EE6B105E5861E6C1A54"/>
-    <w:rsid w:val="00390BED"/>
-    <w:pPr>
-      <w:spacing w:after="160" w:line="278" w:lineRule="auto"/>
-    </w:pPr>
-    <w:rPr>
-      <w:kern w:val="2"/>
-      <w:sz w:val="24"/>
-      <w:szCs w:val="24"/>
-      <w14:ligatures w14:val="standardContextual"/>
-    </w:rPr>
-  </w:style>
-  <w:style w:type="paragraph" w:customStyle="1" w:styleId="E2D2B85E1D774365BCF3D0BAD85AC398">
-    <w:name w:val="E2D2B85E1D774365BCF3D0BAD85AC398"/>
-    <w:rsid w:val="00390BED"/>
-    <w:pPr>
-      <w:spacing w:after="160" w:line="278" w:lineRule="auto"/>
-    </w:pPr>
-    <w:rPr>
-      <w:kern w:val="2"/>
-      <w:sz w:val="24"/>
-      <w:szCs w:val="24"/>
-      <w14:ligatures w14:val="standardContextual"/>
-    </w:rPr>
-  </w:style>
-  <w:style w:type="paragraph" w:customStyle="1" w:styleId="2F1DA9FB80E844E1BB622AB13E000388">
-    <w:name w:val="2F1DA9FB80E844E1BB622AB13E000388"/>
-    <w:rsid w:val="00003879"/>
-    <w:pPr>
-      <w:spacing w:after="160" w:line="278" w:lineRule="auto"/>
-    </w:pPr>
-    <w:rPr>
-      <w:kern w:val="2"/>
-      <w:sz w:val="24"/>
-      <w:szCs w:val="24"/>
-      <w:lang w:val="en-GB" w:eastAsia="en-GB"/>
-      <w14:ligatures w14:val="standardContextual"/>
-    </w:rPr>
-  </w:style>
-  <w:style w:type="paragraph" w:customStyle="1" w:styleId="23BA77C368D644BABACA3D41B5A6268C">
-    <w:name w:val="23BA77C368D644BABACA3D41B5A6268C"/>
-    <w:rsid w:val="00511CFC"/>
-    <w:pPr>
-      <w:spacing w:after="160" w:line="278" w:lineRule="auto"/>
-    </w:pPr>
-    <w:rPr>
-      <w:kern w:val="2"/>
-      <w:sz w:val="24"/>
-      <w:szCs w:val="24"/>
-      <w14:ligatures w14:val="standardContextual"/>
-    </w:rPr>
-  </w:style>
-  <w:style w:type="paragraph" w:customStyle="1" w:styleId="73D34112ED6F4DB08C3547C7291DEAF9">
-    <w:name w:val="73D34112ED6F4DB08C3547C7291DEAF9"/>
-    <w:rsid w:val="00511CFC"/>
-    <w:pPr>
-      <w:spacing w:after="160" w:line="278" w:lineRule="auto"/>
-    </w:pPr>
-    <w:rPr>
-      <w:kern w:val="2"/>
-      <w:sz w:val="24"/>
-      <w:szCs w:val="24"/>
-      <w14:ligatures w14:val="standardContextual"/>
-    </w:rPr>
-  </w:style>
-  <w:style w:type="paragraph" w:customStyle="1" w:styleId="2504B2E13B0F4B2AA3BD86BA28E20B71">
-    <w:name w:val="2504B2E13B0F4B2AA3BD86BA28E20B71"/>
-    <w:rsid w:val="00511CFC"/>
-    <w:pPr>
-      <w:spacing w:after="160" w:line="278" w:lineRule="auto"/>
-    </w:pPr>
-    <w:rPr>
-      <w:kern w:val="2"/>
-      <w:sz w:val="24"/>
-      <w:szCs w:val="24"/>
-      <w14:ligatures w14:val="standardContextual"/>
-    </w:rPr>
-  </w:style>
-  <w:style w:type="paragraph" w:customStyle="1" w:styleId="040D04CCF3D1497DADA7DA2A9DCED284">
-    <w:name w:val="040D04CCF3D1497DADA7DA2A9DCED284"/>
-    <w:rsid w:val="00511CFC"/>
-    <w:pPr>
-      <w:spacing w:after="160" w:line="278" w:lineRule="auto"/>
-    </w:pPr>
-    <w:rPr>
-      <w:kern w:val="2"/>
-      <w:sz w:val="24"/>
-      <w:szCs w:val="24"/>
-      <w14:ligatures w14:val="standardContextual"/>
-    </w:rPr>
-  </w:style>
 </w:styles>
 </file>
 
@@ -28169,13 +28133,13 @@
 </file>
 
 <file path=customXml/item2.xml><?xml version="1.0" encoding="utf-8"?>
+<b:Sources xmlns:b="http://schemas.openxmlformats.org/officeDocument/2006/bibliography" xmlns="http://schemas.openxmlformats.org/officeDocument/2006/bibliography" SelectedStyle="\APASixthEditionOfficeOnline.xsl" StyleName="APA" Version="6"/>
+</file>
+
+<file path=customXml/item3.xml><?xml version="1.0" encoding="utf-8"?>
 <go:gDocsCustomXmlDataStorage xmlns:go="http://customooxmlschemas.google.com/" xmlns:r="http://schemas.openxmlformats.org/officeDocument/2006/relationships">
   <go:docsCustomData xmlns:go="http://customooxmlschemas.google.com/" roundtripDataSignature="AMtx7mhXVjVJ3Ds+P5PjRNkxoQ6AnCMTOg==">AMUW2mUTanrNe5+qbulSr7gmkurg78TZWQPG0GoCzVt37Sw7xRilkZoIBnT/4ASSPqiMyq/7+55Z41Jm//LaDtStKAGdIk6WtQcKtKivULsVp6Vgk5x4t+3QMhJwGS69bPgfQtDR0Ew/VVXn4wT0tkDTny0cynj1q/fpu/L3d25hsOel0NfxVGQj5h2Vjeh8ZZ1+MC2q64HZrNFcFSgd6mOfdOMtCC3cOgJSfQif2+xM3dj15+vnR9k=</go:docsCustomData>
 </go:gDocsCustomXmlDataStorage>
-</file>
-
-<file path=customXml/item3.xml><?xml version="1.0" encoding="utf-8"?>
-<b:Sources xmlns:b="http://schemas.openxmlformats.org/officeDocument/2006/bibliography" xmlns="http://schemas.openxmlformats.org/officeDocument/2006/bibliography" SelectedStyle="\APASixthEditionOfficeOnline.xsl" StyleName="APA" Version="6"/>
 </file>
 
 <file path=customXml/item4.xml><?xml version="1.0" encoding="utf-8"?>
@@ -28200,18 +28164,18 @@
 </file>
 
 <file path=customXml/itemProps2.xml><?xml version="1.0" encoding="utf-8"?>
-<ds:datastoreItem xmlns:ds="http://schemas.openxmlformats.org/officeDocument/2006/customXml" ds:itemID="{11111111-1234-1234-1234-123412341234}">
+<ds:datastoreItem xmlns:ds="http://schemas.openxmlformats.org/officeDocument/2006/customXml" ds:itemID="{4281D30F-6327-455E-9E6E-40AF2AE9306C}">
   <ds:schemaRefs>
-    <ds:schemaRef ds:uri="http://customooxmlschemas.google.com/"/>
-    <ds:schemaRef ds:uri="http://schemas.openxmlformats.org/officeDocument/2006/relationships"/>
+    <ds:schemaRef ds:uri="http://schemas.openxmlformats.org/officeDocument/2006/bibliography"/>
   </ds:schemaRefs>
 </ds:datastoreItem>
 </file>
 
 <file path=customXml/itemProps3.xml><?xml version="1.0" encoding="utf-8"?>
-<ds:datastoreItem xmlns:ds="http://schemas.openxmlformats.org/officeDocument/2006/customXml" ds:itemID="{4281D30F-6327-455E-9E6E-40AF2AE9306C}">
+<ds:datastoreItem xmlns:ds="http://schemas.openxmlformats.org/officeDocument/2006/customXml" ds:itemID="{11111111-1234-1234-1234-123412341234}">
   <ds:schemaRefs>
-    <ds:schemaRef ds:uri="http://schemas.openxmlformats.org/officeDocument/2006/bibliography"/>
+    <ds:schemaRef ds:uri="http://customooxmlschemas.google.com/"/>
+    <ds:schemaRef ds:uri="http://schemas.openxmlformats.org/officeDocument/2006/relationships"/>
   </ds:schemaRefs>
 </ds:datastoreItem>
 </file>
